--- a/Final Paper.docx
+++ b/Final Paper.docx
@@ -1260,7 +1260,148 @@
       </w:r>
     </w:p>
     <w:p/>
-    <w:p/>
+    <w:p>
+      <w:pPr>
+        <w:pStyle w:val="Heading2"/>
+      </w:pPr>
+      <w:r>
+        <w:t>Removing Outliers</w:t>
+      </w:r>
+    </w:p>
+    <w:p>
+      <w:pPr>
+        <w:ind w:firstLine="720"/>
+      </w:pPr>
+      <w:r>
+        <w:t>I want to remove organizations that have multiple years of zero program expenses</w:t>
+      </w:r>
+      <w:r>
+        <w:t>.</w:t>
+      </w:r>
+      <w:r>
+        <w:t xml:space="preserve"> </w:t>
+      </w:r>
+      <w:r>
+        <w:t xml:space="preserve">As a prerequisite, I want to check the distribution of organizations without program expenses. </w:t>
+      </w:r>
+    </w:p>
+    <w:p>
+      <w:pPr>
+        <w:ind w:firstLine="720"/>
+      </w:pPr>
+      <w:r>
+        <w:t>According to 501(c)(3) status regulations, an organization that does not follow filing procedures for three consecutive years loses its tax-exempt status.</w:t>
+      </w:r>
+      <w:r>
+        <w:rPr>
+          <w:rStyle w:val="FootnoteReference"/>
+        </w:rPr>
+        <w:footnoteReference w:id="9"/>
+      </w:r>
+      <w:r>
+        <w:t xml:space="preserve"> Additionally, an organization that is not contributing a public benefit is at risk of losings its special status. So, three consecutive years of zero program expenses, assuming this shows zero public benefit, is a reasonable restriction to make. </w:t>
+      </w:r>
+    </w:p>
+    <w:p>
+      <w:pPr>
+        <w:ind w:firstLine="720"/>
+      </w:pPr>
+      <w:r>
+        <w:t xml:space="preserve">For succinctness, I </w:t>
+      </w:r>
+      <w:r>
+        <w:t>should</w:t>
+      </w:r>
+      <w:r>
+        <w:t xml:space="preserve"> also drop organizations with </w:t>
+      </w:r>
+      <w:r>
+        <w:t xml:space="preserve">three </w:t>
+      </w:r>
+      <w:r>
+        <w:t>or more years of zero revenues.</w:t>
+      </w:r>
+      <w:r>
+        <w:t xml:space="preserve"> So, I will drop from the data organizations that satisfy both conditions, because this </w:t>
+      </w:r>
+      <w:proofErr w:type="gramStart"/>
+      <w:r>
+        <w:t>indicates</w:t>
+      </w:r>
+      <w:proofErr w:type="gramEnd"/>
+      <w:r>
+        <w:t xml:space="preserve"> an inactive organization.</w:t>
+      </w:r>
+    </w:p>
+    <w:p>
+      <w:pPr>
+        <w:ind w:firstLine="720"/>
+      </w:pPr>
+      <w:r>
+        <w:t>Also, dropping hospitals and schools from the data set. Their demand is inelastic.</w:t>
+      </w:r>
+    </w:p>
+    <w:p>
+      <w:pPr>
+        <w:ind w:firstLine="720"/>
+      </w:pPr>
+      <w:r>
+        <w:t xml:space="preserve">This limits the data set to </w:t>
+      </w:r>
+      <w:r>
+        <w:t>3</w:t>
+      </w:r>
+      <w:r>
+        <w:t>,</w:t>
+      </w:r>
+      <w:r>
+        <w:t>014</w:t>
+      </w:r>
+      <w:r>
+        <w:t>,</w:t>
+      </w:r>
+      <w:r>
+        <w:t>314</w:t>
+      </w:r>
+      <w:r>
+        <w:t xml:space="preserve"> </w:t>
+      </w:r>
+      <w:r>
+        <w:t>observations (from 5,002,756</w:t>
+      </w:r>
+      <w:r>
+        <w:t xml:space="preserve">) </w:t>
+      </w:r>
+      <w:r>
+        <w:t xml:space="preserve">across </w:t>
+      </w:r>
+      <w:r>
+        <w:t>457</w:t>
+      </w:r>
+      <w:r>
+        <w:t>,</w:t>
+      </w:r>
+      <w:r>
+        <w:t>042</w:t>
+      </w:r>
+      <w:r>
+        <w:t xml:space="preserve"> </w:t>
+      </w:r>
+      <w:r>
+        <w:t xml:space="preserve">unique organizations (from </w:t>
+      </w:r>
+      <w:r>
+        <w:t>738,790).</w:t>
+      </w:r>
+      <w:r>
+        <w:t xml:space="preserve"> According to the log distribution, the data is now much more balanced.</w:t>
+      </w:r>
+    </w:p>
+    <w:p>
+      <w:pPr>
+        <w:ind w:firstLine="720"/>
+      </w:pPr>
+    </w:p>
     <w:sectPr>
       <w:pgSz w:w="12240" w:h="15840"/>
       <w:pgMar w:top="1440" w:right="1440" w:bottom="1440" w:left="1440" w:header="720" w:footer="720" w:gutter="0"/>
@@ -1498,6 +1639,52 @@
       <w:r>
         <w:t>. "The relationship between nonprofits’ revenue composition and their economic-financial efficiency." Nonprofit and Voluntary Sector Quarterly 46, no. 1 (2017): 141-155.</w:t>
       </w:r>
+    </w:p>
+  </w:footnote>
+  <w:footnote w:id="9">
+    <w:p>
+      <w:pPr>
+        <w:pStyle w:val="FootnoteText"/>
+      </w:pPr>
+      <w:r>
+        <w:rPr>
+          <w:rStyle w:val="FootnoteReference"/>
+        </w:rPr>
+        <w:footnoteRef/>
+      </w:r>
+      <w:r>
+        <w:t xml:space="preserve"> </w:t>
+      </w:r>
+      <w:r>
+        <w:t xml:space="preserve">Irs.gov. “Automatic Revocation of Exemption | Internal Revenue Service,” 2017. </w:t>
+      </w:r>
+      <w:hyperlink r:id="rId1" w:history="1">
+        <w:r>
+          <w:rPr>
+            <w:rStyle w:val="Hyperlink"/>
+          </w:rPr>
+          <w:t>https://www.irs.gov/charities-non-profits/automatic-revocation-of-exemption</w:t>
+        </w:r>
+      </w:hyperlink>
+      <w:r>
+        <w:t>.</w:t>
+      </w:r>
+      <w:r>
+        <w:t xml:space="preserve"> </w:t>
+      </w:r>
+    </w:p>
+    <w:p>
+      <w:pPr>
+        <w:pStyle w:val="FootnoteText"/>
+      </w:pPr>
+      <w:r>
+        <w:t>‌</w:t>
+      </w:r>
+    </w:p>
+    <w:p>
+      <w:pPr>
+        <w:pStyle w:val="FootnoteText"/>
+      </w:pPr>
     </w:p>
   </w:footnote>
 </w:footnotes>
@@ -1939,7 +2126,6 @@
     <w:next w:val="Normal"/>
     <w:link w:val="Heading2Char"/>
     <w:uiPriority w:val="9"/>
-    <w:semiHidden/>
     <w:unhideWhenUsed/>
     <w:qFormat/>
     <w:rsid w:val="00840E88"/>
@@ -2112,7 +2298,6 @@
   <w:style w:type="character" w:default="1" w:styleId="DefaultParagraphFont">
     <w:name w:val="Default Paragraph Font"/>
     <w:uiPriority w:val="1"/>
-    <w:semiHidden/>
     <w:unhideWhenUsed/>
   </w:style>
   <w:style w:type="table" w:default="1" w:styleId="TableNormal">
@@ -2154,7 +2339,6 @@
     <w:basedOn w:val="DefaultParagraphFont"/>
     <w:link w:val="Heading2"/>
     <w:uiPriority w:val="9"/>
-    <w:semiHidden/>
     <w:rsid w:val="00840E88"/>
     <w:rPr>
       <w:rFonts w:asciiTheme="majorHAnsi" w:eastAsiaTheme="majorEastAsia" w:hAnsiTheme="majorHAnsi" w:cstheme="majorBidi"/>
@@ -2514,6 +2698,95 @@
     <w:rPr>
       <w:vertAlign w:val="superscript"/>
     </w:rPr>
+  </w:style>
+  <w:style w:type="paragraph" w:styleId="NormalWeb">
+    <w:name w:val="Normal (Web)"/>
+    <w:basedOn w:val="Normal"/>
+    <w:uiPriority w:val="99"/>
+    <w:semiHidden/>
+    <w:unhideWhenUsed/>
+    <w:rsid w:val="00F27514"/>
+  </w:style>
+  <w:style w:type="character" w:styleId="Hyperlink">
+    <w:name w:val="Hyperlink"/>
+    <w:basedOn w:val="DefaultParagraphFont"/>
+    <w:uiPriority w:val="99"/>
+    <w:unhideWhenUsed/>
+    <w:rsid w:val="007D1F67"/>
+    <w:rPr>
+      <w:color w:val="467886" w:themeColor="hyperlink"/>
+      <w:u w:val="single"/>
+    </w:rPr>
+  </w:style>
+  <w:style w:type="character" w:styleId="UnresolvedMention">
+    <w:name w:val="Unresolved Mention"/>
+    <w:basedOn w:val="DefaultParagraphFont"/>
+    <w:uiPriority w:val="99"/>
+    <w:semiHidden/>
+    <w:unhideWhenUsed/>
+    <w:rsid w:val="007D1F67"/>
+    <w:rPr>
+      <w:color w:val="605E5C"/>
+      <w:shd w:val="clear" w:color="auto" w:fill="E1DFDD"/>
+    </w:rPr>
+  </w:style>
+  <w:style w:type="paragraph" w:styleId="HTMLPreformatted">
+    <w:name w:val="HTML Preformatted"/>
+    <w:basedOn w:val="Normal"/>
+    <w:link w:val="HTMLPreformattedChar"/>
+    <w:uiPriority w:val="99"/>
+    <w:semiHidden/>
+    <w:unhideWhenUsed/>
+    <w:rsid w:val="00B64FF4"/>
+    <w:pPr>
+      <w:tabs>
+        <w:tab w:val="left" w:pos="916"/>
+        <w:tab w:val="left" w:pos="1832"/>
+        <w:tab w:val="left" w:pos="2748"/>
+        <w:tab w:val="left" w:pos="3664"/>
+        <w:tab w:val="left" w:pos="4580"/>
+        <w:tab w:val="left" w:pos="5496"/>
+        <w:tab w:val="left" w:pos="6412"/>
+        <w:tab w:val="left" w:pos="7328"/>
+        <w:tab w:val="left" w:pos="8244"/>
+        <w:tab w:val="left" w:pos="9160"/>
+        <w:tab w:val="left" w:pos="10076"/>
+        <w:tab w:val="left" w:pos="10992"/>
+        <w:tab w:val="left" w:pos="11908"/>
+        <w:tab w:val="left" w:pos="12824"/>
+        <w:tab w:val="left" w:pos="13740"/>
+        <w:tab w:val="left" w:pos="14656"/>
+      </w:tabs>
+      <w:spacing w:line="240" w:lineRule="auto"/>
+    </w:pPr>
+    <w:rPr>
+      <w:rFonts w:ascii="Courier New" w:hAnsi="Courier New" w:cs="Courier New"/>
+      <w:color w:val="auto"/>
+      <w:kern w:val="0"/>
+      <w:sz w:val="20"/>
+      <w:szCs w:val="20"/>
+      <w14:ligatures w14:val="none"/>
+    </w:rPr>
+  </w:style>
+  <w:style w:type="character" w:customStyle="1" w:styleId="HTMLPreformattedChar">
+    <w:name w:val="HTML Preformatted Char"/>
+    <w:basedOn w:val="DefaultParagraphFont"/>
+    <w:link w:val="HTMLPreformatted"/>
+    <w:uiPriority w:val="99"/>
+    <w:semiHidden/>
+    <w:rsid w:val="00B64FF4"/>
+    <w:rPr>
+      <w:rFonts w:ascii="Courier New" w:eastAsia="Times New Roman" w:hAnsi="Courier New" w:cs="Courier New"/>
+      <w:kern w:val="0"/>
+      <w:sz w:val="20"/>
+      <w:szCs w:val="20"/>
+      <w14:ligatures w14:val="none"/>
+    </w:rPr>
+  </w:style>
+  <w:style w:type="character" w:customStyle="1" w:styleId="gnj4oy0cpi">
+    <w:name w:val="gnj4oy0cpi"/>
+    <w:basedOn w:val="DefaultParagraphFont"/>
+    <w:rsid w:val="00B64FF4"/>
   </w:style>
 </w:styles>
 </file>
@@ -2834,11 +3107,27 @@
 </file>
 
 <file path=customXml/item1.xml><?xml version="1.0" encoding="utf-8"?>
-<b:Sources xmlns:b="http://schemas.openxmlformats.org/officeDocument/2006/bibliography" xmlns="http://schemas.openxmlformats.org/officeDocument/2006/bibliography" SelectedStyle="/APASixthEditionOfficeOnline.xsl" StyleName="APA" Version="6"/>
+<b:Sources xmlns:b="http://schemas.openxmlformats.org/officeDocument/2006/bibliography" xmlns="http://schemas.openxmlformats.org/officeDocument/2006/bibliography" SelectedStyle="/CHICAGO.XSL" StyleName="Chicago" Version="16">
+  <b:Source>
+    <b:Tag>Int26</b:Tag>
+    <b:SourceType>InternetSite</b:SourceType>
+    <b:Guid>{F74348D9-E897-0B4E-85F1-DE25CBCF56AF}</b:Guid>
+    <b:Title>IRS</b:Title>
+    <b:InternetSiteTitle>IRS.gov</b:InternetSiteTitle>
+    <b:URL>https://www.irs.gov/charities-non-profits/automatic-revocation-of-exemption</b:URL>
+    <b:Year>2026</b:Year>
+    <b:Author>
+      <b:Author>
+        <b:Corporate>Internal Revenue Service</b:Corporate>
+      </b:Author>
+    </b:Author>
+    <b:RefOrder>1</b:RefOrder>
+  </b:Source>
+</b:Sources>
 </file>
 
 <file path=customXml/itemProps1.xml><?xml version="1.0" encoding="utf-8"?>
-<ds:datastoreItem xmlns:ds="http://schemas.openxmlformats.org/officeDocument/2006/customXml" ds:itemID="{92B53441-5E28-7F4C-B1FF-3522E154C466}">
+<ds:datastoreItem xmlns:ds="http://schemas.openxmlformats.org/officeDocument/2006/customXml" ds:itemID="{5DE27BF8-82AB-A943-905C-69B5AB86EA1D}">
   <ds:schemaRefs>
     <ds:schemaRef ds:uri="http://schemas.openxmlformats.org/officeDocument/2006/bibliography"/>
   </ds:schemaRefs>

--- a/Final Paper.docx
+++ b/Final Paper.docx
@@ -17,14 +17,631 @@
         <w:br w:type="page"/>
       </w:r>
     </w:p>
+    <w:sdt>
+      <w:sdtPr>
+        <w:id w:val="121733276"/>
+        <w:docPartObj>
+          <w:docPartGallery w:val="Table of Contents"/>
+          <w:docPartUnique/>
+        </w:docPartObj>
+      </w:sdtPr>
+      <w:sdtEndPr>
+        <w:rPr>
+          <w:rFonts w:ascii="Times New Roman" w:eastAsia="Times New Roman" w:hAnsi="Times New Roman" w:cs="Times New Roman"/>
+          <w:noProof/>
+          <w:color w:val="000000"/>
+          <w:kern w:val="2"/>
+          <w:sz w:val="24"/>
+          <w:szCs w:val="24"/>
+          <w14:ligatures w14:val="standardContextual"/>
+        </w:rPr>
+      </w:sdtEndPr>
+      <w:sdtContent>
+        <w:p>
+          <w:pPr>
+            <w:pStyle w:val="TOCHeading"/>
+          </w:pPr>
+          <w:r>
+            <w:t>Table of Contents</w:t>
+          </w:r>
+        </w:p>
+        <w:p>
+          <w:pPr>
+            <w:pStyle w:val="TOC1"/>
+            <w:tabs>
+              <w:tab w:val="right" w:leader="dot" w:pos="9350"/>
+            </w:tabs>
+            <w:rPr>
+              <w:noProof/>
+            </w:rPr>
+          </w:pPr>
+          <w:r>
+            <w:rPr>
+              <w:b w:val="0"/>
+              <w:bCs w:val="0"/>
+            </w:rPr>
+            <w:fldChar w:fldCharType="begin"/>
+          </w:r>
+          <w:r>
+            <w:instrText xml:space="preserve"> TOC \o "1-3" \h \z \u </w:instrText>
+          </w:r>
+          <w:r>
+            <w:rPr>
+              <w:b w:val="0"/>
+              <w:bCs w:val="0"/>
+            </w:rPr>
+            <w:fldChar w:fldCharType="separate"/>
+          </w:r>
+          <w:hyperlink w:anchor="_Toc221632639" w:history="1">
+            <w:r>
+              <w:rPr>
+                <w:rStyle w:val="Hyperlink"/>
+                <w:noProof/>
+              </w:rPr>
+              <w:t>Introduction</w:t>
+            </w:r>
+            <w:r>
+              <w:rPr>
+                <w:noProof/>
+                <w:webHidden/>
+              </w:rPr>
+              <w:tab/>
+            </w:r>
+            <w:r>
+              <w:rPr>
+                <w:noProof/>
+                <w:webHidden/>
+              </w:rPr>
+              <w:fldChar w:fldCharType="begin"/>
+            </w:r>
+            <w:r>
+              <w:rPr>
+                <w:noProof/>
+                <w:webHidden/>
+              </w:rPr>
+              <w:instrText xml:space="preserve"> PAGEREF _Toc221632639 \h </w:instrText>
+            </w:r>
+            <w:r>
+              <w:rPr>
+                <w:noProof/>
+                <w:webHidden/>
+              </w:rPr>
+            </w:r>
+            <w:r>
+              <w:rPr>
+                <w:noProof/>
+                <w:webHidden/>
+              </w:rPr>
+              <w:fldChar w:fldCharType="separate"/>
+            </w:r>
+            <w:r>
+              <w:rPr>
+                <w:noProof/>
+                <w:webHidden/>
+              </w:rPr>
+              <w:t>3</w:t>
+            </w:r>
+            <w:r>
+              <w:rPr>
+                <w:noProof/>
+                <w:webHidden/>
+              </w:rPr>
+              <w:fldChar w:fldCharType="end"/>
+            </w:r>
+          </w:hyperlink>
+        </w:p>
+        <w:p>
+          <w:pPr>
+            <w:pStyle w:val="TOC1"/>
+            <w:tabs>
+              <w:tab w:val="right" w:leader="dot" w:pos="9350"/>
+            </w:tabs>
+            <w:rPr>
+              <w:noProof/>
+            </w:rPr>
+          </w:pPr>
+          <w:hyperlink w:anchor="_Toc221632640" w:history="1">
+            <w:r>
+              <w:rPr>
+                <w:rStyle w:val="Hyperlink"/>
+                <w:noProof/>
+              </w:rPr>
+              <w:t>Literature Review</w:t>
+            </w:r>
+            <w:r>
+              <w:rPr>
+                <w:noProof/>
+                <w:webHidden/>
+              </w:rPr>
+              <w:tab/>
+            </w:r>
+            <w:r>
+              <w:rPr>
+                <w:noProof/>
+                <w:webHidden/>
+              </w:rPr>
+              <w:fldChar w:fldCharType="begin"/>
+            </w:r>
+            <w:r>
+              <w:rPr>
+                <w:noProof/>
+                <w:webHidden/>
+              </w:rPr>
+              <w:instrText xml:space="preserve"> PAGEREF _Toc221632640 \h </w:instrText>
+            </w:r>
+            <w:r>
+              <w:rPr>
+                <w:noProof/>
+                <w:webHidden/>
+              </w:rPr>
+            </w:r>
+            <w:r>
+              <w:rPr>
+                <w:noProof/>
+                <w:webHidden/>
+              </w:rPr>
+              <w:fldChar w:fldCharType="separate"/>
+            </w:r>
+            <w:r>
+              <w:rPr>
+                <w:noProof/>
+                <w:webHidden/>
+              </w:rPr>
+              <w:t>4</w:t>
+            </w:r>
+            <w:r>
+              <w:rPr>
+                <w:noProof/>
+                <w:webHidden/>
+              </w:rPr>
+              <w:fldChar w:fldCharType="end"/>
+            </w:r>
+          </w:hyperlink>
+        </w:p>
+        <w:p>
+          <w:pPr>
+            <w:pStyle w:val="TOC1"/>
+            <w:tabs>
+              <w:tab w:val="right" w:leader="dot" w:pos="9350"/>
+            </w:tabs>
+            <w:rPr>
+              <w:noProof/>
+            </w:rPr>
+          </w:pPr>
+          <w:hyperlink w:anchor="_Toc221632641" w:history="1">
+            <w:r>
+              <w:rPr>
+                <w:rStyle w:val="Hyperlink"/>
+                <w:noProof/>
+              </w:rPr>
+              <w:t>Data / Methodology</w:t>
+            </w:r>
+            <w:r>
+              <w:rPr>
+                <w:noProof/>
+                <w:webHidden/>
+              </w:rPr>
+              <w:tab/>
+            </w:r>
+            <w:r>
+              <w:rPr>
+                <w:noProof/>
+                <w:webHidden/>
+              </w:rPr>
+              <w:fldChar w:fldCharType="begin"/>
+            </w:r>
+            <w:r>
+              <w:rPr>
+                <w:noProof/>
+                <w:webHidden/>
+              </w:rPr>
+              <w:instrText xml:space="preserve"> PAGEREF _Toc221632641 \h </w:instrText>
+            </w:r>
+            <w:r>
+              <w:rPr>
+                <w:noProof/>
+                <w:webHidden/>
+              </w:rPr>
+            </w:r>
+            <w:r>
+              <w:rPr>
+                <w:noProof/>
+                <w:webHidden/>
+              </w:rPr>
+              <w:fldChar w:fldCharType="separate"/>
+            </w:r>
+            <w:r>
+              <w:rPr>
+                <w:noProof/>
+                <w:webHidden/>
+              </w:rPr>
+              <w:t>5</w:t>
+            </w:r>
+            <w:r>
+              <w:rPr>
+                <w:noProof/>
+                <w:webHidden/>
+              </w:rPr>
+              <w:fldChar w:fldCharType="end"/>
+            </w:r>
+          </w:hyperlink>
+        </w:p>
+        <w:p>
+          <w:pPr>
+            <w:pStyle w:val="TOC2"/>
+            <w:tabs>
+              <w:tab w:val="right" w:leader="dot" w:pos="9350"/>
+            </w:tabs>
+            <w:rPr>
+              <w:noProof/>
+            </w:rPr>
+          </w:pPr>
+          <w:hyperlink w:anchor="_Toc221632642" w:history="1">
+            <w:r>
+              <w:rPr>
+                <w:rStyle w:val="Hyperlink"/>
+                <w:noProof/>
+              </w:rPr>
+              <w:t>Removing Outliers</w:t>
+            </w:r>
+            <w:r>
+              <w:rPr>
+                <w:noProof/>
+                <w:webHidden/>
+              </w:rPr>
+              <w:tab/>
+            </w:r>
+            <w:r>
+              <w:rPr>
+                <w:noProof/>
+                <w:webHidden/>
+              </w:rPr>
+              <w:fldChar w:fldCharType="begin"/>
+            </w:r>
+            <w:r>
+              <w:rPr>
+                <w:noProof/>
+                <w:webHidden/>
+              </w:rPr>
+              <w:instrText xml:space="preserve"> PAGEREF _Toc221632642 \h </w:instrText>
+            </w:r>
+            <w:r>
+              <w:rPr>
+                <w:noProof/>
+                <w:webHidden/>
+              </w:rPr>
+            </w:r>
+            <w:r>
+              <w:rPr>
+                <w:noProof/>
+                <w:webHidden/>
+              </w:rPr>
+              <w:fldChar w:fldCharType="separate"/>
+            </w:r>
+            <w:r>
+              <w:rPr>
+                <w:noProof/>
+                <w:webHidden/>
+              </w:rPr>
+              <w:t>7</w:t>
+            </w:r>
+            <w:r>
+              <w:rPr>
+                <w:noProof/>
+                <w:webHidden/>
+              </w:rPr>
+              <w:fldChar w:fldCharType="end"/>
+            </w:r>
+          </w:hyperlink>
+        </w:p>
+        <w:p>
+          <w:pPr>
+            <w:pStyle w:val="TOC1"/>
+            <w:tabs>
+              <w:tab w:val="right" w:leader="dot" w:pos="9350"/>
+            </w:tabs>
+            <w:rPr>
+              <w:noProof/>
+            </w:rPr>
+          </w:pPr>
+          <w:hyperlink w:anchor="_Toc221632643" w:history="1">
+            <w:r>
+              <w:rPr>
+                <w:rStyle w:val="Hyperlink"/>
+                <w:noProof/>
+              </w:rPr>
+              <w:t>Results</w:t>
+            </w:r>
+            <w:r>
+              <w:rPr>
+                <w:noProof/>
+                <w:webHidden/>
+              </w:rPr>
+              <w:tab/>
+            </w:r>
+            <w:r>
+              <w:rPr>
+                <w:noProof/>
+                <w:webHidden/>
+              </w:rPr>
+              <w:fldChar w:fldCharType="begin"/>
+            </w:r>
+            <w:r>
+              <w:rPr>
+                <w:noProof/>
+                <w:webHidden/>
+              </w:rPr>
+              <w:instrText xml:space="preserve"> PAGEREF _Toc221632643 \h </w:instrText>
+            </w:r>
+            <w:r>
+              <w:rPr>
+                <w:noProof/>
+                <w:webHidden/>
+              </w:rPr>
+            </w:r>
+            <w:r>
+              <w:rPr>
+                <w:noProof/>
+                <w:webHidden/>
+              </w:rPr>
+              <w:fldChar w:fldCharType="separate"/>
+            </w:r>
+            <w:r>
+              <w:rPr>
+                <w:noProof/>
+                <w:webHidden/>
+              </w:rPr>
+              <w:t>8</w:t>
+            </w:r>
+            <w:r>
+              <w:rPr>
+                <w:noProof/>
+                <w:webHidden/>
+              </w:rPr>
+              <w:fldChar w:fldCharType="end"/>
+            </w:r>
+          </w:hyperlink>
+        </w:p>
+        <w:p>
+          <w:pPr>
+            <w:pStyle w:val="TOC1"/>
+            <w:tabs>
+              <w:tab w:val="right" w:leader="dot" w:pos="9350"/>
+            </w:tabs>
+            <w:rPr>
+              <w:noProof/>
+            </w:rPr>
+          </w:pPr>
+          <w:hyperlink w:anchor="_Toc221632644" w:history="1">
+            <w:r>
+              <w:rPr>
+                <w:rStyle w:val="Hyperlink"/>
+                <w:noProof/>
+              </w:rPr>
+              <w:t>Analysis</w:t>
+            </w:r>
+            <w:r>
+              <w:rPr>
+                <w:noProof/>
+                <w:webHidden/>
+              </w:rPr>
+              <w:tab/>
+            </w:r>
+            <w:r>
+              <w:rPr>
+                <w:noProof/>
+                <w:webHidden/>
+              </w:rPr>
+              <w:fldChar w:fldCharType="begin"/>
+            </w:r>
+            <w:r>
+              <w:rPr>
+                <w:noProof/>
+                <w:webHidden/>
+              </w:rPr>
+              <w:instrText xml:space="preserve"> PAGEREF _Toc221632644 \h </w:instrText>
+            </w:r>
+            <w:r>
+              <w:rPr>
+                <w:noProof/>
+                <w:webHidden/>
+              </w:rPr>
+            </w:r>
+            <w:r>
+              <w:rPr>
+                <w:noProof/>
+                <w:webHidden/>
+              </w:rPr>
+              <w:fldChar w:fldCharType="separate"/>
+            </w:r>
+            <w:r>
+              <w:rPr>
+                <w:noProof/>
+                <w:webHidden/>
+              </w:rPr>
+              <w:t>9</w:t>
+            </w:r>
+            <w:r>
+              <w:rPr>
+                <w:noProof/>
+                <w:webHidden/>
+              </w:rPr>
+              <w:fldChar w:fldCharType="end"/>
+            </w:r>
+          </w:hyperlink>
+        </w:p>
+        <w:p>
+          <w:pPr>
+            <w:pStyle w:val="TOC1"/>
+            <w:tabs>
+              <w:tab w:val="right" w:leader="dot" w:pos="9350"/>
+            </w:tabs>
+            <w:rPr>
+              <w:noProof/>
+            </w:rPr>
+          </w:pPr>
+          <w:hyperlink w:anchor="_Toc221632645" w:history="1">
+            <w:r>
+              <w:rPr>
+                <w:rStyle w:val="Hyperlink"/>
+                <w:noProof/>
+              </w:rPr>
+              <w:t>Conclusion</w:t>
+            </w:r>
+            <w:r>
+              <w:rPr>
+                <w:noProof/>
+                <w:webHidden/>
+              </w:rPr>
+              <w:tab/>
+            </w:r>
+            <w:r>
+              <w:rPr>
+                <w:noProof/>
+                <w:webHidden/>
+              </w:rPr>
+              <w:fldChar w:fldCharType="begin"/>
+            </w:r>
+            <w:r>
+              <w:rPr>
+                <w:noProof/>
+                <w:webHidden/>
+              </w:rPr>
+              <w:instrText xml:space="preserve"> PAGEREF _Toc221632645 \h </w:instrText>
+            </w:r>
+            <w:r>
+              <w:rPr>
+                <w:noProof/>
+                <w:webHidden/>
+              </w:rPr>
+            </w:r>
+            <w:r>
+              <w:rPr>
+                <w:noProof/>
+                <w:webHidden/>
+              </w:rPr>
+              <w:fldChar w:fldCharType="separate"/>
+            </w:r>
+            <w:r>
+              <w:rPr>
+                <w:noProof/>
+                <w:webHidden/>
+              </w:rPr>
+              <w:t>10</w:t>
+            </w:r>
+            <w:r>
+              <w:rPr>
+                <w:noProof/>
+                <w:webHidden/>
+              </w:rPr>
+              <w:fldChar w:fldCharType="end"/>
+            </w:r>
+          </w:hyperlink>
+        </w:p>
+        <w:p>
+          <w:pPr>
+            <w:pStyle w:val="TOC1"/>
+            <w:tabs>
+              <w:tab w:val="right" w:leader="dot" w:pos="9350"/>
+            </w:tabs>
+            <w:rPr>
+              <w:noProof/>
+            </w:rPr>
+          </w:pPr>
+          <w:hyperlink w:anchor="_Toc221632646" w:history="1">
+            <w:r>
+              <w:rPr>
+                <w:rStyle w:val="Hyperlink"/>
+                <w:noProof/>
+              </w:rPr>
+              <w:t>Bibliography</w:t>
+            </w:r>
+            <w:r>
+              <w:rPr>
+                <w:noProof/>
+                <w:webHidden/>
+              </w:rPr>
+              <w:tab/>
+            </w:r>
+            <w:r>
+              <w:rPr>
+                <w:noProof/>
+                <w:webHidden/>
+              </w:rPr>
+              <w:fldChar w:fldCharType="begin"/>
+            </w:r>
+            <w:r>
+              <w:rPr>
+                <w:noProof/>
+                <w:webHidden/>
+              </w:rPr>
+              <w:instrText xml:space="preserve"> PAGEREF _Toc221632646 \h </w:instrText>
+            </w:r>
+            <w:r>
+              <w:rPr>
+                <w:noProof/>
+                <w:webHidden/>
+              </w:rPr>
+            </w:r>
+            <w:r>
+              <w:rPr>
+                <w:noProof/>
+                <w:webHidden/>
+              </w:rPr>
+              <w:fldChar w:fldCharType="separate"/>
+            </w:r>
+            <w:r>
+              <w:rPr>
+                <w:noProof/>
+                <w:webHidden/>
+              </w:rPr>
+              <w:t>11</w:t>
+            </w:r>
+            <w:r>
+              <w:rPr>
+                <w:noProof/>
+                <w:webHidden/>
+              </w:rPr>
+              <w:fldChar w:fldCharType="end"/>
+            </w:r>
+          </w:hyperlink>
+        </w:p>
+        <w:p>
+          <w:r>
+            <w:rPr>
+              <w:b/>
+              <w:bCs/>
+              <w:noProof/>
+            </w:rPr>
+            <w:fldChar w:fldCharType="end"/>
+          </w:r>
+        </w:p>
+      </w:sdtContent>
+    </w:sdt>
+    <w:p>
+      <w:pPr>
+        <w:spacing w:after="160" w:line="278" w:lineRule="auto"/>
+        <w:rPr>
+          <w:rFonts w:asciiTheme="majorHAnsi" w:eastAsiaTheme="majorEastAsia" w:hAnsiTheme="majorHAnsi" w:cstheme="majorBidi"/>
+          <w:color w:val="0F4761" w:themeColor="accent1" w:themeShade="BF"/>
+          <w:sz w:val="40"/>
+          <w:szCs w:val="40"/>
+        </w:rPr>
+      </w:pPr>
+      <w:r>
+        <w:br w:type="page"/>
+      </w:r>
+    </w:p>
     <w:p>
       <w:pPr>
         <w:pStyle w:val="Heading1"/>
       </w:pPr>
+      <w:bookmarkStart w:id="0" w:name="_Toc221632639"/>
       <w:r>
         <w:lastRenderedPageBreak/>
         <w:t>Introduction</w:t>
       </w:r>
+      <w:bookmarkEnd w:id="0"/>
       <w:r>
         <w:br w:type="page"/>
       </w:r>
@@ -33,10 +650,26 @@
       <w:pPr>
         <w:pStyle w:val="Heading1"/>
       </w:pPr>
+      <w:bookmarkStart w:id="1" w:name="_Toc221632640"/>
+      <w:r>
+        <w:lastRenderedPageBreak/>
+        <w:t>Literature Review</w:t>
+      </w:r>
+      <w:bookmarkEnd w:id="1"/>
+      <w:r>
+        <w:br w:type="page"/>
+      </w:r>
+    </w:p>
+    <w:p>
+      <w:pPr>
+        <w:pStyle w:val="Heading1"/>
+      </w:pPr>
+      <w:bookmarkStart w:id="2" w:name="_Toc221632641"/>
       <w:r>
         <w:lastRenderedPageBreak/>
         <w:t>Data / Methodology</w:t>
       </w:r>
+      <w:bookmarkEnd w:id="2"/>
     </w:p>
     <w:p>
       <w:pPr>
@@ -1264,9 +1897,11 @@
       <w:pPr>
         <w:pStyle w:val="Heading2"/>
       </w:pPr>
+      <w:bookmarkStart w:id="3" w:name="_Toc221632642"/>
       <w:r>
         <w:t>Removing Outliers</w:t>
       </w:r>
+      <w:bookmarkEnd w:id="3"/>
     </w:p>
     <w:p>
       <w:pPr>
@@ -1399,10 +2034,93 @@
     </w:p>
     <w:p>
       <w:pPr>
+        <w:spacing w:after="160" w:line="278" w:lineRule="auto"/>
+      </w:pPr>
+      <w:r>
+        <w:br w:type="page"/>
+      </w:r>
+    </w:p>
+    <w:p>
+      <w:pPr>
+        <w:pStyle w:val="Heading1"/>
+      </w:pPr>
+      <w:bookmarkStart w:id="4" w:name="_Toc221632643"/>
+      <w:r>
+        <w:lastRenderedPageBreak/>
+        <w:t>Results</w:t>
+      </w:r>
+      <w:bookmarkEnd w:id="4"/>
+    </w:p>
+    <w:p>
+      <w:pPr>
+        <w:spacing w:after="160" w:line="278" w:lineRule="auto"/>
+      </w:pPr>
+      <w:r>
+        <w:br w:type="page"/>
+      </w:r>
+    </w:p>
+    <w:p>
+      <w:pPr>
+        <w:pStyle w:val="Heading1"/>
+      </w:pPr>
+      <w:bookmarkStart w:id="5" w:name="_Toc221632644"/>
+      <w:r>
+        <w:lastRenderedPageBreak/>
+        <w:t>Analysis</w:t>
+      </w:r>
+      <w:bookmarkEnd w:id="5"/>
+    </w:p>
+    <w:p>
+      <w:pPr>
+        <w:spacing w:after="160" w:line="278" w:lineRule="auto"/>
+      </w:pPr>
+      <w:r>
+        <w:br w:type="page"/>
+      </w:r>
+    </w:p>
+    <w:p>
+      <w:pPr>
+        <w:pStyle w:val="Heading1"/>
+      </w:pPr>
+      <w:bookmarkStart w:id="6" w:name="_Toc221632645"/>
+      <w:r>
+        <w:lastRenderedPageBreak/>
+        <w:t>Conclusion</w:t>
+      </w:r>
+      <w:bookmarkEnd w:id="6"/>
+    </w:p>
+    <w:p>
+      <w:pPr>
+        <w:spacing w:after="160" w:line="278" w:lineRule="auto"/>
+      </w:pPr>
+      <w:r>
+        <w:br w:type="page"/>
+      </w:r>
+    </w:p>
+    <w:p>
+      <w:pPr>
+        <w:pStyle w:val="Heading1"/>
+      </w:pPr>
+      <w:bookmarkStart w:id="7" w:name="_Toc221632646"/>
+      <w:r>
+        <w:lastRenderedPageBreak/>
+        <w:t>Bibliography</w:t>
+      </w:r>
+      <w:bookmarkEnd w:id="7"/>
+    </w:p>
+    <w:p/>
+    <w:p>
+      <w:pPr>
         <w:ind w:firstLine="720"/>
       </w:pPr>
     </w:p>
     <w:sectPr>
+      <w:headerReference w:type="even" r:id="rId7"/>
+      <w:headerReference w:type="default" r:id="rId8"/>
+      <w:footerReference w:type="even" r:id="rId9"/>
+      <w:footerReference w:type="default" r:id="rId10"/>
+      <w:headerReference w:type="first" r:id="rId11"/>
+      <w:footerReference w:type="first" r:id="rId12"/>
       <w:pgSz w:w="12240" w:h="15840"/>
       <w:pgMar w:top="1440" w:right="1440" w:bottom="1440" w:left="1440" w:header="720" w:footer="720" w:gutter="0"/>
       <w:cols w:space="720"/>
@@ -1431,6 +2149,36 @@
 </w:endnotes>
 </file>
 
+<file path=word/footer1.xml><?xml version="1.0" encoding="utf-8"?>
+<w:ftr xmlns:wpc="http://schemas.microsoft.com/office/word/2010/wordprocessingCanvas" xmlns:cx="http://schemas.microsoft.com/office/drawing/2014/chartex" xmlns:cx1="http://schemas.microsoft.com/office/drawing/2015/9/8/chartex" xmlns:cx2="http://schemas.microsoft.com/office/drawing/2015/10/21/chartex" xmlns:cx3="http://schemas.microsoft.com/office/drawing/2016/5/9/chartex" xmlns:cx4="http://schemas.microsoft.com/office/drawing/2016/5/10/chartex" xmlns:cx5="http://schemas.microsoft.com/office/drawing/2016/5/11/chartex" xmlns:cx6="http://schemas.microsoft.com/office/drawing/2016/5/12/chartex" xmlns:cx7="http://schemas.microsoft.com/office/drawing/2016/5/13/chartex" xmlns:cx8="http://schemas.microsoft.com/office/drawing/2016/5/14/chartex" xmlns:mc="http://schemas.openxmlformats.org/markup-compatibility/2006" xmlns:aink="http://schemas.microsoft.com/office/drawing/2016/ink" xmlns:am3d="http://schemas.microsoft.com/office/drawing/2017/model3d" xmlns:o="urn:schemas-microsoft-com:office:office" xmlns:oel="http://schemas.microsoft.com/office/2019/extlst" xmlns:r="http://schemas.openxmlformats.org/officeDocument/2006/relationships" xmlns:m="http://schemas.openxmlformats.org/officeDocument/2006/math" xmlns:v="urn:schemas-microsoft-com:vml" xmlns:wp14="http://schemas.microsoft.com/office/word/2010/wordprocessingDrawing" xmlns:wp="http://schemas.openxmlformats.org/drawingml/2006/wordprocessingDrawing" xmlns:w10="urn:schemas-microsoft-com:office:word" xmlns:w="http://schemas.openxmlformats.org/wordprocessingml/2006/main" xmlns:w14="http://schemas.microsoft.com/office/word/2010/wordml" xmlns:w15="http://schemas.microsoft.com/office/word/2012/wordml" xmlns:w16cex="http://schemas.microsoft.com/office/word/2018/wordml/cex" xmlns:w16cid="http://schemas.microsoft.com/office/word/2016/wordml/cid" xmlns:w16="http://schemas.microsoft.com/office/word/2018/wordml" xmlns:w16du="http://schemas.microsoft.com/office/word/2023/wordml/word16du" xmlns:w16sdtdh="http://schemas.microsoft.com/office/word/2020/wordml/sdtdatahash" xmlns:w16sdtfl="http://schemas.microsoft.com/office/word/2024/wordml/sdtformatlock" xmlns:w16se="http://schemas.microsoft.com/office/word/2015/wordml/symex" xmlns:wpg="http://schemas.microsoft.com/office/word/2010/wordprocessingGroup" xmlns:wpi="http://schemas.microsoft.com/office/word/2010/wordprocessingInk" xmlns:wne="http://schemas.microsoft.com/office/word/2006/wordml" xmlns:wps="http://schemas.microsoft.com/office/word/2010/wordprocessingShape" mc:Ignorable="w14 w15 w16se w16cid w16 w16cex w16sdtdh w16sdtfl w16du wp14">
+  <w:p>
+    <w:pPr>
+      <w:pStyle w:val="Footer"/>
+    </w:pPr>
+  </w:p>
+</w:ftr>
+</file>
+
+<file path=word/footer2.xml><?xml version="1.0" encoding="utf-8"?>
+<w:ftr xmlns:wpc="http://schemas.microsoft.com/office/word/2010/wordprocessingCanvas" xmlns:cx="http://schemas.microsoft.com/office/drawing/2014/chartex" xmlns:cx1="http://schemas.microsoft.com/office/drawing/2015/9/8/chartex" xmlns:cx2="http://schemas.microsoft.com/office/drawing/2015/10/21/chartex" xmlns:cx3="http://schemas.microsoft.com/office/drawing/2016/5/9/chartex" xmlns:cx4="http://schemas.microsoft.com/office/drawing/2016/5/10/chartex" xmlns:cx5="http://schemas.microsoft.com/office/drawing/2016/5/11/chartex" xmlns:cx6="http://schemas.microsoft.com/office/drawing/2016/5/12/chartex" xmlns:cx7="http://schemas.microsoft.com/office/drawing/2016/5/13/chartex" xmlns:cx8="http://schemas.microsoft.com/office/drawing/2016/5/14/chartex" xmlns:mc="http://schemas.openxmlformats.org/markup-compatibility/2006" xmlns:aink="http://schemas.microsoft.com/office/drawing/2016/ink" xmlns:am3d="http://schemas.microsoft.com/office/drawing/2017/model3d" xmlns:o="urn:schemas-microsoft-com:office:office" xmlns:oel="http://schemas.microsoft.com/office/2019/extlst" xmlns:r="http://schemas.openxmlformats.org/officeDocument/2006/relationships" xmlns:m="http://schemas.openxmlformats.org/officeDocument/2006/math" xmlns:v="urn:schemas-microsoft-com:vml" xmlns:wp14="http://schemas.microsoft.com/office/word/2010/wordprocessingDrawing" xmlns:wp="http://schemas.openxmlformats.org/drawingml/2006/wordprocessingDrawing" xmlns:w10="urn:schemas-microsoft-com:office:word" xmlns:w="http://schemas.openxmlformats.org/wordprocessingml/2006/main" xmlns:w14="http://schemas.microsoft.com/office/word/2010/wordml" xmlns:w15="http://schemas.microsoft.com/office/word/2012/wordml" xmlns:w16cex="http://schemas.microsoft.com/office/word/2018/wordml/cex" xmlns:w16cid="http://schemas.microsoft.com/office/word/2016/wordml/cid" xmlns:w16="http://schemas.microsoft.com/office/word/2018/wordml" xmlns:w16du="http://schemas.microsoft.com/office/word/2023/wordml/word16du" xmlns:w16sdtdh="http://schemas.microsoft.com/office/word/2020/wordml/sdtdatahash" xmlns:w16sdtfl="http://schemas.microsoft.com/office/word/2024/wordml/sdtformatlock" xmlns:w16se="http://schemas.microsoft.com/office/word/2015/wordml/symex" xmlns:wpg="http://schemas.microsoft.com/office/word/2010/wordprocessingGroup" xmlns:wpi="http://schemas.microsoft.com/office/word/2010/wordprocessingInk" xmlns:wne="http://schemas.microsoft.com/office/word/2006/wordml" xmlns:wps="http://schemas.microsoft.com/office/word/2010/wordprocessingShape" mc:Ignorable="w14 w15 w16se w16cid w16 w16cex w16sdtdh w16sdtfl w16du wp14">
+  <w:p>
+    <w:pPr>
+      <w:pStyle w:val="Footer"/>
+    </w:pPr>
+  </w:p>
+</w:ftr>
+</file>
+
+<file path=word/footer3.xml><?xml version="1.0" encoding="utf-8"?>
+<w:ftr xmlns:wpc="http://schemas.microsoft.com/office/word/2010/wordprocessingCanvas" xmlns:cx="http://schemas.microsoft.com/office/drawing/2014/chartex" xmlns:cx1="http://schemas.microsoft.com/office/drawing/2015/9/8/chartex" xmlns:cx2="http://schemas.microsoft.com/office/drawing/2015/10/21/chartex" xmlns:cx3="http://schemas.microsoft.com/office/drawing/2016/5/9/chartex" xmlns:cx4="http://schemas.microsoft.com/office/drawing/2016/5/10/chartex" xmlns:cx5="http://schemas.microsoft.com/office/drawing/2016/5/11/chartex" xmlns:cx6="http://schemas.microsoft.com/office/drawing/2016/5/12/chartex" xmlns:cx7="http://schemas.microsoft.com/office/drawing/2016/5/13/chartex" xmlns:cx8="http://schemas.microsoft.com/office/drawing/2016/5/14/chartex" xmlns:mc="http://schemas.openxmlformats.org/markup-compatibility/2006" xmlns:aink="http://schemas.microsoft.com/office/drawing/2016/ink" xmlns:am3d="http://schemas.microsoft.com/office/drawing/2017/model3d" xmlns:o="urn:schemas-microsoft-com:office:office" xmlns:oel="http://schemas.microsoft.com/office/2019/extlst" xmlns:r="http://schemas.openxmlformats.org/officeDocument/2006/relationships" xmlns:m="http://schemas.openxmlformats.org/officeDocument/2006/math" xmlns:v="urn:schemas-microsoft-com:vml" xmlns:wp14="http://schemas.microsoft.com/office/word/2010/wordprocessingDrawing" xmlns:wp="http://schemas.openxmlformats.org/drawingml/2006/wordprocessingDrawing" xmlns:w10="urn:schemas-microsoft-com:office:word" xmlns:w="http://schemas.openxmlformats.org/wordprocessingml/2006/main" xmlns:w14="http://schemas.microsoft.com/office/word/2010/wordml" xmlns:w15="http://schemas.microsoft.com/office/word/2012/wordml" xmlns:w16cex="http://schemas.microsoft.com/office/word/2018/wordml/cex" xmlns:w16cid="http://schemas.microsoft.com/office/word/2016/wordml/cid" xmlns:w16="http://schemas.microsoft.com/office/word/2018/wordml" xmlns:w16du="http://schemas.microsoft.com/office/word/2023/wordml/word16du" xmlns:w16sdtdh="http://schemas.microsoft.com/office/word/2020/wordml/sdtdatahash" xmlns:w16sdtfl="http://schemas.microsoft.com/office/word/2024/wordml/sdtformatlock" xmlns:w16se="http://schemas.microsoft.com/office/word/2015/wordml/symex" xmlns:wpg="http://schemas.microsoft.com/office/word/2010/wordprocessingGroup" xmlns:wpi="http://schemas.microsoft.com/office/word/2010/wordprocessingInk" xmlns:wne="http://schemas.microsoft.com/office/word/2006/wordml" xmlns:wps="http://schemas.microsoft.com/office/word/2010/wordprocessingShape" mc:Ignorable="w14 w15 w16se w16cid w16 w16cex w16sdtdh w16sdtfl w16du wp14">
+  <w:p>
+    <w:pPr>
+      <w:pStyle w:val="Footer"/>
+    </w:pPr>
+  </w:p>
+</w:ftr>
+</file>
+
 <file path=word/footnotes.xml><?xml version="1.0" encoding="utf-8"?>
 <w:footnotes xmlns:wpc="http://schemas.microsoft.com/office/word/2010/wordprocessingCanvas" xmlns:cx="http://schemas.microsoft.com/office/drawing/2014/chartex" xmlns:cx1="http://schemas.microsoft.com/office/drawing/2015/9/8/chartex" xmlns:cx2="http://schemas.microsoft.com/office/drawing/2015/10/21/chartex" xmlns:cx3="http://schemas.microsoft.com/office/drawing/2016/5/9/chartex" xmlns:cx4="http://schemas.microsoft.com/office/drawing/2016/5/10/chartex" xmlns:cx5="http://schemas.microsoft.com/office/drawing/2016/5/11/chartex" xmlns:cx6="http://schemas.microsoft.com/office/drawing/2016/5/12/chartex" xmlns:cx7="http://schemas.microsoft.com/office/drawing/2016/5/13/chartex" xmlns:cx8="http://schemas.microsoft.com/office/drawing/2016/5/14/chartex" xmlns:mc="http://schemas.openxmlformats.org/markup-compatibility/2006" xmlns:aink="http://schemas.microsoft.com/office/drawing/2016/ink" xmlns:am3d="http://schemas.microsoft.com/office/drawing/2017/model3d" xmlns:o="urn:schemas-microsoft-com:office:office" xmlns:oel="http://schemas.microsoft.com/office/2019/extlst" xmlns:r="http://schemas.openxmlformats.org/officeDocument/2006/relationships" xmlns:m="http://schemas.openxmlformats.org/officeDocument/2006/math" xmlns:v="urn:schemas-microsoft-com:vml" xmlns:wp14="http://schemas.microsoft.com/office/word/2010/wordprocessingDrawing" xmlns:wp="http://schemas.openxmlformats.org/drawingml/2006/wordprocessingDrawing" xmlns:w10="urn:schemas-microsoft-com:office:word" xmlns:w="http://schemas.openxmlformats.org/wordprocessingml/2006/main" xmlns:w14="http://schemas.microsoft.com/office/word/2010/wordml" xmlns:w15="http://schemas.microsoft.com/office/word/2012/wordml" xmlns:w16cex="http://schemas.microsoft.com/office/word/2018/wordml/cex" xmlns:w16cid="http://schemas.microsoft.com/office/word/2016/wordml/cid" xmlns:w16="http://schemas.microsoft.com/office/word/2018/wordml" xmlns:w16du="http://schemas.microsoft.com/office/word/2023/wordml/word16du" xmlns:w16sdtdh="http://schemas.microsoft.com/office/word/2020/wordml/sdtdatahash" xmlns:w16sdtfl="http://schemas.microsoft.com/office/word/2024/wordml/sdtformatlock" xmlns:w16se="http://schemas.microsoft.com/office/word/2015/wordml/symex" xmlns:wpg="http://schemas.microsoft.com/office/word/2010/wordprocessingGroup" xmlns:wpi="http://schemas.microsoft.com/office/word/2010/wordprocessingInk" xmlns:wne="http://schemas.microsoft.com/office/word/2006/wordml" xmlns:wps="http://schemas.microsoft.com/office/word/2010/wordprocessingShape" mc:Ignorable="w14 w15 w16se w16cid w16 w16cex w16sdtdh w16sdtfl w16du wp14">
   <w:footnote w:type="separator" w:id="-1">
@@ -1688,6 +2436,36 @@
     </w:p>
   </w:footnote>
 </w:footnotes>
+</file>
+
+<file path=word/header1.xml><?xml version="1.0" encoding="utf-8"?>
+<w:hdr xmlns:wpc="http://schemas.microsoft.com/office/word/2010/wordprocessingCanvas" xmlns:cx="http://schemas.microsoft.com/office/drawing/2014/chartex" xmlns:cx1="http://schemas.microsoft.com/office/drawing/2015/9/8/chartex" xmlns:cx2="http://schemas.microsoft.com/office/drawing/2015/10/21/chartex" xmlns:cx3="http://schemas.microsoft.com/office/drawing/2016/5/9/chartex" xmlns:cx4="http://schemas.microsoft.com/office/drawing/2016/5/10/chartex" xmlns:cx5="http://schemas.microsoft.com/office/drawing/2016/5/11/chartex" xmlns:cx6="http://schemas.microsoft.com/office/drawing/2016/5/12/chartex" xmlns:cx7="http://schemas.microsoft.com/office/drawing/2016/5/13/chartex" xmlns:cx8="http://schemas.microsoft.com/office/drawing/2016/5/14/chartex" xmlns:mc="http://schemas.openxmlformats.org/markup-compatibility/2006" xmlns:aink="http://schemas.microsoft.com/office/drawing/2016/ink" xmlns:am3d="http://schemas.microsoft.com/office/drawing/2017/model3d" xmlns:o="urn:schemas-microsoft-com:office:office" xmlns:oel="http://schemas.microsoft.com/office/2019/extlst" xmlns:r="http://schemas.openxmlformats.org/officeDocument/2006/relationships" xmlns:m="http://schemas.openxmlformats.org/officeDocument/2006/math" xmlns:v="urn:schemas-microsoft-com:vml" xmlns:wp14="http://schemas.microsoft.com/office/word/2010/wordprocessingDrawing" xmlns:wp="http://schemas.openxmlformats.org/drawingml/2006/wordprocessingDrawing" xmlns:w10="urn:schemas-microsoft-com:office:word" xmlns:w="http://schemas.openxmlformats.org/wordprocessingml/2006/main" xmlns:w14="http://schemas.microsoft.com/office/word/2010/wordml" xmlns:w15="http://schemas.microsoft.com/office/word/2012/wordml" xmlns:w16cex="http://schemas.microsoft.com/office/word/2018/wordml/cex" xmlns:w16cid="http://schemas.microsoft.com/office/word/2016/wordml/cid" xmlns:w16="http://schemas.microsoft.com/office/word/2018/wordml" xmlns:w16du="http://schemas.microsoft.com/office/word/2023/wordml/word16du" xmlns:w16sdtdh="http://schemas.microsoft.com/office/word/2020/wordml/sdtdatahash" xmlns:w16sdtfl="http://schemas.microsoft.com/office/word/2024/wordml/sdtformatlock" xmlns:w16se="http://schemas.microsoft.com/office/word/2015/wordml/symex" xmlns:wpg="http://schemas.microsoft.com/office/word/2010/wordprocessingGroup" xmlns:wpi="http://schemas.microsoft.com/office/word/2010/wordprocessingInk" xmlns:wne="http://schemas.microsoft.com/office/word/2006/wordml" xmlns:wps="http://schemas.microsoft.com/office/word/2010/wordprocessingShape" mc:Ignorable="w14 w15 w16se w16cid w16 w16cex w16sdtdh w16sdtfl w16du wp14">
+  <w:p>
+    <w:pPr>
+      <w:pStyle w:val="Header"/>
+    </w:pPr>
+  </w:p>
+</w:hdr>
+</file>
+
+<file path=word/header2.xml><?xml version="1.0" encoding="utf-8"?>
+<w:hdr xmlns:wpc="http://schemas.microsoft.com/office/word/2010/wordprocessingCanvas" xmlns:cx="http://schemas.microsoft.com/office/drawing/2014/chartex" xmlns:cx1="http://schemas.microsoft.com/office/drawing/2015/9/8/chartex" xmlns:cx2="http://schemas.microsoft.com/office/drawing/2015/10/21/chartex" xmlns:cx3="http://schemas.microsoft.com/office/drawing/2016/5/9/chartex" xmlns:cx4="http://schemas.microsoft.com/office/drawing/2016/5/10/chartex" xmlns:cx5="http://schemas.microsoft.com/office/drawing/2016/5/11/chartex" xmlns:cx6="http://schemas.microsoft.com/office/drawing/2016/5/12/chartex" xmlns:cx7="http://schemas.microsoft.com/office/drawing/2016/5/13/chartex" xmlns:cx8="http://schemas.microsoft.com/office/drawing/2016/5/14/chartex" xmlns:mc="http://schemas.openxmlformats.org/markup-compatibility/2006" xmlns:aink="http://schemas.microsoft.com/office/drawing/2016/ink" xmlns:am3d="http://schemas.microsoft.com/office/drawing/2017/model3d" xmlns:o="urn:schemas-microsoft-com:office:office" xmlns:oel="http://schemas.microsoft.com/office/2019/extlst" xmlns:r="http://schemas.openxmlformats.org/officeDocument/2006/relationships" xmlns:m="http://schemas.openxmlformats.org/officeDocument/2006/math" xmlns:v="urn:schemas-microsoft-com:vml" xmlns:wp14="http://schemas.microsoft.com/office/word/2010/wordprocessingDrawing" xmlns:wp="http://schemas.openxmlformats.org/drawingml/2006/wordprocessingDrawing" xmlns:w10="urn:schemas-microsoft-com:office:word" xmlns:w="http://schemas.openxmlformats.org/wordprocessingml/2006/main" xmlns:w14="http://schemas.microsoft.com/office/word/2010/wordml" xmlns:w15="http://schemas.microsoft.com/office/word/2012/wordml" xmlns:w16cex="http://schemas.microsoft.com/office/word/2018/wordml/cex" xmlns:w16cid="http://schemas.microsoft.com/office/word/2016/wordml/cid" xmlns:w16="http://schemas.microsoft.com/office/word/2018/wordml" xmlns:w16du="http://schemas.microsoft.com/office/word/2023/wordml/word16du" xmlns:w16sdtdh="http://schemas.microsoft.com/office/word/2020/wordml/sdtdatahash" xmlns:w16sdtfl="http://schemas.microsoft.com/office/word/2024/wordml/sdtformatlock" xmlns:w16se="http://schemas.microsoft.com/office/word/2015/wordml/symex" xmlns:wpg="http://schemas.microsoft.com/office/word/2010/wordprocessingGroup" xmlns:wpi="http://schemas.microsoft.com/office/word/2010/wordprocessingInk" xmlns:wne="http://schemas.microsoft.com/office/word/2006/wordml" xmlns:wps="http://schemas.microsoft.com/office/word/2010/wordprocessingShape" mc:Ignorable="w14 w15 w16se w16cid w16 w16cex w16sdtdh w16sdtfl w16du wp14">
+  <w:p>
+    <w:pPr>
+      <w:pStyle w:val="Header"/>
+    </w:pPr>
+  </w:p>
+</w:hdr>
+</file>
+
+<file path=word/header3.xml><?xml version="1.0" encoding="utf-8"?>
+<w:hdr xmlns:wpc="http://schemas.microsoft.com/office/word/2010/wordprocessingCanvas" xmlns:cx="http://schemas.microsoft.com/office/drawing/2014/chartex" xmlns:cx1="http://schemas.microsoft.com/office/drawing/2015/9/8/chartex" xmlns:cx2="http://schemas.microsoft.com/office/drawing/2015/10/21/chartex" xmlns:cx3="http://schemas.microsoft.com/office/drawing/2016/5/9/chartex" xmlns:cx4="http://schemas.microsoft.com/office/drawing/2016/5/10/chartex" xmlns:cx5="http://schemas.microsoft.com/office/drawing/2016/5/11/chartex" xmlns:cx6="http://schemas.microsoft.com/office/drawing/2016/5/12/chartex" xmlns:cx7="http://schemas.microsoft.com/office/drawing/2016/5/13/chartex" xmlns:cx8="http://schemas.microsoft.com/office/drawing/2016/5/14/chartex" xmlns:mc="http://schemas.openxmlformats.org/markup-compatibility/2006" xmlns:aink="http://schemas.microsoft.com/office/drawing/2016/ink" xmlns:am3d="http://schemas.microsoft.com/office/drawing/2017/model3d" xmlns:o="urn:schemas-microsoft-com:office:office" xmlns:oel="http://schemas.microsoft.com/office/2019/extlst" xmlns:r="http://schemas.openxmlformats.org/officeDocument/2006/relationships" xmlns:m="http://schemas.openxmlformats.org/officeDocument/2006/math" xmlns:v="urn:schemas-microsoft-com:vml" xmlns:wp14="http://schemas.microsoft.com/office/word/2010/wordprocessingDrawing" xmlns:wp="http://schemas.openxmlformats.org/drawingml/2006/wordprocessingDrawing" xmlns:w10="urn:schemas-microsoft-com:office:word" xmlns:w="http://schemas.openxmlformats.org/wordprocessingml/2006/main" xmlns:w14="http://schemas.microsoft.com/office/word/2010/wordml" xmlns:w15="http://schemas.microsoft.com/office/word/2012/wordml" xmlns:w16cex="http://schemas.microsoft.com/office/word/2018/wordml/cex" xmlns:w16cid="http://schemas.microsoft.com/office/word/2016/wordml/cid" xmlns:w16="http://schemas.microsoft.com/office/word/2018/wordml" xmlns:w16du="http://schemas.microsoft.com/office/word/2023/wordml/word16du" xmlns:w16sdtdh="http://schemas.microsoft.com/office/word/2020/wordml/sdtdatahash" xmlns:w16sdtfl="http://schemas.microsoft.com/office/word/2024/wordml/sdtformatlock" xmlns:w16se="http://schemas.microsoft.com/office/word/2015/wordml/symex" xmlns:wpg="http://schemas.microsoft.com/office/word/2010/wordprocessingGroup" xmlns:wpi="http://schemas.microsoft.com/office/word/2010/wordprocessingInk" xmlns:wne="http://schemas.microsoft.com/office/word/2006/wordml" xmlns:wps="http://schemas.microsoft.com/office/word/2010/wordprocessingShape" mc:Ignorable="w14 w15 w16se w16cid w16 w16cex w16sdtdh w16sdtfl w16du wp14">
+  <w:p>
+    <w:pPr>
+      <w:pStyle w:val="Header"/>
+    </w:pPr>
+  </w:p>
+</w:hdr>
 </file>
 
 <file path=word/styles.xml><?xml version="1.0" encoding="utf-8"?>
@@ -2788,6 +3566,244 @@
     <w:basedOn w:val="DefaultParagraphFont"/>
     <w:rsid w:val="00B64FF4"/>
   </w:style>
+  <w:style w:type="paragraph" w:styleId="TOCHeading">
+    <w:name w:val="TOC Heading"/>
+    <w:basedOn w:val="Heading1"/>
+    <w:next w:val="Normal"/>
+    <w:uiPriority w:val="39"/>
+    <w:unhideWhenUsed/>
+    <w:qFormat/>
+    <w:rsid w:val="004D12F7"/>
+    <w:pPr>
+      <w:spacing w:before="480" w:after="0" w:line="276" w:lineRule="auto"/>
+      <w:outlineLvl w:val="9"/>
+    </w:pPr>
+    <w:rPr>
+      <w:b/>
+      <w:bCs/>
+      <w:kern w:val="0"/>
+      <w:sz w:val="28"/>
+      <w:szCs w:val="28"/>
+      <w14:ligatures w14:val="none"/>
+    </w:rPr>
+  </w:style>
+  <w:style w:type="paragraph" w:styleId="TOC1">
+    <w:name w:val="toc 1"/>
+    <w:basedOn w:val="Normal"/>
+    <w:next w:val="Normal"/>
+    <w:autoRedefine/>
+    <w:uiPriority w:val="39"/>
+    <w:unhideWhenUsed/>
+    <w:rsid w:val="004D12F7"/>
+    <w:pPr>
+      <w:spacing w:before="120"/>
+    </w:pPr>
+    <w:rPr>
+      <w:rFonts w:asciiTheme="minorHAnsi" w:hAnsiTheme="minorHAnsi"/>
+      <w:b/>
+      <w:bCs/>
+      <w:i/>
+      <w:iCs/>
+    </w:rPr>
+  </w:style>
+  <w:style w:type="paragraph" w:styleId="TOC2">
+    <w:name w:val="toc 2"/>
+    <w:basedOn w:val="Normal"/>
+    <w:next w:val="Normal"/>
+    <w:autoRedefine/>
+    <w:uiPriority w:val="39"/>
+    <w:unhideWhenUsed/>
+    <w:rsid w:val="004D12F7"/>
+    <w:pPr>
+      <w:spacing w:before="120"/>
+      <w:ind w:left="240"/>
+    </w:pPr>
+    <w:rPr>
+      <w:rFonts w:asciiTheme="minorHAnsi" w:hAnsiTheme="minorHAnsi"/>
+      <w:b/>
+      <w:bCs/>
+      <w:sz w:val="22"/>
+      <w:szCs w:val="22"/>
+    </w:rPr>
+  </w:style>
+  <w:style w:type="paragraph" w:styleId="TOC3">
+    <w:name w:val="toc 3"/>
+    <w:basedOn w:val="Normal"/>
+    <w:next w:val="Normal"/>
+    <w:autoRedefine/>
+    <w:uiPriority w:val="39"/>
+    <w:semiHidden/>
+    <w:unhideWhenUsed/>
+    <w:rsid w:val="004D12F7"/>
+    <w:pPr>
+      <w:ind w:left="480"/>
+    </w:pPr>
+    <w:rPr>
+      <w:rFonts w:asciiTheme="minorHAnsi" w:hAnsiTheme="minorHAnsi"/>
+      <w:sz w:val="20"/>
+      <w:szCs w:val="20"/>
+    </w:rPr>
+  </w:style>
+  <w:style w:type="paragraph" w:styleId="TOC4">
+    <w:name w:val="toc 4"/>
+    <w:basedOn w:val="Normal"/>
+    <w:next w:val="Normal"/>
+    <w:autoRedefine/>
+    <w:uiPriority w:val="39"/>
+    <w:semiHidden/>
+    <w:unhideWhenUsed/>
+    <w:rsid w:val="004D12F7"/>
+    <w:pPr>
+      <w:ind w:left="720"/>
+    </w:pPr>
+    <w:rPr>
+      <w:rFonts w:asciiTheme="minorHAnsi" w:hAnsiTheme="minorHAnsi"/>
+      <w:sz w:val="20"/>
+      <w:szCs w:val="20"/>
+    </w:rPr>
+  </w:style>
+  <w:style w:type="paragraph" w:styleId="TOC5">
+    <w:name w:val="toc 5"/>
+    <w:basedOn w:val="Normal"/>
+    <w:next w:val="Normal"/>
+    <w:autoRedefine/>
+    <w:uiPriority w:val="39"/>
+    <w:semiHidden/>
+    <w:unhideWhenUsed/>
+    <w:rsid w:val="004D12F7"/>
+    <w:pPr>
+      <w:ind w:left="960"/>
+    </w:pPr>
+    <w:rPr>
+      <w:rFonts w:asciiTheme="minorHAnsi" w:hAnsiTheme="minorHAnsi"/>
+      <w:sz w:val="20"/>
+      <w:szCs w:val="20"/>
+    </w:rPr>
+  </w:style>
+  <w:style w:type="paragraph" w:styleId="TOC6">
+    <w:name w:val="toc 6"/>
+    <w:basedOn w:val="Normal"/>
+    <w:next w:val="Normal"/>
+    <w:autoRedefine/>
+    <w:uiPriority w:val="39"/>
+    <w:semiHidden/>
+    <w:unhideWhenUsed/>
+    <w:rsid w:val="004D12F7"/>
+    <w:pPr>
+      <w:ind w:left="1200"/>
+    </w:pPr>
+    <w:rPr>
+      <w:rFonts w:asciiTheme="minorHAnsi" w:hAnsiTheme="minorHAnsi"/>
+      <w:sz w:val="20"/>
+      <w:szCs w:val="20"/>
+    </w:rPr>
+  </w:style>
+  <w:style w:type="paragraph" w:styleId="TOC7">
+    <w:name w:val="toc 7"/>
+    <w:basedOn w:val="Normal"/>
+    <w:next w:val="Normal"/>
+    <w:autoRedefine/>
+    <w:uiPriority w:val="39"/>
+    <w:semiHidden/>
+    <w:unhideWhenUsed/>
+    <w:rsid w:val="004D12F7"/>
+    <w:pPr>
+      <w:ind w:left="1440"/>
+    </w:pPr>
+    <w:rPr>
+      <w:rFonts w:asciiTheme="minorHAnsi" w:hAnsiTheme="minorHAnsi"/>
+      <w:sz w:val="20"/>
+      <w:szCs w:val="20"/>
+    </w:rPr>
+  </w:style>
+  <w:style w:type="paragraph" w:styleId="TOC8">
+    <w:name w:val="toc 8"/>
+    <w:basedOn w:val="Normal"/>
+    <w:next w:val="Normal"/>
+    <w:autoRedefine/>
+    <w:uiPriority w:val="39"/>
+    <w:semiHidden/>
+    <w:unhideWhenUsed/>
+    <w:rsid w:val="004D12F7"/>
+    <w:pPr>
+      <w:ind w:left="1680"/>
+    </w:pPr>
+    <w:rPr>
+      <w:rFonts w:asciiTheme="minorHAnsi" w:hAnsiTheme="minorHAnsi"/>
+      <w:sz w:val="20"/>
+      <w:szCs w:val="20"/>
+    </w:rPr>
+  </w:style>
+  <w:style w:type="paragraph" w:styleId="TOC9">
+    <w:name w:val="toc 9"/>
+    <w:basedOn w:val="Normal"/>
+    <w:next w:val="Normal"/>
+    <w:autoRedefine/>
+    <w:uiPriority w:val="39"/>
+    <w:semiHidden/>
+    <w:unhideWhenUsed/>
+    <w:rsid w:val="004D12F7"/>
+    <w:pPr>
+      <w:ind w:left="1920"/>
+    </w:pPr>
+    <w:rPr>
+      <w:rFonts w:asciiTheme="minorHAnsi" w:hAnsiTheme="minorHAnsi"/>
+      <w:sz w:val="20"/>
+      <w:szCs w:val="20"/>
+    </w:rPr>
+  </w:style>
+  <w:style w:type="paragraph" w:styleId="Header">
+    <w:name w:val="header"/>
+    <w:basedOn w:val="Normal"/>
+    <w:link w:val="HeaderChar"/>
+    <w:uiPriority w:val="99"/>
+    <w:unhideWhenUsed/>
+    <w:rsid w:val="004D12F7"/>
+    <w:pPr>
+      <w:tabs>
+        <w:tab w:val="center" w:pos="4680"/>
+        <w:tab w:val="right" w:pos="9360"/>
+      </w:tabs>
+      <w:spacing w:line="240" w:lineRule="auto"/>
+    </w:pPr>
+  </w:style>
+  <w:style w:type="character" w:customStyle="1" w:styleId="HeaderChar">
+    <w:name w:val="Header Char"/>
+    <w:basedOn w:val="DefaultParagraphFont"/>
+    <w:link w:val="Header"/>
+    <w:uiPriority w:val="99"/>
+    <w:rsid w:val="004D12F7"/>
+    <w:rPr>
+      <w:rFonts w:ascii="Times New Roman" w:eastAsia="Times New Roman" w:hAnsi="Times New Roman" w:cs="Times New Roman"/>
+      <w:color w:val="000000"/>
+    </w:rPr>
+  </w:style>
+  <w:style w:type="paragraph" w:styleId="Footer">
+    <w:name w:val="footer"/>
+    <w:basedOn w:val="Normal"/>
+    <w:link w:val="FooterChar"/>
+    <w:uiPriority w:val="99"/>
+    <w:unhideWhenUsed/>
+    <w:rsid w:val="004D12F7"/>
+    <w:pPr>
+      <w:tabs>
+        <w:tab w:val="center" w:pos="4680"/>
+        <w:tab w:val="right" w:pos="9360"/>
+      </w:tabs>
+      <w:spacing w:line="240" w:lineRule="auto"/>
+    </w:pPr>
+  </w:style>
+  <w:style w:type="character" w:customStyle="1" w:styleId="FooterChar">
+    <w:name w:val="Footer Char"/>
+    <w:basedOn w:val="DefaultParagraphFont"/>
+    <w:link w:val="Footer"/>
+    <w:uiPriority w:val="99"/>
+    <w:rsid w:val="004D12F7"/>
+    <w:rPr>
+      <w:rFonts w:ascii="Times New Roman" w:eastAsia="Times New Roman" w:hAnsi="Times New Roman" w:cs="Times New Roman"/>
+      <w:color w:val="000000"/>
+    </w:rPr>
+  </w:style>
 </w:styles>
 </file>
 

--- a/Final Paper.docx
+++ b/Final Paper.docx
@@ -19,6 +19,16 @@
     </w:p>
     <w:sdt>
       <w:sdtPr>
+        <w:rPr>
+          <w:rFonts w:ascii="Times New Roman" w:eastAsia="Times New Roman" w:hAnsi="Times New Roman" w:cs="Times New Roman"/>
+          <w:b w:val="0"/>
+          <w:bCs w:val="0"/>
+          <w:color w:val="000000"/>
+          <w:kern w:val="2"/>
+          <w:sz w:val="24"/>
+          <w:szCs w:val="24"/>
+          <w14:ligatures w14:val="standardContextual"/>
+        </w:rPr>
         <w:id w:val="121733276"/>
         <w:docPartObj>
           <w:docPartGallery w:val="Table of Contents"/>
@@ -27,13 +37,7 @@
       </w:sdtPr>
       <w:sdtEndPr>
         <w:rPr>
-          <w:rFonts w:ascii="Times New Roman" w:eastAsia="Times New Roman" w:hAnsi="Times New Roman" w:cs="Times New Roman"/>
           <w:noProof/>
-          <w:color w:val="000000"/>
-          <w:kern w:val="2"/>
-          <w:sz w:val="24"/>
-          <w:szCs w:val="24"/>
-          <w14:ligatures w14:val="standardContextual"/>
         </w:rPr>
       </w:sdtEndPr>
       <w:sdtContent>
@@ -667,7 +671,273 @@
       <w:bookmarkStart w:id="2" w:name="_Toc221632641"/>
       <w:r>
         <w:lastRenderedPageBreak/>
-        <w:t>Data / Methodology</w:t>
+        <w:t xml:space="preserve">Data </w:t>
+      </w:r>
+      <w:r>
+        <w:t>Analysis</w:t>
+      </w:r>
+    </w:p>
+    <w:p>
+      <w:pPr>
+        <w:ind w:firstLine="720"/>
+      </w:pPr>
+      <w:r>
+        <w:t xml:space="preserve">This thesis </w:t>
+      </w:r>
+      <w:r>
+        <w:t>looks</w:t>
+      </w:r>
+      <w:r>
+        <w:t xml:space="preserve"> to explore </w:t>
+      </w:r>
+      <w:r>
+        <w:t>cyclical</w:t>
+      </w:r>
+      <w:r>
+        <w:t xml:space="preserve"> trends of</w:t>
+      </w:r>
+      <w:r>
+        <w:t xml:space="preserve"> financial practices for non-profit organizations in the United States. For this, the dataset is </w:t>
+      </w:r>
+      <w:r>
+        <w:t>made up</w:t>
+      </w:r>
+      <w:r>
+        <w:t xml:space="preserve"> of </w:t>
+      </w:r>
+      <w:r>
+        <w:t xml:space="preserve">digital copies of </w:t>
+      </w:r>
+      <w:r>
+        <w:t>Form-990</w:t>
+      </w:r>
+      <w:r>
+        <w:t xml:space="preserve"> </w:t>
+      </w:r>
+      <w:r>
+        <w:t>documents</w:t>
+      </w:r>
+      <w:r>
+        <w:t xml:space="preserve">, which describe </w:t>
+      </w:r>
+      <w:r>
+        <w:t>financial details and business operations of filers,</w:t>
+      </w:r>
+      <w:r>
+        <w:t xml:space="preserve"> </w:t>
+      </w:r>
+      <w:r>
+        <w:t>sent</w:t>
+      </w:r>
+      <w:r>
+        <w:t xml:space="preserve"> by every tax-exempt organization in the United States </w:t>
+      </w:r>
+      <w:r>
+        <w:t xml:space="preserve">each year </w:t>
+      </w:r>
+      <w:r>
+        <w:t>since 2012</w:t>
+      </w:r>
+      <w:r>
+        <w:t>.</w:t>
+      </w:r>
+      <w:r>
+        <w:t xml:space="preserve"> Only businesses </w:t>
+      </w:r>
+      <w:r>
+        <w:t xml:space="preserve">electronically </w:t>
+      </w:r>
+      <w:r>
+        <w:t>filling for income tax exemption under section 501(c)(3) of the Internal Revenue Code</w:t>
+      </w:r>
+      <w:r>
+        <w:t xml:space="preserve">, based in any of the 50 </w:t>
+      </w:r>
+      <w:r>
+        <w:t xml:space="preserve">US states, </w:t>
+      </w:r>
+      <w:r>
+        <w:t xml:space="preserve">with </w:t>
+      </w:r>
+      <w:r>
+        <w:t>gross receipts of greater than $200,000 in one year or net assets of greater than $500,000</w:t>
+      </w:r>
+      <w:r>
+        <w:t xml:space="preserve"> are included in th</w:t>
+      </w:r>
+      <w:r>
+        <w:t>is</w:t>
+      </w:r>
+      <w:r>
+        <w:t xml:space="preserve"> dataset for this thesis. </w:t>
+      </w:r>
+    </w:p>
+    <w:p>
+      <w:pPr>
+        <w:ind w:firstLine="720"/>
+      </w:pPr>
+      <w:r>
+        <w:t xml:space="preserve">To supplement this dataset, </w:t>
+      </w:r>
+      <w:r>
+        <w:t xml:space="preserve">the </w:t>
+      </w:r>
+      <w:r>
+        <w:t xml:space="preserve">Internal Revenue Service </w:t>
+      </w:r>
+      <w:r>
+        <w:t xml:space="preserve">collections </w:t>
+      </w:r>
+      <w:r>
+        <w:t xml:space="preserve">Primary </w:t>
+      </w:r>
+      <w:r>
+        <w:t>Activity Codes</w:t>
+      </w:r>
+      <w:r>
+        <w:t xml:space="preserve"> </w:t>
+      </w:r>
+      <w:r>
+        <w:t>or</w:t>
+      </w:r>
+      <w:r>
+        <w:t xml:space="preserve"> </w:t>
+      </w:r>
+      <w:r>
+        <w:t>National Taxonomy of Exempt Entities (</w:t>
+      </w:r>
+      <w:proofErr w:type="spellStart"/>
+      <w:r>
+        <w:t>NTEE</w:t>
+      </w:r>
+      <w:proofErr w:type="spellEnd"/>
+      <w:r>
+        <w:t xml:space="preserve">) </w:t>
+      </w:r>
+      <w:r>
+        <w:t xml:space="preserve">classification </w:t>
+      </w:r>
+      <w:r>
+        <w:t>code</w:t>
+      </w:r>
+      <w:r>
+        <w:t>s</w:t>
+      </w:r>
+      <w:r>
+        <w:t xml:space="preserve"> for every single </w:t>
+      </w:r>
+      <w:r>
+        <w:t>organization</w:t>
+      </w:r>
+      <w:r>
+        <w:t>, but not both</w:t>
+      </w:r>
+      <w:r>
+        <w:t>.</w:t>
+      </w:r>
+      <w:r>
+        <w:t xml:space="preserve"> </w:t>
+      </w:r>
+      <w:proofErr w:type="spellStart"/>
+      <w:r>
+        <w:t>NTEE</w:t>
+      </w:r>
+      <w:proofErr w:type="spellEnd"/>
+      <w:r>
+        <w:t xml:space="preserve"> codes are the newest format of non-profit</w:t>
+      </w:r>
+      <w:r>
+        <w:t xml:space="preserve"> </w:t>
+      </w:r>
+      <w:r>
+        <w:t>business</w:t>
+      </w:r>
+      <w:r>
+        <w:t xml:space="preserve"> classification</w:t>
+      </w:r>
+      <w:r>
+        <w:t xml:space="preserve"> adopted by the IRS</w:t>
+      </w:r>
+      <w:r>
+        <w:t xml:space="preserve">. So, </w:t>
+      </w:r>
+      <w:r>
+        <w:t>older</w:t>
+      </w:r>
+      <w:r>
+        <w:t xml:space="preserve"> organization</w:t>
+      </w:r>
+      <w:r>
+        <w:t>s</w:t>
+      </w:r>
+      <w:r>
+        <w:t xml:space="preserve"> filing an</w:t>
+      </w:r>
+      <w:r>
+        <w:t xml:space="preserve"> </w:t>
+      </w:r>
+      <w:r>
+        <w:t xml:space="preserve">activity code </w:t>
+      </w:r>
+      <w:r>
+        <w:t xml:space="preserve">are replaced to the nearest </w:t>
+      </w:r>
+      <w:proofErr w:type="spellStart"/>
+      <w:r>
+        <w:t>NTEE</w:t>
+      </w:r>
+      <w:proofErr w:type="spellEnd"/>
+      <w:r>
+        <w:t xml:space="preserve"> code for this thesis. Below is a table of all </w:t>
+      </w:r>
+      <w:proofErr w:type="spellStart"/>
+      <w:r>
+        <w:t>NTEE</w:t>
+      </w:r>
+      <w:proofErr w:type="spellEnd"/>
+      <w:r>
+        <w:t xml:space="preserve"> codes, which are all representative in this thesis’s final dataset:</w:t>
+      </w:r>
+    </w:p>
+    <w:p/>
+    <w:p>
+      <w:r>
+        <w:t>Table I.</w:t>
+      </w:r>
+    </w:p>
+    <w:p/>
+    <w:p/>
+    <w:p>
+      <w:r>
+        <w:t xml:space="preserve">First, </w:t>
+      </w:r>
+      <w:r>
+        <w:t xml:space="preserve">organizations </w:t>
+      </w:r>
+    </w:p>
+    <w:p/>
+    <w:p/>
+    <w:p>
+      <w:pPr>
+        <w:spacing w:after="160" w:line="278" w:lineRule="auto"/>
+        <w:rPr>
+          <w:rFonts w:asciiTheme="majorHAnsi" w:eastAsiaTheme="majorEastAsia" w:hAnsiTheme="majorHAnsi" w:cstheme="majorBidi"/>
+          <w:color w:val="0F4761" w:themeColor="accent1" w:themeShade="BF"/>
+          <w:sz w:val="40"/>
+          <w:szCs w:val="40"/>
+        </w:rPr>
+      </w:pPr>
+      <w:r>
+        <w:br w:type="page"/>
+      </w:r>
+    </w:p>
+    <w:p>
+      <w:pPr>
+        <w:pStyle w:val="Heading1"/>
+      </w:pPr>
+      <w:r>
+        <w:lastRenderedPageBreak/>
+        <w:t>Methodology</w:t>
       </w:r>
       <w:bookmarkEnd w:id="2"/>
     </w:p>
@@ -1957,15 +2227,7 @@
         <w:t>or more years of zero revenues.</w:t>
       </w:r>
       <w:r>
-        <w:t xml:space="preserve"> So, I will drop from the data organizations that satisfy both conditions, because this </w:t>
-      </w:r>
-      <w:proofErr w:type="gramStart"/>
-      <w:r>
-        <w:t>indicates</w:t>
-      </w:r>
-      <w:proofErr w:type="gramEnd"/>
-      <w:r>
-        <w:t xml:space="preserve"> an inactive organization.</w:t>
+        <w:t xml:space="preserve"> So, I will drop from the data organizations that satisfy both conditions, because this indicates an inactive organization.</w:t>
       </w:r>
     </w:p>
     <w:p>
@@ -2210,15 +2472,7 @@
         <w:t xml:space="preserve"> </w:t>
       </w:r>
       <w:r>
-        <w:t xml:space="preserve">Altamimi, Hala, and Qiaozhen Liu. "The nonprofit starvation cycle: Does overhead spending really impact program </w:t>
-      </w:r>
-      <w:proofErr w:type="gramStart"/>
-      <w:r>
-        <w:t>outcomes?.</w:t>
-      </w:r>
-      <w:proofErr w:type="gramEnd"/>
-      <w:r>
-        <w:t>" Nonprofit and Voluntary Sector Quarterly 51, no. 6 (2022): 1324-1348.</w:t>
+        <w:t>Altamimi, Hala, and Qiaozhen Liu. "The nonprofit starvation cycle: Does overhead spending really impact program outcomes?." Nonprofit and Voluntary Sector Quarterly 51, no. 6 (2022): 1324-1348.</w:t>
       </w:r>
     </w:p>
   </w:footnote>
@@ -2320,21 +2574,8 @@
       <w:r>
         <w:t xml:space="preserve"> </w:t>
       </w:r>
-      <w:proofErr w:type="spellStart"/>
-      <w:r>
-        <w:t>Ecer</w:t>
-      </w:r>
-      <w:proofErr w:type="spellEnd"/>
-      <w:r>
-        <w:t xml:space="preserve">, Sencer, Mark Magro, and Sinan </w:t>
-      </w:r>
-      <w:proofErr w:type="spellStart"/>
-      <w:r>
-        <w:t>Sarpça</w:t>
-      </w:r>
-      <w:proofErr w:type="spellEnd"/>
-      <w:r>
-        <w:t>. "The relationship between nonprofits’ revenue composition and their economic-financial efficiency." Nonprofit and Voluntary Sector Quarterly 46, no. 1 (2017): 141-155.</w:t>
+      <w:r>
+        <w:t>Ecer, Sencer, Mark Magro, and Sinan Sarpça. "The relationship between nonprofits’ revenue composition and their economic-financial efficiency." Nonprofit and Voluntary Sector Quarterly 46, no. 1 (2017): 141-155.</w:t>
       </w:r>
     </w:p>
   </w:footnote>
@@ -2371,21 +2612,8 @@
       <w:r>
         <w:t xml:space="preserve"> </w:t>
       </w:r>
-      <w:proofErr w:type="spellStart"/>
-      <w:r>
-        <w:t>Ecer</w:t>
-      </w:r>
-      <w:proofErr w:type="spellEnd"/>
-      <w:r>
-        <w:t xml:space="preserve">, Sencer, Mark Magro, and Sinan </w:t>
-      </w:r>
-      <w:proofErr w:type="spellStart"/>
-      <w:r>
-        <w:t>Sarpça</w:t>
-      </w:r>
-      <w:proofErr w:type="spellEnd"/>
-      <w:r>
-        <w:t>. "The relationship between nonprofits’ revenue composition and their economic-financial efficiency." Nonprofit and Voluntary Sector Quarterly 46, no. 1 (2017): 141-155.</w:t>
+      <w:r>
+        <w:t>Ecer, Sencer, Mark Magro, and Sinan Sarpça. "The relationship between nonprofits’ revenue composition and their economic-financial efficiency." Nonprofit and Voluntary Sector Quarterly 46, no. 1 (2017): 141-155.</w:t>
       </w:r>
     </w:p>
   </w:footnote>
@@ -3076,6 +3304,7 @@
   <w:style w:type="character" w:default="1" w:styleId="DefaultParagraphFont">
     <w:name w:val="Default Paragraph Font"/>
     <w:uiPriority w:val="1"/>
+    <w:semiHidden/>
     <w:unhideWhenUsed/>
   </w:style>
   <w:style w:type="table" w:default="1" w:styleId="TableNormal">
@@ -3803,6 +4032,65 @@
       <w:rFonts w:ascii="Times New Roman" w:eastAsia="Times New Roman" w:hAnsi="Times New Roman" w:cs="Times New Roman"/>
       <w:color w:val="000000"/>
     </w:rPr>
+  </w:style>
+  <w:style w:type="table" w:styleId="TableGrid">
+    <w:name w:val="Table Grid"/>
+    <w:basedOn w:val="TableNormal"/>
+    <w:uiPriority w:val="39"/>
+    <w:rsid w:val="00331A52"/>
+    <w:pPr>
+      <w:spacing w:after="0" w:line="240" w:lineRule="auto"/>
+    </w:pPr>
+    <w:tblPr>
+      <w:tblBorders>
+        <w:top w:val="single" w:sz="4" w:space="0" w:color="auto"/>
+        <w:left w:val="single" w:sz="4" w:space="0" w:color="auto"/>
+        <w:bottom w:val="single" w:sz="4" w:space="0" w:color="auto"/>
+        <w:right w:val="single" w:sz="4" w:space="0" w:color="auto"/>
+        <w:insideH w:val="single" w:sz="4" w:space="0" w:color="auto"/>
+        <w:insideV w:val="single" w:sz="4" w:space="0" w:color="auto"/>
+      </w:tblBorders>
+    </w:tblPr>
+  </w:style>
+  <w:style w:type="table" w:customStyle="1" w:styleId="ThesisStyle1">
+    <w:name w:val="Thesis Style 1"/>
+    <w:basedOn w:val="TableNormal"/>
+    <w:uiPriority w:val="99"/>
+    <w:rsid w:val="006C39AE"/>
+    <w:pPr>
+      <w:spacing w:after="0" w:line="240" w:lineRule="auto"/>
+    </w:pPr>
+    <w:rPr>
+      <w:rFonts w:ascii="Times New Roman" w:hAnsi="Times New Roman"/>
+      <w:color w:val="000000" w:themeColor="text1"/>
+      <w:sz w:val="22"/>
+    </w:rPr>
+    <w:tblPr>
+      <w:tblBorders>
+        <w:insideH w:val="single" w:sz="8" w:space="0" w:color="000000" w:themeColor="text1"/>
+      </w:tblBorders>
+    </w:tblPr>
+    <w:tblStylePr w:type="firstRow">
+      <w:rPr>
+        <w:rFonts w:ascii="Times New Roman" w:hAnsi="Times New Roman"/>
+        <w:b/>
+        <w:i w:val="0"/>
+        <w:sz w:val="24"/>
+      </w:rPr>
+      <w:tblPr/>
+      <w:tcPr>
+        <w:tcBorders>
+          <w:top w:val="single" w:sz="18" w:space="0" w:color="000000" w:themeColor="text1"/>
+          <w:left w:val="nil"/>
+          <w:bottom w:val="single" w:sz="18" w:space="0" w:color="000000" w:themeColor="text1"/>
+          <w:right w:val="nil"/>
+          <w:insideH w:val="nil"/>
+          <w:insideV w:val="nil"/>
+          <w:tl2br w:val="nil"/>
+          <w:tr2bl w:val="nil"/>
+        </w:tcBorders>
+      </w:tcPr>
+    </w:tblStylePr>
   </w:style>
 </w:styles>
 </file>

--- a/Final Paper.docx
+++ b/Final Paper.docx
@@ -56,7 +56,13 @@
               <w:tab w:val="right" w:leader="dot" w:pos="9350"/>
             </w:tabs>
             <w:rPr>
+              <w:rFonts w:eastAsiaTheme="minorEastAsia" w:cstheme="minorBidi"/>
+              <w:b w:val="0"/>
+              <w:bCs w:val="0"/>
+              <w:i w:val="0"/>
+              <w:iCs w:val="0"/>
               <w:noProof/>
+              <w:color w:val="auto"/>
             </w:rPr>
           </w:pPr>
           <w:r>
@@ -76,7 +82,7 @@
             </w:rPr>
             <w:fldChar w:fldCharType="separate"/>
           </w:r>
-          <w:hyperlink w:anchor="_Toc221632639" w:history="1">
+          <w:hyperlink w:anchor="_Toc222747361" w:history="1">
             <w:r>
               <w:rPr>
                 <w:rStyle w:val="Hyperlink"/>
@@ -103,7 +109,7 @@
                 <w:noProof/>
                 <w:webHidden/>
               </w:rPr>
-              <w:instrText xml:space="preserve"> PAGEREF _Toc221632639 \h </w:instrText>
+              <w:instrText xml:space="preserve"> PAGEREF _Toc222747361 \h </w:instrText>
             </w:r>
             <w:r>
               <w:rPr>
@@ -141,10 +147,16 @@
               <w:tab w:val="right" w:leader="dot" w:pos="9350"/>
             </w:tabs>
             <w:rPr>
+              <w:rFonts w:eastAsiaTheme="minorEastAsia" w:cstheme="minorBidi"/>
+              <w:b w:val="0"/>
+              <w:bCs w:val="0"/>
+              <w:i w:val="0"/>
+              <w:iCs w:val="0"/>
               <w:noProof/>
+              <w:color w:val="auto"/>
             </w:rPr>
           </w:pPr>
-          <w:hyperlink w:anchor="_Toc221632640" w:history="1">
+          <w:hyperlink w:anchor="_Toc222747362" w:history="1">
             <w:r>
               <w:rPr>
                 <w:rStyle w:val="Hyperlink"/>
@@ -171,7 +183,7 @@
                 <w:noProof/>
                 <w:webHidden/>
               </w:rPr>
-              <w:instrText xml:space="preserve"> PAGEREF _Toc221632640 \h </w:instrText>
+              <w:instrText xml:space="preserve"> PAGEREF _Toc222747362 \h </w:instrText>
             </w:r>
             <w:r>
               <w:rPr>
@@ -209,16 +221,36 @@
               <w:tab w:val="right" w:leader="dot" w:pos="9350"/>
             </w:tabs>
             <w:rPr>
+              <w:rFonts w:eastAsiaTheme="minorEastAsia" w:cstheme="minorBidi"/>
+              <w:b w:val="0"/>
+              <w:bCs w:val="0"/>
+              <w:i w:val="0"/>
+              <w:iCs w:val="0"/>
               <w:noProof/>
+              <w:color w:val="auto"/>
             </w:rPr>
           </w:pPr>
-          <w:hyperlink w:anchor="_Toc221632641" w:history="1">
+          <w:hyperlink w:anchor="_Toc222747363" w:history="1">
             <w:r>
               <w:rPr>
                 <w:rStyle w:val="Hyperlink"/>
                 <w:noProof/>
               </w:rPr>
-              <w:t>Data / Methodology</w:t>
+              <w:t>Data Anal</w:t>
+            </w:r>
+            <w:r>
+              <w:rPr>
+                <w:rStyle w:val="Hyperlink"/>
+                <w:noProof/>
+              </w:rPr>
+              <w:t>y</w:t>
+            </w:r>
+            <w:r>
+              <w:rPr>
+                <w:rStyle w:val="Hyperlink"/>
+                <w:noProof/>
+              </w:rPr>
+              <w:t>sis</w:t>
             </w:r>
             <w:r>
               <w:rPr>
@@ -239,7 +271,7 @@
                 <w:noProof/>
                 <w:webHidden/>
               </w:rPr>
-              <w:instrText xml:space="preserve"> PAGEREF _Toc221632641 \h </w:instrText>
+              <w:instrText xml:space="preserve"> PAGEREF _Toc222747363 \h </w:instrText>
             </w:r>
             <w:r>
               <w:rPr>
@@ -260,6 +292,80 @@
                 <w:webHidden/>
               </w:rPr>
               <w:t>5</w:t>
+            </w:r>
+            <w:r>
+              <w:rPr>
+                <w:noProof/>
+                <w:webHidden/>
+              </w:rPr>
+              <w:fldChar w:fldCharType="end"/>
+            </w:r>
+          </w:hyperlink>
+        </w:p>
+        <w:p>
+          <w:pPr>
+            <w:pStyle w:val="TOC1"/>
+            <w:tabs>
+              <w:tab w:val="right" w:leader="dot" w:pos="9350"/>
+            </w:tabs>
+            <w:rPr>
+              <w:rFonts w:eastAsiaTheme="minorEastAsia" w:cstheme="minorBidi"/>
+              <w:b w:val="0"/>
+              <w:bCs w:val="0"/>
+              <w:i w:val="0"/>
+              <w:iCs w:val="0"/>
+              <w:noProof/>
+              <w:color w:val="auto"/>
+            </w:rPr>
+          </w:pPr>
+          <w:hyperlink w:anchor="_Toc222747364" w:history="1">
+            <w:r>
+              <w:rPr>
+                <w:rStyle w:val="Hyperlink"/>
+                <w:noProof/>
+              </w:rPr>
+              <w:t>Methodology</w:t>
+            </w:r>
+            <w:r>
+              <w:rPr>
+                <w:noProof/>
+                <w:webHidden/>
+              </w:rPr>
+              <w:tab/>
+            </w:r>
+            <w:r>
+              <w:rPr>
+                <w:noProof/>
+                <w:webHidden/>
+              </w:rPr>
+              <w:fldChar w:fldCharType="begin"/>
+            </w:r>
+            <w:r>
+              <w:rPr>
+                <w:noProof/>
+                <w:webHidden/>
+              </w:rPr>
+              <w:instrText xml:space="preserve"> PAGEREF _Toc222747364 \h </w:instrText>
+            </w:r>
+            <w:r>
+              <w:rPr>
+                <w:noProof/>
+                <w:webHidden/>
+              </w:rPr>
+            </w:r>
+            <w:r>
+              <w:rPr>
+                <w:noProof/>
+                <w:webHidden/>
+              </w:rPr>
+              <w:fldChar w:fldCharType="separate"/>
+            </w:r>
+            <w:r>
+              <w:rPr>
+                <w:noProof/>
+                <w:webHidden/>
+              </w:rPr>
+              <w:t>6</w:t>
             </w:r>
             <w:r>
               <w:rPr>
@@ -277,10 +383,16 @@
               <w:tab w:val="right" w:leader="dot" w:pos="9350"/>
             </w:tabs>
             <w:rPr>
+              <w:rFonts w:eastAsiaTheme="minorEastAsia" w:cstheme="minorBidi"/>
+              <w:b w:val="0"/>
+              <w:bCs w:val="0"/>
               <w:noProof/>
+              <w:color w:val="auto"/>
+              <w:sz w:val="24"/>
+              <w:szCs w:val="24"/>
             </w:rPr>
           </w:pPr>
-          <w:hyperlink w:anchor="_Toc221632642" w:history="1">
+          <w:hyperlink w:anchor="_Toc222747365" w:history="1">
             <w:r>
               <w:rPr>
                 <w:rStyle w:val="Hyperlink"/>
@@ -307,7 +419,7 @@
                 <w:noProof/>
                 <w:webHidden/>
               </w:rPr>
-              <w:instrText xml:space="preserve"> PAGEREF _Toc221632642 \h </w:instrText>
+              <w:instrText xml:space="preserve"> PAGEREF _Toc222747365 \h </w:instrText>
             </w:r>
             <w:r>
               <w:rPr>
@@ -327,7 +439,7 @@
                 <w:noProof/>
                 <w:webHidden/>
               </w:rPr>
-              <w:t>7</w:t>
+              <w:t>8</w:t>
             </w:r>
             <w:r>
               <w:rPr>
@@ -345,10 +457,16 @@
               <w:tab w:val="right" w:leader="dot" w:pos="9350"/>
             </w:tabs>
             <w:rPr>
+              <w:rFonts w:eastAsiaTheme="minorEastAsia" w:cstheme="minorBidi"/>
+              <w:b w:val="0"/>
+              <w:bCs w:val="0"/>
+              <w:i w:val="0"/>
+              <w:iCs w:val="0"/>
               <w:noProof/>
+              <w:color w:val="auto"/>
             </w:rPr>
           </w:pPr>
-          <w:hyperlink w:anchor="_Toc221632643" w:history="1">
+          <w:hyperlink w:anchor="_Toc222747366" w:history="1">
             <w:r>
               <w:rPr>
                 <w:rStyle w:val="Hyperlink"/>
@@ -375,7 +493,7 @@
                 <w:noProof/>
                 <w:webHidden/>
               </w:rPr>
-              <w:instrText xml:space="preserve"> PAGEREF _Toc221632643 \h </w:instrText>
+              <w:instrText xml:space="preserve"> PAGEREF _Toc222747366 \h </w:instrText>
             </w:r>
             <w:r>
               <w:rPr>
@@ -395,7 +513,7 @@
                 <w:noProof/>
                 <w:webHidden/>
               </w:rPr>
-              <w:t>8</w:t>
+              <w:t>9</w:t>
             </w:r>
             <w:r>
               <w:rPr>
@@ -413,10 +531,16 @@
               <w:tab w:val="right" w:leader="dot" w:pos="9350"/>
             </w:tabs>
             <w:rPr>
+              <w:rFonts w:eastAsiaTheme="minorEastAsia" w:cstheme="minorBidi"/>
+              <w:b w:val="0"/>
+              <w:bCs w:val="0"/>
+              <w:i w:val="0"/>
+              <w:iCs w:val="0"/>
               <w:noProof/>
+              <w:color w:val="auto"/>
             </w:rPr>
           </w:pPr>
-          <w:hyperlink w:anchor="_Toc221632644" w:history="1">
+          <w:hyperlink w:anchor="_Toc222747367" w:history="1">
             <w:r>
               <w:rPr>
                 <w:rStyle w:val="Hyperlink"/>
@@ -443,7 +567,7 @@
                 <w:noProof/>
                 <w:webHidden/>
               </w:rPr>
-              <w:instrText xml:space="preserve"> PAGEREF _Toc221632644 \h </w:instrText>
+              <w:instrText xml:space="preserve"> PAGEREF _Toc222747367 \h </w:instrText>
             </w:r>
             <w:r>
               <w:rPr>
@@ -463,7 +587,7 @@
                 <w:noProof/>
                 <w:webHidden/>
               </w:rPr>
-              <w:t>9</w:t>
+              <w:t>10</w:t>
             </w:r>
             <w:r>
               <w:rPr>
@@ -481,10 +605,16 @@
               <w:tab w:val="right" w:leader="dot" w:pos="9350"/>
             </w:tabs>
             <w:rPr>
+              <w:rFonts w:eastAsiaTheme="minorEastAsia" w:cstheme="minorBidi"/>
+              <w:b w:val="0"/>
+              <w:bCs w:val="0"/>
+              <w:i w:val="0"/>
+              <w:iCs w:val="0"/>
               <w:noProof/>
+              <w:color w:val="auto"/>
             </w:rPr>
           </w:pPr>
-          <w:hyperlink w:anchor="_Toc221632645" w:history="1">
+          <w:hyperlink w:anchor="_Toc222747368" w:history="1">
             <w:r>
               <w:rPr>
                 <w:rStyle w:val="Hyperlink"/>
@@ -511,7 +641,7 @@
                 <w:noProof/>
                 <w:webHidden/>
               </w:rPr>
-              <w:instrText xml:space="preserve"> PAGEREF _Toc221632645 \h </w:instrText>
+              <w:instrText xml:space="preserve"> PAGEREF _Toc222747368 \h </w:instrText>
             </w:r>
             <w:r>
               <w:rPr>
@@ -531,7 +661,7 @@
                 <w:noProof/>
                 <w:webHidden/>
               </w:rPr>
-              <w:t>10</w:t>
+              <w:t>11</w:t>
             </w:r>
             <w:r>
               <w:rPr>
@@ -549,10 +679,16 @@
               <w:tab w:val="right" w:leader="dot" w:pos="9350"/>
             </w:tabs>
             <w:rPr>
+              <w:rFonts w:eastAsiaTheme="minorEastAsia" w:cstheme="minorBidi"/>
+              <w:b w:val="0"/>
+              <w:bCs w:val="0"/>
+              <w:i w:val="0"/>
+              <w:iCs w:val="0"/>
               <w:noProof/>
+              <w:color w:val="auto"/>
             </w:rPr>
           </w:pPr>
-          <w:hyperlink w:anchor="_Toc221632646" w:history="1">
+          <w:hyperlink w:anchor="_Toc222747369" w:history="1">
             <w:r>
               <w:rPr>
                 <w:rStyle w:val="Hyperlink"/>
@@ -579,7 +715,7 @@
                 <w:noProof/>
                 <w:webHidden/>
               </w:rPr>
-              <w:instrText xml:space="preserve"> PAGEREF _Toc221632646 \h </w:instrText>
+              <w:instrText xml:space="preserve"> PAGEREF _Toc222747369 \h </w:instrText>
             </w:r>
             <w:r>
               <w:rPr>
@@ -599,7 +735,7 @@
                 <w:noProof/>
                 <w:webHidden/>
               </w:rPr>
-              <w:t>11</w:t>
+              <w:t>12</w:t>
             </w:r>
             <w:r>
               <w:rPr>
@@ -640,7 +776,7 @@
       <w:pPr>
         <w:pStyle w:val="Heading1"/>
       </w:pPr>
-      <w:bookmarkStart w:id="0" w:name="_Toc221632639"/>
+      <w:bookmarkStart w:id="0" w:name="_Toc222747361"/>
       <w:r>
         <w:lastRenderedPageBreak/>
         <w:t>Introduction</w:t>
@@ -654,7 +790,7 @@
       <w:pPr>
         <w:pStyle w:val="Heading1"/>
       </w:pPr>
-      <w:bookmarkStart w:id="1" w:name="_Toc221632640"/>
+      <w:bookmarkStart w:id="1" w:name="_Toc222747362"/>
       <w:r>
         <w:lastRenderedPageBreak/>
         <w:t>Literature Review</w:t>
@@ -668,7 +804,7 @@
       <w:pPr>
         <w:pStyle w:val="Heading1"/>
       </w:pPr>
-      <w:bookmarkStart w:id="2" w:name="_Toc221632641"/>
+      <w:bookmarkStart w:id="2" w:name="_Toc222747363"/>
       <w:r>
         <w:lastRenderedPageBreak/>
         <w:t xml:space="preserve">Data </w:t>
@@ -676,6 +812,7 @@
       <w:r>
         <w:t>Analysis</w:t>
       </w:r>
+      <w:bookmarkEnd w:id="2"/>
     </w:p>
     <w:p>
       <w:pPr>
@@ -697,10 +834,18 @@
         <w:t xml:space="preserve"> trends of</w:t>
       </w:r>
       <w:r>
-        <w:t xml:space="preserve"> financial practices for non-profit organizations in the United States. For this, the dataset is </w:t>
-      </w:r>
-      <w:r>
-        <w:t>made up</w:t>
+        <w:t xml:space="preserve"> financial practices for non-profit organizations in the United States. For this, the dataset </w:t>
+      </w:r>
+      <w:proofErr w:type="gramStart"/>
+      <w:r>
+        <w:t xml:space="preserve">is </w:t>
+      </w:r>
+      <w:r>
+        <w:t>made</w:t>
+      </w:r>
+      <w:proofErr w:type="gramEnd"/>
+      <w:r>
+        <w:t xml:space="preserve"> up</w:t>
       </w:r>
       <w:r>
         <w:t xml:space="preserve"> of </w:t>
@@ -757,13 +902,7 @@
         <w:t xml:space="preserve">US states, </w:t>
       </w:r>
       <w:r>
-        <w:t xml:space="preserve">with </w:t>
-      </w:r>
-      <w:r>
-        <w:t>gross receipts of greater than $200,000 in one year or net assets of greater than $500,000</w:t>
-      </w:r>
-      <w:r>
-        <w:t xml:space="preserve"> are included in th</w:t>
+        <w:t>with gross receipts of greater than $200,000 in one year or net assets of greater than $500,000 are included in th</w:t>
       </w:r>
       <w:r>
         <w:t>is</w:t>
@@ -785,8 +924,13 @@
       <w:r>
         <w:t xml:space="preserve">Internal Revenue Service </w:t>
       </w:r>
-      <w:r>
-        <w:t xml:space="preserve">collections </w:t>
+      <w:proofErr w:type="gramStart"/>
+      <w:r>
+        <w:t>collections</w:t>
+      </w:r>
+      <w:proofErr w:type="gramEnd"/>
+      <w:r>
+        <w:t xml:space="preserve"> </w:t>
       </w:r>
       <w:r>
         <w:t xml:space="preserve">Primary </w:t>
@@ -804,15 +948,7 @@
         <w:t xml:space="preserve"> </w:t>
       </w:r>
       <w:r>
-        <w:t>National Taxonomy of Exempt Entities (</w:t>
-      </w:r>
-      <w:proofErr w:type="spellStart"/>
-      <w:r>
-        <w:t>NTEE</w:t>
-      </w:r>
-      <w:proofErr w:type="spellEnd"/>
-      <w:r>
-        <w:t xml:space="preserve">) </w:t>
+        <w:t xml:space="preserve">National Taxonomy of Exempt Entities (NTEE) </w:t>
       </w:r>
       <w:r>
         <w:t xml:space="preserve">classification </w:t>
@@ -836,75 +972,182 @@
         <w:t>.</w:t>
       </w:r>
       <w:r>
+        <w:t xml:space="preserve"> NTEE codes are the newest format of non-profit</w:t>
+      </w:r>
+      <w:r>
         <w:t xml:space="preserve"> </w:t>
       </w:r>
-      <w:proofErr w:type="spellStart"/>
-      <w:r>
-        <w:t>NTEE</w:t>
-      </w:r>
-      <w:proofErr w:type="spellEnd"/>
-      <w:r>
-        <w:t xml:space="preserve"> codes are the newest format of non-profit</w:t>
+      <w:r>
+        <w:t>business</w:t>
+      </w:r>
+      <w:r>
+        <w:t xml:space="preserve"> classification</w:t>
+      </w:r>
+      <w:r>
+        <w:t xml:space="preserve"> adopted by the IRS</w:t>
+      </w:r>
+      <w:r>
+        <w:t xml:space="preserve">. So, </w:t>
+      </w:r>
+      <w:r>
+        <w:t>older</w:t>
+      </w:r>
+      <w:r>
+        <w:t xml:space="preserve"> organization</w:t>
+      </w:r>
+      <w:r>
+        <w:t>s</w:t>
+      </w:r>
+      <w:r>
+        <w:t xml:space="preserve"> filing an</w:t>
       </w:r>
       <w:r>
         <w:t xml:space="preserve"> </w:t>
       </w:r>
       <w:r>
-        <w:t>business</w:t>
-      </w:r>
-      <w:r>
-        <w:t xml:space="preserve"> classification</w:t>
-      </w:r>
-      <w:r>
-        <w:t xml:space="preserve"> adopted by the IRS</w:t>
-      </w:r>
-      <w:r>
-        <w:t xml:space="preserve">. So, </w:t>
-      </w:r>
-      <w:r>
-        <w:t>older</w:t>
-      </w:r>
-      <w:r>
-        <w:t xml:space="preserve"> organization</w:t>
-      </w:r>
-      <w:r>
-        <w:t>s</w:t>
-      </w:r>
-      <w:r>
-        <w:t xml:space="preserve"> filing an</w:t>
-      </w:r>
-      <w:r>
-        <w:t xml:space="preserve"> </w:t>
-      </w:r>
-      <w:r>
         <w:t xml:space="preserve">activity code </w:t>
       </w:r>
-      <w:r>
-        <w:t xml:space="preserve">are replaced to the nearest </w:t>
-      </w:r>
-      <w:proofErr w:type="spellStart"/>
-      <w:r>
-        <w:t>NTEE</w:t>
-      </w:r>
-      <w:proofErr w:type="spellEnd"/>
-      <w:r>
-        <w:t xml:space="preserve"> code for this thesis. Below is a table of all </w:t>
-      </w:r>
-      <w:proofErr w:type="spellStart"/>
-      <w:r>
-        <w:t>NTEE</w:t>
-      </w:r>
-      <w:proofErr w:type="spellEnd"/>
-      <w:r>
-        <w:t xml:space="preserve"> codes, which are all representative in this thesis’s final dataset:</w:t>
-      </w:r>
+      <w:proofErr w:type="gramStart"/>
+      <w:r>
+        <w:t>are replaced</w:t>
+      </w:r>
+      <w:proofErr w:type="gramEnd"/>
+      <w:r>
+        <w:t xml:space="preserve"> to the nearest NTEE code for this thesis. Below is a table of all NTEE codes, which are all representative in this thesis’s final dataset:</w:t>
+      </w:r>
+    </w:p>
+    <w:p>
+      <w:r>
+        <w:t xml:space="preserve">Table I. List of Industries </w:t>
+      </w:r>
+    </w:p>
+    <w:p>
+      <w:pPr>
+        <w:ind w:firstLine="720"/>
+      </w:pPr>
+    </w:p>
+    <w:p>
+      <w:pPr>
+        <w:ind w:firstLine="720"/>
+      </w:pPr>
+      <w:r>
+        <w:t>According to 501(c)(3) status regulations, an organization that does not follow filing procedures for three consecutive years loses its tax-exempt status.</w:t>
+      </w:r>
+      <w:r>
+        <w:rPr>
+          <w:rStyle w:val="FootnoteReference"/>
+        </w:rPr>
+        <w:footnoteReference w:id="1"/>
+      </w:r>
+      <w:r>
+        <w:t xml:space="preserve"> Additionally, an organization that is not contributing a public benefit is at risk of losings its special status. So, three </w:t>
+      </w:r>
+      <w:r>
+        <w:lastRenderedPageBreak/>
+        <w:t xml:space="preserve">consecutive years of zero program expenses, assuming this shows zero public benefit, is a reasonable restriction to make. </w:t>
+      </w:r>
+    </w:p>
+    <w:p>
+      <w:pPr>
+        <w:ind w:firstLine="720"/>
+      </w:pPr>
+      <w:r>
+        <w:t xml:space="preserve">For succinctness, I also drop organizations with three or more years of zero revenues. So, I will drop from the data organizations that satisfy both conditions, because this </w:t>
+      </w:r>
+      <w:proofErr w:type="gramStart"/>
+      <w:r>
+        <w:t>indicates</w:t>
+      </w:r>
+      <w:proofErr w:type="gramEnd"/>
+      <w:r>
+        <w:t xml:space="preserve"> an inactive organization.</w:t>
+      </w:r>
+    </w:p>
+    <w:p>
+      <w:pPr>
+        <w:ind w:firstLine="720"/>
+      </w:pPr>
+      <w:r>
+        <w:t>Also, dropping hospitals and schools from the data set. Their demand is inelastic.</w:t>
+      </w:r>
+    </w:p>
+    <w:p>
+      <w:pPr>
+        <w:ind w:firstLine="720"/>
+      </w:pPr>
+      <w:r>
+        <w:t xml:space="preserve">This limits the data set to </w:t>
+      </w:r>
+      <w:r>
+        <w:t>3</w:t>
+      </w:r>
+      <w:r>
+        <w:t>,</w:t>
+      </w:r>
+      <w:r>
+        <w:t>014</w:t>
+      </w:r>
+      <w:r>
+        <w:t>,</w:t>
+      </w:r>
+      <w:r>
+        <w:t>314</w:t>
+      </w:r>
+      <w:r>
+        <w:t xml:space="preserve"> observations (from 5,002,756) across </w:t>
+      </w:r>
+      <w:r>
+        <w:t>457</w:t>
+      </w:r>
+      <w:r>
+        <w:t>,</w:t>
+      </w:r>
+      <w:r>
+        <w:t>042</w:t>
+      </w:r>
+      <w:r>
+        <w:t xml:space="preserve"> unique organizations (from 738,790). According to the log distribution, the data is now much more balanced.</w:t>
+      </w:r>
+    </w:p>
+    <w:p>
+      <w:pPr>
+        <w:ind w:firstLine="720"/>
+      </w:pPr>
     </w:p>
     <w:p/>
     <w:p>
       <w:r>
-        <w:t>Table I.</w:t>
-      </w:r>
-    </w:p>
+        <w:t xml:space="preserve">Table II. Distribution </w:t>
+      </w:r>
+      <w:r>
+        <w:t>by</w:t>
+      </w:r>
+      <w:r>
+        <w:t xml:space="preserve"> Revenue size</w:t>
+      </w:r>
+    </w:p>
+    <w:p>
+      <w:r>
+        <w:t xml:space="preserve">Table III. Distribution </w:t>
+      </w:r>
+      <w:r>
+        <w:t>by</w:t>
+      </w:r>
+      <w:r>
+        <w:t xml:space="preserve"> Program Expense size</w:t>
+      </w:r>
+    </w:p>
+    <w:p>
+      <w:r>
+        <w:t>Table IV. Distribution of organizations by year</w:t>
+      </w:r>
+    </w:p>
+    <w:p>
+      <w:r>
+        <w:t>Table V. Summary Statistics of Key Variables</w:t>
+      </w:r>
+    </w:p>
+    <w:p/>
     <w:p/>
     <w:p/>
     <w:p>
@@ -935,11 +1178,12 @@
       <w:pPr>
         <w:pStyle w:val="Heading1"/>
       </w:pPr>
+      <w:bookmarkStart w:id="3" w:name="_Toc222747364"/>
       <w:r>
         <w:lastRenderedPageBreak/>
         <w:t>Methodology</w:t>
       </w:r>
-      <w:bookmarkEnd w:id="2"/>
+      <w:bookmarkEnd w:id="3"/>
     </w:p>
     <w:p>
       <w:pPr>
@@ -1245,48 +1489,25 @@
         </w:rPr>
         <w:t xml:space="preserve">My key dependent variable is “Total program Expenses” because </w:t>
       </w:r>
+      <w:proofErr w:type="gramStart"/>
       <w:r>
         <w:rPr>
           <w:rFonts w:eastAsiaTheme="minorEastAsia"/>
         </w:rPr>
-        <w:t>I believe it is the best</w:t>
+        <w:t>I believe it</w:t>
+      </w:r>
+      <w:proofErr w:type="gramEnd"/>
+      <w:r>
+        <w:rPr>
+          <w:rFonts w:eastAsiaTheme="minorEastAsia"/>
+        </w:rPr>
+        <w:t xml:space="preserve"> is the best</w:t>
       </w:r>
       <w:r>
         <w:rPr>
           <w:rFonts w:eastAsiaTheme="minorEastAsia"/>
         </w:rPr>
         <w:t xml:space="preserve"> measure of the total money spent on activities advancing each non-profits mission statement. Other research may use more direct survey data to measure ‘direct impact’ towards the mission.</w:t>
-      </w:r>
-      <w:r>
-        <w:rPr>
-          <w:rStyle w:val="FootnoteReference"/>
-          <w:rFonts w:eastAsiaTheme="minorEastAsia"/>
-        </w:rPr>
-        <w:footnoteReference w:id="1"/>
-      </w:r>
-      <w:r>
-        <w:rPr>
-          <w:rFonts w:eastAsiaTheme="minorEastAsia"/>
-        </w:rPr>
-        <w:t xml:space="preserve"> </w:t>
-      </w:r>
-      <w:r>
-        <w:rPr>
-          <w:rFonts w:eastAsiaTheme="minorEastAsia"/>
-        </w:rPr>
-        <w:t xml:space="preserve">I do not have the opportunity to survey for such data. From the same research, they take the </w:t>
-      </w:r>
-      <w:r>
-        <w:rPr>
-          <w:rFonts w:eastAsiaTheme="minorEastAsia"/>
-        </w:rPr>
-        <w:t>log (</w:t>
-      </w:r>
-      <w:r>
-        <w:rPr>
-          <w:rFonts w:eastAsiaTheme="minorEastAsia"/>
-        </w:rPr>
-        <w:t xml:space="preserve">) value of their dependent variable to make it more comparable across organizations. </w:t>
       </w:r>
       <w:r>
         <w:rPr>
@@ -1299,7 +1520,25 @@
         <w:rPr>
           <w:rFonts w:eastAsiaTheme="minorEastAsia"/>
         </w:rPr>
-        <w:t xml:space="preserve"> On the other hand, some other researchers do not take the log () for their dependent variable.</w:t>
+        <w:t xml:space="preserve"> </w:t>
+      </w:r>
+      <w:r>
+        <w:rPr>
+          <w:rFonts w:eastAsiaTheme="minorEastAsia"/>
+        </w:rPr>
+        <w:t xml:space="preserve">I do not have the opportunity to survey for such data. From the same research, they take the </w:t>
+      </w:r>
+      <w:r>
+        <w:rPr>
+          <w:rFonts w:eastAsiaTheme="minorEastAsia"/>
+        </w:rPr>
+        <w:t>log (</w:t>
+      </w:r>
+      <w:r>
+        <w:rPr>
+          <w:rFonts w:eastAsiaTheme="minorEastAsia"/>
+        </w:rPr>
+        <w:t xml:space="preserve">) value of their dependent variable to make it more comparable across organizations. </w:t>
       </w:r>
       <w:r>
         <w:rPr>
@@ -1307,6 +1546,19 @@
           <w:rFonts w:eastAsiaTheme="minorEastAsia"/>
         </w:rPr>
         <w:footnoteReference w:id="3"/>
+      </w:r>
+      <w:r>
+        <w:rPr>
+          <w:rFonts w:eastAsiaTheme="minorEastAsia"/>
+        </w:rPr>
+        <w:t xml:space="preserve"> On the other hand, some other researchers do not take the log () for their dependent variable.</w:t>
+      </w:r>
+      <w:r>
+        <w:rPr>
+          <w:rStyle w:val="FootnoteReference"/>
+          <w:rFonts w:eastAsiaTheme="minorEastAsia"/>
+        </w:rPr>
+        <w:footnoteReference w:id="4"/>
       </w:r>
     </w:p>
     <w:p>
@@ -1327,7 +1579,7 @@
           <w:rStyle w:val="FootnoteReference"/>
           <w:rFonts w:eastAsiaTheme="minorEastAsia"/>
         </w:rPr>
-        <w:footnoteReference w:id="4"/>
+        <w:footnoteReference w:id="5"/>
       </w:r>
       <w:r>
         <w:rPr>
@@ -1340,7 +1592,7 @@
           <w:rStyle w:val="FootnoteReference"/>
           <w:rFonts w:eastAsiaTheme="minorEastAsia"/>
         </w:rPr>
-        <w:footnoteReference w:id="5"/>
+        <w:footnoteReference w:id="6"/>
       </w:r>
     </w:p>
     <w:p>
@@ -1819,7 +2071,7 @@
         <w:rPr>
           <w:rStyle w:val="FootnoteReference"/>
         </w:rPr>
-        <w:footnoteReference w:id="6"/>
+        <w:footnoteReference w:id="7"/>
       </w:r>
       <w:r>
         <w:t xml:space="preserve"> I choose to modify this variable to be a variable ratio as many nonprofits may operate from a blend of revenue sources, but </w:t>
@@ -2005,7 +2257,7 @@
         <w:rPr>
           <w:rStyle w:val="FootnoteReference"/>
         </w:rPr>
-        <w:footnoteReference w:id="7"/>
+        <w:footnoteReference w:id="8"/>
       </w:r>
       <w:r>
         <w:t xml:space="preserve"> Calculating a similar formula, I choose to look at the intensity a non-profit is more business-like, as in relying on direct products/services sales to maintain activities, because of research finding that </w:t>
@@ -2017,7 +2269,7 @@
         <w:rPr>
           <w:rStyle w:val="FootnoteReference"/>
         </w:rPr>
-        <w:footnoteReference w:id="8"/>
+        <w:footnoteReference w:id="9"/>
       </w:r>
       <w:r>
         <w:t xml:space="preserve"> I use a very similar formula to that research. </w:t>
@@ -2159,7 +2411,15 @@
         </m:sSub>
       </m:oMath>
       <w:r>
-        <w:t>= Non-profit Sector = multiple dummy variables for specific non-profit sectors (i.e. hospital, school, museum, none of the above)</w:t>
+        <w:t>= Non-profit Sector = multiple dummy variables for specific non-profit sectors (</w:t>
+      </w:r>
+      <w:proofErr w:type="gramStart"/>
+      <w:r>
+        <w:t>i.e.</w:t>
+      </w:r>
+      <w:proofErr w:type="gramEnd"/>
+      <w:r>
+        <w:t xml:space="preserve"> hospital, school, museum, none of the above)</w:t>
       </w:r>
     </w:p>
     <w:p/>
@@ -2167,132 +2427,11 @@
       <w:pPr>
         <w:pStyle w:val="Heading2"/>
       </w:pPr>
-      <w:bookmarkStart w:id="3" w:name="_Toc221632642"/>
+      <w:bookmarkStart w:id="4" w:name="_Toc222747365"/>
       <w:r>
         <w:t>Removing Outliers</w:t>
       </w:r>
-      <w:bookmarkEnd w:id="3"/>
-    </w:p>
-    <w:p>
-      <w:pPr>
-        <w:ind w:firstLine="720"/>
-      </w:pPr>
-      <w:r>
-        <w:t>I want to remove organizations that have multiple years of zero program expenses</w:t>
-      </w:r>
-      <w:r>
-        <w:t>.</w:t>
-      </w:r>
-      <w:r>
-        <w:t xml:space="preserve"> </w:t>
-      </w:r>
-      <w:r>
-        <w:t xml:space="preserve">As a prerequisite, I want to check the distribution of organizations without program expenses. </w:t>
-      </w:r>
-    </w:p>
-    <w:p>
-      <w:pPr>
-        <w:ind w:firstLine="720"/>
-      </w:pPr>
-      <w:r>
-        <w:t>According to 501(c)(3) status regulations, an organization that does not follow filing procedures for three consecutive years loses its tax-exempt status.</w:t>
-      </w:r>
-      <w:r>
-        <w:rPr>
-          <w:rStyle w:val="FootnoteReference"/>
-        </w:rPr>
-        <w:footnoteReference w:id="9"/>
-      </w:r>
-      <w:r>
-        <w:t xml:space="preserve"> Additionally, an organization that is not contributing a public benefit is at risk of losings its special status. So, three consecutive years of zero program expenses, assuming this shows zero public benefit, is a reasonable restriction to make. </w:t>
-      </w:r>
-    </w:p>
-    <w:p>
-      <w:pPr>
-        <w:ind w:firstLine="720"/>
-      </w:pPr>
-      <w:r>
-        <w:t xml:space="preserve">For succinctness, I </w:t>
-      </w:r>
-      <w:r>
-        <w:t>should</w:t>
-      </w:r>
-      <w:r>
-        <w:t xml:space="preserve"> also drop organizations with </w:t>
-      </w:r>
-      <w:r>
-        <w:t xml:space="preserve">three </w:t>
-      </w:r>
-      <w:r>
-        <w:t>or more years of zero revenues.</w:t>
-      </w:r>
-      <w:r>
-        <w:t xml:space="preserve"> So, I will drop from the data organizations that satisfy both conditions, because this indicates an inactive organization.</w:t>
-      </w:r>
-    </w:p>
-    <w:p>
-      <w:pPr>
-        <w:ind w:firstLine="720"/>
-      </w:pPr>
-      <w:r>
-        <w:t>Also, dropping hospitals and schools from the data set. Their demand is inelastic.</w:t>
-      </w:r>
-    </w:p>
-    <w:p>
-      <w:pPr>
-        <w:ind w:firstLine="720"/>
-      </w:pPr>
-      <w:r>
-        <w:t xml:space="preserve">This limits the data set to </w:t>
-      </w:r>
-      <w:r>
-        <w:t>3</w:t>
-      </w:r>
-      <w:r>
-        <w:t>,</w:t>
-      </w:r>
-      <w:r>
-        <w:t>014</w:t>
-      </w:r>
-      <w:r>
-        <w:t>,</w:t>
-      </w:r>
-      <w:r>
-        <w:t>314</w:t>
-      </w:r>
-      <w:r>
-        <w:t xml:space="preserve"> </w:t>
-      </w:r>
-      <w:r>
-        <w:t>observations (from 5,002,756</w:t>
-      </w:r>
-      <w:r>
-        <w:t xml:space="preserve">) </w:t>
-      </w:r>
-      <w:r>
-        <w:t xml:space="preserve">across </w:t>
-      </w:r>
-      <w:r>
-        <w:t>457</w:t>
-      </w:r>
-      <w:r>
-        <w:t>,</w:t>
-      </w:r>
-      <w:r>
-        <w:t>042</w:t>
-      </w:r>
-      <w:r>
-        <w:t xml:space="preserve"> </w:t>
-      </w:r>
-      <w:r>
-        <w:t xml:space="preserve">unique organizations (from </w:t>
-      </w:r>
-      <w:r>
-        <w:t>738,790).</w:t>
-      </w:r>
-      <w:r>
-        <w:t xml:space="preserve"> According to the log distribution, the data is now much more balanced.</w:t>
-      </w:r>
+      <w:bookmarkEnd w:id="4"/>
     </w:p>
     <w:p>
       <w:pPr>
@@ -2306,12 +2445,12 @@
       <w:pPr>
         <w:pStyle w:val="Heading1"/>
       </w:pPr>
-      <w:bookmarkStart w:id="4" w:name="_Toc221632643"/>
+      <w:bookmarkStart w:id="5" w:name="_Toc222747366"/>
       <w:r>
         <w:lastRenderedPageBreak/>
         <w:t>Results</w:t>
       </w:r>
-      <w:bookmarkEnd w:id="4"/>
+      <w:bookmarkEnd w:id="5"/>
     </w:p>
     <w:p>
       <w:pPr>
@@ -2325,12 +2464,12 @@
       <w:pPr>
         <w:pStyle w:val="Heading1"/>
       </w:pPr>
-      <w:bookmarkStart w:id="5" w:name="_Toc221632644"/>
+      <w:bookmarkStart w:id="6" w:name="_Toc222747367"/>
       <w:r>
         <w:lastRenderedPageBreak/>
         <w:t>Analysis</w:t>
       </w:r>
-      <w:bookmarkEnd w:id="5"/>
+      <w:bookmarkEnd w:id="6"/>
     </w:p>
     <w:p>
       <w:pPr>
@@ -2344,12 +2483,12 @@
       <w:pPr>
         <w:pStyle w:val="Heading1"/>
       </w:pPr>
-      <w:bookmarkStart w:id="6" w:name="_Toc221632645"/>
+      <w:bookmarkStart w:id="7" w:name="_Toc222747368"/>
       <w:r>
         <w:lastRenderedPageBreak/>
         <w:t>Conclusion</w:t>
       </w:r>
-      <w:bookmarkEnd w:id="6"/>
+      <w:bookmarkEnd w:id="7"/>
     </w:p>
     <w:p>
       <w:pPr>
@@ -2363,12 +2502,12 @@
       <w:pPr>
         <w:pStyle w:val="Heading1"/>
       </w:pPr>
-      <w:bookmarkStart w:id="7" w:name="_Toc221632646"/>
+      <w:bookmarkStart w:id="8" w:name="_Toc222747369"/>
       <w:r>
         <w:lastRenderedPageBreak/>
         <w:t>Bibliography</w:t>
       </w:r>
-      <w:bookmarkEnd w:id="7"/>
+      <w:bookmarkEnd w:id="8"/>
     </w:p>
     <w:p/>
     <w:p>
@@ -2472,166 +2611,6 @@
         <w:t xml:space="preserve"> </w:t>
       </w:r>
       <w:r>
-        <w:t>Altamimi, Hala, and Qiaozhen Liu. "The nonprofit starvation cycle: Does overhead spending really impact program outcomes?." Nonprofit and Voluntary Sector Quarterly 51, no. 6 (2022): 1324-1348.</w:t>
-      </w:r>
-    </w:p>
-  </w:footnote>
-  <w:footnote w:id="2">
-    <w:p>
-      <w:pPr>
-        <w:pStyle w:val="FootnoteText"/>
-      </w:pPr>
-      <w:r>
-        <w:rPr>
-          <w:rStyle w:val="FootnoteReference"/>
-        </w:rPr>
-        <w:footnoteRef/>
-      </w:r>
-      <w:r>
-        <w:t xml:space="preserve"> Altamimi, Hala and Qiaozhen Liu (2022).</w:t>
-      </w:r>
-    </w:p>
-  </w:footnote>
-  <w:footnote w:id="3">
-    <w:p>
-      <w:pPr>
-        <w:pStyle w:val="FootnoteText"/>
-      </w:pPr>
-      <w:r>
-        <w:rPr>
-          <w:rStyle w:val="FootnoteReference"/>
-        </w:rPr>
-        <w:footnoteRef/>
-      </w:r>
-      <w:r>
-        <w:t xml:space="preserve"> </w:t>
-      </w:r>
-      <w:r>
-        <w:t>Exley, Christine L., Nils H. Lehr, and Stephen J. Terry. "Nonprofits in good times and bad times." Journal of Political Economy Microeconomics 1, no. 1 (2023): 42-79.</w:t>
-      </w:r>
-    </w:p>
-  </w:footnote>
-  <w:footnote w:id="4">
-    <w:p>
-      <w:pPr>
-        <w:pStyle w:val="FootnoteText"/>
-      </w:pPr>
-      <w:r>
-        <w:rPr>
-          <w:rStyle w:val="FootnoteReference"/>
-        </w:rPr>
-        <w:footnoteRef/>
-      </w:r>
-      <w:r>
-        <w:t xml:space="preserve"> </w:t>
-      </w:r>
-      <w:r>
-        <w:t>Exley, Christine L., Nils H. Lehr, and Stephen J. Terry. (2023)</w:t>
-      </w:r>
-      <w:r>
-        <w:t>.</w:t>
-      </w:r>
-    </w:p>
-  </w:footnote>
-  <w:footnote w:id="5">
-    <w:p>
-      <w:pPr>
-        <w:pStyle w:val="FootnoteText"/>
-      </w:pPr>
-      <w:r>
-        <w:rPr>
-          <w:rStyle w:val="FootnoteReference"/>
-        </w:rPr>
-        <w:footnoteRef/>
-      </w:r>
-      <w:r>
-        <w:t xml:space="preserve"> </w:t>
-      </w:r>
-      <w:r>
-        <w:t>Exley, Christine L., Nils H. Lehr, and Stephen J. Terry. (2023)</w:t>
-      </w:r>
-      <w:r>
-        <w:t>.</w:t>
-      </w:r>
-    </w:p>
-    <w:p>
-      <w:pPr>
-        <w:pStyle w:val="FootnoteText"/>
-      </w:pPr>
-    </w:p>
-  </w:footnote>
-  <w:footnote w:id="6">
-    <w:p>
-      <w:pPr>
-        <w:pStyle w:val="FootnoteText"/>
-      </w:pPr>
-      <w:r>
-        <w:rPr>
-          <w:rStyle w:val="FootnoteReference"/>
-        </w:rPr>
-        <w:footnoteRef/>
-      </w:r>
-      <w:r>
-        <w:t xml:space="preserve"> </w:t>
-      </w:r>
-      <w:r>
-        <w:t>Ecer, Sencer, Mark Magro, and Sinan Sarpça. "The relationship between nonprofits’ revenue composition and their economic-financial efficiency." Nonprofit and Voluntary Sector Quarterly 46, no. 1 (2017): 141-155.</w:t>
-      </w:r>
-    </w:p>
-  </w:footnote>
-  <w:footnote w:id="7">
-    <w:p>
-      <w:pPr>
-        <w:pStyle w:val="FootnoteText"/>
-      </w:pPr>
-      <w:r>
-        <w:rPr>
-          <w:rStyle w:val="FootnoteReference"/>
-        </w:rPr>
-        <w:footnoteRef/>
-      </w:r>
-      <w:r>
-        <w:t xml:space="preserve"> </w:t>
-      </w:r>
-      <w:r>
-        <w:t>Exley, Christine L., Nils H. Lehr, and Stephen J. Terry. "Nonprofits in good times and bad times." Journal of Political Economy Microeconomics 1, no. 1 (2023): 42-79.</w:t>
-      </w:r>
-    </w:p>
-  </w:footnote>
-  <w:footnote w:id="8">
-    <w:p>
-      <w:pPr>
-        <w:pStyle w:val="FootnoteText"/>
-      </w:pPr>
-      <w:r>
-        <w:rPr>
-          <w:rStyle w:val="FootnoteReference"/>
-        </w:rPr>
-        <w:footnoteRef/>
-      </w:r>
-      <w:r>
-        <w:t xml:space="preserve"> </w:t>
-      </w:r>
-      <w:r>
-        <w:t>Ecer, Sencer, Mark Magro, and Sinan Sarpça. "The relationship between nonprofits’ revenue composition and their economic-financial efficiency." Nonprofit and Voluntary Sector Quarterly 46, no. 1 (2017): 141-155.</w:t>
-      </w:r>
-    </w:p>
-  </w:footnote>
-  <w:footnote w:id="9">
-    <w:p>
-      <w:pPr>
-        <w:pStyle w:val="FootnoteText"/>
-      </w:pPr>
-      <w:r>
-        <w:rPr>
-          <w:rStyle w:val="FootnoteReference"/>
-        </w:rPr>
-        <w:footnoteRef/>
-      </w:r>
-      <w:r>
-        <w:t xml:space="preserve"> </w:t>
-      </w:r>
-      <w:r>
         <w:t xml:space="preserve">Irs.gov. “Automatic Revocation of Exemption | Internal Revenue Service,” 2017. </w:t>
       </w:r>
       <w:hyperlink r:id="rId1" w:history="1">
@@ -2661,6 +2640,174 @@
       <w:pPr>
         <w:pStyle w:val="FootnoteText"/>
       </w:pPr>
+    </w:p>
+  </w:footnote>
+  <w:footnote w:id="2">
+    <w:p>
+      <w:pPr>
+        <w:pStyle w:val="FootnoteText"/>
+      </w:pPr>
+      <w:r>
+        <w:rPr>
+          <w:rStyle w:val="FootnoteReference"/>
+        </w:rPr>
+        <w:footnoteRef/>
+      </w:r>
+      <w:r>
+        <w:t xml:space="preserve"> </w:t>
+      </w:r>
+      <w:r>
+        <w:t xml:space="preserve">Altamimi, Hala, and Qiaozhen Liu. "The nonprofit starvation cycle: Does overhead spending really impact program </w:t>
+      </w:r>
+      <w:proofErr w:type="gramStart"/>
+      <w:r>
+        <w:t>outcomes?.</w:t>
+      </w:r>
+      <w:proofErr w:type="gramEnd"/>
+      <w:r>
+        <w:t>" Nonprofit and Voluntary Sector Quarterly 51, no. 6 (2022): 1324-1348.</w:t>
+      </w:r>
+    </w:p>
+  </w:footnote>
+  <w:footnote w:id="3">
+    <w:p>
+      <w:pPr>
+        <w:pStyle w:val="FootnoteText"/>
+      </w:pPr>
+      <w:r>
+        <w:rPr>
+          <w:rStyle w:val="FootnoteReference"/>
+        </w:rPr>
+        <w:footnoteRef/>
+      </w:r>
+      <w:r>
+        <w:t xml:space="preserve"> Altamimi, Hala and Qiaozhen Liu (2022).</w:t>
+      </w:r>
+    </w:p>
+  </w:footnote>
+  <w:footnote w:id="4">
+    <w:p>
+      <w:pPr>
+        <w:pStyle w:val="FootnoteText"/>
+      </w:pPr>
+      <w:r>
+        <w:rPr>
+          <w:rStyle w:val="FootnoteReference"/>
+        </w:rPr>
+        <w:footnoteRef/>
+      </w:r>
+      <w:r>
+        <w:t xml:space="preserve"> </w:t>
+      </w:r>
+      <w:r>
+        <w:t>Exley, Christine L., Nils H. Lehr, and Stephen J. Terry. "Nonprofits in good times and bad times." Journal of Political Economy Microeconomics 1, no. 1 (2023): 42-79.</w:t>
+      </w:r>
+    </w:p>
+  </w:footnote>
+  <w:footnote w:id="5">
+    <w:p>
+      <w:pPr>
+        <w:pStyle w:val="FootnoteText"/>
+      </w:pPr>
+      <w:r>
+        <w:rPr>
+          <w:rStyle w:val="FootnoteReference"/>
+        </w:rPr>
+        <w:footnoteRef/>
+      </w:r>
+      <w:r>
+        <w:t xml:space="preserve"> </w:t>
+      </w:r>
+      <w:r>
+        <w:t>Exley, Christine L., Nils H. Lehr, and Stephen J. Terry. (2023)</w:t>
+      </w:r>
+      <w:r>
+        <w:t>.</w:t>
+      </w:r>
+    </w:p>
+  </w:footnote>
+  <w:footnote w:id="6">
+    <w:p>
+      <w:pPr>
+        <w:pStyle w:val="FootnoteText"/>
+      </w:pPr>
+      <w:r>
+        <w:rPr>
+          <w:rStyle w:val="FootnoteReference"/>
+        </w:rPr>
+        <w:footnoteRef/>
+      </w:r>
+      <w:r>
+        <w:t xml:space="preserve"> </w:t>
+      </w:r>
+      <w:r>
+        <w:t>Exley, Christine L., Nils H. Lehr, and Stephen J. Terry. (2023)</w:t>
+      </w:r>
+      <w:r>
+        <w:t>.</w:t>
+      </w:r>
+    </w:p>
+    <w:p>
+      <w:pPr>
+        <w:pStyle w:val="FootnoteText"/>
+      </w:pPr>
+    </w:p>
+  </w:footnote>
+  <w:footnote w:id="7">
+    <w:p>
+      <w:pPr>
+        <w:pStyle w:val="FootnoteText"/>
+      </w:pPr>
+      <w:r>
+        <w:rPr>
+          <w:rStyle w:val="FootnoteReference"/>
+        </w:rPr>
+        <w:footnoteRef/>
+      </w:r>
+      <w:r>
+        <w:t xml:space="preserve"> </w:t>
+      </w:r>
+      <w:r>
+        <w:t>Ecer, Sencer, Mark Magro, and Sinan Sarpça. "The relationship between nonprofits’ revenue composition and their economic-financial efficiency." Nonprofit and Voluntary Sector Quarterly 46, no. 1 (2017): 141-155.</w:t>
+      </w:r>
+    </w:p>
+  </w:footnote>
+  <w:footnote w:id="8">
+    <w:p>
+      <w:pPr>
+        <w:pStyle w:val="FootnoteText"/>
+      </w:pPr>
+      <w:r>
+        <w:rPr>
+          <w:rStyle w:val="FootnoteReference"/>
+        </w:rPr>
+        <w:footnoteRef/>
+      </w:r>
+      <w:r>
+        <w:t xml:space="preserve"> </w:t>
+      </w:r>
+      <w:r>
+        <w:t>Exley, Christine L., Nils H. Lehr, and Stephen J. Terry. "Nonprofits in good times and bad times." Journal of Political Economy Microeconomics 1, no. 1 (2023): 42-79.</w:t>
+      </w:r>
+    </w:p>
+  </w:footnote>
+  <w:footnote w:id="9">
+    <w:p>
+      <w:pPr>
+        <w:pStyle w:val="FootnoteText"/>
+      </w:pPr>
+      <w:r>
+        <w:rPr>
+          <w:rStyle w:val="FootnoteReference"/>
+        </w:rPr>
+        <w:footnoteRef/>
+      </w:r>
+      <w:r>
+        <w:t xml:space="preserve"> </w:t>
+      </w:r>
+      <w:r>
+        <w:t>Ecer, Sencer, Mark Magro, and Sinan Sarpça. "The relationship between nonprofits’ revenue composition and their economic-financial efficiency." Nonprofit and Voluntary Sector Quarterly 46, no. 1 (2017): 141-155.</w:t>
+      </w:r>
     </w:p>
   </w:footnote>
 </w:footnotes>

--- a/Final Paper.docx
+++ b/Final Paper.docx
@@ -3,13 +3,35 @@
 <w:document xmlns:wpc="http://schemas.microsoft.com/office/word/2010/wordprocessingCanvas" xmlns:cx="http://schemas.microsoft.com/office/drawing/2014/chartex" xmlns:cx1="http://schemas.microsoft.com/office/drawing/2015/9/8/chartex" xmlns:cx2="http://schemas.microsoft.com/office/drawing/2015/10/21/chartex" xmlns:cx3="http://schemas.microsoft.com/office/drawing/2016/5/9/chartex" xmlns:cx4="http://schemas.microsoft.com/office/drawing/2016/5/10/chartex" xmlns:cx5="http://schemas.microsoft.com/office/drawing/2016/5/11/chartex" xmlns:cx6="http://schemas.microsoft.com/office/drawing/2016/5/12/chartex" xmlns:cx7="http://schemas.microsoft.com/office/drawing/2016/5/13/chartex" xmlns:cx8="http://schemas.microsoft.com/office/drawing/2016/5/14/chartex" xmlns:mc="http://schemas.openxmlformats.org/markup-compatibility/2006" xmlns:aink="http://schemas.microsoft.com/office/drawing/2016/ink" xmlns:am3d="http://schemas.microsoft.com/office/drawing/2017/model3d" xmlns:o="urn:schemas-microsoft-com:office:office" xmlns:oel="http://schemas.microsoft.com/office/2019/extlst" xmlns:r="http://schemas.openxmlformats.org/officeDocument/2006/relationships" xmlns:m="http://schemas.openxmlformats.org/officeDocument/2006/math" xmlns:v="urn:schemas-microsoft-com:vml" xmlns:wp14="http://schemas.microsoft.com/office/word/2010/wordprocessingDrawing" xmlns:wp="http://schemas.openxmlformats.org/drawingml/2006/wordprocessingDrawing" xmlns:w10="urn:schemas-microsoft-com:office:word" xmlns:w="http://schemas.openxmlformats.org/wordprocessingml/2006/main" xmlns:w14="http://schemas.microsoft.com/office/word/2010/wordml" xmlns:w15="http://schemas.microsoft.com/office/word/2012/wordml" xmlns:w16cex="http://schemas.microsoft.com/office/word/2018/wordml/cex" xmlns:w16cid="http://schemas.microsoft.com/office/word/2016/wordml/cid" xmlns:w16="http://schemas.microsoft.com/office/word/2018/wordml" xmlns:w16du="http://schemas.microsoft.com/office/word/2023/wordml/word16du" xmlns:w16sdtdh="http://schemas.microsoft.com/office/word/2020/wordml/sdtdatahash" xmlns:w16sdtfl="http://schemas.microsoft.com/office/word/2024/wordml/sdtformatlock" xmlns:w16se="http://schemas.microsoft.com/office/word/2015/wordml/symex" xmlns:wpg="http://schemas.microsoft.com/office/word/2010/wordprocessingGroup" xmlns:wpi="http://schemas.microsoft.com/office/word/2010/wordprocessingInk" xmlns:wne="http://schemas.microsoft.com/office/word/2006/wordml" xmlns:wps="http://schemas.microsoft.com/office/word/2010/wordprocessingShape" mc:Ignorable="w14 w15 w16se w16cid w16 w16cex w16sdtdh w16sdtfl w16du wp14">
   <w:body>
     <w:p>
+      <w:pPr>
+        <w:jc w:val="center"/>
+      </w:pPr>
+      <w:r>
+        <w:t>Running a Non-Profit in a Recession: Analysis of countercyclical financial practices</w:t>
+      </w:r>
+    </w:p>
+    <w:p>
+      <w:pPr>
+        <w:jc w:val="center"/>
+      </w:pPr>
       <w:r>
         <w:t>Jonathan Tamen</w:t>
       </w:r>
     </w:p>
     <w:p>
-      <w:r>
-        <w:t>Economics Honors Thesis</w:t>
+      <w:pPr>
+        <w:jc w:val="center"/>
+      </w:pPr>
+      <w:r>
+        <w:t>Clark University Economics Honors Thesis</w:t>
+      </w:r>
+    </w:p>
+    <w:p>
+      <w:pPr>
+        <w:jc w:val="center"/>
+      </w:pPr>
+      <w:r>
+        <w:t>2025-2026</w:t>
       </w:r>
     </w:p>
     <w:p>
@@ -82,7 +104,7 @@
             </w:rPr>
             <w:fldChar w:fldCharType="separate"/>
           </w:r>
-          <w:hyperlink w:anchor="_Toc222747361" w:history="1">
+          <w:hyperlink w:anchor="_Toc223509208" w:history="1">
             <w:r>
               <w:rPr>
                 <w:rStyle w:val="Hyperlink"/>
@@ -109,7 +131,7 @@
                 <w:noProof/>
                 <w:webHidden/>
               </w:rPr>
-              <w:instrText xml:space="preserve"> PAGEREF _Toc222747361 \h </w:instrText>
+              <w:instrText xml:space="preserve"> PAGEREF _Toc223509208 \h </w:instrText>
             </w:r>
             <w:r>
               <w:rPr>
@@ -156,7 +178,7 @@
               <w:color w:val="auto"/>
             </w:rPr>
           </w:pPr>
-          <w:hyperlink w:anchor="_Toc222747362" w:history="1">
+          <w:hyperlink w:anchor="_Toc223509209" w:history="1">
             <w:r>
               <w:rPr>
                 <w:rStyle w:val="Hyperlink"/>
@@ -183,7 +205,7 @@
                 <w:noProof/>
                 <w:webHidden/>
               </w:rPr>
-              <w:instrText xml:space="preserve"> PAGEREF _Toc222747362 \h </w:instrText>
+              <w:instrText xml:space="preserve"> PAGEREF _Toc223509209 \h </w:instrText>
             </w:r>
             <w:r>
               <w:rPr>
@@ -230,27 +252,161 @@
               <w:color w:val="auto"/>
             </w:rPr>
           </w:pPr>
-          <w:hyperlink w:anchor="_Toc222747363" w:history="1">
+          <w:hyperlink w:anchor="_Toc223509210" w:history="1">
             <w:r>
               <w:rPr>
                 <w:rStyle w:val="Hyperlink"/>
                 <w:noProof/>
               </w:rPr>
-              <w:t>Data Anal</w:t>
-            </w:r>
+              <w:t>Data Analysis and Measurement</w:t>
+            </w:r>
+            <w:r>
+              <w:rPr>
+                <w:noProof/>
+                <w:webHidden/>
+              </w:rPr>
+              <w:tab/>
+            </w:r>
+            <w:r>
+              <w:rPr>
+                <w:noProof/>
+                <w:webHidden/>
+              </w:rPr>
+              <w:fldChar w:fldCharType="begin"/>
+            </w:r>
+            <w:r>
+              <w:rPr>
+                <w:noProof/>
+                <w:webHidden/>
+              </w:rPr>
+              <w:instrText xml:space="preserve"> PAGEREF _Toc223509210 \h </w:instrText>
+            </w:r>
+            <w:r>
+              <w:rPr>
+                <w:noProof/>
+                <w:webHidden/>
+              </w:rPr>
+            </w:r>
+            <w:r>
+              <w:rPr>
+                <w:noProof/>
+                <w:webHidden/>
+              </w:rPr>
+              <w:fldChar w:fldCharType="separate"/>
+            </w:r>
+            <w:r>
+              <w:rPr>
+                <w:noProof/>
+                <w:webHidden/>
+              </w:rPr>
+              <w:t>6</w:t>
+            </w:r>
+            <w:r>
+              <w:rPr>
+                <w:noProof/>
+                <w:webHidden/>
+              </w:rPr>
+              <w:fldChar w:fldCharType="end"/>
+            </w:r>
+          </w:hyperlink>
+        </w:p>
+        <w:p>
+          <w:pPr>
+            <w:pStyle w:val="TOC2"/>
+            <w:tabs>
+              <w:tab w:val="right" w:leader="dot" w:pos="9350"/>
+            </w:tabs>
+            <w:rPr>
+              <w:rFonts w:eastAsiaTheme="minorEastAsia" w:cstheme="minorBidi"/>
+              <w:b w:val="0"/>
+              <w:bCs w:val="0"/>
+              <w:noProof/>
+              <w:color w:val="auto"/>
+              <w:sz w:val="24"/>
+              <w:szCs w:val="24"/>
+            </w:rPr>
+          </w:pPr>
+          <w:hyperlink w:anchor="_Toc223509211" w:history="1">
             <w:r>
               <w:rPr>
                 <w:rStyle w:val="Hyperlink"/>
                 <w:noProof/>
               </w:rPr>
-              <w:t>y</w:t>
-            </w:r>
+              <w:t>Restrictions</w:t>
+            </w:r>
+            <w:r>
+              <w:rPr>
+                <w:noProof/>
+                <w:webHidden/>
+              </w:rPr>
+              <w:tab/>
+            </w:r>
+            <w:r>
+              <w:rPr>
+                <w:noProof/>
+                <w:webHidden/>
+              </w:rPr>
+              <w:fldChar w:fldCharType="begin"/>
+            </w:r>
+            <w:r>
+              <w:rPr>
+                <w:noProof/>
+                <w:webHidden/>
+              </w:rPr>
+              <w:instrText xml:space="preserve"> PAGEREF _Toc223509211 \h </w:instrText>
+            </w:r>
+            <w:r>
+              <w:rPr>
+                <w:noProof/>
+                <w:webHidden/>
+              </w:rPr>
+            </w:r>
+            <w:r>
+              <w:rPr>
+                <w:noProof/>
+                <w:webHidden/>
+              </w:rPr>
+              <w:fldChar w:fldCharType="separate"/>
+            </w:r>
+            <w:r>
+              <w:rPr>
+                <w:noProof/>
+                <w:webHidden/>
+              </w:rPr>
+              <w:t>6</w:t>
+            </w:r>
+            <w:r>
+              <w:rPr>
+                <w:noProof/>
+                <w:webHidden/>
+              </w:rPr>
+              <w:fldChar w:fldCharType="end"/>
+            </w:r>
+          </w:hyperlink>
+        </w:p>
+        <w:p>
+          <w:pPr>
+            <w:pStyle w:val="TOC2"/>
+            <w:tabs>
+              <w:tab w:val="right" w:leader="dot" w:pos="9350"/>
+            </w:tabs>
+            <w:rPr>
+              <w:rFonts w:eastAsiaTheme="minorEastAsia" w:cstheme="minorBidi"/>
+              <w:b w:val="0"/>
+              <w:bCs w:val="0"/>
+              <w:noProof/>
+              <w:color w:val="auto"/>
+              <w:sz w:val="24"/>
+              <w:szCs w:val="24"/>
+            </w:rPr>
+          </w:pPr>
+          <w:hyperlink w:anchor="_Toc223509212" w:history="1">
             <w:r>
               <w:rPr>
                 <w:rStyle w:val="Hyperlink"/>
                 <w:noProof/>
               </w:rPr>
-              <w:t>sis</w:t>
+              <w:t>Description</w:t>
             </w:r>
             <w:r>
               <w:rPr>
@@ -271,7 +427,7 @@
                 <w:noProof/>
                 <w:webHidden/>
               </w:rPr>
-              <w:instrText xml:space="preserve"> PAGEREF _Toc222747363 \h </w:instrText>
+              <w:instrText xml:space="preserve"> PAGEREF _Toc223509212 \h </w:instrText>
             </w:r>
             <w:r>
               <w:rPr>
@@ -291,7 +447,7 @@
                 <w:noProof/>
                 <w:webHidden/>
               </w:rPr>
-              <w:t>5</w:t>
+              <w:t>8</w:t>
             </w:r>
             <w:r>
               <w:rPr>
@@ -318,7 +474,7 @@
               <w:color w:val="auto"/>
             </w:rPr>
           </w:pPr>
-          <w:hyperlink w:anchor="_Toc222747364" w:history="1">
+          <w:hyperlink w:anchor="_Toc223509213" w:history="1">
             <w:r>
               <w:rPr>
                 <w:rStyle w:val="Hyperlink"/>
@@ -345,7 +501,7 @@
                 <w:noProof/>
                 <w:webHidden/>
               </w:rPr>
-              <w:instrText xml:space="preserve"> PAGEREF _Toc222747364 \h </w:instrText>
+              <w:instrText xml:space="preserve"> PAGEREF _Toc223509213 \h </w:instrText>
             </w:r>
             <w:r>
               <w:rPr>
@@ -365,7 +521,7 @@
                 <w:noProof/>
                 <w:webHidden/>
               </w:rPr>
-              <w:t>6</w:t>
+              <w:t>9</w:t>
             </w:r>
             <w:r>
               <w:rPr>
@@ -392,13 +548,13 @@
               <w:szCs w:val="24"/>
             </w:rPr>
           </w:pPr>
-          <w:hyperlink w:anchor="_Toc222747365" w:history="1">
+          <w:hyperlink w:anchor="_Toc223509214" w:history="1">
             <w:r>
               <w:rPr>
                 <w:rStyle w:val="Hyperlink"/>
                 <w:noProof/>
               </w:rPr>
-              <w:t>Removing Outliers</w:t>
+              <w:t>Independent Variables</w:t>
             </w:r>
             <w:r>
               <w:rPr>
@@ -419,7 +575,7 @@
                 <w:noProof/>
                 <w:webHidden/>
               </w:rPr>
-              <w:instrText xml:space="preserve"> PAGEREF _Toc222747365 \h </w:instrText>
+              <w:instrText xml:space="preserve"> PAGEREF _Toc223509214 \h </w:instrText>
             </w:r>
             <w:r>
               <w:rPr>
@@ -439,7 +595,374 @@
                 <w:noProof/>
                 <w:webHidden/>
               </w:rPr>
-              <w:t>8</w:t>
+              <w:t>9</w:t>
+            </w:r>
+            <w:r>
+              <w:rPr>
+                <w:noProof/>
+                <w:webHidden/>
+              </w:rPr>
+              <w:fldChar w:fldCharType="end"/>
+            </w:r>
+          </w:hyperlink>
+        </w:p>
+        <w:p>
+          <w:pPr>
+            <w:pStyle w:val="TOC2"/>
+            <w:tabs>
+              <w:tab w:val="right" w:leader="dot" w:pos="9350"/>
+            </w:tabs>
+            <w:rPr>
+              <w:rFonts w:eastAsiaTheme="minorEastAsia" w:cstheme="minorBidi"/>
+              <w:b w:val="0"/>
+              <w:bCs w:val="0"/>
+              <w:noProof/>
+              <w:color w:val="auto"/>
+              <w:sz w:val="24"/>
+              <w:szCs w:val="24"/>
+            </w:rPr>
+          </w:pPr>
+          <w:hyperlink w:anchor="_Toc223509215" w:history="1">
+            <w:r>
+              <w:rPr>
+                <w:rStyle w:val="Hyperlink"/>
+                <w:noProof/>
+              </w:rPr>
+              <w:t>Dependent Variables</w:t>
+            </w:r>
+            <w:r>
+              <w:rPr>
+                <w:noProof/>
+                <w:webHidden/>
+              </w:rPr>
+              <w:tab/>
+            </w:r>
+            <w:r>
+              <w:rPr>
+                <w:noProof/>
+                <w:webHidden/>
+              </w:rPr>
+              <w:fldChar w:fldCharType="begin"/>
+            </w:r>
+            <w:r>
+              <w:rPr>
+                <w:noProof/>
+                <w:webHidden/>
+              </w:rPr>
+              <w:instrText xml:space="preserve"> PAGEREF _Toc223509215 \h </w:instrText>
+            </w:r>
+            <w:r>
+              <w:rPr>
+                <w:noProof/>
+                <w:webHidden/>
+              </w:rPr>
+            </w:r>
+            <w:r>
+              <w:rPr>
+                <w:noProof/>
+                <w:webHidden/>
+              </w:rPr>
+              <w:fldChar w:fldCharType="separate"/>
+            </w:r>
+            <w:r>
+              <w:rPr>
+                <w:noProof/>
+                <w:webHidden/>
+              </w:rPr>
+              <w:t>9</w:t>
+            </w:r>
+            <w:r>
+              <w:rPr>
+                <w:noProof/>
+                <w:webHidden/>
+              </w:rPr>
+              <w:fldChar w:fldCharType="end"/>
+            </w:r>
+          </w:hyperlink>
+        </w:p>
+        <w:p>
+          <w:pPr>
+            <w:pStyle w:val="TOC2"/>
+            <w:tabs>
+              <w:tab w:val="right" w:leader="dot" w:pos="9350"/>
+            </w:tabs>
+            <w:rPr>
+              <w:rFonts w:eastAsiaTheme="minorEastAsia" w:cstheme="minorBidi"/>
+              <w:b w:val="0"/>
+              <w:bCs w:val="0"/>
+              <w:noProof/>
+              <w:color w:val="auto"/>
+              <w:sz w:val="24"/>
+              <w:szCs w:val="24"/>
+            </w:rPr>
+          </w:pPr>
+          <w:hyperlink w:anchor="_Toc223509216" w:history="1">
+            <w:r>
+              <w:rPr>
+                <w:rStyle w:val="Hyperlink"/>
+                <w:noProof/>
+              </w:rPr>
+              <w:t>Regression Models</w:t>
+            </w:r>
+            <w:r>
+              <w:rPr>
+                <w:noProof/>
+                <w:webHidden/>
+              </w:rPr>
+              <w:tab/>
+            </w:r>
+            <w:r>
+              <w:rPr>
+                <w:noProof/>
+                <w:webHidden/>
+              </w:rPr>
+              <w:fldChar w:fldCharType="begin"/>
+            </w:r>
+            <w:r>
+              <w:rPr>
+                <w:noProof/>
+                <w:webHidden/>
+              </w:rPr>
+              <w:instrText xml:space="preserve"> PAGEREF _Toc223509216 \h </w:instrText>
+            </w:r>
+            <w:r>
+              <w:rPr>
+                <w:noProof/>
+                <w:webHidden/>
+              </w:rPr>
+            </w:r>
+            <w:r>
+              <w:rPr>
+                <w:noProof/>
+                <w:webHidden/>
+              </w:rPr>
+              <w:fldChar w:fldCharType="separate"/>
+            </w:r>
+            <w:r>
+              <w:rPr>
+                <w:noProof/>
+                <w:webHidden/>
+              </w:rPr>
+              <w:t>10</w:t>
+            </w:r>
+            <w:r>
+              <w:rPr>
+                <w:noProof/>
+                <w:webHidden/>
+              </w:rPr>
+              <w:fldChar w:fldCharType="end"/>
+            </w:r>
+          </w:hyperlink>
+        </w:p>
+        <w:p>
+          <w:pPr>
+            <w:pStyle w:val="TOC3"/>
+            <w:tabs>
+              <w:tab w:val="right" w:leader="dot" w:pos="9350"/>
+            </w:tabs>
+            <w:rPr>
+              <w:rFonts w:eastAsiaTheme="minorEastAsia" w:cstheme="minorBidi"/>
+              <w:noProof/>
+              <w:color w:val="auto"/>
+              <w:sz w:val="24"/>
+              <w:szCs w:val="24"/>
+            </w:rPr>
+          </w:pPr>
+          <w:hyperlink w:anchor="_Toc223509217" w:history="1">
+            <w:r>
+              <w:rPr>
+                <w:rStyle w:val="Hyperlink"/>
+                <w:rFonts w:eastAsiaTheme="majorEastAsia"/>
+                <w:noProof/>
+              </w:rPr>
+              <w:t>Model 2</w:t>
+            </w:r>
+            <w:r>
+              <w:rPr>
+                <w:noProof/>
+                <w:webHidden/>
+              </w:rPr>
+              <w:tab/>
+            </w:r>
+            <w:r>
+              <w:rPr>
+                <w:noProof/>
+                <w:webHidden/>
+              </w:rPr>
+              <w:fldChar w:fldCharType="begin"/>
+            </w:r>
+            <w:r>
+              <w:rPr>
+                <w:noProof/>
+                <w:webHidden/>
+              </w:rPr>
+              <w:instrText xml:space="preserve"> PAGEREF _Toc223509217 \h </w:instrText>
+            </w:r>
+            <w:r>
+              <w:rPr>
+                <w:noProof/>
+                <w:webHidden/>
+              </w:rPr>
+            </w:r>
+            <w:r>
+              <w:rPr>
+                <w:noProof/>
+                <w:webHidden/>
+              </w:rPr>
+              <w:fldChar w:fldCharType="separate"/>
+            </w:r>
+            <w:r>
+              <w:rPr>
+                <w:noProof/>
+                <w:webHidden/>
+              </w:rPr>
+              <w:t>10</w:t>
+            </w:r>
+            <w:r>
+              <w:rPr>
+                <w:noProof/>
+                <w:webHidden/>
+              </w:rPr>
+              <w:fldChar w:fldCharType="end"/>
+            </w:r>
+          </w:hyperlink>
+        </w:p>
+        <w:p>
+          <w:pPr>
+            <w:pStyle w:val="TOC3"/>
+            <w:tabs>
+              <w:tab w:val="right" w:leader="dot" w:pos="9350"/>
+            </w:tabs>
+            <w:rPr>
+              <w:rFonts w:eastAsiaTheme="minorEastAsia" w:cstheme="minorBidi"/>
+              <w:noProof/>
+              <w:color w:val="auto"/>
+              <w:sz w:val="24"/>
+              <w:szCs w:val="24"/>
+            </w:rPr>
+          </w:pPr>
+          <w:hyperlink w:anchor="_Toc223509218" w:history="1">
+            <w:r>
+              <w:rPr>
+                <w:rStyle w:val="Hyperlink"/>
+                <w:rFonts w:eastAsiaTheme="majorEastAsia" w:cstheme="majorBidi"/>
+                <w:noProof/>
+              </w:rPr>
+              <w:t>Model 3</w:t>
+            </w:r>
+            <w:r>
+              <w:rPr>
+                <w:noProof/>
+                <w:webHidden/>
+              </w:rPr>
+              <w:tab/>
+            </w:r>
+            <w:r>
+              <w:rPr>
+                <w:noProof/>
+                <w:webHidden/>
+              </w:rPr>
+              <w:fldChar w:fldCharType="begin"/>
+            </w:r>
+            <w:r>
+              <w:rPr>
+                <w:noProof/>
+                <w:webHidden/>
+              </w:rPr>
+              <w:instrText xml:space="preserve"> PAGEREF _Toc223509218 \h </w:instrText>
+            </w:r>
+            <w:r>
+              <w:rPr>
+                <w:noProof/>
+                <w:webHidden/>
+              </w:rPr>
+            </w:r>
+            <w:r>
+              <w:rPr>
+                <w:noProof/>
+                <w:webHidden/>
+              </w:rPr>
+              <w:fldChar w:fldCharType="separate"/>
+            </w:r>
+            <w:r>
+              <w:rPr>
+                <w:noProof/>
+                <w:webHidden/>
+              </w:rPr>
+              <w:t>10</w:t>
+            </w:r>
+            <w:r>
+              <w:rPr>
+                <w:noProof/>
+                <w:webHidden/>
+              </w:rPr>
+              <w:fldChar w:fldCharType="end"/>
+            </w:r>
+          </w:hyperlink>
+        </w:p>
+        <w:p>
+          <w:pPr>
+            <w:pStyle w:val="TOC3"/>
+            <w:tabs>
+              <w:tab w:val="right" w:leader="dot" w:pos="9350"/>
+            </w:tabs>
+            <w:rPr>
+              <w:rFonts w:eastAsiaTheme="minorEastAsia" w:cstheme="minorBidi"/>
+              <w:noProof/>
+              <w:color w:val="auto"/>
+              <w:sz w:val="24"/>
+              <w:szCs w:val="24"/>
+            </w:rPr>
+          </w:pPr>
+          <w:hyperlink w:anchor="_Toc223509219" w:history="1">
+            <w:r>
+              <w:rPr>
+                <w:rStyle w:val="Hyperlink"/>
+                <w:rFonts w:eastAsiaTheme="majorEastAsia" w:cstheme="majorBidi"/>
+                <w:noProof/>
+              </w:rPr>
+              <w:t>Model 4</w:t>
+            </w:r>
+            <w:r>
+              <w:rPr>
+                <w:noProof/>
+                <w:webHidden/>
+              </w:rPr>
+              <w:tab/>
+            </w:r>
+            <w:r>
+              <w:rPr>
+                <w:noProof/>
+                <w:webHidden/>
+              </w:rPr>
+              <w:fldChar w:fldCharType="begin"/>
+            </w:r>
+            <w:r>
+              <w:rPr>
+                <w:noProof/>
+                <w:webHidden/>
+              </w:rPr>
+              <w:instrText xml:space="preserve"> PAGEREF _Toc223509219 \h </w:instrText>
+            </w:r>
+            <w:r>
+              <w:rPr>
+                <w:noProof/>
+                <w:webHidden/>
+              </w:rPr>
+            </w:r>
+            <w:r>
+              <w:rPr>
+                <w:noProof/>
+                <w:webHidden/>
+              </w:rPr>
+              <w:fldChar w:fldCharType="separate"/>
+            </w:r>
+            <w:r>
+              <w:rPr>
+                <w:noProof/>
+                <w:webHidden/>
+              </w:rPr>
+              <w:t>10</w:t>
             </w:r>
             <w:r>
               <w:rPr>
@@ -466,7 +989,7 @@
               <w:color w:val="auto"/>
             </w:rPr>
           </w:pPr>
-          <w:hyperlink w:anchor="_Toc222747366" w:history="1">
+          <w:hyperlink w:anchor="_Toc223509220" w:history="1">
             <w:r>
               <w:rPr>
                 <w:rStyle w:val="Hyperlink"/>
@@ -493,7 +1016,7 @@
                 <w:noProof/>
                 <w:webHidden/>
               </w:rPr>
-              <w:instrText xml:space="preserve"> PAGEREF _Toc222747366 \h </w:instrText>
+              <w:instrText xml:space="preserve"> PAGEREF _Toc223509220 \h </w:instrText>
             </w:r>
             <w:r>
               <w:rPr>
@@ -513,7 +1036,7 @@
                 <w:noProof/>
                 <w:webHidden/>
               </w:rPr>
-              <w:t>9</w:t>
+              <w:t>11</w:t>
             </w:r>
             <w:r>
               <w:rPr>
@@ -540,7 +1063,7 @@
               <w:color w:val="auto"/>
             </w:rPr>
           </w:pPr>
-          <w:hyperlink w:anchor="_Toc222747367" w:history="1">
+          <w:hyperlink w:anchor="_Toc223509221" w:history="1">
             <w:r>
               <w:rPr>
                 <w:rStyle w:val="Hyperlink"/>
@@ -567,7 +1090,7 @@
                 <w:noProof/>
                 <w:webHidden/>
               </w:rPr>
-              <w:instrText xml:space="preserve"> PAGEREF _Toc222747367 \h </w:instrText>
+              <w:instrText xml:space="preserve"> PAGEREF _Toc223509221 \h </w:instrText>
             </w:r>
             <w:r>
               <w:rPr>
@@ -587,7 +1110,7 @@
                 <w:noProof/>
                 <w:webHidden/>
               </w:rPr>
-              <w:t>10</w:t>
+              <w:t>13</w:t>
             </w:r>
             <w:r>
               <w:rPr>
@@ -614,7 +1137,7 @@
               <w:color w:val="auto"/>
             </w:rPr>
           </w:pPr>
-          <w:hyperlink w:anchor="_Toc222747368" w:history="1">
+          <w:hyperlink w:anchor="_Toc223509222" w:history="1">
             <w:r>
               <w:rPr>
                 <w:rStyle w:val="Hyperlink"/>
@@ -641,7 +1164,7 @@
                 <w:noProof/>
                 <w:webHidden/>
               </w:rPr>
-              <w:instrText xml:space="preserve"> PAGEREF _Toc222747368 \h </w:instrText>
+              <w:instrText xml:space="preserve"> PAGEREF _Toc223509222 \h </w:instrText>
             </w:r>
             <w:r>
               <w:rPr>
@@ -661,7 +1184,7 @@
                 <w:noProof/>
                 <w:webHidden/>
               </w:rPr>
-              <w:t>11</w:t>
+              <w:t>14</w:t>
             </w:r>
             <w:r>
               <w:rPr>
@@ -688,7 +1211,7 @@
               <w:color w:val="auto"/>
             </w:rPr>
           </w:pPr>
-          <w:hyperlink w:anchor="_Toc222747369" w:history="1">
+          <w:hyperlink w:anchor="_Toc223509223" w:history="1">
             <w:r>
               <w:rPr>
                 <w:rStyle w:val="Hyperlink"/>
@@ -715,7 +1238,7 @@
                 <w:noProof/>
                 <w:webHidden/>
               </w:rPr>
-              <w:instrText xml:space="preserve"> PAGEREF _Toc222747369 \h </w:instrText>
+              <w:instrText xml:space="preserve"> PAGEREF _Toc223509223 \h </w:instrText>
             </w:r>
             <w:r>
               <w:rPr>
@@ -735,7 +1258,7 @@
                 <w:noProof/>
                 <w:webHidden/>
               </w:rPr>
-              <w:t>12</w:t>
+              <w:t>15</w:t>
             </w:r>
             <w:r>
               <w:rPr>
@@ -776,11 +1299,35 @@
       <w:pPr>
         <w:pStyle w:val="Heading1"/>
       </w:pPr>
-      <w:bookmarkStart w:id="0" w:name="_Toc222747361"/>
+      <w:bookmarkStart w:id="0" w:name="_Toc223509208"/>
+      <w:commentRangeStart w:id="1"/>
+      <w:commentRangeStart w:id="2"/>
       <w:r>
         <w:lastRenderedPageBreak/>
         <w:t>Introduction</w:t>
       </w:r>
+      <w:commentRangeEnd w:id="1"/>
+      <w:r>
+        <w:rPr>
+          <w:rStyle w:val="CommentReference"/>
+          <w:rFonts w:ascii="Times New Roman" w:eastAsia="Times New Roman" w:hAnsi="Times New Roman" w:cs="Times New Roman"/>
+          <w:color w:val="000000"/>
+          <w:kern w:val="0"/>
+          <w14:ligatures w14:val="none"/>
+        </w:rPr>
+        <w:commentReference w:id="1"/>
+      </w:r>
+      <w:commentRangeEnd w:id="2"/>
+      <w:r>
+        <w:rPr>
+          <w:rStyle w:val="CommentReference"/>
+          <w:rFonts w:ascii="Times New Roman" w:eastAsia="Times New Roman" w:hAnsi="Times New Roman" w:cs="Times New Roman"/>
+          <w:color w:val="000000"/>
+          <w:kern w:val="0"/>
+          <w14:ligatures w14:val="none"/>
+        </w:rPr>
+        <w:commentReference w:id="2"/>
+      </w:r>
       <w:bookmarkEnd w:id="0"/>
       <w:r>
         <w:br w:type="page"/>
@@ -790,361 +1337,1030 @@
       <w:pPr>
         <w:pStyle w:val="Heading1"/>
       </w:pPr>
-      <w:bookmarkStart w:id="1" w:name="_Toc222747362"/>
+      <w:bookmarkStart w:id="3" w:name="_Toc223509209"/>
       <w:r>
         <w:lastRenderedPageBreak/>
         <w:t>Literature Review</w:t>
       </w:r>
-      <w:bookmarkEnd w:id="1"/>
+      <w:bookmarkEnd w:id="3"/>
+    </w:p>
+    <w:p>
+      <w:r>
+        <w:t xml:space="preserve">Regarding deciding on my key variables. </w:t>
+      </w:r>
+    </w:p>
+    <w:p>
+      <w:pPr>
+        <w:ind w:firstLine="720"/>
+      </w:pPr>
+      <w:r>
+        <w:t xml:space="preserve">I want to use program </w:t>
+      </w:r>
+      <w:r>
+        <w:t>expenses</w:t>
+      </w:r>
+      <w:r>
+        <w:t xml:space="preserve"> to represent non-profit effectiveness in achieving its mission statement and accomplishing its goals. However, there is not actually a consensus of a good variable to use to measure non-profit </w:t>
+      </w:r>
+      <w:r>
+        <w:t xml:space="preserve">demand. Every organization may accomplish different goals, whether for society or members and it is impossible to choose one variable to compare all these goals, especially not a financial one. Unlike for-profits, where </w:t>
+      </w:r>
+      <w:r>
+        <w:t>research commonly</w:t>
+      </w:r>
+      <w:r>
+        <w:t xml:space="preserve"> compare</w:t>
+      </w:r>
+      <w:r>
+        <w:t>s</w:t>
+      </w:r>
+      <w:r>
+        <w:t xml:space="preserve"> bottom lines to measure </w:t>
+      </w:r>
+      <w:r>
+        <w:t>efficiency</w:t>
+      </w:r>
+      <w:r>
+        <w:t>.</w:t>
+      </w:r>
+      <w:r>
+        <w:rPr>
+          <w:rStyle w:val="FootnoteReference"/>
+        </w:rPr>
+        <w:footnoteReference w:id="1"/>
+      </w:r>
+      <w:r>
+        <w:t xml:space="preserve"> </w:t>
+      </w:r>
+    </w:p>
+    <w:p>
+      <w:pPr>
+        <w:ind w:firstLine="720"/>
+      </w:pPr>
+      <w:r>
+        <w:t>Nonetheless</w:t>
+      </w:r>
+      <w:r>
+        <w:t>, among</w:t>
+      </w:r>
+      <w:r>
+        <w:t xml:space="preserve"> stakeholders and </w:t>
+      </w:r>
+      <w:r>
+        <w:t>non-profits</w:t>
+      </w:r>
+      <w:r>
+        <w:t xml:space="preserve"> themselves, </w:t>
+      </w:r>
+      <w:r>
+        <w:t xml:space="preserve">program expense </w:t>
+      </w:r>
+      <w:r>
+        <w:rPr>
+          <w:i/>
+          <w:iCs/>
+        </w:rPr>
+        <w:t>ratio</w:t>
+      </w:r>
+      <w:r>
+        <w:t xml:space="preserve"> is used to measure </w:t>
+      </w:r>
+      <w:r>
+        <w:t>non</w:t>
+      </w:r>
+      <w:r>
+        <w:t>-</w:t>
+      </w:r>
+      <w:r>
+        <w:t>profits’</w:t>
+      </w:r>
+      <w:r>
+        <w:t xml:space="preserve"> overall </w:t>
+      </w:r>
+      <w:r>
+        <w:t>effectiveness</w:t>
+      </w:r>
+      <w:r>
+        <w:t xml:space="preserve"> in achieving </w:t>
+      </w:r>
+      <w:r>
+        <w:t>their</w:t>
+      </w:r>
+      <w:r>
+        <w:t xml:space="preserve"> mission.</w:t>
+      </w:r>
+      <w:r>
+        <w:rPr>
+          <w:rStyle w:val="FootnoteReference"/>
+        </w:rPr>
+        <w:footnoteReference w:id="2"/>
+      </w:r>
+      <w:r>
+        <w:t xml:space="preserve"> </w:t>
+      </w:r>
+      <w:r>
+        <w:t>Further, there is s</w:t>
+      </w:r>
+      <w:r>
+        <w:t xml:space="preserve">upport that financial variables, such as program </w:t>
+      </w:r>
+      <w:r>
+        <w:t>expenses,</w:t>
+      </w:r>
+      <w:r>
+        <w:t xml:space="preserve"> are closely linked to program or non-profit effectiveness.</w:t>
+      </w:r>
+      <w:r>
+        <w:rPr>
+          <w:rStyle w:val="FootnoteReference"/>
+        </w:rPr>
+        <w:footnoteReference w:id="3"/>
+      </w:r>
+      <w:r>
+        <w:t xml:space="preserve"> </w:t>
+      </w:r>
+      <w:r>
+        <w:t>Financial variables being a key indicator for success was only an industry</w:t>
+      </w:r>
+      <w:r>
+        <w:t xml:space="preserve">-wide assumption. </w:t>
+      </w:r>
+      <w:r>
+        <w:rPr>
+          <w:rStyle w:val="EditingChar"/>
+        </w:rPr>
+        <w:t>Logically, …</w:t>
+      </w:r>
+      <w:r>
+        <w:rPr>
+          <w:rStyle w:val="EditingChar"/>
+        </w:rPr>
+        <w:t xml:space="preserve"> explain why financial strength would be useful for program outcomes…</w:t>
+      </w:r>
+    </w:p>
+    <w:p>
+      <w:pPr>
+        <w:ind w:firstLine="720"/>
+      </w:pPr>
+      <w:r>
+        <w:t>Kim (2017)</w:t>
+      </w:r>
+      <w:r>
+        <w:t xml:space="preserve"> </w:t>
+      </w:r>
+      <w:r>
+        <w:t xml:space="preserve">is </w:t>
+      </w:r>
+      <w:r>
+        <w:t xml:space="preserve">vital research for this thesis. </w:t>
+      </w:r>
+      <w:r>
+        <w:rPr>
+          <w:rStyle w:val="EditingChar"/>
+        </w:rPr>
+        <w:t>Their work is …</w:t>
+      </w:r>
+      <w:r>
+        <w:rPr>
+          <w:rStyle w:val="EditingChar"/>
+        </w:rPr>
+        <w:t xml:space="preserve"> what exactly is so relevant and important about it to me? How do I want to take it to the next level? </w:t>
+      </w:r>
+    </w:p>
+    <w:p>
+      <w:pPr>
+        <w:ind w:firstLine="720"/>
+      </w:pPr>
+      <w:r>
+        <w:t>By</w:t>
+      </w:r>
+      <w:r>
+        <w:t xml:space="preserve"> first measuring direct program outcomes (e.g. attendance,</w:t>
+      </w:r>
+      <w:r>
+        <w:t xml:space="preserve"> program </w:t>
+      </w:r>
+      <w:r>
+        <w:t>registrations, membership subscriptions</w:t>
+      </w:r>
+      <w:r>
+        <w:t xml:space="preserve">) and then </w:t>
+      </w:r>
+      <w:r>
+        <w:t xml:space="preserve">regressing on financial variables, they find significant </w:t>
+      </w:r>
+      <w:r>
+        <w:lastRenderedPageBreak/>
+        <w:t>correlations between program outcomes and financial variables.</w:t>
+      </w:r>
+      <w:r>
+        <w:rPr>
+          <w:rStyle w:val="FootnoteReference"/>
+        </w:rPr>
+        <w:footnoteReference w:id="4"/>
+      </w:r>
+      <w:r>
+        <w:t xml:space="preserve"> </w:t>
+      </w:r>
+      <w:r>
+        <w:t>Though the dataset is limited to arts institutions (NTEE category</w:t>
+      </w:r>
+      <w:r>
+        <w:t xml:space="preserve"> </w:t>
+      </w:r>
+      <w:r>
+        <w:rPr>
+          <w:rStyle w:val="EditingChar"/>
+        </w:rPr>
+        <w:t>letter?</w:t>
+      </w:r>
+      <w:r>
+        <w:rPr>
+          <w:rStyle w:val="EditingChar"/>
+        </w:rPr>
+        <w:t>),</w:t>
+      </w:r>
+      <w:r>
+        <w:t xml:space="preserve"> t</w:t>
+      </w:r>
+      <w:r>
+        <w:t xml:space="preserve">his indicates that </w:t>
+      </w:r>
+      <w:r>
+        <w:t>financial variables can be useful predictors for non-profit effectiveness</w:t>
+      </w:r>
+      <w:r>
+        <w:t xml:space="preserve"> and I hope to extend this </w:t>
+      </w:r>
+      <w:r>
+        <w:t xml:space="preserve">research </w:t>
+      </w:r>
+      <w:r>
+        <w:t xml:space="preserve">to other </w:t>
+      </w:r>
+      <w:r>
+        <w:t>non-profit industries</w:t>
+      </w:r>
+      <w:r>
+        <w:t>.</w:t>
+      </w:r>
+      <w:r>
+        <w:t xml:space="preserve"> </w:t>
+      </w:r>
+    </w:p>
+    <w:p>
       <w:r>
         <w:br w:type="page"/>
       </w:r>
     </w:p>
+    <w:p/>
     <w:p>
       <w:pPr>
         <w:pStyle w:val="Heading1"/>
       </w:pPr>
-      <w:bookmarkStart w:id="2" w:name="_Toc222747363"/>
+      <w:bookmarkStart w:id="4" w:name="_Toc223509210"/>
+      <w:commentRangeStart w:id="5"/>
+      <w:commentRangeStart w:id="6"/>
+      <w:r>
+        <w:t xml:space="preserve">Data </w:t>
+      </w:r>
+      <w:r>
+        <w:t xml:space="preserve">Measurement and </w:t>
+      </w:r>
+      <w:r>
+        <w:t>Analysis</w:t>
+      </w:r>
+      <w:commentRangeEnd w:id="5"/>
+      <w:r>
+        <w:rPr>
+          <w:rStyle w:val="CommentReference"/>
+          <w:rFonts w:ascii="Times New Roman" w:eastAsia="Times New Roman" w:hAnsi="Times New Roman" w:cs="Times New Roman"/>
+          <w:color w:val="000000"/>
+          <w:kern w:val="0"/>
+          <w14:ligatures w14:val="none"/>
+        </w:rPr>
+        <w:commentReference w:id="5"/>
+      </w:r>
+      <w:commentRangeEnd w:id="6"/>
+      <w:r>
+        <w:rPr>
+          <w:rStyle w:val="CommentReference"/>
+          <w:rFonts w:ascii="Times New Roman" w:eastAsia="Times New Roman" w:hAnsi="Times New Roman" w:cs="Times New Roman"/>
+          <w:color w:val="000000"/>
+          <w:kern w:val="0"/>
+          <w14:ligatures w14:val="none"/>
+        </w:rPr>
+        <w:commentReference w:id="6"/>
+      </w:r>
+      <w:bookmarkEnd w:id="4"/>
+    </w:p>
+    <w:p>
+      <w:pPr>
+        <w:ind w:firstLine="720"/>
+      </w:pPr>
+      <w:r>
+        <w:t xml:space="preserve">This thesis </w:t>
+      </w:r>
+      <w:r>
+        <w:t>looks</w:t>
+      </w:r>
+      <w:r>
+        <w:t xml:space="preserve"> to explore </w:t>
+      </w:r>
+      <w:r>
+        <w:t>cyclical</w:t>
+      </w:r>
+      <w:r>
+        <w:t xml:space="preserve"> trends of</w:t>
+      </w:r>
+      <w:r>
+        <w:t xml:space="preserve"> financial practices for non-profit organizations in the United States. For this, the dataset is </w:t>
+      </w:r>
+      <w:r>
+        <w:t>made up</w:t>
+      </w:r>
+      <w:r>
+        <w:t xml:space="preserve"> of </w:t>
+      </w:r>
+      <w:r>
+        <w:t xml:space="preserve">digital copies of </w:t>
+      </w:r>
+      <w:r>
+        <w:t>Form-990</w:t>
+      </w:r>
+      <w:r>
+        <w:t xml:space="preserve"> </w:t>
+      </w:r>
+      <w:r>
+        <w:t>documents</w:t>
+      </w:r>
+      <w:r>
+        <w:t xml:space="preserve">, which describe </w:t>
+      </w:r>
+      <w:r>
+        <w:t>financial details and business operations of filers,</w:t>
+      </w:r>
+      <w:r>
+        <w:t xml:space="preserve"> </w:t>
+      </w:r>
+      <w:r>
+        <w:t>sent</w:t>
+      </w:r>
+      <w:r>
+        <w:t xml:space="preserve"> by every tax-exempt organization in the United States </w:t>
+      </w:r>
+      <w:r>
+        <w:t xml:space="preserve">each year </w:t>
+      </w:r>
+      <w:r>
+        <w:t>since 2012</w:t>
+      </w:r>
+      <w:r>
+        <w:t>.</w:t>
+      </w:r>
+      <w:r>
+        <w:t xml:space="preserve"> Only businesses </w:t>
+      </w:r>
+      <w:r>
+        <w:t xml:space="preserve">electronically </w:t>
+      </w:r>
+      <w:r>
+        <w:t>filling for income tax exemption under section 501(c)(3) of the Internal Revenue Code</w:t>
+      </w:r>
+      <w:r>
+        <w:t xml:space="preserve">, based in any of the 50 </w:t>
+      </w:r>
+      <w:r>
+        <w:t xml:space="preserve">US states, </w:t>
+      </w:r>
+      <w:r>
+        <w:t>with gross receipts of greater than $200,000 in one year or net assets of greater than $500,000 are included in th</w:t>
+      </w:r>
+      <w:r>
+        <w:t>is</w:t>
+      </w:r>
+      <w:r>
+        <w:t xml:space="preserve"> dataset for this thesis</w:t>
+      </w:r>
+      <w:r>
+        <w:t xml:space="preserve">. Further restrictions to this set </w:t>
+      </w:r>
+      <w:proofErr w:type="gramStart"/>
+      <w:r>
+        <w:t>are elaborated</w:t>
+      </w:r>
+      <w:proofErr w:type="gramEnd"/>
+      <w:r>
+        <w:t xml:space="preserve"> below. </w:t>
+      </w:r>
+    </w:p>
+    <w:p>
+      <w:pPr>
+        <w:ind w:firstLine="720"/>
+      </w:pPr>
+      <w:r>
+        <w:t xml:space="preserve">To supplement this dataset, </w:t>
+      </w:r>
+      <w:r>
+        <w:t xml:space="preserve">the </w:t>
+      </w:r>
+      <w:r>
+        <w:t xml:space="preserve">Internal Revenue Service </w:t>
+      </w:r>
+      <w:r>
+        <w:t>collects</w:t>
+      </w:r>
+      <w:r>
+        <w:t xml:space="preserve"> </w:t>
+      </w:r>
+      <w:r>
+        <w:t xml:space="preserve">Primary </w:t>
+      </w:r>
+      <w:r>
+        <w:t>Activity Codes</w:t>
+      </w:r>
+      <w:r>
+        <w:t xml:space="preserve"> </w:t>
+      </w:r>
+      <w:r>
+        <w:t>or</w:t>
+      </w:r>
+      <w:r>
+        <w:t xml:space="preserve"> </w:t>
+      </w:r>
+      <w:r>
+        <w:t xml:space="preserve">National Taxonomy of Exempt Entities (NTEE) </w:t>
+      </w:r>
+      <w:r>
+        <w:t xml:space="preserve">classification </w:t>
+      </w:r>
+      <w:r>
+        <w:t>code</w:t>
+      </w:r>
+      <w:r>
+        <w:t>s</w:t>
+      </w:r>
+      <w:r>
+        <w:t xml:space="preserve"> for every single </w:t>
+      </w:r>
+      <w:r>
+        <w:t>organization</w:t>
+      </w:r>
+      <w:r>
+        <w:t>, but not both</w:t>
+      </w:r>
+      <w:r>
+        <w:t>.</w:t>
+      </w:r>
+      <w:r>
+        <w:t xml:space="preserve"> NTEE codes are the newest format of non-profit</w:t>
+      </w:r>
+      <w:r>
+        <w:t xml:space="preserve"> </w:t>
+      </w:r>
+      <w:r>
+        <w:t>business</w:t>
+      </w:r>
+      <w:r>
+        <w:t xml:space="preserve"> classification</w:t>
+      </w:r>
+      <w:r>
+        <w:t xml:space="preserve"> adopted by the IRS</w:t>
+      </w:r>
+      <w:r>
+        <w:t xml:space="preserve">. So, </w:t>
+      </w:r>
+      <w:r>
+        <w:t xml:space="preserve">a matching function </w:t>
+      </w:r>
+      <w:proofErr w:type="gramStart"/>
+      <w:r>
+        <w:t xml:space="preserve">was </w:t>
+      </w:r>
+      <w:r>
+        <w:t>coded</w:t>
+      </w:r>
+      <w:proofErr w:type="gramEnd"/>
+      <w:r>
+        <w:t xml:space="preserve"> </w:t>
+      </w:r>
+      <w:r>
+        <w:t xml:space="preserve">so that </w:t>
+      </w:r>
+      <w:r>
+        <w:t>older</w:t>
+      </w:r>
+      <w:r>
+        <w:t xml:space="preserve"> organization</w:t>
+      </w:r>
+      <w:r>
+        <w:t>s</w:t>
+      </w:r>
+      <w:r>
+        <w:t xml:space="preserve"> filing an</w:t>
+      </w:r>
+      <w:r>
+        <w:t xml:space="preserve"> </w:t>
+      </w:r>
+      <w:r>
+        <w:t xml:space="preserve">activity code </w:t>
+      </w:r>
+      <w:proofErr w:type="gramStart"/>
+      <w:r>
+        <w:t>are replaced</w:t>
+      </w:r>
+      <w:proofErr w:type="gramEnd"/>
+      <w:r>
+        <w:t xml:space="preserve"> to the nearest NTEE code for this thesis. Below is a table of all NTEE codes, which are all representative in this </w:t>
+      </w:r>
+      <w:r>
+        <w:t>thesis’</w:t>
+      </w:r>
+      <w:r>
+        <w:t xml:space="preserve"> final dataset:</w:t>
+      </w:r>
+    </w:p>
+    <w:p>
+      <w:r>
+        <w:t xml:space="preserve">Table I. List of Industries </w:t>
+      </w:r>
+    </w:p>
+    <w:p>
+      <w:pPr>
+        <w:pStyle w:val="Heading2"/>
+      </w:pPr>
+      <w:bookmarkStart w:id="7" w:name="_Toc223509211"/>
       <w:r>
         <w:lastRenderedPageBreak/>
-        <w:t xml:space="preserve">Data </w:t>
-      </w:r>
-      <w:r>
-        <w:t>Analysis</w:t>
-      </w:r>
-      <w:bookmarkEnd w:id="2"/>
+        <w:t>Restrictions</w:t>
+      </w:r>
+      <w:bookmarkEnd w:id="7"/>
     </w:p>
     <w:p>
       <w:pPr>
         <w:ind w:firstLine="720"/>
       </w:pPr>
       <w:r>
-        <w:t xml:space="preserve">This thesis </w:t>
-      </w:r>
-      <w:r>
-        <w:t>looks</w:t>
-      </w:r>
-      <w:r>
-        <w:t xml:space="preserve"> to explore </w:t>
-      </w:r>
-      <w:r>
-        <w:t>cyclical</w:t>
-      </w:r>
-      <w:r>
-        <w:t xml:space="preserve"> trends of</w:t>
-      </w:r>
-      <w:r>
-        <w:t xml:space="preserve"> financial practices for non-profit organizations in the United States. For this, the dataset </w:t>
+        <w:t>According to 501(c)(3) status regulations, an organization that does not follow filing procedures for three consecutive years loses its tax-exempt status.</w:t>
+      </w:r>
+      <w:r>
+        <w:rPr>
+          <w:rStyle w:val="FootnoteReference"/>
+        </w:rPr>
+        <w:footnoteReference w:id="5"/>
+      </w:r>
+      <w:r>
+        <w:t xml:space="preserve"> Additionally, an organization that is not contributing a public benefit is at risk of losings its special status. So, three consecutive years of zero program expenses, assuming this shows zero public benefit, is a reasonable restriction to make. </w:t>
+      </w:r>
+      <w:r>
+        <w:t xml:space="preserve">This drops </w:t>
+      </w:r>
+      <w:r>
+        <w:t>1,470,587</w:t>
+      </w:r>
+      <w:r>
+        <w:t xml:space="preserve"> observations.</w:t>
+      </w:r>
+    </w:p>
+    <w:p>
+      <w:pPr>
+        <w:ind w:firstLine="720"/>
+      </w:pPr>
+      <w:r>
+        <w:t xml:space="preserve">Also, </w:t>
+      </w:r>
+      <w:r>
+        <w:t>l</w:t>
+      </w:r>
+      <w:r>
+        <w:t xml:space="preserve">arge institutions like hospitals and schools have significantly greater legal and financial guidance than smaller </w:t>
+      </w:r>
+      <w:r>
+        <w:t>organizations and</w:t>
+      </w:r>
+      <w:r>
+        <w:t xml:space="preserve"> </w:t>
       </w:r>
       <w:proofErr w:type="gramStart"/>
       <w:r>
-        <w:t xml:space="preserve">is </w:t>
-      </w:r>
-      <w:r>
-        <w:t>made</w:t>
+        <w:t>operate</w:t>
       </w:r>
       <w:proofErr w:type="gramEnd"/>
       <w:r>
-        <w:t xml:space="preserve"> up</w:t>
-      </w:r>
-      <w:r>
-        <w:t xml:space="preserve"> of </w:t>
-      </w:r>
-      <w:r>
-        <w:t xml:space="preserve">digital copies of </w:t>
-      </w:r>
-      <w:r>
-        <w:t>Form-990</w:t>
+        <w:t xml:space="preserve"> differently.</w:t>
+      </w:r>
+      <w:r>
+        <w:rPr>
+          <w:rStyle w:val="FootnoteReference"/>
+        </w:rPr>
+        <w:footnoteReference w:id="6"/>
       </w:r>
       <w:r>
         <w:t xml:space="preserve"> </w:t>
       </w:r>
-      <w:r>
-        <w:t>documents</w:t>
-      </w:r>
-      <w:r>
-        <w:t xml:space="preserve">, which describe </w:t>
-      </w:r>
-      <w:r>
-        <w:t>financial details and business operations of filers,</w:t>
+      <w:commentRangeStart w:id="8"/>
+      <w:r>
+        <w:t xml:space="preserve">Shon et. al. </w:t>
+      </w:r>
+      <w:commentRangeEnd w:id="8"/>
+      <w:r>
+        <w:rPr>
+          <w:rStyle w:val="CommentReference"/>
+          <w:kern w:val="0"/>
+          <w14:ligatures w14:val="none"/>
+        </w:rPr>
+        <w:commentReference w:id="8"/>
+      </w:r>
+      <w:r>
+        <w:t xml:space="preserve">find that </w:t>
+      </w:r>
+      <w:r>
+        <w:t>changing revenue</w:t>
+      </w:r>
+      <w:r>
+        <w:t xml:space="preserve"> concentrations does not have a significant impact on hospital or school spending patterns. </w:t>
+      </w:r>
+      <w:r>
+        <w:t xml:space="preserve">Further, these institutions </w:t>
+      </w:r>
+      <w:proofErr w:type="gramStart"/>
+      <w:r>
+        <w:t>represent</w:t>
+      </w:r>
+      <w:proofErr w:type="gramEnd"/>
+      <w:r>
+        <w:t xml:space="preserve"> some of the largest outliers in the dataset </w:t>
+      </w:r>
+      <w:r>
+        <w:t>and demand</w:t>
+      </w:r>
+      <w:r>
+        <w:t xml:space="preserve"> for their services is </w:t>
+      </w:r>
+      <w:proofErr w:type="gramStart"/>
+      <w:r>
+        <w:t>likely inelastic</w:t>
+      </w:r>
+      <w:proofErr w:type="gramEnd"/>
+      <w:r>
+        <w:t xml:space="preserve">. </w:t>
+      </w:r>
+      <w:commentRangeStart w:id="9"/>
+      <w:commentRangeEnd w:id="9"/>
+      <w:r>
+        <w:rPr>
+          <w:rStyle w:val="CommentReference"/>
+          <w:kern w:val="0"/>
+          <w14:ligatures w14:val="none"/>
+        </w:rPr>
+        <w:commentReference w:id="9"/>
+      </w:r>
+      <w:r>
+        <w:t>This drops 558,692 observations.</w:t>
+      </w:r>
+    </w:p>
+    <w:p>
+      <w:pPr>
+        <w:ind w:firstLine="720"/>
+      </w:pPr>
+      <w:r>
+        <w:t xml:space="preserve">Then, </w:t>
+      </w:r>
+      <w:r>
+        <w:t>I must drop</w:t>
+      </w:r>
+      <w:r>
+        <w:t xml:space="preserve"> observations filing with negative values for financial variables.</w:t>
+      </w:r>
+      <w:r>
+        <w:t xml:space="preserve"> Shon et. al. enforces a similar restriction in their research on non-profit financial health.</w:t>
+      </w:r>
+      <w:r>
+        <w:rPr>
+          <w:rStyle w:val="FootnoteReference"/>
+        </w:rPr>
+        <w:footnoteReference w:id="7"/>
       </w:r>
       <w:r>
         <w:t xml:space="preserve"> </w:t>
       </w:r>
       <w:r>
-        <w:t>sent</w:t>
-      </w:r>
-      <w:r>
-        <w:t xml:space="preserve"> by every tax-exempt organization in the United States </w:t>
-      </w:r>
-      <w:r>
-        <w:t xml:space="preserve">each year </w:t>
-      </w:r>
-      <w:r>
-        <w:t>since 2012</w:t>
+        <w:t xml:space="preserve">Though technically </w:t>
+      </w:r>
+      <w:r>
+        <w:t>possible</w:t>
+      </w:r>
+      <w:r>
+        <w:t xml:space="preserve">, </w:t>
+      </w:r>
+      <w:r>
+        <w:t>this</w:t>
+      </w:r>
+      <w:r>
+        <w:t xml:space="preserve"> restriction</w:t>
+      </w:r>
+      <w:r>
+        <w:t xml:space="preserve"> make</w:t>
+      </w:r>
+      <w:r>
+        <w:t xml:space="preserve">s </w:t>
+      </w:r>
+      <w:r>
+        <w:t>the regressions</w:t>
+      </w:r>
+      <w:r>
+        <w:t xml:space="preserve"> </w:t>
+      </w:r>
+      <w:r>
+        <w:t>easier</w:t>
+      </w:r>
+      <w:r>
+        <w:t xml:space="preserve"> to compute. </w:t>
+      </w:r>
+      <w:r>
+        <w:t xml:space="preserve">It is also possible some organizations </w:t>
+      </w:r>
+      <w:r>
+        <w:t>incorrectly file their annual reports, creating negative values for variables such as total revenue or expenses</w:t>
+      </w:r>
+      <w:r>
+        <w:t xml:space="preserve"> and thus filing errors should be removed. </w:t>
+      </w:r>
+      <w:proofErr w:type="gramStart"/>
+      <w:r>
+        <w:rPr>
+          <w:rStyle w:val="EditingChar"/>
+        </w:rPr>
+        <w:t>This drops</w:t>
+      </w:r>
+      <w:proofErr w:type="gramEnd"/>
+      <w:r>
+        <w:t xml:space="preserve"> </w:t>
+      </w:r>
+    </w:p>
+    <w:p>
+      <w:pPr>
+        <w:ind w:firstLine="720"/>
+        <w:rPr>
+          <w:rStyle w:val="EditingChar"/>
+        </w:rPr>
+      </w:pPr>
+      <w:r>
+        <w:t>I restrict my dataset to only organizations with a headquarters in the United States.</w:t>
+      </w:r>
+      <w:r>
+        <w:t xml:space="preserve"> My </w:t>
+      </w:r>
+      <w:r>
+        <w:t xml:space="preserve">economic variables are based in the 50 united states, and I do not have data for countries or states outside of this scope. Also, </w:t>
+      </w:r>
+      <w:r>
+        <w:t>I hope for potential policy or business recommendations</w:t>
+      </w:r>
+      <w:r>
+        <w:t xml:space="preserve"> from the </w:t>
+      </w:r>
+      <w:r>
+        <w:lastRenderedPageBreak/>
+        <w:t>results</w:t>
+      </w:r>
+      <w:r>
+        <w:t xml:space="preserve"> to be relevant for the </w:t>
+      </w:r>
+      <w:r>
+        <w:t xml:space="preserve">universe of organizations and governments involved in the dataset and exclude </w:t>
+      </w:r>
+      <w:r>
+        <w:t>international organizations to remove biasing these recommendations</w:t>
+      </w:r>
+      <w:r>
+        <w:t xml:space="preserve">. </w:t>
+      </w:r>
+      <w:proofErr w:type="gramStart"/>
+      <w:r>
+        <w:rPr>
+          <w:rStyle w:val="EditingChar"/>
+        </w:rPr>
+        <w:t>This drops</w:t>
+      </w:r>
+      <w:proofErr w:type="gramEnd"/>
+      <w:r>
+        <w:rPr>
+          <w:rStyle w:val="EditingChar"/>
+        </w:rPr>
+        <w:t xml:space="preserve"> </w:t>
+      </w:r>
+    </w:p>
+    <w:p>
+      <w:pPr>
+        <w:ind w:firstLine="720"/>
+        <w:rPr>
+          <w:rStyle w:val="EditingChar"/>
+        </w:rPr>
+      </w:pPr>
+      <w:r>
+        <w:t xml:space="preserve">Lastly, I remove singletons from the data, so that every regression now uses the same sample size. </w:t>
+      </w:r>
+      <w:r>
+        <w:t xml:space="preserve">This is a necessary step for properly applying </w:t>
+      </w:r>
+      <w:r>
+        <w:t xml:space="preserve">fixed effect variables, specifically on the firm/business level. For the regression to properly compute at the firm level, each organization must have at least two observations, so cannot be a singleton with one observation. </w:t>
+      </w:r>
+      <w:proofErr w:type="gramStart"/>
+      <w:r>
+        <w:rPr>
+          <w:rStyle w:val="EditingChar"/>
+        </w:rPr>
+        <w:t>This drops</w:t>
+      </w:r>
+      <w:proofErr w:type="gramEnd"/>
+    </w:p>
+    <w:p>
+      <w:pPr>
+        <w:ind w:firstLine="720"/>
+      </w:pPr>
+      <w:r>
+        <w:t>From all these data restrictions, th</w:t>
+      </w:r>
+      <w:r>
+        <w:t xml:space="preserve">is limits the data set to </w:t>
+      </w:r>
+      <w:commentRangeStart w:id="10"/>
+      <w:r>
+        <w:t>3</w:t>
+      </w:r>
+      <w:r>
+        <w:t>,</w:t>
+      </w:r>
+      <w:r>
+        <w:t>014</w:t>
+      </w:r>
+      <w:r>
+        <w:t>,</w:t>
+      </w:r>
+      <w:r>
+        <w:t>314</w:t>
+      </w:r>
+      <w:r>
+        <w:t xml:space="preserve"> observations (from 5,002,756) across </w:t>
+      </w:r>
+      <w:r>
+        <w:t>457</w:t>
+      </w:r>
+      <w:r>
+        <w:t>,</w:t>
+      </w:r>
+      <w:r>
+        <w:t>042</w:t>
+      </w:r>
+      <w:r>
+        <w:t xml:space="preserve"> unique organizations (from 738,790).</w:t>
+      </w:r>
+      <w:commentRangeEnd w:id="10"/>
+      <w:r>
+        <w:rPr>
+          <w:rStyle w:val="CommentReference"/>
+          <w:kern w:val="0"/>
+          <w14:ligatures w14:val="none"/>
+        </w:rPr>
+        <w:commentReference w:id="10"/>
+      </w:r>
+      <w:r>
+        <w:t xml:space="preserve"> </w:t>
+      </w:r>
+      <w:r>
+        <w:t>Taking</w:t>
+      </w:r>
+      <w:r>
+        <w:t xml:space="preserve"> the log</w:t>
+      </w:r>
+      <w:r>
+        <w:t>()</w:t>
+      </w:r>
+      <w:r>
+        <w:t xml:space="preserve"> distribution</w:t>
+      </w:r>
+      <w:r>
+        <w:t xml:space="preserve"> </w:t>
+      </w:r>
+      <w:r>
+        <w:t xml:space="preserve">of key variables </w:t>
+      </w:r>
+      <w:r>
+        <w:t>of this final dataset</w:t>
+      </w:r>
+      <w:r>
+        <w:t xml:space="preserve"> is now much more</w:t>
+      </w:r>
+      <w:r>
+        <w:t xml:space="preserve"> normally</w:t>
+      </w:r>
+      <w:r>
+        <w:t xml:space="preserve"> balanced</w:t>
+      </w:r>
+      <w:r>
+        <w:t>, in contrast to before the restrictions or calculating log() values</w:t>
       </w:r>
       <w:r>
         <w:t>.</w:t>
       </w:r>
       <w:r>
-        <w:t xml:space="preserve"> Only businesses </w:t>
-      </w:r>
-      <w:r>
-        <w:t xml:space="preserve">electronically </w:t>
-      </w:r>
-      <w:r>
-        <w:t>filling for income tax exemption under section 501(c)(3) of the Internal Revenue Code</w:t>
-      </w:r>
-      <w:r>
-        <w:t xml:space="preserve">, based in any of the 50 </w:t>
-      </w:r>
-      <w:r>
-        <w:t xml:space="preserve">US states, </w:t>
-      </w:r>
-      <w:r>
-        <w:t>with gross receipts of greater than $200,000 in one year or net assets of greater than $500,000 are included in th</w:t>
-      </w:r>
-      <w:r>
-        <w:t>is</w:t>
-      </w:r>
-      <w:r>
-        <w:t xml:space="preserve"> dataset for this thesis. </w:t>
-      </w:r>
-    </w:p>
-    <w:p>
-      <w:pPr>
-        <w:ind w:firstLine="720"/>
-      </w:pPr>
-      <w:r>
-        <w:t xml:space="preserve">To supplement this dataset, </w:t>
-      </w:r>
-      <w:r>
-        <w:t xml:space="preserve">the </w:t>
-      </w:r>
-      <w:r>
-        <w:t xml:space="preserve">Internal Revenue Service </w:t>
-      </w:r>
+        <w:t xml:space="preserve"> Before, revenue and expense distributions were </w:t>
+      </w:r>
+      <w:r>
+        <w:t xml:space="preserve">doubly </w:t>
+      </w:r>
+      <w:r>
+        <w:t>skewed, with strong</w:t>
+      </w:r>
+      <w:r>
+        <w:t xml:space="preserve"> right skew</w:t>
+      </w:r>
+      <w:r>
+        <w:t xml:space="preserve">ing from large organizations as well as with </w:t>
+      </w:r>
+      <w:r>
+        <w:t>a substantial number</w:t>
+      </w:r>
+      <w:r>
+        <w:t xml:space="preserve"> of singletons or null values</w:t>
+      </w:r>
+      <w:r>
+        <w:t xml:space="preserve"> concentrated at zero</w:t>
+      </w:r>
+      <w:r>
+        <w:t xml:space="preserve">. </w:t>
+      </w:r>
+    </w:p>
+    <w:p>
+      <w:pPr>
+        <w:pStyle w:val="Heading2"/>
+      </w:pPr>
+      <w:bookmarkStart w:id="11" w:name="_Toc223509212"/>
+      <w:r>
+        <w:t>Description</w:t>
+      </w:r>
+      <w:bookmarkEnd w:id="11"/>
+    </w:p>
+    <w:p>
+      <w:r>
+        <w:t>Here is where I will include graphs and tables of the variables.</w:t>
+      </w:r>
+    </w:p>
+    <w:p>
+      <w:r>
+        <w:t xml:space="preserve">First, </w:t>
+      </w:r>
+      <w:r>
+        <w:t>a few images of the distribution for total revenue, total expenses, and yearly observations, now with all my restrictions.</w:t>
+      </w:r>
+    </w:p>
+    <w:p>
+      <w:r>
+        <w:t xml:space="preserve">Then, my table of all the variables with descriptions and summary statistics. </w:t>
+      </w:r>
+    </w:p>
+    <w:p>
       <w:proofErr w:type="gramStart"/>
       <w:r>
-        <w:t>collections</w:t>
+        <w:t>Table .</w:t>
       </w:r>
       <w:proofErr w:type="gramEnd"/>
       <w:r>
-        <w:t xml:space="preserve"> </w:t>
-      </w:r>
-      <w:r>
-        <w:t xml:space="preserve">Primary </w:t>
-      </w:r>
-      <w:r>
-        <w:t>Activity Codes</w:t>
-      </w:r>
-      <w:r>
-        <w:t xml:space="preserve"> </w:t>
-      </w:r>
-      <w:r>
-        <w:t>or</w:t>
-      </w:r>
-      <w:r>
-        <w:t xml:space="preserve"> </w:t>
-      </w:r>
-      <w:r>
-        <w:t xml:space="preserve">National Taxonomy of Exempt Entities (NTEE) </w:t>
-      </w:r>
-      <w:r>
-        <w:t xml:space="preserve">classification </w:t>
-      </w:r>
-      <w:r>
-        <w:t>code</w:t>
-      </w:r>
-      <w:r>
-        <w:t>s</w:t>
-      </w:r>
-      <w:r>
-        <w:t xml:space="preserve"> for every single </w:t>
-      </w:r>
-      <w:r>
-        <w:t>organization</w:t>
-      </w:r>
-      <w:r>
-        <w:t>, but not both</w:t>
-      </w:r>
-      <w:r>
-        <w:t>.</w:t>
-      </w:r>
-      <w:r>
-        <w:t xml:space="preserve"> NTEE codes are the newest format of non-profit</w:t>
-      </w:r>
-      <w:r>
-        <w:t xml:space="preserve"> </w:t>
-      </w:r>
-      <w:r>
-        <w:t>business</w:t>
-      </w:r>
-      <w:r>
-        <w:t xml:space="preserve"> classification</w:t>
-      </w:r>
-      <w:r>
-        <w:t xml:space="preserve"> adopted by the IRS</w:t>
-      </w:r>
-      <w:r>
-        <w:t xml:space="preserve">. So, </w:t>
-      </w:r>
-      <w:r>
-        <w:t>older</w:t>
-      </w:r>
-      <w:r>
-        <w:t xml:space="preserve"> organization</w:t>
-      </w:r>
-      <w:r>
-        <w:t>s</w:t>
-      </w:r>
-      <w:r>
-        <w:t xml:space="preserve"> filing an</w:t>
-      </w:r>
-      <w:r>
-        <w:t xml:space="preserve"> </w:t>
-      </w:r>
-      <w:r>
-        <w:t xml:space="preserve">activity code </w:t>
-      </w:r>
+        <w:t xml:space="preserve"> Distribution </w:t>
+      </w:r>
+      <w:r>
+        <w:t>by</w:t>
+      </w:r>
+      <w:r>
+        <w:t xml:space="preserve"> Revenue size</w:t>
+      </w:r>
+    </w:p>
+    <w:p>
+      <w:r>
+        <w:t xml:space="preserve">Table . Distribution </w:t>
+      </w:r>
+      <w:r>
+        <w:t>by</w:t>
+      </w:r>
+      <w:r>
+        <w:t xml:space="preserve"> Program Expense size</w:t>
+      </w:r>
+    </w:p>
+    <w:p>
       <w:proofErr w:type="gramStart"/>
       <w:r>
-        <w:t>are replaced</w:t>
+        <w:t>Table .</w:t>
       </w:r>
       <w:proofErr w:type="gramEnd"/>
       <w:r>
-        <w:t xml:space="preserve"> to the nearest NTEE code for this thesis. Below is a table of all NTEE codes, which are all representative in this thesis’s final dataset:</w:t>
-      </w:r>
-    </w:p>
-    <w:p>
-      <w:r>
-        <w:t xml:space="preserve">Table I. List of Industries </w:t>
-      </w:r>
-    </w:p>
-    <w:p>
-      <w:pPr>
-        <w:ind w:firstLine="720"/>
-      </w:pPr>
-    </w:p>
-    <w:p>
-      <w:pPr>
-        <w:ind w:firstLine="720"/>
-      </w:pPr>
-      <w:r>
-        <w:t>According to 501(c)(3) status regulations, an organization that does not follow filing procedures for three consecutive years loses its tax-exempt status.</w:t>
-      </w:r>
-      <w:r>
-        <w:rPr>
-          <w:rStyle w:val="FootnoteReference"/>
-        </w:rPr>
-        <w:footnoteReference w:id="1"/>
-      </w:r>
-      <w:r>
-        <w:t xml:space="preserve"> Additionally, an organization that is not contributing a public benefit is at risk of losings its special status. So, three </w:t>
-      </w:r>
-      <w:r>
-        <w:lastRenderedPageBreak/>
-        <w:t xml:space="preserve">consecutive years of zero program expenses, assuming this shows zero public benefit, is a reasonable restriction to make. </w:t>
-      </w:r>
-    </w:p>
-    <w:p>
-      <w:pPr>
-        <w:ind w:firstLine="720"/>
-      </w:pPr>
-      <w:r>
-        <w:t xml:space="preserve">For succinctness, I also drop organizations with three or more years of zero revenues. So, I will drop from the data organizations that satisfy both conditions, because this </w:t>
-      </w:r>
-      <w:proofErr w:type="gramStart"/>
-      <w:r>
-        <w:t>indicates</w:t>
-      </w:r>
-      <w:proofErr w:type="gramEnd"/>
-      <w:r>
-        <w:t xml:space="preserve"> an inactive organization.</w:t>
-      </w:r>
-    </w:p>
-    <w:p>
-      <w:pPr>
-        <w:ind w:firstLine="720"/>
-      </w:pPr>
-      <w:r>
-        <w:t>Also, dropping hospitals and schools from the data set. Their demand is inelastic.</w:t>
-      </w:r>
-    </w:p>
-    <w:p>
-      <w:pPr>
-        <w:ind w:firstLine="720"/>
-      </w:pPr>
-      <w:r>
-        <w:t xml:space="preserve">This limits the data set to </w:t>
-      </w:r>
-      <w:r>
-        <w:t>3</w:t>
-      </w:r>
-      <w:r>
-        <w:t>,</w:t>
-      </w:r>
-      <w:r>
-        <w:t>014</w:t>
-      </w:r>
-      <w:r>
-        <w:t>,</w:t>
-      </w:r>
-      <w:r>
-        <w:t>314</w:t>
-      </w:r>
-      <w:r>
-        <w:t xml:space="preserve"> observations (from 5,002,756) across </w:t>
-      </w:r>
-      <w:r>
-        <w:t>457</w:t>
-      </w:r>
-      <w:r>
-        <w:t>,</w:t>
-      </w:r>
-      <w:r>
-        <w:t>042</w:t>
-      </w:r>
-      <w:r>
-        <w:t xml:space="preserve"> unique organizations (from 738,790). According to the log distribution, the data is now much more balanced.</w:t>
-      </w:r>
-    </w:p>
-    <w:p>
-      <w:pPr>
-        <w:ind w:firstLine="720"/>
-      </w:pPr>
-    </w:p>
-    <w:p/>
-    <w:p>
-      <w:r>
-        <w:t xml:space="preserve">Table II. Distribution </w:t>
-      </w:r>
-      <w:r>
-        <w:t>by</w:t>
-      </w:r>
-      <w:r>
-        <w:t xml:space="preserve"> Revenue size</w:t>
-      </w:r>
-    </w:p>
-    <w:p>
-      <w:r>
-        <w:t xml:space="preserve">Table III. Distribution </w:t>
-      </w:r>
-      <w:r>
-        <w:t>by</w:t>
-      </w:r>
-      <w:r>
-        <w:t xml:space="preserve"> Program Expense size</w:t>
-      </w:r>
-    </w:p>
-    <w:p>
-      <w:r>
-        <w:t>Table IV. Distribution of organizations by year</w:t>
-      </w:r>
-    </w:p>
-    <w:p>
-      <w:r>
-        <w:t>Table V. Summary Statistics of Key Variables</w:t>
+        <w:t xml:space="preserve"> Distribution of organizations by year</w:t>
+      </w:r>
+    </w:p>
+    <w:p>
+      <w:r>
+        <w:t>Table . Summary Statistics of Key Variables</w:t>
       </w:r>
     </w:p>
     <w:p/>
@@ -1158,8 +2374,6 @@
         <w:t xml:space="preserve">organizations </w:t>
       </w:r>
     </w:p>
-    <w:p/>
-    <w:p/>
     <w:p>
       <w:pPr>
         <w:spacing w:after="160" w:line="278" w:lineRule="auto"/>
@@ -1170,153 +2384,774 @@
           <w:szCs w:val="40"/>
         </w:rPr>
       </w:pPr>
-      <w:r>
-        <w:br w:type="page"/>
-      </w:r>
     </w:p>
     <w:p>
       <w:pPr>
         <w:pStyle w:val="Heading1"/>
       </w:pPr>
-      <w:bookmarkStart w:id="3" w:name="_Toc222747364"/>
+      <w:bookmarkStart w:id="12" w:name="_Toc223509213"/>
+      <w:commentRangeStart w:id="13"/>
+      <w:commentRangeStart w:id="14"/>
+      <w:r>
+        <w:t>Methodology</w:t>
+      </w:r>
+      <w:commentRangeEnd w:id="13"/>
+      <w:r>
+        <w:rPr>
+          <w:rStyle w:val="CommentReference"/>
+          <w:rFonts w:ascii="Times New Roman" w:eastAsia="Times New Roman" w:hAnsi="Times New Roman" w:cs="Times New Roman"/>
+          <w:color w:val="000000"/>
+          <w:kern w:val="0"/>
+          <w14:ligatures w14:val="none"/>
+        </w:rPr>
+        <w:commentReference w:id="13"/>
+      </w:r>
+      <w:commentRangeEnd w:id="14"/>
+      <w:r>
+        <w:rPr>
+          <w:rStyle w:val="CommentReference"/>
+          <w:rFonts w:ascii="Times New Roman" w:eastAsia="Times New Roman" w:hAnsi="Times New Roman" w:cs="Times New Roman"/>
+          <w:color w:val="000000"/>
+          <w:kern w:val="0"/>
+          <w14:ligatures w14:val="none"/>
+        </w:rPr>
+        <w:commentReference w:id="14"/>
+      </w:r>
+      <w:bookmarkEnd w:id="12"/>
+    </w:p>
+    <w:p>
+      <w:pPr>
+        <w:pStyle w:val="Heading2"/>
+      </w:pPr>
+      <w:bookmarkStart w:id="15" w:name="_Toc223509214"/>
+      <w:r>
+        <w:t>Independent Variables</w:t>
+      </w:r>
+      <w:bookmarkEnd w:id="15"/>
+    </w:p>
+    <w:p>
+      <w:pPr>
+        <w:ind w:firstLine="720"/>
+      </w:pPr>
+      <w:r>
+        <w:t>Other research analyzing non-profit financial health uses the receipt of government grants as an indicator variable for implying increased oversight and better financial procedures of nonprofits.</w:t>
+      </w:r>
+      <w:r>
+        <w:rPr>
+          <w:vertAlign w:val="superscript"/>
+        </w:rPr>
+        <w:footnoteReference w:id="8"/>
+      </w:r>
+      <w:r>
+        <w:t xml:space="preserve"> For my research, government grants may be more stable or increased in economically bad times.</w:t>
+      </w:r>
+    </w:p>
+    <w:p/>
+    <w:p>
+      <w:pPr>
+        <w:pStyle w:val="Heading2"/>
+      </w:pPr>
+      <w:bookmarkStart w:id="16" w:name="_Toc223509215"/>
+      <w:r>
+        <w:t>Dependent Variables</w:t>
+      </w:r>
+      <w:bookmarkEnd w:id="16"/>
+    </w:p>
+    <w:p>
+      <w:pPr>
+        <w:ind w:firstLine="720"/>
+      </w:pPr>
+      <w:r>
+        <w:t xml:space="preserve">According to recent research, citizens have strong preferences for non-profits to expand services, especially in economically </w:t>
+      </w:r>
+      <w:proofErr w:type="gramStart"/>
+      <w:r>
+        <w:t>bad times</w:t>
+      </w:r>
+      <w:proofErr w:type="gramEnd"/>
+      <w:r>
+        <w:t>.</w:t>
+      </w:r>
+      <w:r>
+        <w:rPr>
+          <w:vertAlign w:val="superscript"/>
+        </w:rPr>
+        <w:footnoteReference w:id="9"/>
+      </w:r>
+      <w:r>
+        <w:t xml:space="preserve"> </w:t>
+      </w:r>
+      <w:r>
+        <w:t>For</w:t>
+      </w:r>
+      <w:r>
+        <w:t xml:space="preserve"> my research </w:t>
+      </w:r>
+      <w:r>
+        <w:t xml:space="preserve">to best </w:t>
+      </w:r>
+      <w:r>
+        <w:t>capture this preference through the data, I capture the change in program expenses year-to-year.</w:t>
+      </w:r>
+    </w:p>
+    <w:p>
+      <w:pPr>
+        <w:ind w:firstLine="720"/>
+      </w:pPr>
+      <w:r>
+        <w:t xml:space="preserve">My key dependent variable is “Total program Expenses” because it measures the total money spent on activities advancing each non-profits mission statement. Other research may use </w:t>
+      </w:r>
       <w:r>
         <w:lastRenderedPageBreak/>
-        <w:t>Methodology</w:t>
-      </w:r>
-      <w:bookmarkEnd w:id="3"/>
+        <w:t>more direct survey data to measure ‘direct impact’ towards the mission.</w:t>
+      </w:r>
+      <w:r>
+        <w:rPr>
+          <w:vertAlign w:val="superscript"/>
+        </w:rPr>
+        <w:footnoteReference w:id="10"/>
+      </w:r>
+      <w:r>
+        <w:t xml:space="preserve"> I do not have the opportunity to survey for such data. From the same research, they </w:t>
+      </w:r>
+      <w:r>
+        <w:t xml:space="preserve">also </w:t>
+      </w:r>
+      <w:r>
+        <w:t xml:space="preserve">take the </w:t>
+      </w:r>
+      <w:proofErr w:type="gramStart"/>
+      <w:r>
+        <w:t>log(</w:t>
+      </w:r>
+      <w:proofErr w:type="gramEnd"/>
+      <w:r>
+        <w:t>) value of their dependent variable to make it more comparable across organizations.</w:t>
+      </w:r>
+      <w:r>
+        <w:rPr>
+          <w:vertAlign w:val="superscript"/>
+        </w:rPr>
+        <w:footnoteReference w:id="11"/>
+      </w:r>
+    </w:p>
+    <w:p>
+      <w:pPr>
+        <w:pStyle w:val="Heading2"/>
+      </w:pPr>
+      <w:bookmarkStart w:id="17" w:name="_Toc223509216"/>
+      <w:r>
+        <w:t>Regression Models</w:t>
+      </w:r>
+      <w:bookmarkEnd w:id="17"/>
+    </w:p>
+    <w:p>
+      <w:pPr>
+        <w:pStyle w:val="Heading3"/>
+      </w:pPr>
+      <w:r>
+        <w:t xml:space="preserve">Model </w:t>
+      </w:r>
+      <w:proofErr w:type="gramStart"/>
+      <w:r>
+        <w:t>1</w:t>
+      </w:r>
+      <w:proofErr w:type="gramEnd"/>
     </w:p>
     <w:p>
       <w:pPr>
         <w:ind w:firstLine="720"/>
       </w:pPr>
       <w:r>
-        <w:t xml:space="preserve">Justification for each variable. Using background/similar research as well as economics logic. </w:t>
-      </w:r>
-    </w:p>
-    <w:p>
-      <w:pPr>
-        <w:rPr>
-          <w:rFonts w:eastAsiaTheme="minorEastAsia"/>
-        </w:rPr>
+        <w:t>Starting with a simple regression model</w:t>
+      </w:r>
+      <w:r>
+        <w:t xml:space="preserve"> to show</w:t>
+      </w:r>
+      <w:r>
+        <w:t xml:space="preserve"> the broadest correlation between the economy and program expenditure of all the organizations</w:t>
+      </w:r>
+      <w:r>
+        <w:t>:</w:t>
+      </w:r>
+    </w:p>
+    <w:p>
+      <w:pPr>
+        <w:ind w:firstLine="720"/>
+        <w:jc w:val="center"/>
       </w:pPr>
       <m:oMathPara>
-        <m:oMathParaPr>
-          <m:jc m:val="left"/>
-        </m:oMathParaPr>
+        <m:oMath>
+          <m:r>
+            <w:rPr>
+              <w:rFonts w:ascii="Cambria Math" w:hAnsi="Cambria Math"/>
+            </w:rPr>
+            <m:t xml:space="preserve">log(Program_Expenses) = </m:t>
+          </m:r>
+          <m:sSub>
+            <m:sSubPr>
+              <m:ctrlPr>
+                <w:rPr>
+                  <w:rFonts w:ascii="Cambria Math" w:hAnsi="Cambria Math"/>
+                  <w:i/>
+                </w:rPr>
+              </m:ctrlPr>
+            </m:sSubPr>
+            <m:e>
+              <m:r>
+                <w:rPr>
+                  <w:rFonts w:ascii="Cambria Math" w:hAnsi="Cambria Math"/>
+                </w:rPr>
+                <m:t>β</m:t>
+              </m:r>
+            </m:e>
+            <m:sub>
+              <m:r>
+                <w:rPr>
+                  <w:rFonts w:ascii="Cambria Math" w:hAnsi="Cambria Math"/>
+                </w:rPr>
+                <m:t>1</m:t>
+              </m:r>
+            </m:sub>
+          </m:sSub>
+          <m:r>
+            <w:rPr>
+              <w:rFonts w:ascii="Cambria Math" w:hAnsi="Cambria Math"/>
+            </w:rPr>
+            <m:t>(GDP_Change_%)+ε</m:t>
+          </m:r>
+        </m:oMath>
+      </m:oMathPara>
+    </w:p>
+    <w:p>
+      <w:pPr>
+        <w:ind w:firstLine="720"/>
+        <w:rPr>
+          <w:color w:val="EE0000"/>
+        </w:rPr>
+      </w:pPr>
+      <w:r>
+        <w:rPr>
+          <w:color w:val="EE0000"/>
+        </w:rPr>
+        <w:t>This is useful becaus</w:t>
+      </w:r>
+      <w:r>
+        <w:rPr>
+          <w:color w:val="EE0000"/>
+        </w:rPr>
+        <w:t>e</w:t>
+      </w:r>
+      <w:r>
+        <w:rPr>
+          <w:color w:val="EE0000"/>
+        </w:rPr>
+        <w:t xml:space="preserve"> </w:t>
+      </w:r>
+      <w:r>
+        <w:rPr>
+          <w:color w:val="EE0000"/>
+        </w:rPr>
+        <w:t xml:space="preserve">it analyzes </w:t>
+      </w:r>
+      <w:r>
+        <w:rPr>
+          <w:color w:val="EE0000"/>
+        </w:rPr>
+        <w:t>the</w:t>
+      </w:r>
+      <w:r>
+        <w:rPr>
+          <w:color w:val="EE0000"/>
+        </w:rPr>
+        <w:t xml:space="preserve"> panel data </w:t>
+      </w:r>
+      <w:r>
+        <w:rPr>
+          <w:color w:val="EE0000"/>
+        </w:rPr>
+        <w:t xml:space="preserve">and </w:t>
+      </w:r>
+      <w:r>
+        <w:rPr>
+          <w:color w:val="EE0000"/>
+        </w:rPr>
+        <w:t xml:space="preserve">will </w:t>
+      </w:r>
+      <w:r>
+        <w:rPr>
+          <w:color w:val="EE0000"/>
+        </w:rPr>
+        <w:t>sho</w:t>
+      </w:r>
+      <w:r>
+        <w:rPr>
+          <w:color w:val="EE0000"/>
+        </w:rPr>
+        <w:t>w a baseline level of correlation if non-profits have a countercyclical trend.</w:t>
+      </w:r>
+      <w:r>
+        <w:rPr>
+          <w:color w:val="EE0000"/>
+        </w:rPr>
+        <w:t xml:space="preserve"> </w:t>
+      </w:r>
+      <w:r>
+        <w:rPr>
+          <w:color w:val="EE0000"/>
+        </w:rPr>
+        <w:t xml:space="preserve">Perhaps organizations are altruistic and restructure their organization knowing times are worse for their constituents. Or, like the rest of the economy, non-profit organizations </w:t>
+      </w:r>
+      <w:proofErr w:type="gramStart"/>
+      <w:r>
+        <w:rPr>
+          <w:color w:val="EE0000"/>
+        </w:rPr>
+        <w:t>are forced</w:t>
+      </w:r>
+      <w:proofErr w:type="gramEnd"/>
+      <w:r>
+        <w:rPr>
+          <w:color w:val="EE0000"/>
+        </w:rPr>
+        <w:t xml:space="preserve"> to downsize in </w:t>
+      </w:r>
+      <w:proofErr w:type="gramStart"/>
+      <w:r>
+        <w:rPr>
+          <w:color w:val="EE0000"/>
+        </w:rPr>
+        <w:t>bad times</w:t>
+      </w:r>
+      <w:proofErr w:type="gramEnd"/>
+      <w:r>
+        <w:rPr>
+          <w:color w:val="EE0000"/>
+        </w:rPr>
+        <w:t xml:space="preserve"> and reduce expenses.</w:t>
+      </w:r>
+    </w:p>
+    <w:p>
+      <w:pPr>
+        <w:ind w:firstLine="720"/>
+        <w:rPr>
+          <w:color w:val="EE0000"/>
+        </w:rPr>
+      </w:pPr>
+      <w:r>
+        <w:rPr>
+          <w:color w:val="EE0000"/>
+        </w:rPr>
+        <w:t xml:space="preserve">Interpreting the results of this model would show </w:t>
+      </w:r>
+      <w:r>
+        <w:rPr>
+          <w:color w:val="EE0000"/>
+        </w:rPr>
+        <w:t>that for a one percentage point increase in real GDP</w:t>
+      </w:r>
+      <w:r>
+        <w:rPr>
+          <w:color w:val="EE0000"/>
+        </w:rPr>
+        <w:t xml:space="preserve">, </w:t>
+      </w:r>
+      <w:r>
+        <w:rPr>
+          <w:color w:val="EE0000"/>
+        </w:rPr>
+        <w:t xml:space="preserve">non-profit program expenses </w:t>
+      </w:r>
+      <w:r>
+        <w:rPr>
+          <w:color w:val="EE0000"/>
+        </w:rPr>
+        <w:t xml:space="preserve">will increase/decrease </w:t>
+      </w:r>
+      <w:r>
+        <w:rPr>
+          <w:color w:val="EE0000"/>
+        </w:rPr>
+        <w:t xml:space="preserve">by a percentage amount. </w:t>
+      </w:r>
+    </w:p>
+    <w:p>
+      <w:pPr>
+        <w:ind w:firstLine="720"/>
+        <w:rPr>
+          <w:color w:val="EE0000"/>
+        </w:rPr>
+      </w:pPr>
+      <w:r>
+        <w:rPr>
+          <w:color w:val="EE0000"/>
+        </w:rPr>
+        <w:t>However,</w:t>
+      </w:r>
+      <w:r>
+        <w:rPr>
+          <w:color w:val="EE0000"/>
+        </w:rPr>
+        <w:t xml:space="preserve"> this model will suffer </w:t>
+      </w:r>
+      <w:r>
+        <w:rPr>
+          <w:color w:val="EE0000"/>
+        </w:rPr>
+        <w:t>from</w:t>
+      </w:r>
+      <w:r>
+        <w:rPr>
+          <w:color w:val="EE0000"/>
+        </w:rPr>
+        <w:t xml:space="preserve"> omitted variable bias (</w:t>
+      </w:r>
+      <w:proofErr w:type="spellStart"/>
+      <w:r>
+        <w:rPr>
+          <w:color w:val="EE0000"/>
+        </w:rPr>
+        <w:t>O</w:t>
+      </w:r>
+      <w:r>
+        <w:rPr>
+          <w:color w:val="EE0000"/>
+        </w:rPr>
+        <w:t>VB</w:t>
+      </w:r>
+      <w:proofErr w:type="spellEnd"/>
+      <w:r>
+        <w:rPr>
+          <w:color w:val="EE0000"/>
+        </w:rPr>
+        <w:t>)</w:t>
+      </w:r>
+      <w:r>
+        <w:rPr>
+          <w:color w:val="EE0000"/>
+        </w:rPr>
+        <w:t xml:space="preserve"> </w:t>
+      </w:r>
+      <w:r>
+        <w:rPr>
+          <w:color w:val="EE0000"/>
+        </w:rPr>
+        <w:t xml:space="preserve">and have </w:t>
+      </w:r>
+      <w:r>
+        <w:rPr>
+          <w:color w:val="EE0000"/>
+        </w:rPr>
+        <w:t>imprecise</w:t>
+      </w:r>
+      <w:r>
+        <w:rPr>
+          <w:color w:val="EE0000"/>
+        </w:rPr>
+        <w:t xml:space="preserve"> results because of it. The results may be statistically significant</w:t>
+      </w:r>
+      <w:r>
+        <w:rPr>
+          <w:color w:val="EE0000"/>
+        </w:rPr>
+        <w:t xml:space="preserve"> since it is such a large dataset with many observations but will not have much explanatory power</w:t>
+      </w:r>
+      <w:r>
+        <w:rPr>
+          <w:color w:val="EE0000"/>
+        </w:rPr>
+        <w:t xml:space="preserve"> because</w:t>
+      </w:r>
+      <w:r>
+        <w:rPr>
+          <w:color w:val="EE0000"/>
+        </w:rPr>
+        <w:t xml:space="preserve"> non-profit organizations </w:t>
+      </w:r>
+      <w:r>
+        <w:rPr>
+          <w:color w:val="EE0000"/>
+        </w:rPr>
+        <w:t xml:space="preserve">naturally will </w:t>
+      </w:r>
+      <w:r>
+        <w:rPr>
+          <w:color w:val="EE0000"/>
+        </w:rPr>
+        <w:t>expand</w:t>
+      </w:r>
+      <w:r>
+        <w:rPr>
+          <w:color w:val="EE0000"/>
+        </w:rPr>
+        <w:t xml:space="preserve"> as </w:t>
+      </w:r>
+      <w:r>
+        <w:rPr>
+          <w:color w:val="EE0000"/>
+        </w:rPr>
+        <w:t>the economy expands</w:t>
+      </w:r>
+      <w:r>
+        <w:rPr>
+          <w:color w:val="EE0000"/>
+        </w:rPr>
+        <w:t>, or vice versa</w:t>
+      </w:r>
+      <w:r>
+        <w:rPr>
+          <w:color w:val="EE0000"/>
+        </w:rPr>
+        <w:t xml:space="preserve">. </w:t>
+      </w:r>
+    </w:p>
+    <w:p>
+      <w:pPr>
+        <w:ind w:firstLine="720"/>
+        <w:rPr>
+          <w:color w:val="EE0000"/>
+        </w:rPr>
+      </w:pPr>
+      <w:r>
+        <w:rPr>
+          <w:color w:val="EE0000"/>
+        </w:rPr>
+        <w:lastRenderedPageBreak/>
+        <w:t>So, to improve the model</w:t>
+      </w:r>
+      <w:r>
+        <w:rPr>
+          <w:color w:val="EE0000"/>
+        </w:rPr>
+        <w:t xml:space="preserve"> there must be controls for </w:t>
+      </w:r>
+      <w:r>
+        <w:rPr>
+          <w:color w:val="EE0000"/>
+        </w:rPr>
+        <w:t xml:space="preserve">variables that </w:t>
+      </w:r>
+      <w:r>
+        <w:rPr>
+          <w:color w:val="EE0000"/>
+        </w:rPr>
+        <w:t>are constant across entities but still change over time and space</w:t>
+      </w:r>
+      <w:r>
+        <w:rPr>
+          <w:color w:val="EE0000"/>
+        </w:rPr>
+        <w:t>,</w:t>
+      </w:r>
+      <w:r>
+        <w:rPr>
+          <w:color w:val="EE0000"/>
+        </w:rPr>
+        <w:t xml:space="preserve"> affecting the regression results. Such as </w:t>
+      </w:r>
+      <w:r>
+        <w:rPr>
+          <w:color w:val="EE0000"/>
+        </w:rPr>
+        <w:t>yearly shocks</w:t>
+      </w:r>
+      <w:r>
+        <w:rPr>
+          <w:color w:val="EE0000"/>
+        </w:rPr>
+        <w:t xml:space="preserve">, </w:t>
+      </w:r>
+      <w:r>
+        <w:rPr>
+          <w:color w:val="EE0000"/>
+        </w:rPr>
+        <w:t xml:space="preserve">state </w:t>
+      </w:r>
+      <w:r>
+        <w:rPr>
+          <w:color w:val="EE0000"/>
+        </w:rPr>
+        <w:t>policies</w:t>
+      </w:r>
+      <w:r>
+        <w:rPr>
+          <w:color w:val="EE0000"/>
+        </w:rPr>
+        <w:t xml:space="preserve">, </w:t>
+      </w:r>
+      <w:r>
+        <w:rPr>
+          <w:color w:val="EE0000"/>
+        </w:rPr>
+        <w:t>industry practices</w:t>
+      </w:r>
+      <w:r>
+        <w:rPr>
+          <w:color w:val="EE0000"/>
+        </w:rPr>
+        <w:t xml:space="preserve">, </w:t>
+      </w:r>
+      <w:r>
+        <w:rPr>
+          <w:color w:val="EE0000"/>
+        </w:rPr>
+        <w:t xml:space="preserve">and </w:t>
+      </w:r>
+      <w:r>
+        <w:rPr>
+          <w:color w:val="EE0000"/>
+        </w:rPr>
+        <w:t>firm culture</w:t>
+      </w:r>
+      <w:r>
+        <w:rPr>
+          <w:color w:val="EE0000"/>
+        </w:rPr>
+        <w:t xml:space="preserve"> -</w:t>
+      </w:r>
+      <w:r>
+        <w:rPr>
+          <w:color w:val="EE0000"/>
+        </w:rPr>
+        <w:t xml:space="preserve"> </w:t>
+      </w:r>
+      <w:r>
+        <w:rPr>
+          <w:color w:val="EE0000"/>
+        </w:rPr>
+        <w:t>to name a few</w:t>
+      </w:r>
+      <w:r>
+        <w:rPr>
+          <w:color w:val="EE0000"/>
+        </w:rPr>
+        <w:t xml:space="preserve"> </w:t>
+      </w:r>
+      <w:r>
+        <w:rPr>
+          <w:color w:val="EE0000"/>
+        </w:rPr>
+        <w:t xml:space="preserve">potentially </w:t>
+      </w:r>
+      <w:r>
+        <w:rPr>
+          <w:color w:val="EE0000"/>
+        </w:rPr>
+        <w:t>omitted variables</w:t>
+      </w:r>
+      <w:r>
+        <w:rPr>
+          <w:color w:val="EE0000"/>
+        </w:rPr>
+        <w:t>.</w:t>
+      </w:r>
+      <w:r>
+        <w:rPr>
+          <w:color w:val="EE0000"/>
+        </w:rPr>
+        <w:t xml:space="preserve"> </w:t>
+      </w:r>
+    </w:p>
+    <w:p>
+      <w:pPr>
+        <w:pStyle w:val="Heading3"/>
+      </w:pPr>
+      <w:bookmarkStart w:id="18" w:name="_Toc223509217"/>
+      <w:r>
+        <w:t xml:space="preserve">Model </w:t>
+      </w:r>
+      <w:proofErr w:type="gramStart"/>
+      <w:r>
+        <w:t>2</w:t>
+      </w:r>
+      <w:bookmarkEnd w:id="18"/>
+      <w:proofErr w:type="gramEnd"/>
+    </w:p>
+    <w:p>
+      <w:pPr>
+        <w:ind w:firstLine="720"/>
+      </w:pPr>
+      <w:r>
+        <w:t>By controlling for each year of data…</w:t>
+      </w:r>
+    </w:p>
+    <w:p>
+      <w:r>
+        <w:t xml:space="preserve">This updates the model to: </w:t>
+      </w:r>
+    </w:p>
+    <w:p>
+      <m:oMathPara>
         <m:oMath>
           <m:sSub>
             <m:sSubPr>
               <m:ctrlPr>
                 <w:rPr>
-                  <w:rFonts w:ascii="Cambria Math" w:eastAsiaTheme="minorHAnsi" w:hAnsi="Cambria Math" w:cstheme="minorBidi"/>
+                  <w:rFonts w:ascii="Cambria Math" w:hAnsi="Cambria Math"/>
+                  <w:i/>
                   <w:color w:val="auto"/>
+                  <w:kern w:val="0"/>
+                  <w14:ligatures w14:val="none"/>
                 </w:rPr>
               </m:ctrlPr>
             </m:sSubPr>
             <m:e>
-              <m:r>
-                <m:rPr>
-                  <m:sty m:val="p"/>
-                </m:rPr>
-                <w:rPr>
-                  <w:rFonts w:ascii="Cambria Math" w:hAnsi="Cambria Math"/>
-                </w:rPr>
-                <m:t>Υ</m:t>
-              </m:r>
-            </m:e>
-            <m:sub>
-              <m:r>
-                <w:rPr>
-                  <w:rFonts w:ascii="Cambria Math" w:hAnsi="Cambria Math"/>
-                </w:rPr>
-                <m:t>i</m:t>
-              </m:r>
-              <m:r>
-                <m:rPr>
-                  <m:sty m:val="p"/>
-                </m:rPr>
-                <w:rPr>
-                  <w:rFonts w:ascii="Cambria Math" w:hAnsi="Cambria Math"/>
-                </w:rPr>
-                <m:t>,</m:t>
-              </m:r>
-              <m:r>
-                <w:rPr>
-                  <w:rFonts w:ascii="Cambria Math" w:hAnsi="Cambria Math"/>
-                </w:rPr>
-                <m:t>t</m:t>
-              </m:r>
-            </m:sub>
-          </m:sSub>
-          <m:r>
-            <m:rPr>
-              <m:sty m:val="p"/>
-            </m:rPr>
-            <w:rPr>
-              <w:rFonts w:ascii="Cambria Math" w:hAnsi="Cambria Math"/>
-            </w:rPr>
-            <m:t>=</m:t>
-          </m:r>
-          <m:func>
-            <m:funcPr>
-              <m:ctrlPr>
-                <w:rPr>
-                  <w:rFonts w:ascii="Cambria Math" w:hAnsi="Cambria Math"/>
-                </w:rPr>
-              </m:ctrlPr>
-            </m:funcPr>
-            <m:fName>
-              <m:r>
-                <m:rPr>
-                  <m:sty m:val="p"/>
-                </m:rPr>
-                <w:rPr>
-                  <w:rFonts w:ascii="Cambria Math" w:hAnsi="Cambria Math"/>
-                </w:rPr>
-                <m:t>log</m:t>
-              </m:r>
-            </m:fName>
-            <m:e>
-              <m:d>
-                <m:dPr>
+              <m:func>
+                <m:funcPr>
                   <m:ctrlPr>
                     <w:rPr>
                       <w:rFonts w:ascii="Cambria Math" w:hAnsi="Cambria Math"/>
+                      <w:i/>
+                      <w:color w:val="auto"/>
+                      <w:kern w:val="0"/>
+                      <w14:ligatures w14:val="none"/>
                     </w:rPr>
                   </m:ctrlPr>
-                </m:dPr>
-                <m:e>
-                  <m:r>
-                    <w:rPr>
-                      <w:rFonts w:ascii="Cambria Math" w:hAnsi="Cambria Math"/>
-                    </w:rPr>
-                    <m:t>Growth</m:t>
-                  </m:r>
+                </m:funcPr>
+                <m:fName>
                   <m:r>
                     <m:rPr>
                       <m:sty m:val="p"/>
                     </m:rPr>
                     <w:rPr>
                       <w:rFonts w:ascii="Cambria Math" w:hAnsi="Cambria Math"/>
+                      <w:kern w:val="0"/>
+                      <w14:ligatures w14:val="none"/>
                     </w:rPr>
-                    <m:t xml:space="preserve"> </m:t>
+                    <m:t>log</m:t>
                   </m:r>
+                </m:fName>
+                <m:e>
                   <m:r>
                     <w:rPr>
                       <w:rFonts w:ascii="Cambria Math" w:hAnsi="Cambria Math"/>
+                      <w:color w:val="auto"/>
+                      <w:kern w:val="0"/>
+                      <w14:ligatures w14:val="none"/>
                     </w:rPr>
-                    <m:t>Rate</m:t>
+                    <m:t>(Program_Expenses)</m:t>
                   </m:r>
                 </m:e>
-              </m:d>
+              </m:func>
             </m:e>
-          </m:func>
+            <m:sub>
+              <m:r>
+                <w:rPr>
+                  <w:rFonts w:ascii="Cambria Math" w:hAnsi="Cambria Math"/>
+                  <w:color w:val="auto"/>
+                  <w:kern w:val="0"/>
+                  <w14:ligatures w14:val="none"/>
+                </w:rPr>
+                <m:t>year</m:t>
+              </m:r>
+            </m:sub>
+          </m:sSub>
           <m:r>
-            <m:rPr>
-              <m:sty m:val="p"/>
-            </m:rPr>
             <w:rPr>
-              <w:rFonts w:ascii="Cambria Math" w:eastAsiaTheme="minorEastAsia" w:hAnsi="Cambria Math"/>
+              <w:rFonts w:ascii="Cambria Math" w:hAnsi="Cambria Math"/>
+              <w:color w:val="auto"/>
+              <w:kern w:val="0"/>
+              <w14:ligatures w14:val="none"/>
             </w:rPr>
             <m:t>=</m:t>
           </m:r>
@@ -1325,79 +3160,90 @@
               <m:ctrlPr>
                 <w:rPr>
                   <w:rFonts w:ascii="Cambria Math" w:hAnsi="Cambria Math"/>
+                  <w:bCs/>
+                  <w:i/>
+                  <w:color w:val="auto"/>
+                  <w:kern w:val="0"/>
+                  <w14:ligatures w14:val="none"/>
                 </w:rPr>
               </m:ctrlPr>
             </m:sSubPr>
             <m:e>
               <m:r>
-                <m:rPr>
-                  <m:sty m:val="p"/>
-                </m:rPr>
-                <w:rPr>
-                  <w:rFonts w:ascii="Cambria Math" w:hAnsi="Cambria Math"/>
-                </w:rPr>
-                <m:t>log⁡(</m:t>
-              </m:r>
-              <m:r>
-                <w:rPr>
-                  <w:rFonts w:ascii="Cambria Math" w:hAnsi="Cambria Math"/>
-                </w:rPr>
-                <m:t>Total</m:t>
-              </m:r>
-              <m:r>
-                <m:rPr>
-                  <m:sty m:val="p"/>
-                </m:rPr>
-                <w:rPr>
-                  <w:rFonts w:ascii="Cambria Math" w:hAnsi="Cambria Math"/>
-                </w:rPr>
-                <m:t xml:space="preserve"> </m:t>
-              </m:r>
-              <m:r>
-                <w:rPr>
-                  <w:rFonts w:ascii="Cambria Math" w:hAnsi="Cambria Math"/>
-                </w:rPr>
-                <m:t>Program</m:t>
-              </m:r>
-              <m:r>
-                <m:rPr>
-                  <m:sty m:val="p"/>
-                </m:rPr>
-                <w:rPr>
-                  <w:rFonts w:ascii="Cambria Math" w:hAnsi="Cambria Math"/>
-                </w:rPr>
-                <m:t xml:space="preserve"> </m:t>
-              </m:r>
-              <m:r>
-                <w:rPr>
-                  <w:rFonts w:ascii="Cambria Math" w:hAnsi="Cambria Math"/>
-                </w:rPr>
-                <m:t>Expenses</m:t>
+                <w:rPr>
+                  <w:rFonts w:ascii="Cambria Math" w:hAnsi="Cambria Math"/>
+                  <w:color w:val="auto"/>
+                  <w:kern w:val="0"/>
+                  <w14:ligatures w14:val="none"/>
+                </w:rPr>
+                <m:t>β</m:t>
               </m:r>
             </m:e>
             <m:sub>
               <m:r>
                 <w:rPr>
                   <w:rFonts w:ascii="Cambria Math" w:hAnsi="Cambria Math"/>
-                </w:rPr>
-                <m:t>t</m:t>
+                  <w:color w:val="auto"/>
+                  <w:kern w:val="0"/>
+                  <w14:ligatures w14:val="none"/>
+                </w:rPr>
+                <m:t>1</m:t>
+              </m:r>
+            </m:sub>
+          </m:sSub>
+          <m:sSub>
+            <m:sSubPr>
+              <m:ctrlPr>
+                <w:rPr>
+                  <w:rFonts w:ascii="Cambria Math" w:hAnsi="Cambria Math"/>
+                  <w:bCs/>
+                  <w:i/>
+                  <w:kern w:val="0"/>
+                  <w14:ligatures w14:val="none"/>
+                </w:rPr>
+              </m:ctrlPr>
+            </m:sSubPr>
+            <m:e>
+              <m:r>
+                <w:rPr>
+                  <w:rFonts w:ascii="Cambria Math" w:hAnsi="Cambria Math"/>
+                  <w:color w:val="auto"/>
+                  <w:kern w:val="0"/>
+                  <w14:ligatures w14:val="none"/>
+                </w:rPr>
+                <m:t>GDP_Change_Percent</m:t>
+              </m:r>
+            </m:e>
+            <m:sub>
+              <m:r>
+                <w:rPr>
+                  <w:rFonts w:ascii="Cambria Math" w:hAnsi="Cambria Math"/>
+                  <w:color w:val="auto"/>
+                  <w:kern w:val="0"/>
+                  <w14:ligatures w14:val="none"/>
+                </w:rPr>
+                <m:t>year</m:t>
               </m:r>
             </m:sub>
           </m:sSub>
           <m:r>
-            <m:rPr>
-              <m:sty m:val="p"/>
-            </m:rPr>
             <w:rPr>
               <w:rFonts w:ascii="Cambria Math" w:hAnsi="Cambria Math"/>
+              <w:color w:val="auto"/>
+              <w:kern w:val="0"/>
+              <w14:ligatures w14:val="none"/>
             </w:rPr>
-            <m:t>)- log⁡(</m:t>
+            <m:t>+</m:t>
           </m:r>
           <m:sSub>
             <m:sSubPr>
               <m:ctrlPr>
                 <w:rPr>
                   <w:rFonts w:ascii="Cambria Math" w:hAnsi="Cambria Math"/>
+                  <w:bCs/>
+                  <w:i/>
+                  <w:kern w:val="0"/>
+                  <w14:ligatures w14:val="none"/>
                 </w:rPr>
               </m:ctrlPr>
             </m:sSubPr>
@@ -1405,1038 +3251,1474 @@
               <m:r>
                 <w:rPr>
                   <w:rFonts w:ascii="Cambria Math" w:hAnsi="Cambria Math"/>
-                </w:rPr>
-                <m:t>Total</m:t>
-              </m:r>
-              <m:r>
-                <m:rPr>
-                  <m:sty m:val="p"/>
-                </m:rPr>
-                <w:rPr>
-                  <w:rFonts w:ascii="Cambria Math" w:hAnsi="Cambria Math"/>
-                </w:rPr>
-                <m:t xml:space="preserve"> </m:t>
-              </m:r>
-              <m:r>
-                <w:rPr>
-                  <w:rFonts w:ascii="Cambria Math" w:hAnsi="Cambria Math"/>
-                </w:rPr>
-                <m:t>Program</m:t>
-              </m:r>
-              <m:r>
-                <m:rPr>
-                  <m:sty m:val="p"/>
-                </m:rPr>
-                <w:rPr>
-                  <w:rFonts w:ascii="Cambria Math" w:hAnsi="Cambria Math"/>
-                </w:rPr>
-                <m:t xml:space="preserve"> </m:t>
-              </m:r>
-              <m:r>
-                <w:rPr>
-                  <w:rFonts w:ascii="Cambria Math" w:hAnsi="Cambria Math"/>
-                </w:rPr>
-                <m:t>Expenses</m:t>
+                  <w:color w:val="auto"/>
+                  <w:kern w:val="0"/>
+                  <w14:ligatures w14:val="none"/>
+                </w:rPr>
+                <m:t>γ</m:t>
               </m:r>
             </m:e>
             <m:sub>
               <m:r>
                 <w:rPr>
                   <w:rFonts w:ascii="Cambria Math" w:hAnsi="Cambria Math"/>
-                </w:rPr>
-                <m:t>t</m:t>
-              </m:r>
-              <m:r>
-                <m:rPr>
-                  <m:sty m:val="p"/>
-                </m:rPr>
-                <w:rPr>
-                  <w:rFonts w:ascii="Cambria Math" w:hAnsi="Cambria Math"/>
-                </w:rPr>
-                <m:t>-1</m:t>
+                  <w:color w:val="auto"/>
+                  <w:kern w:val="0"/>
+                  <w14:ligatures w14:val="none"/>
+                </w:rPr>
+                <m:t>year</m:t>
               </m:r>
             </m:sub>
           </m:sSub>
           <m:r>
-            <m:rPr>
-              <m:sty m:val="p"/>
-            </m:rPr>
             <w:rPr>
-              <w:rFonts w:ascii="Cambria Math" w:eastAsiaTheme="minorEastAsia" w:hAnsi="Cambria Math"/>
+              <w:rFonts w:ascii="Cambria Math" w:hAnsi="Cambria Math"/>
+              <w:color w:val="auto"/>
+              <w:kern w:val="0"/>
+              <w14:ligatures w14:val="none"/>
             </w:rPr>
-            <m:t>)</m:t>
+            <m:t>+ε</m:t>
           </m:r>
         </m:oMath>
       </m:oMathPara>
     </w:p>
-    <w:p>
-      <w:pPr>
-        <w:rPr>
-          <w:rFonts w:eastAsiaTheme="minorEastAsia"/>
-        </w:rPr>
-      </w:pPr>
-    </w:p>
-    <w:p>
-      <w:pPr>
-        <w:ind w:firstLine="720"/>
-        <w:rPr>
-          <w:rFonts w:eastAsiaTheme="minorEastAsia"/>
-        </w:rPr>
-      </w:pPr>
-      <w:r>
-        <w:rPr>
-          <w:rFonts w:eastAsiaTheme="minorEastAsia"/>
-        </w:rPr>
-        <w:t xml:space="preserve">My key dependent variable is “Total program Expenses” because </w:t>
+    <w:p/>
+    <w:p/>
+    <w:p/>
+    <w:p>
+      <w:pPr>
+        <w:pStyle w:val="Heading3"/>
+      </w:pPr>
+      <w:bookmarkStart w:id="19" w:name="_Toc223509218"/>
+      <w:r>
+        <w:t xml:space="preserve">Model </w:t>
       </w:r>
       <w:proofErr w:type="gramStart"/>
       <w:r>
-        <w:rPr>
-          <w:rFonts w:eastAsiaTheme="minorEastAsia"/>
-        </w:rPr>
-        <w:t>I believe it</w:t>
-      </w:r>
+        <w:t>3</w:t>
+      </w:r>
+      <w:bookmarkEnd w:id="19"/>
       <w:proofErr w:type="gramEnd"/>
-      <w:r>
-        <w:rPr>
-          <w:rFonts w:eastAsiaTheme="minorEastAsia"/>
-        </w:rPr>
-        <w:t xml:space="preserve"> is the best</w:t>
-      </w:r>
-      <w:r>
-        <w:rPr>
-          <w:rFonts w:eastAsiaTheme="minorEastAsia"/>
-        </w:rPr>
-        <w:t xml:space="preserve"> measure of the total money spent on activities advancing each non-profits mission statement. Other research may use more direct survey data to measure ‘direct impact’ towards the mission.</w:t>
-      </w:r>
-      <w:r>
-        <w:rPr>
-          <w:rStyle w:val="FootnoteReference"/>
-          <w:rFonts w:eastAsiaTheme="minorEastAsia"/>
-        </w:rPr>
-        <w:footnoteReference w:id="2"/>
-      </w:r>
-      <w:r>
-        <w:rPr>
-          <w:rFonts w:eastAsiaTheme="minorEastAsia"/>
-        </w:rPr>
+    </w:p>
+    <w:p>
+      <w:r>
+        <w:t>Now, by controlling each state</w:t>
+      </w:r>
+      <w:r>
+        <w:t>…</w:t>
+      </w:r>
+    </w:p>
+    <w:p>
+      <m:oMathPara>
+        <m:oMath>
+          <m:sSub>
+            <m:sSubPr>
+              <m:ctrlPr>
+                <w:rPr>
+                  <w:rFonts w:ascii="Cambria Math" w:hAnsi="Cambria Math"/>
+                  <w:i/>
+                  <w:color w:val="auto"/>
+                  <w:kern w:val="0"/>
+                  <w14:ligatures w14:val="none"/>
+                </w:rPr>
+              </m:ctrlPr>
+            </m:sSubPr>
+            <m:e>
+              <m:func>
+                <m:funcPr>
+                  <m:ctrlPr>
+                    <w:rPr>
+                      <w:rFonts w:ascii="Cambria Math" w:hAnsi="Cambria Math"/>
+                      <w:i/>
+                      <w:color w:val="auto"/>
+                      <w:kern w:val="0"/>
+                      <w14:ligatures w14:val="none"/>
+                    </w:rPr>
+                  </m:ctrlPr>
+                </m:funcPr>
+                <m:fName>
+                  <m:r>
+                    <m:rPr>
+                      <m:sty m:val="p"/>
+                    </m:rPr>
+                    <w:rPr>
+                      <w:rFonts w:ascii="Cambria Math" w:hAnsi="Cambria Math"/>
+                      <w:kern w:val="0"/>
+                      <w14:ligatures w14:val="none"/>
+                    </w:rPr>
+                    <m:t>log</m:t>
+                  </m:r>
+                </m:fName>
+                <m:e>
+                  <m:r>
+                    <w:rPr>
+                      <w:rFonts w:ascii="Cambria Math" w:hAnsi="Cambria Math"/>
+                      <w:color w:val="auto"/>
+                      <w:kern w:val="0"/>
+                      <w14:ligatures w14:val="none"/>
+                    </w:rPr>
+                    <m:t>(Program_Expenses)</m:t>
+                  </m:r>
+                </m:e>
+              </m:func>
+            </m:e>
+            <m:sub>
+              <m:r>
+                <w:rPr>
+                  <w:rFonts w:ascii="Cambria Math" w:hAnsi="Cambria Math"/>
+                  <w:color w:val="auto"/>
+                  <w:kern w:val="0"/>
+                  <w14:ligatures w14:val="none"/>
+                </w:rPr>
+                <m:t>year,state</m:t>
+              </m:r>
+            </m:sub>
+          </m:sSub>
+          <m:r>
+            <w:rPr>
+              <w:rFonts w:ascii="Cambria Math" w:hAnsi="Cambria Math"/>
+              <w:color w:val="auto"/>
+              <w:kern w:val="0"/>
+              <w14:ligatures w14:val="none"/>
+            </w:rPr>
+            <m:t>=</m:t>
+          </m:r>
+          <m:sSub>
+            <m:sSubPr>
+              <m:ctrlPr>
+                <w:rPr>
+                  <w:rFonts w:ascii="Cambria Math" w:hAnsi="Cambria Math"/>
+                  <w:bCs/>
+                  <w:i/>
+                  <w:color w:val="auto"/>
+                  <w:kern w:val="0"/>
+                  <w14:ligatures w14:val="none"/>
+                </w:rPr>
+              </m:ctrlPr>
+            </m:sSubPr>
+            <m:e>
+              <m:r>
+                <w:rPr>
+                  <w:rFonts w:ascii="Cambria Math" w:hAnsi="Cambria Math"/>
+                  <w:color w:val="auto"/>
+                  <w:kern w:val="0"/>
+                  <w14:ligatures w14:val="none"/>
+                </w:rPr>
+                <m:t>β</m:t>
+              </m:r>
+            </m:e>
+            <m:sub>
+              <m:r>
+                <w:rPr>
+                  <w:rFonts w:ascii="Cambria Math" w:hAnsi="Cambria Math"/>
+                  <w:color w:val="auto"/>
+                  <w:kern w:val="0"/>
+                  <w14:ligatures w14:val="none"/>
+                </w:rPr>
+                <m:t>1</m:t>
+              </m:r>
+            </m:sub>
+          </m:sSub>
+          <m:sSub>
+            <m:sSubPr>
+              <m:ctrlPr>
+                <w:rPr>
+                  <w:rFonts w:ascii="Cambria Math" w:hAnsi="Cambria Math"/>
+                  <w:bCs/>
+                  <w:i/>
+                  <w:kern w:val="0"/>
+                  <w14:ligatures w14:val="none"/>
+                </w:rPr>
+              </m:ctrlPr>
+            </m:sSubPr>
+            <m:e>
+              <m:r>
+                <w:rPr>
+                  <w:rFonts w:ascii="Cambria Math" w:hAnsi="Cambria Math"/>
+                  <w:color w:val="auto"/>
+                  <w:kern w:val="0"/>
+                  <w14:ligatures w14:val="none"/>
+                </w:rPr>
+                <m:t>GDP_Change_Percent</m:t>
+              </m:r>
+            </m:e>
+            <m:sub>
+              <m:r>
+                <w:rPr>
+                  <w:rFonts w:ascii="Cambria Math" w:hAnsi="Cambria Math"/>
+                  <w:color w:val="auto"/>
+                  <w:kern w:val="0"/>
+                  <w14:ligatures w14:val="none"/>
+                </w:rPr>
+                <m:t>year,state</m:t>
+              </m:r>
+            </m:sub>
+          </m:sSub>
+          <m:r>
+            <w:rPr>
+              <w:rFonts w:ascii="Cambria Math" w:hAnsi="Cambria Math"/>
+              <w:color w:val="auto"/>
+              <w:kern w:val="0"/>
+              <w14:ligatures w14:val="none"/>
+            </w:rPr>
+            <m:t>+</m:t>
+          </m:r>
+          <m:sSub>
+            <m:sSubPr>
+              <m:ctrlPr>
+                <w:rPr>
+                  <w:rFonts w:ascii="Cambria Math" w:hAnsi="Cambria Math"/>
+                  <w:bCs/>
+                  <w:i/>
+                  <w:kern w:val="0"/>
+                  <w14:ligatures w14:val="none"/>
+                </w:rPr>
+              </m:ctrlPr>
+            </m:sSubPr>
+            <m:e>
+              <m:r>
+                <w:rPr>
+                  <w:rFonts w:ascii="Cambria Math" w:hAnsi="Cambria Math"/>
+                  <w:color w:val="auto"/>
+                  <w:kern w:val="0"/>
+                  <w14:ligatures w14:val="none"/>
+                </w:rPr>
+                <m:t>γ</m:t>
+              </m:r>
+            </m:e>
+            <m:sub>
+              <m:r>
+                <w:rPr>
+                  <w:rFonts w:ascii="Cambria Math" w:hAnsi="Cambria Math"/>
+                  <w:color w:val="auto"/>
+                  <w:kern w:val="0"/>
+                  <w14:ligatures w14:val="none"/>
+                </w:rPr>
+                <m:t>year</m:t>
+              </m:r>
+            </m:sub>
+          </m:sSub>
+          <m:r>
+            <w:rPr>
+              <w:rFonts w:ascii="Cambria Math" w:hAnsi="Cambria Math"/>
+              <w:color w:val="auto"/>
+              <w:kern w:val="0"/>
+              <w14:ligatures w14:val="none"/>
+            </w:rPr>
+            <m:t>+</m:t>
+          </m:r>
+          <m:sSub>
+            <m:sSubPr>
+              <m:ctrlPr>
+                <w:rPr>
+                  <w:rFonts w:ascii="Cambria Math" w:hAnsi="Cambria Math"/>
+                  <w:bCs/>
+                  <w:i/>
+                  <w:kern w:val="0"/>
+                  <w14:ligatures w14:val="none"/>
+                </w:rPr>
+              </m:ctrlPr>
+            </m:sSubPr>
+            <m:e>
+              <m:r>
+                <w:rPr>
+                  <w:rFonts w:ascii="Cambria Math" w:hAnsi="Cambria Math"/>
+                  <w:color w:val="auto"/>
+                  <w:kern w:val="0"/>
+                  <w14:ligatures w14:val="none"/>
+                </w:rPr>
+                <m:t>α</m:t>
+              </m:r>
+            </m:e>
+            <m:sub>
+              <m:r>
+                <w:rPr>
+                  <w:rFonts w:ascii="Cambria Math" w:hAnsi="Cambria Math"/>
+                  <w:color w:val="auto"/>
+                  <w:kern w:val="0"/>
+                  <w14:ligatures w14:val="none"/>
+                </w:rPr>
+                <m:t>state</m:t>
+              </m:r>
+            </m:sub>
+          </m:sSub>
+          <m:r>
+            <w:rPr>
+              <w:rFonts w:ascii="Cambria Math" w:hAnsi="Cambria Math"/>
+              <w:color w:val="auto"/>
+              <w:kern w:val="0"/>
+              <w14:ligatures w14:val="none"/>
+            </w:rPr>
+            <m:t>+ε</m:t>
+          </m:r>
+        </m:oMath>
+      </m:oMathPara>
+    </w:p>
+    <w:p>
+      <w:pPr>
+        <w:pStyle w:val="Heading3"/>
+      </w:pPr>
+      <w:r>
+        <w:t xml:space="preserve">Model </w:t>
+      </w:r>
+      <w:proofErr w:type="gramStart"/>
+      <w:r>
+        <w:t>4</w:t>
+      </w:r>
+      <w:proofErr w:type="gramEnd"/>
+    </w:p>
+    <w:p>
+      <w:r>
+        <w:t>Adding industry fixed effects…</w:t>
+      </w:r>
+    </w:p>
+    <w:p>
+      <m:oMathPara>
+        <m:oMath>
+          <m:sSub>
+            <m:sSubPr>
+              <m:ctrlPr>
+                <w:rPr>
+                  <w:rFonts w:ascii="Cambria Math" w:hAnsi="Cambria Math"/>
+                  <w:i/>
+                  <w:color w:val="auto"/>
+                  <w:kern w:val="0"/>
+                  <w14:ligatures w14:val="none"/>
+                </w:rPr>
+              </m:ctrlPr>
+            </m:sSubPr>
+            <m:e>
+              <m:func>
+                <m:funcPr>
+                  <m:ctrlPr>
+                    <w:rPr>
+                      <w:rFonts w:ascii="Cambria Math" w:hAnsi="Cambria Math"/>
+                      <w:i/>
+                      <w:color w:val="auto"/>
+                      <w:kern w:val="0"/>
+                      <w14:ligatures w14:val="none"/>
+                    </w:rPr>
+                  </m:ctrlPr>
+                </m:funcPr>
+                <m:fName>
+                  <m:r>
+                    <m:rPr>
+                      <m:sty m:val="p"/>
+                    </m:rPr>
+                    <w:rPr>
+                      <w:rFonts w:ascii="Cambria Math" w:hAnsi="Cambria Math"/>
+                      <w:kern w:val="0"/>
+                      <w14:ligatures w14:val="none"/>
+                    </w:rPr>
+                    <m:t>log</m:t>
+                  </m:r>
+                </m:fName>
+                <m:e>
+                  <m:r>
+                    <w:rPr>
+                      <w:rFonts w:ascii="Cambria Math" w:hAnsi="Cambria Math"/>
+                      <w:color w:val="auto"/>
+                      <w:kern w:val="0"/>
+                      <w14:ligatures w14:val="none"/>
+                    </w:rPr>
+                    <m:t>(Program_Expenses)</m:t>
+                  </m:r>
+                </m:e>
+              </m:func>
+            </m:e>
+            <m:sub>
+              <m:r>
+                <w:rPr>
+                  <w:rFonts w:ascii="Cambria Math" w:hAnsi="Cambria Math"/>
+                  <w:color w:val="auto"/>
+                  <w:kern w:val="0"/>
+                  <w14:ligatures w14:val="none"/>
+                </w:rPr>
+                <m:t>year,state,industry</m:t>
+              </m:r>
+            </m:sub>
+          </m:sSub>
+          <m:r>
+            <w:rPr>
+              <w:rFonts w:ascii="Cambria Math" w:hAnsi="Cambria Math"/>
+              <w:color w:val="auto"/>
+              <w:kern w:val="0"/>
+              <w14:ligatures w14:val="none"/>
+            </w:rPr>
+            <m:t>=</m:t>
+          </m:r>
+          <m:sSub>
+            <m:sSubPr>
+              <m:ctrlPr>
+                <w:rPr>
+                  <w:rFonts w:ascii="Cambria Math" w:hAnsi="Cambria Math"/>
+                  <w:bCs/>
+                  <w:i/>
+                  <w:color w:val="auto"/>
+                  <w:kern w:val="0"/>
+                  <w14:ligatures w14:val="none"/>
+                </w:rPr>
+              </m:ctrlPr>
+            </m:sSubPr>
+            <m:e>
+              <m:r>
+                <w:rPr>
+                  <w:rFonts w:ascii="Cambria Math" w:hAnsi="Cambria Math"/>
+                  <w:color w:val="auto"/>
+                  <w:kern w:val="0"/>
+                  <w14:ligatures w14:val="none"/>
+                </w:rPr>
+                <m:t>β</m:t>
+              </m:r>
+            </m:e>
+            <m:sub>
+              <m:r>
+                <w:rPr>
+                  <w:rFonts w:ascii="Cambria Math" w:hAnsi="Cambria Math"/>
+                  <w:color w:val="auto"/>
+                  <w:kern w:val="0"/>
+                  <w14:ligatures w14:val="none"/>
+                </w:rPr>
+                <m:t>1</m:t>
+              </m:r>
+            </m:sub>
+          </m:sSub>
+          <m:sSub>
+            <m:sSubPr>
+              <m:ctrlPr>
+                <w:rPr>
+                  <w:rFonts w:ascii="Cambria Math" w:hAnsi="Cambria Math"/>
+                  <w:bCs/>
+                  <w:i/>
+                  <w:kern w:val="0"/>
+                  <w14:ligatures w14:val="none"/>
+                </w:rPr>
+              </m:ctrlPr>
+            </m:sSubPr>
+            <m:e>
+              <m:r>
+                <w:rPr>
+                  <w:rFonts w:ascii="Cambria Math" w:hAnsi="Cambria Math"/>
+                  <w:color w:val="auto"/>
+                  <w:kern w:val="0"/>
+                  <w14:ligatures w14:val="none"/>
+                </w:rPr>
+                <m:t>GDP_Change_Percent</m:t>
+              </m:r>
+            </m:e>
+            <m:sub>
+              <m:r>
+                <w:rPr>
+                  <w:rFonts w:ascii="Cambria Math" w:hAnsi="Cambria Math"/>
+                  <w:color w:val="auto"/>
+                  <w:kern w:val="0"/>
+                  <w14:ligatures w14:val="none"/>
+                </w:rPr>
+                <m:t>year,state</m:t>
+              </m:r>
+            </m:sub>
+          </m:sSub>
+          <m:r>
+            <w:rPr>
+              <w:rFonts w:ascii="Cambria Math" w:hAnsi="Cambria Math"/>
+              <w:color w:val="auto"/>
+              <w:kern w:val="0"/>
+              <w14:ligatures w14:val="none"/>
+            </w:rPr>
+            <m:t>+</m:t>
+          </m:r>
+          <m:sSub>
+            <m:sSubPr>
+              <m:ctrlPr>
+                <w:rPr>
+                  <w:rFonts w:ascii="Cambria Math" w:hAnsi="Cambria Math"/>
+                  <w:bCs/>
+                  <w:i/>
+                  <w:kern w:val="0"/>
+                  <w14:ligatures w14:val="none"/>
+                </w:rPr>
+              </m:ctrlPr>
+            </m:sSubPr>
+            <m:e>
+              <m:r>
+                <w:rPr>
+                  <w:rFonts w:ascii="Cambria Math" w:hAnsi="Cambria Math"/>
+                  <w:color w:val="auto"/>
+                  <w:kern w:val="0"/>
+                  <w14:ligatures w14:val="none"/>
+                </w:rPr>
+                <m:t>γ</m:t>
+              </m:r>
+            </m:e>
+            <m:sub>
+              <m:r>
+                <w:rPr>
+                  <w:rFonts w:ascii="Cambria Math" w:hAnsi="Cambria Math"/>
+                  <w:color w:val="auto"/>
+                  <w:kern w:val="0"/>
+                  <w14:ligatures w14:val="none"/>
+                </w:rPr>
+                <m:t>year</m:t>
+              </m:r>
+            </m:sub>
+          </m:sSub>
+          <m:r>
+            <w:rPr>
+              <w:rFonts w:ascii="Cambria Math" w:hAnsi="Cambria Math"/>
+              <w:color w:val="auto"/>
+              <w:kern w:val="0"/>
+              <w14:ligatures w14:val="none"/>
+            </w:rPr>
+            <m:t>+</m:t>
+          </m:r>
+          <m:sSub>
+            <m:sSubPr>
+              <m:ctrlPr>
+                <w:rPr>
+                  <w:rFonts w:ascii="Cambria Math" w:hAnsi="Cambria Math"/>
+                  <w:bCs/>
+                  <w:i/>
+                  <w:kern w:val="0"/>
+                  <w14:ligatures w14:val="none"/>
+                </w:rPr>
+              </m:ctrlPr>
+            </m:sSubPr>
+            <m:e>
+              <m:r>
+                <w:rPr>
+                  <w:rFonts w:ascii="Cambria Math" w:hAnsi="Cambria Math"/>
+                  <w:color w:val="auto"/>
+                  <w:kern w:val="0"/>
+                  <w14:ligatures w14:val="none"/>
+                </w:rPr>
+                <m:t>α</m:t>
+              </m:r>
+            </m:e>
+            <m:sub>
+              <m:r>
+                <w:rPr>
+                  <w:rFonts w:ascii="Cambria Math" w:hAnsi="Cambria Math"/>
+                  <w:color w:val="auto"/>
+                  <w:kern w:val="0"/>
+                  <w14:ligatures w14:val="none"/>
+                </w:rPr>
+                <m:t>state</m:t>
+              </m:r>
+            </m:sub>
+          </m:sSub>
+          <m:r>
+            <w:rPr>
+              <w:rFonts w:ascii="Cambria Math" w:hAnsi="Cambria Math"/>
+              <w:color w:val="auto"/>
+              <w:kern w:val="0"/>
+              <w14:ligatures w14:val="none"/>
+            </w:rPr>
+            <m:t>+</m:t>
+          </m:r>
+          <m:sSub>
+            <m:sSubPr>
+              <m:ctrlPr>
+                <w:rPr>
+                  <w:rFonts w:ascii="Cambria Math" w:hAnsi="Cambria Math"/>
+                  <w:i/>
+                  <w:kern w:val="0"/>
+                  <w14:ligatures w14:val="none"/>
+                </w:rPr>
+              </m:ctrlPr>
+            </m:sSubPr>
+            <m:e>
+              <m:r>
+                <w:rPr>
+                  <w:rFonts w:ascii="Cambria Math" w:hAnsi="Cambria Math"/>
+                  <w:color w:val="auto"/>
+                  <w:kern w:val="0"/>
+                  <w14:ligatures w14:val="none"/>
+                </w:rPr>
+                <m:t>τ</m:t>
+              </m:r>
+            </m:e>
+            <m:sub>
+              <m:r>
+                <w:rPr>
+                  <w:rFonts w:ascii="Cambria Math" w:hAnsi="Cambria Math"/>
+                  <w:color w:val="auto"/>
+                  <w:kern w:val="0"/>
+                  <w14:ligatures w14:val="none"/>
+                </w:rPr>
+                <m:t>industry</m:t>
+              </m:r>
+            </m:sub>
+          </m:sSub>
+          <m:r>
+            <w:rPr>
+              <w:rFonts w:ascii="Cambria Math" w:hAnsi="Cambria Math"/>
+              <w:color w:val="auto"/>
+              <w:kern w:val="0"/>
+              <w14:ligatures w14:val="none"/>
+            </w:rPr>
+            <m:t>+ε</m:t>
+          </m:r>
+        </m:oMath>
+      </m:oMathPara>
+    </w:p>
+    <w:p>
+      <w:pPr>
+        <w:pStyle w:val="Heading3"/>
+      </w:pPr>
+      <w:r>
+        <w:t xml:space="preserve">Model </w:t>
+      </w:r>
+      <w:proofErr w:type="gramStart"/>
+      <w:r>
+        <w:t>5</w:t>
+      </w:r>
+      <w:proofErr w:type="gramEnd"/>
+    </w:p>
+    <w:p>
+      <w:r>
+        <w:t>Adding firm fixed effects…</w:t>
+      </w:r>
+    </w:p>
+    <w:p>
+      <m:oMathPara>
+        <m:oMath>
+          <m:sSub>
+            <m:sSubPr>
+              <m:ctrlPr>
+                <w:rPr>
+                  <w:rFonts w:ascii="Cambria Math" w:hAnsi="Cambria Math"/>
+                  <w:i/>
+                  <w:color w:val="auto"/>
+                  <w:kern w:val="0"/>
+                  <w14:ligatures w14:val="none"/>
+                </w:rPr>
+              </m:ctrlPr>
+            </m:sSubPr>
+            <m:e>
+              <m:func>
+                <m:funcPr>
+                  <m:ctrlPr>
+                    <w:rPr>
+                      <w:rFonts w:ascii="Cambria Math" w:hAnsi="Cambria Math"/>
+                      <w:i/>
+                      <w:color w:val="auto"/>
+                      <w:kern w:val="0"/>
+                      <w14:ligatures w14:val="none"/>
+                    </w:rPr>
+                  </m:ctrlPr>
+                </m:funcPr>
+                <m:fName>
+                  <m:r>
+                    <m:rPr>
+                      <m:sty m:val="p"/>
+                    </m:rPr>
+                    <w:rPr>
+                      <w:rFonts w:ascii="Cambria Math" w:hAnsi="Cambria Math"/>
+                      <w:kern w:val="0"/>
+                      <w14:ligatures w14:val="none"/>
+                    </w:rPr>
+                    <m:t>log</m:t>
+                  </m:r>
+                </m:fName>
+                <m:e>
+                  <m:r>
+                    <w:rPr>
+                      <w:rFonts w:ascii="Cambria Math" w:hAnsi="Cambria Math"/>
+                      <w:color w:val="auto"/>
+                      <w:kern w:val="0"/>
+                      <w14:ligatures w14:val="none"/>
+                    </w:rPr>
+                    <m:t>(Program_Expenses)</m:t>
+                  </m:r>
+                </m:e>
+              </m:func>
+            </m:e>
+            <m:sub>
+              <m:r>
+                <w:rPr>
+                  <w:rFonts w:ascii="Cambria Math" w:hAnsi="Cambria Math"/>
+                  <w:color w:val="auto"/>
+                  <w:kern w:val="0"/>
+                  <w14:ligatures w14:val="none"/>
+                </w:rPr>
+                <m:t>year,state,industry,firm</m:t>
+              </m:r>
+            </m:sub>
+          </m:sSub>
+          <m:r>
+            <w:rPr>
+              <w:rFonts w:ascii="Cambria Math" w:hAnsi="Cambria Math"/>
+              <w:color w:val="auto"/>
+              <w:kern w:val="0"/>
+              <w14:ligatures w14:val="none"/>
+            </w:rPr>
+            <m:t>=</m:t>
+          </m:r>
+          <m:sSub>
+            <m:sSubPr>
+              <m:ctrlPr>
+                <w:rPr>
+                  <w:rFonts w:ascii="Cambria Math" w:hAnsi="Cambria Math"/>
+                  <w:bCs/>
+                  <w:i/>
+                  <w:color w:val="auto"/>
+                  <w:kern w:val="0"/>
+                  <w14:ligatures w14:val="none"/>
+                </w:rPr>
+              </m:ctrlPr>
+            </m:sSubPr>
+            <m:e>
+              <m:r>
+                <w:rPr>
+                  <w:rFonts w:ascii="Cambria Math" w:hAnsi="Cambria Math"/>
+                  <w:color w:val="auto"/>
+                  <w:kern w:val="0"/>
+                  <w14:ligatures w14:val="none"/>
+                </w:rPr>
+                <m:t>β</m:t>
+              </m:r>
+            </m:e>
+            <m:sub>
+              <m:r>
+                <w:rPr>
+                  <w:rFonts w:ascii="Cambria Math" w:hAnsi="Cambria Math"/>
+                  <w:color w:val="auto"/>
+                  <w:kern w:val="0"/>
+                  <w14:ligatures w14:val="none"/>
+                </w:rPr>
+                <m:t>1</m:t>
+              </m:r>
+            </m:sub>
+          </m:sSub>
+          <m:sSub>
+            <m:sSubPr>
+              <m:ctrlPr>
+                <w:rPr>
+                  <w:rFonts w:ascii="Cambria Math" w:hAnsi="Cambria Math"/>
+                  <w:bCs/>
+                  <w:i/>
+                  <w:kern w:val="0"/>
+                  <w14:ligatures w14:val="none"/>
+                </w:rPr>
+              </m:ctrlPr>
+            </m:sSubPr>
+            <m:e>
+              <m:r>
+                <w:rPr>
+                  <w:rFonts w:ascii="Cambria Math" w:hAnsi="Cambria Math"/>
+                  <w:color w:val="auto"/>
+                  <w:kern w:val="0"/>
+                  <w14:ligatures w14:val="none"/>
+                </w:rPr>
+                <m:t>GDP_Change_Percent</m:t>
+              </m:r>
+            </m:e>
+            <m:sub>
+              <m:r>
+                <w:rPr>
+                  <w:rFonts w:ascii="Cambria Math" w:hAnsi="Cambria Math"/>
+                  <w:color w:val="auto"/>
+                  <w:kern w:val="0"/>
+                  <w14:ligatures w14:val="none"/>
+                </w:rPr>
+                <m:t>year,state</m:t>
+              </m:r>
+            </m:sub>
+          </m:sSub>
+          <m:r>
+            <w:rPr>
+              <w:rFonts w:ascii="Cambria Math" w:hAnsi="Cambria Math"/>
+              <w:color w:val="auto"/>
+              <w:kern w:val="0"/>
+              <w14:ligatures w14:val="none"/>
+            </w:rPr>
+            <m:t>+</m:t>
+          </m:r>
+          <m:sSub>
+            <m:sSubPr>
+              <m:ctrlPr>
+                <w:rPr>
+                  <w:rFonts w:ascii="Cambria Math" w:hAnsi="Cambria Math"/>
+                  <w:bCs/>
+                  <w:i/>
+                  <w:kern w:val="0"/>
+                  <w14:ligatures w14:val="none"/>
+                </w:rPr>
+              </m:ctrlPr>
+            </m:sSubPr>
+            <m:e>
+              <m:r>
+                <w:rPr>
+                  <w:rFonts w:ascii="Cambria Math" w:hAnsi="Cambria Math"/>
+                  <w:color w:val="auto"/>
+                  <w:kern w:val="0"/>
+                  <w14:ligatures w14:val="none"/>
+                </w:rPr>
+                <m:t>γ</m:t>
+              </m:r>
+            </m:e>
+            <m:sub>
+              <m:r>
+                <w:rPr>
+                  <w:rFonts w:ascii="Cambria Math" w:hAnsi="Cambria Math"/>
+                  <w:color w:val="auto"/>
+                  <w:kern w:val="0"/>
+                  <w14:ligatures w14:val="none"/>
+                </w:rPr>
+                <m:t>year</m:t>
+              </m:r>
+            </m:sub>
+          </m:sSub>
+          <m:r>
+            <w:rPr>
+              <w:rFonts w:ascii="Cambria Math" w:hAnsi="Cambria Math"/>
+              <w:color w:val="auto"/>
+              <w:kern w:val="0"/>
+              <w14:ligatures w14:val="none"/>
+            </w:rPr>
+            <m:t>+</m:t>
+          </m:r>
+          <m:sSub>
+            <m:sSubPr>
+              <m:ctrlPr>
+                <w:rPr>
+                  <w:rFonts w:ascii="Cambria Math" w:hAnsi="Cambria Math"/>
+                  <w:bCs/>
+                  <w:i/>
+                  <w:kern w:val="0"/>
+                  <w14:ligatures w14:val="none"/>
+                </w:rPr>
+              </m:ctrlPr>
+            </m:sSubPr>
+            <m:e>
+              <m:r>
+                <w:rPr>
+                  <w:rFonts w:ascii="Cambria Math" w:hAnsi="Cambria Math"/>
+                  <w:color w:val="auto"/>
+                  <w:kern w:val="0"/>
+                  <w14:ligatures w14:val="none"/>
+                </w:rPr>
+                <m:t>α</m:t>
+              </m:r>
+            </m:e>
+            <m:sub>
+              <m:r>
+                <w:rPr>
+                  <w:rFonts w:ascii="Cambria Math" w:hAnsi="Cambria Math"/>
+                  <w:color w:val="auto"/>
+                  <w:kern w:val="0"/>
+                  <w14:ligatures w14:val="none"/>
+                </w:rPr>
+                <m:t>state</m:t>
+              </m:r>
+            </m:sub>
+          </m:sSub>
+          <m:r>
+            <w:rPr>
+              <w:rFonts w:ascii="Cambria Math" w:hAnsi="Cambria Math"/>
+              <w:color w:val="auto"/>
+              <w:kern w:val="0"/>
+              <w14:ligatures w14:val="none"/>
+            </w:rPr>
+            <m:t>+</m:t>
+          </m:r>
+          <m:sSub>
+            <m:sSubPr>
+              <m:ctrlPr>
+                <w:rPr>
+                  <w:rFonts w:ascii="Cambria Math" w:hAnsi="Cambria Math"/>
+                  <w:i/>
+                  <w:kern w:val="0"/>
+                  <w14:ligatures w14:val="none"/>
+                </w:rPr>
+              </m:ctrlPr>
+            </m:sSubPr>
+            <m:e>
+              <m:r>
+                <w:rPr>
+                  <w:rFonts w:ascii="Cambria Math" w:hAnsi="Cambria Math"/>
+                  <w:color w:val="auto"/>
+                  <w:kern w:val="0"/>
+                  <w14:ligatures w14:val="none"/>
+                </w:rPr>
+                <m:t>τ</m:t>
+              </m:r>
+            </m:e>
+            <m:sub>
+              <m:r>
+                <w:rPr>
+                  <w:rFonts w:ascii="Cambria Math" w:hAnsi="Cambria Math"/>
+                  <w:color w:val="auto"/>
+                  <w:kern w:val="0"/>
+                  <w14:ligatures w14:val="none"/>
+                </w:rPr>
+                <m:t>industry</m:t>
+              </m:r>
+            </m:sub>
+          </m:sSub>
+          <m:r>
+            <w:rPr>
+              <w:rFonts w:ascii="Cambria Math" w:hAnsi="Cambria Math"/>
+              <w:color w:val="auto"/>
+              <w:kern w:val="0"/>
+              <w14:ligatures w14:val="none"/>
+            </w:rPr>
+            <m:t>+</m:t>
+          </m:r>
+          <m:sSub>
+            <m:sSubPr>
+              <m:ctrlPr>
+                <w:rPr>
+                  <w:rFonts w:ascii="Cambria Math" w:hAnsi="Cambria Math"/>
+                  <w:i/>
+                  <w:color w:val="auto"/>
+                  <w:kern w:val="0"/>
+                  <w14:ligatures w14:val="none"/>
+                </w:rPr>
+              </m:ctrlPr>
+            </m:sSubPr>
+            <m:e>
+              <m:r>
+                <w:rPr>
+                  <w:rFonts w:ascii="Cambria Math" w:hAnsi="Cambria Math"/>
+                  <w:color w:val="auto"/>
+                  <w:kern w:val="0"/>
+                  <w14:ligatures w14:val="none"/>
+                </w:rPr>
+                <m:t>ω</m:t>
+              </m:r>
+            </m:e>
+            <m:sub>
+              <m:r>
+                <w:rPr>
+                  <w:rFonts w:ascii="Cambria Math" w:hAnsi="Cambria Math"/>
+                  <w:color w:val="auto"/>
+                  <w:kern w:val="0"/>
+                  <w14:ligatures w14:val="none"/>
+                </w:rPr>
+                <m:t>firm</m:t>
+              </m:r>
+            </m:sub>
+          </m:sSub>
+          <m:r>
+            <w:rPr>
+              <w:rFonts w:ascii="Cambria Math" w:hAnsi="Cambria Math"/>
+              <w:color w:val="auto"/>
+              <w:kern w:val="0"/>
+              <w14:ligatures w14:val="none"/>
+            </w:rPr>
+            <m:t>+ε</m:t>
+          </m:r>
+        </m:oMath>
+      </m:oMathPara>
+    </w:p>
+    <w:p>
+      <w:pPr>
+        <w:keepNext/>
+        <w:keepLines/>
+        <w:spacing w:before="160" w:after="80"/>
+        <w:outlineLvl w:val="2"/>
+        <w:rPr>
+          <w:rFonts w:eastAsiaTheme="majorEastAsia" w:cstheme="majorBidi"/>
+          <w:color w:val="0F4761" w:themeColor="accent1" w:themeShade="BF"/>
+          <w:sz w:val="28"/>
+          <w:szCs w:val="28"/>
+        </w:rPr>
+      </w:pPr>
+      <w:bookmarkStart w:id="20" w:name="_Toc223509219"/>
+      <w:r>
+        <w:rPr>
+          <w:rFonts w:eastAsiaTheme="majorEastAsia" w:cstheme="majorBidi"/>
+          <w:color w:val="0F4761" w:themeColor="accent1" w:themeShade="BF"/>
+          <w:sz w:val="28"/>
+          <w:szCs w:val="28"/>
+        </w:rPr>
+        <w:t xml:space="preserve">Model </w:t>
+      </w:r>
+      <w:bookmarkEnd w:id="20"/>
+      <w:proofErr w:type="gramStart"/>
+      <w:r>
+        <w:rPr>
+          <w:rFonts w:eastAsiaTheme="majorEastAsia" w:cstheme="majorBidi"/>
+          <w:color w:val="0F4761" w:themeColor="accent1" w:themeShade="BF"/>
+          <w:sz w:val="28"/>
+          <w:szCs w:val="28"/>
+        </w:rPr>
+        <w:t>6</w:t>
+      </w:r>
+      <w:proofErr w:type="gramEnd"/>
+    </w:p>
+    <w:p>
+      <w:r>
+        <w:t xml:space="preserve">Controlling for </w:t>
+      </w:r>
+      <w:r>
+        <w:t xml:space="preserve">revenue… </w:t>
+      </w:r>
+      <w:r>
         <w:t xml:space="preserve"> </w:t>
       </w:r>
-      <w:r>
-        <w:rPr>
-          <w:rFonts w:eastAsiaTheme="minorEastAsia"/>
-        </w:rPr>
-        <w:t xml:space="preserve">I do not have the opportunity to survey for such data. From the same research, they take the </w:t>
-      </w:r>
-      <w:r>
-        <w:rPr>
-          <w:rFonts w:eastAsiaTheme="minorEastAsia"/>
-        </w:rPr>
-        <w:t>log (</w:t>
-      </w:r>
-      <w:r>
-        <w:rPr>
-          <w:rFonts w:eastAsiaTheme="minorEastAsia"/>
-        </w:rPr>
-        <w:t xml:space="preserve">) value of their dependent variable to make it more comparable across organizations. </w:t>
-      </w:r>
-      <w:r>
-        <w:rPr>
-          <w:rStyle w:val="FootnoteReference"/>
-          <w:rFonts w:eastAsiaTheme="minorEastAsia"/>
-        </w:rPr>
-        <w:footnoteReference w:id="3"/>
-      </w:r>
-      <w:r>
-        <w:rPr>
-          <w:rFonts w:eastAsiaTheme="minorEastAsia"/>
-        </w:rPr>
-        <w:t xml:space="preserve"> On the other hand, some other researchers do not take the log () for their dependent variable.</w:t>
-      </w:r>
-      <w:r>
-        <w:rPr>
-          <w:rStyle w:val="FootnoteReference"/>
-          <w:rFonts w:eastAsiaTheme="minorEastAsia"/>
-        </w:rPr>
-        <w:footnoteReference w:id="4"/>
-      </w:r>
-    </w:p>
-    <w:p>
-      <w:pPr>
-        <w:ind w:firstLine="720"/>
-        <w:rPr>
-          <w:rFonts w:eastAsiaTheme="minorEastAsia"/>
-        </w:rPr>
-      </w:pPr>
-      <w:r>
-        <w:rPr>
-          <w:rFonts w:eastAsiaTheme="minorEastAsia"/>
-        </w:rPr>
-        <w:t>According to recent research, citizens have strong preferences for non-profits to expand services, especially in economically bad times.</w:t>
-      </w:r>
-      <w:r>
-        <w:rPr>
-          <w:rStyle w:val="FootnoteReference"/>
-          <w:rFonts w:eastAsiaTheme="minorEastAsia"/>
-        </w:rPr>
-        <w:footnoteReference w:id="5"/>
-      </w:r>
-      <w:r>
-        <w:rPr>
-          <w:rFonts w:eastAsiaTheme="minorEastAsia"/>
-        </w:rPr>
-        <w:t xml:space="preserve"> To make my research better capture this preference through the data, I capture the change in program expenses year-to-year, like other research in the subject (though they do not take log ()).</w:t>
-      </w:r>
-      <w:r>
-        <w:rPr>
-          <w:rStyle w:val="FootnoteReference"/>
-          <w:rFonts w:eastAsiaTheme="minorEastAsia"/>
-        </w:rPr>
-        <w:footnoteReference w:id="6"/>
-      </w:r>
-    </w:p>
-    <w:p>
-      <m:oMath>
-        <m:sSub>
-          <m:sSubPr>
-            <m:ctrlPr>
-              <w:rPr>
-                <w:rFonts w:ascii="Cambria Math" w:hAnsi="Cambria Math"/>
-                <w:i/>
-                <w:sz w:val="32"/>
-                <w:szCs w:val="32"/>
-              </w:rPr>
-            </m:ctrlPr>
-          </m:sSubPr>
-          <m:e>
-            <m:r>
-              <w:rPr>
-                <w:rFonts w:ascii="Cambria Math" w:hAnsi="Cambria Math"/>
-                <w:sz w:val="32"/>
-                <w:szCs w:val="32"/>
-              </w:rPr>
-              <m:t>β</m:t>
-            </m:r>
-          </m:e>
-          <m:sub>
-            <m:r>
-              <w:rPr>
-                <w:rFonts w:ascii="Cambria Math" w:hAnsi="Cambria Math"/>
-                <w:sz w:val="32"/>
-                <w:szCs w:val="32"/>
-              </w:rPr>
-              <m:t>1</m:t>
-            </m:r>
-          </m:sub>
-        </m:sSub>
-      </m:oMath>
-      <w:r>
-        <w:t>= Recession year</w:t>
-      </w:r>
-    </w:p>
-    <w:p>
-      <m:oMath>
-        <m:sSub>
-          <m:sSubPr>
-            <m:ctrlPr>
-              <w:rPr>
-                <w:rFonts w:ascii="Cambria Math" w:hAnsi="Cambria Math"/>
-                <w:sz w:val="32"/>
-                <w:szCs w:val="32"/>
-              </w:rPr>
-            </m:ctrlPr>
-          </m:sSubPr>
-          <m:e>
-            <m:r>
-              <w:rPr>
-                <w:rFonts w:ascii="Cambria Math" w:hAnsi="Cambria Math"/>
-                <w:sz w:val="32"/>
-                <w:szCs w:val="32"/>
-              </w:rPr>
-              <m:t>β</m:t>
-            </m:r>
-          </m:e>
-          <m:sub>
-            <m:r>
-              <m:rPr>
-                <m:sty m:val="p"/>
-              </m:rPr>
-              <w:rPr>
-                <w:rFonts w:ascii="Cambria Math" w:hAnsi="Cambria Math"/>
-                <w:sz w:val="32"/>
-                <w:szCs w:val="32"/>
-              </w:rPr>
-              <m:t>2</m:t>
-            </m:r>
-          </m:sub>
-        </m:sSub>
-      </m:oMath>
-      <w:r>
-        <w:t xml:space="preserve">= Overhead cost ratio = </w:t>
-      </w:r>
-      <m:oMath>
-        <m:f>
-          <m:fPr>
-            <m:ctrlPr>
-              <w:rPr>
-                <w:rFonts w:ascii="Cambria Math" w:hAnsi="Cambria Math"/>
-              </w:rPr>
-            </m:ctrlPr>
-          </m:fPr>
-          <m:num>
-            <m:r>
-              <w:rPr>
-                <w:rFonts w:ascii="Cambria Math" w:hAnsi="Cambria Math"/>
-              </w:rPr>
-              <m:t>Total</m:t>
-            </m:r>
-            <m:r>
-              <m:rPr>
-                <m:sty m:val="p"/>
-              </m:rPr>
-              <w:rPr>
-                <w:rFonts w:ascii="Cambria Math" w:hAnsi="Cambria Math"/>
-              </w:rPr>
-              <m:t xml:space="preserve"> </m:t>
-            </m:r>
-            <m:r>
-              <w:rPr>
-                <w:rFonts w:ascii="Cambria Math" w:hAnsi="Cambria Math"/>
-              </w:rPr>
-              <m:t>Management</m:t>
-            </m:r>
-            <m:r>
-              <m:rPr>
-                <m:sty m:val="p"/>
-              </m:rPr>
-              <w:rPr>
-                <w:rFonts w:ascii="Cambria Math" w:hAnsi="Cambria Math"/>
-              </w:rPr>
-              <m:t xml:space="preserve"> </m:t>
-            </m:r>
-            <m:r>
-              <w:rPr>
-                <w:rFonts w:ascii="Cambria Math" w:hAnsi="Cambria Math"/>
-              </w:rPr>
-              <m:t>Expenses</m:t>
-            </m:r>
-            <m:r>
-              <m:rPr>
-                <m:sty m:val="p"/>
-              </m:rPr>
-              <w:rPr>
-                <w:rFonts w:ascii="Cambria Math" w:hAnsi="Cambria Math"/>
-              </w:rPr>
-              <m:t>+</m:t>
-            </m:r>
-            <m:r>
-              <w:rPr>
-                <w:rFonts w:ascii="Cambria Math" w:hAnsi="Cambria Math"/>
-              </w:rPr>
-              <m:t>Total</m:t>
-            </m:r>
-            <m:r>
-              <m:rPr>
-                <m:sty m:val="p"/>
-              </m:rPr>
-              <w:rPr>
-                <w:rFonts w:ascii="Cambria Math" w:hAnsi="Cambria Math"/>
-              </w:rPr>
-              <m:t xml:space="preserve"> </m:t>
-            </m:r>
-            <m:r>
-              <w:rPr>
-                <w:rFonts w:ascii="Cambria Math" w:hAnsi="Cambria Math"/>
-              </w:rPr>
-              <m:t>Fundraising</m:t>
-            </m:r>
-            <m:r>
-              <m:rPr>
-                <m:sty m:val="p"/>
-              </m:rPr>
-              <w:rPr>
-                <w:rFonts w:ascii="Cambria Math" w:hAnsi="Cambria Math"/>
-              </w:rPr>
-              <m:t xml:space="preserve"> </m:t>
-            </m:r>
-            <m:r>
-              <w:rPr>
-                <w:rFonts w:ascii="Cambria Math" w:hAnsi="Cambria Math"/>
-              </w:rPr>
-              <m:t>Expenses</m:t>
-            </m:r>
-          </m:num>
-          <m:den>
-            <m:r>
-              <w:rPr>
-                <w:rFonts w:ascii="Cambria Math" w:hAnsi="Cambria Math"/>
-              </w:rPr>
-              <m:t>Total</m:t>
-            </m:r>
-            <m:r>
-              <m:rPr>
-                <m:sty m:val="p"/>
-              </m:rPr>
-              <w:rPr>
-                <w:rFonts w:ascii="Cambria Math" w:hAnsi="Cambria Math"/>
-              </w:rPr>
-              <m:t xml:space="preserve"> </m:t>
-            </m:r>
-            <m:r>
-              <w:rPr>
-                <w:rFonts w:ascii="Cambria Math" w:hAnsi="Cambria Math"/>
-              </w:rPr>
-              <m:t>Expenses</m:t>
-            </m:r>
-          </m:den>
-        </m:f>
-      </m:oMath>
-      <w:r>
-        <w:t xml:space="preserve"> </w:t>
-      </w:r>
-    </w:p>
-    <w:p>
-      <w:r>
-        <w:t xml:space="preserve">As used by similar research to measure ‘impact,’ </w:t>
-      </w:r>
-    </w:p>
-    <w:p>
-      <m:oMath>
-        <m:sSub>
-          <m:sSubPr>
-            <m:ctrlPr>
-              <w:rPr>
-                <w:rFonts w:ascii="Cambria Math" w:hAnsi="Cambria Math"/>
-                <w:sz w:val="32"/>
-                <w:szCs w:val="32"/>
-              </w:rPr>
-            </m:ctrlPr>
-          </m:sSubPr>
-          <m:e>
-            <m:r>
-              <w:rPr>
-                <w:rFonts w:ascii="Cambria Math" w:hAnsi="Cambria Math"/>
-                <w:sz w:val="32"/>
-                <w:szCs w:val="32"/>
-              </w:rPr>
-              <m:t>β</m:t>
-            </m:r>
-          </m:e>
-          <m:sub>
-            <m:r>
-              <m:rPr>
-                <m:sty m:val="p"/>
-              </m:rPr>
-              <w:rPr>
-                <w:rFonts w:ascii="Cambria Math" w:hAnsi="Cambria Math"/>
-                <w:sz w:val="32"/>
-                <w:szCs w:val="32"/>
-              </w:rPr>
-              <m:t>3</m:t>
-            </m:r>
-          </m:sub>
-        </m:sSub>
-      </m:oMath>
-      <w:r>
-        <w:t xml:space="preserve">= Profit margin = </w:t>
-      </w:r>
-      <m:oMath>
-        <m:f>
-          <m:fPr>
-            <m:ctrlPr>
-              <w:rPr>
-                <w:rFonts w:ascii="Cambria Math" w:hAnsi="Cambria Math"/>
-              </w:rPr>
-            </m:ctrlPr>
-          </m:fPr>
-          <m:num>
-            <m:r>
-              <w:rPr>
-                <w:rFonts w:ascii="Cambria Math" w:hAnsi="Cambria Math"/>
-              </w:rPr>
-              <m:t>Total</m:t>
-            </m:r>
-            <m:r>
-              <m:rPr>
-                <m:sty m:val="p"/>
-              </m:rPr>
-              <w:rPr>
-                <w:rFonts w:ascii="Cambria Math" w:hAnsi="Cambria Math"/>
-              </w:rPr>
-              <m:t xml:space="preserve"> </m:t>
-            </m:r>
-            <m:r>
-              <w:rPr>
-                <w:rFonts w:ascii="Cambria Math" w:hAnsi="Cambria Math"/>
-              </w:rPr>
-              <m:t>Revenue</m:t>
-            </m:r>
-            <m:r>
-              <m:rPr>
-                <m:sty m:val="p"/>
-              </m:rPr>
-              <w:rPr>
-                <w:rFonts w:ascii="Cambria Math" w:hAnsi="Cambria Math"/>
-              </w:rPr>
-              <m:t>-</m:t>
-            </m:r>
-            <m:r>
-              <w:rPr>
-                <w:rFonts w:ascii="Cambria Math" w:hAnsi="Cambria Math"/>
-              </w:rPr>
-              <m:t>Total</m:t>
-            </m:r>
-            <m:r>
-              <m:rPr>
-                <m:sty m:val="p"/>
-              </m:rPr>
-              <w:rPr>
-                <w:rFonts w:ascii="Cambria Math" w:hAnsi="Cambria Math"/>
-              </w:rPr>
-              <m:t xml:space="preserve"> </m:t>
-            </m:r>
-            <m:r>
-              <w:rPr>
-                <w:rFonts w:ascii="Cambria Math" w:hAnsi="Cambria Math"/>
-              </w:rPr>
-              <m:t>Expenses</m:t>
-            </m:r>
-          </m:num>
-          <m:den>
-            <m:r>
-              <w:rPr>
-                <w:rFonts w:ascii="Cambria Math" w:hAnsi="Cambria Math"/>
-              </w:rPr>
-              <m:t>Total</m:t>
-            </m:r>
-            <m:r>
-              <m:rPr>
-                <m:sty m:val="p"/>
-              </m:rPr>
-              <w:rPr>
-                <w:rFonts w:ascii="Cambria Math" w:hAnsi="Cambria Math"/>
-              </w:rPr>
-              <m:t xml:space="preserve"> </m:t>
-            </m:r>
-            <m:r>
-              <w:rPr>
-                <w:rFonts w:ascii="Cambria Math" w:hAnsi="Cambria Math"/>
-              </w:rPr>
-              <m:t>Revenue</m:t>
-            </m:r>
-          </m:den>
-        </m:f>
-      </m:oMath>
-    </w:p>
-    <w:p>
-      <m:oMath>
-        <m:sSub>
-          <m:sSubPr>
-            <m:ctrlPr>
-              <w:rPr>
-                <w:rFonts w:ascii="Cambria Math" w:hAnsi="Cambria Math"/>
-                <w:sz w:val="32"/>
-                <w:szCs w:val="32"/>
-              </w:rPr>
-            </m:ctrlPr>
-          </m:sSubPr>
-          <m:e>
-            <m:r>
-              <w:rPr>
-                <w:rFonts w:ascii="Cambria Math" w:hAnsi="Cambria Math"/>
-                <w:sz w:val="32"/>
-                <w:szCs w:val="32"/>
-              </w:rPr>
-              <m:t>β</m:t>
-            </m:r>
-          </m:e>
-          <m:sub>
-            <m:r>
-              <m:rPr>
-                <m:sty m:val="p"/>
-              </m:rPr>
-              <w:rPr>
-                <w:rFonts w:ascii="Cambria Math" w:hAnsi="Cambria Math"/>
-                <w:sz w:val="32"/>
-                <w:szCs w:val="32"/>
-              </w:rPr>
-              <m:t>4</m:t>
-            </m:r>
-          </m:sub>
-        </m:sSub>
-      </m:oMath>
-      <w:r>
-        <w:t xml:space="preserve">= Government dependence ratio = </w:t>
-      </w:r>
-      <m:oMath>
-        <m:f>
-          <m:fPr>
-            <m:ctrlPr>
-              <w:rPr>
-                <w:rFonts w:ascii="Cambria Math" w:hAnsi="Cambria Math"/>
-              </w:rPr>
-            </m:ctrlPr>
-          </m:fPr>
-          <m:num>
-            <m:r>
-              <w:rPr>
-                <w:rFonts w:ascii="Cambria Math" w:hAnsi="Cambria Math"/>
-              </w:rPr>
-              <m:t>Revenue</m:t>
-            </m:r>
-            <m:r>
-              <m:rPr>
-                <m:sty m:val="p"/>
-              </m:rPr>
-              <w:rPr>
-                <w:rFonts w:ascii="Cambria Math" w:hAnsi="Cambria Math"/>
-              </w:rPr>
-              <m:t xml:space="preserve"> </m:t>
-            </m:r>
-            <m:r>
-              <w:rPr>
-                <w:rFonts w:ascii="Cambria Math" w:hAnsi="Cambria Math"/>
-              </w:rPr>
-              <m:t>from</m:t>
-            </m:r>
-            <m:r>
-              <m:rPr>
-                <m:sty m:val="p"/>
-              </m:rPr>
-              <w:rPr>
-                <w:rFonts w:ascii="Cambria Math" w:hAnsi="Cambria Math"/>
-              </w:rPr>
-              <m:t xml:space="preserve"> </m:t>
-            </m:r>
-            <m:r>
-              <w:rPr>
-                <w:rFonts w:ascii="Cambria Math" w:hAnsi="Cambria Math"/>
-              </w:rPr>
-              <m:t>Government</m:t>
-            </m:r>
-            <m:r>
-              <m:rPr>
-                <m:sty m:val="p"/>
-              </m:rPr>
-              <w:rPr>
-                <w:rFonts w:ascii="Cambria Math" w:hAnsi="Cambria Math"/>
-              </w:rPr>
-              <m:t xml:space="preserve"> </m:t>
-            </m:r>
-            <m:r>
-              <w:rPr>
-                <w:rFonts w:ascii="Cambria Math" w:hAnsi="Cambria Math"/>
-              </w:rPr>
-              <m:t>Grants</m:t>
-            </m:r>
-          </m:num>
-          <m:den>
-            <m:r>
-              <w:rPr>
-                <w:rFonts w:ascii="Cambria Math" w:hAnsi="Cambria Math"/>
-              </w:rPr>
-              <m:t>Total</m:t>
-            </m:r>
-            <m:r>
-              <m:rPr>
-                <m:sty m:val="p"/>
-              </m:rPr>
-              <w:rPr>
-                <w:rFonts w:ascii="Cambria Math" w:hAnsi="Cambria Math"/>
-              </w:rPr>
-              <m:t xml:space="preserve"> </m:t>
-            </m:r>
-            <m:r>
-              <w:rPr>
-                <w:rFonts w:ascii="Cambria Math" w:hAnsi="Cambria Math"/>
-              </w:rPr>
-              <m:t>Revenue</m:t>
-            </m:r>
-          </m:den>
-        </m:f>
-      </m:oMath>
-    </w:p>
-    <w:p>
-      <w:pPr>
-        <w:rPr>
-          <w:sz w:val="32"/>
-          <w:szCs w:val="32"/>
-        </w:rPr>
-      </w:pPr>
-      <w:r>
-        <w:tab/>
-        <w:t>Other research uses the receipt of government grants as an indicator variable for implying increased oversight and better financial procedures of nonprofits.</w:t>
-      </w:r>
-      <w:r>
-        <w:rPr>
-          <w:rStyle w:val="FootnoteReference"/>
-        </w:rPr>
-        <w:footnoteReference w:id="7"/>
-      </w:r>
-      <w:r>
-        <w:t xml:space="preserve"> I choose to modify this variable to be a variable ratio as many nonprofits may operate from a blend of revenue sources, but </w:t>
-      </w:r>
-      <w:r>
-        <w:t xml:space="preserve">government grants may be more stable or increased in economically bad times, so a higher ratio would indicate greater success. </w:t>
-      </w:r>
-    </w:p>
-    <w:p>
-      <w:pPr>
-        <w:rPr>
-          <w:sz w:val="32"/>
-          <w:szCs w:val="32"/>
-        </w:rPr>
-      </w:pPr>
-      <m:oMath>
-        <m:sSub>
-          <m:sSubPr>
-            <m:ctrlPr>
-              <w:rPr>
-                <w:rFonts w:ascii="Cambria Math" w:hAnsi="Cambria Math"/>
-                <w:sz w:val="32"/>
-                <w:szCs w:val="32"/>
-              </w:rPr>
-            </m:ctrlPr>
-          </m:sSubPr>
-          <m:e>
-            <m:r>
-              <w:rPr>
-                <w:rFonts w:ascii="Cambria Math" w:hAnsi="Cambria Math"/>
-                <w:sz w:val="32"/>
-                <w:szCs w:val="32"/>
-              </w:rPr>
-              <m:t>β</m:t>
-            </m:r>
-          </m:e>
-          <m:sub>
-            <m:r>
-              <m:rPr>
-                <m:sty m:val="p"/>
-              </m:rPr>
-              <w:rPr>
-                <w:rFonts w:ascii="Cambria Math" w:hAnsi="Cambria Math"/>
-                <w:sz w:val="32"/>
-                <w:szCs w:val="32"/>
-              </w:rPr>
-              <m:t>5</m:t>
-            </m:r>
-          </m:sub>
-        </m:sSub>
-      </m:oMath>
-      <w:r>
-        <w:t xml:space="preserve">= Services dependence ratio = </w:t>
-      </w:r>
-      <m:oMath>
-        <m:f>
-          <m:fPr>
-            <m:ctrlPr>
-              <w:rPr>
-                <w:rFonts w:ascii="Cambria Math" w:hAnsi="Cambria Math"/>
-              </w:rPr>
-            </m:ctrlPr>
-          </m:fPr>
-          <m:num>
-            <m:r>
-              <w:rPr>
-                <w:rFonts w:ascii="Cambria Math" w:hAnsi="Cambria Math"/>
-              </w:rPr>
-              <m:t>Revenue</m:t>
-            </m:r>
-            <m:r>
-              <m:rPr>
-                <m:sty m:val="p"/>
-              </m:rPr>
-              <w:rPr>
-                <w:rFonts w:ascii="Cambria Math" w:hAnsi="Cambria Math"/>
-              </w:rPr>
-              <m:t xml:space="preserve"> </m:t>
-            </m:r>
-            <m:r>
-              <w:rPr>
-                <w:rFonts w:ascii="Cambria Math" w:hAnsi="Cambria Math"/>
-              </w:rPr>
-              <m:t>from</m:t>
-            </m:r>
-            <m:r>
-              <m:rPr>
-                <m:sty m:val="p"/>
-              </m:rPr>
-              <w:rPr>
-                <w:rFonts w:ascii="Cambria Math" w:hAnsi="Cambria Math"/>
-              </w:rPr>
-              <m:t xml:space="preserve"> </m:t>
-            </m:r>
-            <m:r>
-              <w:rPr>
-                <w:rFonts w:ascii="Cambria Math" w:hAnsi="Cambria Math"/>
-                <w:sz w:val="28"/>
-                <w:szCs w:val="28"/>
-              </w:rPr>
-              <m:t>mermbership</m:t>
-            </m:r>
-            <m:r>
-              <m:rPr>
-                <m:sty m:val="p"/>
-              </m:rPr>
-              <w:rPr>
-                <w:rFonts w:ascii="Cambria Math" w:hAnsi="Cambria Math"/>
-              </w:rPr>
-              <m:t>+</m:t>
-            </m:r>
-            <m:r>
-              <w:rPr>
-                <w:rFonts w:ascii="Cambria Math" w:hAnsi="Cambria Math"/>
-              </w:rPr>
-              <m:t>Revenue</m:t>
-            </m:r>
-            <m:r>
-              <m:rPr>
-                <m:sty m:val="p"/>
-              </m:rPr>
-              <w:rPr>
-                <w:rFonts w:ascii="Cambria Math" w:hAnsi="Cambria Math"/>
-              </w:rPr>
-              <m:t xml:space="preserve"> </m:t>
-            </m:r>
-            <m:r>
-              <w:rPr>
-                <w:rFonts w:ascii="Cambria Math" w:hAnsi="Cambria Math"/>
-              </w:rPr>
-              <m:t>from</m:t>
-            </m:r>
-            <m:r>
-              <m:rPr>
-                <m:sty m:val="p"/>
-              </m:rPr>
-              <w:rPr>
-                <w:rFonts w:ascii="Cambria Math" w:hAnsi="Cambria Math"/>
-              </w:rPr>
-              <m:t xml:space="preserve"> </m:t>
-            </m:r>
-            <m:r>
-              <w:rPr>
-                <w:rFonts w:ascii="Cambria Math" w:hAnsi="Cambria Math"/>
-              </w:rPr>
-              <m:t>services</m:t>
-            </m:r>
-          </m:num>
-          <m:den>
-            <m:r>
-              <w:rPr>
-                <w:rFonts w:ascii="Cambria Math" w:hAnsi="Cambria Math"/>
-              </w:rPr>
-              <m:t>Total</m:t>
-            </m:r>
-            <m:r>
-              <m:rPr>
-                <m:sty m:val="p"/>
-              </m:rPr>
-              <w:rPr>
-                <w:rFonts w:ascii="Cambria Math" w:hAnsi="Cambria Math"/>
-              </w:rPr>
-              <m:t xml:space="preserve"> </m:t>
-            </m:r>
-            <m:r>
-              <w:rPr>
-                <w:rFonts w:ascii="Cambria Math" w:hAnsi="Cambria Math"/>
-              </w:rPr>
-              <m:t>Revenue</m:t>
-            </m:r>
-          </m:den>
-        </m:f>
-      </m:oMath>
-    </w:p>
-    <w:p>
-      <w:pPr>
-        <w:ind w:firstLine="720"/>
-      </w:pPr>
-      <w:r>
-        <w:t>Some research looks to find if “contribution intensity” of revenue sourcing contributes to things like procyclicality in expanding/shrinking services.</w:t>
-      </w:r>
-      <w:r>
-        <w:rPr>
-          <w:rStyle w:val="FootnoteReference"/>
-        </w:rPr>
-        <w:footnoteReference w:id="8"/>
-      </w:r>
-      <w:r>
-        <w:t xml:space="preserve"> Calculating a similar formula, I choose to look at the intensity a non-profit is more business-like, as in relying on direct products/services sales to maintain activities, because of research finding that </w:t>
-      </w:r>
-      <w:r>
-        <w:t>nonprofits that rely mainly on commercial revenues are more efficient in managing expenses.</w:t>
-      </w:r>
-      <w:r>
-        <w:rPr>
-          <w:rStyle w:val="FootnoteReference"/>
-        </w:rPr>
-        <w:footnoteReference w:id="9"/>
-      </w:r>
-      <w:r>
-        <w:t xml:space="preserve"> I use a very similar formula to that research. </w:t>
-      </w:r>
-    </w:p>
-    <w:p>
-      <m:oMath>
-        <m:sSub>
-          <m:sSubPr>
-            <m:ctrlPr>
-              <w:rPr>
-                <w:rFonts w:ascii="Cambria Math" w:hAnsi="Cambria Math"/>
-                <w:sz w:val="32"/>
-                <w:szCs w:val="32"/>
-              </w:rPr>
-            </m:ctrlPr>
-          </m:sSubPr>
-          <m:e>
-            <m:r>
-              <w:rPr>
-                <w:rFonts w:ascii="Cambria Math" w:hAnsi="Cambria Math"/>
-                <w:sz w:val="32"/>
-                <w:szCs w:val="32"/>
-              </w:rPr>
-              <m:t>β</m:t>
-            </m:r>
-          </m:e>
-          <m:sub>
-            <m:r>
-              <m:rPr>
-                <m:sty m:val="p"/>
-              </m:rPr>
-              <w:rPr>
-                <w:rFonts w:ascii="Cambria Math" w:hAnsi="Cambria Math"/>
-                <w:sz w:val="32"/>
-                <w:szCs w:val="32"/>
-              </w:rPr>
-              <m:t>6</m:t>
-            </m:r>
-          </m:sub>
-        </m:sSub>
-      </m:oMath>
-      <w:r>
-        <w:t xml:space="preserve">= Age = </w:t>
-      </w:r>
-      <m:oMath>
-        <m:r>
-          <w:rPr>
-            <w:rFonts w:ascii="Cambria Math" w:hAnsi="Cambria Math"/>
-          </w:rPr>
-          <m:t>Year</m:t>
-        </m:r>
-        <m:r>
-          <m:rPr>
-            <m:sty m:val="p"/>
-          </m:rPr>
-          <w:rPr>
-            <w:rFonts w:ascii="Cambria Math" w:hAnsi="Cambria Math"/>
-          </w:rPr>
-          <m:t>-</m:t>
-        </m:r>
-        <m:r>
-          <w:rPr>
-            <w:rFonts w:ascii="Cambria Math" w:hAnsi="Cambria Math"/>
-          </w:rPr>
-          <m:t>Year</m:t>
-        </m:r>
-        <m:r>
-          <m:rPr>
-            <m:sty m:val="p"/>
-          </m:rPr>
-          <w:rPr>
-            <w:rFonts w:ascii="Cambria Math" w:hAnsi="Cambria Math"/>
-          </w:rPr>
-          <m:t xml:space="preserve"> </m:t>
-        </m:r>
-        <m:r>
-          <w:rPr>
-            <w:rFonts w:ascii="Cambria Math" w:hAnsi="Cambria Math"/>
-          </w:rPr>
-          <m:t>of</m:t>
-        </m:r>
-        <m:r>
-          <m:rPr>
-            <m:sty m:val="p"/>
-          </m:rPr>
-          <w:rPr>
-            <w:rFonts w:ascii="Cambria Math" w:hAnsi="Cambria Math"/>
-          </w:rPr>
-          <m:t xml:space="preserve"> </m:t>
-        </m:r>
-        <m:r>
-          <w:rPr>
-            <w:rFonts w:ascii="Cambria Math" w:hAnsi="Cambria Math"/>
-          </w:rPr>
-          <m:t>Formation</m:t>
-        </m:r>
-      </m:oMath>
-    </w:p>
-    <w:p>
-      <w:pPr>
-        <w:rPr>
-          <w:b/>
-          <w:bCs/>
-        </w:rPr>
-      </w:pPr>
-      <m:oMath>
-        <m:sSub>
-          <m:sSubPr>
-            <m:ctrlPr>
-              <w:rPr>
-                <w:rFonts w:ascii="Cambria Math" w:hAnsi="Cambria Math"/>
-                <w:i/>
-                <w:sz w:val="32"/>
-                <w:szCs w:val="32"/>
-              </w:rPr>
-            </m:ctrlPr>
-          </m:sSubPr>
-          <m:e>
-            <m:r>
-              <w:rPr>
-                <w:rFonts w:ascii="Cambria Math" w:hAnsi="Cambria Math"/>
-                <w:sz w:val="32"/>
-                <w:szCs w:val="32"/>
-              </w:rPr>
-              <m:t>β</m:t>
-            </m:r>
-          </m:e>
-          <m:sub>
-            <m:r>
-              <w:rPr>
-                <w:rFonts w:ascii="Cambria Math" w:hAnsi="Cambria Math"/>
-                <w:sz w:val="32"/>
-                <w:szCs w:val="32"/>
-              </w:rPr>
-              <m:t>7</m:t>
-            </m:r>
-          </m:sub>
-        </m:sSub>
-      </m:oMath>
-      <w:r>
-        <w:t>= Non-profit Sector = multiple dummy variables for specific non-profit sectors (</w:t>
-      </w:r>
-      <w:proofErr w:type="gramStart"/>
-      <w:r>
-        <w:t>i.e.</w:t>
-      </w:r>
-      <w:proofErr w:type="gramEnd"/>
-      <w:r>
-        <w:t xml:space="preserve"> hospital, school, museum, none of the above)</w:t>
-      </w:r>
-    </w:p>
-    <w:p/>
-    <w:p>
-      <w:pPr>
-        <w:pStyle w:val="Heading2"/>
-      </w:pPr>
-      <w:bookmarkStart w:id="4" w:name="_Toc222747365"/>
-      <w:r>
-        <w:t>Removing Outliers</w:t>
-      </w:r>
-      <w:bookmarkEnd w:id="4"/>
+    </w:p>
+    <w:p>
+      <w:r>
+        <w:t xml:space="preserve">This becomes my final template model, which I will use for </w:t>
+      </w:r>
+      <w:r>
+        <w:t>regression analysis:</w:t>
+      </w:r>
+    </w:p>
+    <w:p>
+      <m:oMathPara>
+        <m:oMath>
+          <m:sSub>
+            <m:sSubPr>
+              <m:ctrlPr>
+                <w:rPr>
+                  <w:rFonts w:ascii="Cambria Math" w:hAnsi="Cambria Math"/>
+                  <w:i/>
+                  <w:color w:val="auto"/>
+                  <w:kern w:val="0"/>
+                  <w14:ligatures w14:val="none"/>
+                </w:rPr>
+              </m:ctrlPr>
+            </m:sSubPr>
+            <m:e>
+              <m:func>
+                <m:funcPr>
+                  <m:ctrlPr>
+                    <w:rPr>
+                      <w:rFonts w:ascii="Cambria Math" w:hAnsi="Cambria Math"/>
+                      <w:i/>
+                      <w:color w:val="auto"/>
+                      <w:kern w:val="0"/>
+                      <w14:ligatures w14:val="none"/>
+                    </w:rPr>
+                  </m:ctrlPr>
+                </m:funcPr>
+                <m:fName>
+                  <m:r>
+                    <m:rPr>
+                      <m:sty m:val="p"/>
+                    </m:rPr>
+                    <w:rPr>
+                      <w:rFonts w:ascii="Cambria Math" w:hAnsi="Cambria Math"/>
+                      <w:kern w:val="0"/>
+                      <w14:ligatures w14:val="none"/>
+                    </w:rPr>
+                    <m:t>log</m:t>
+                  </m:r>
+                </m:fName>
+                <m:e>
+                  <m:r>
+                    <w:rPr>
+                      <w:rFonts w:ascii="Cambria Math" w:hAnsi="Cambria Math"/>
+                      <w:color w:val="auto"/>
+                      <w:kern w:val="0"/>
+                      <w14:ligatures w14:val="none"/>
+                    </w:rPr>
+                    <m:t>(Program_Expenses)</m:t>
+                  </m:r>
+                </m:e>
+              </m:func>
+            </m:e>
+            <m:sub>
+              <m:r>
+                <w:rPr>
+                  <w:rFonts w:ascii="Cambria Math" w:hAnsi="Cambria Math"/>
+                  <w:color w:val="auto"/>
+                  <w:kern w:val="0"/>
+                  <w14:ligatures w14:val="none"/>
+                </w:rPr>
+                <m:t>year,state,industry,firm</m:t>
+              </m:r>
+            </m:sub>
+          </m:sSub>
+          <m:r>
+            <w:rPr>
+              <w:rFonts w:ascii="Cambria Math" w:hAnsi="Cambria Math"/>
+              <w:color w:val="auto"/>
+              <w:kern w:val="0"/>
+              <w14:ligatures w14:val="none"/>
+            </w:rPr>
+            <m:t>=</m:t>
+          </m:r>
+          <m:sSub>
+            <m:sSubPr>
+              <m:ctrlPr>
+                <w:rPr>
+                  <w:rFonts w:ascii="Cambria Math" w:hAnsi="Cambria Math"/>
+                  <w:bCs/>
+                  <w:i/>
+                  <w:color w:val="auto"/>
+                  <w:kern w:val="0"/>
+                  <w14:ligatures w14:val="none"/>
+                </w:rPr>
+              </m:ctrlPr>
+            </m:sSubPr>
+            <m:e>
+              <m:r>
+                <w:rPr>
+                  <w:rFonts w:ascii="Cambria Math" w:hAnsi="Cambria Math"/>
+                  <w:color w:val="auto"/>
+                  <w:kern w:val="0"/>
+                  <w14:ligatures w14:val="none"/>
+                </w:rPr>
+                <m:t>β</m:t>
+              </m:r>
+            </m:e>
+            <m:sub>
+              <m:r>
+                <w:rPr>
+                  <w:rFonts w:ascii="Cambria Math" w:hAnsi="Cambria Math"/>
+                  <w:color w:val="auto"/>
+                  <w:kern w:val="0"/>
+                  <w14:ligatures w14:val="none"/>
+                </w:rPr>
+                <m:t>1</m:t>
+              </m:r>
+            </m:sub>
+          </m:sSub>
+          <m:sSub>
+            <m:sSubPr>
+              <m:ctrlPr>
+                <w:rPr>
+                  <w:rFonts w:ascii="Cambria Math" w:hAnsi="Cambria Math"/>
+                  <w:bCs/>
+                  <w:i/>
+                  <w:kern w:val="0"/>
+                  <w14:ligatures w14:val="none"/>
+                </w:rPr>
+              </m:ctrlPr>
+            </m:sSubPr>
+            <m:e>
+              <m:r>
+                <w:rPr>
+                  <w:rFonts w:ascii="Cambria Math" w:hAnsi="Cambria Math"/>
+                  <w:color w:val="auto"/>
+                  <w:kern w:val="0"/>
+                  <w14:ligatures w14:val="none"/>
+                </w:rPr>
+                <m:t>GDP_Change_Percent</m:t>
+              </m:r>
+            </m:e>
+            <m:sub>
+              <m:r>
+                <w:rPr>
+                  <w:rFonts w:ascii="Cambria Math" w:hAnsi="Cambria Math"/>
+                  <w:color w:val="auto"/>
+                  <w:kern w:val="0"/>
+                  <w14:ligatures w14:val="none"/>
+                </w:rPr>
+                <m:t>year,state</m:t>
+              </m:r>
+            </m:sub>
+          </m:sSub>
+          <m:r>
+            <w:rPr>
+              <w:rFonts w:ascii="Cambria Math" w:hAnsi="Cambria Math"/>
+              <w:color w:val="auto"/>
+              <w:kern w:val="0"/>
+              <w14:ligatures w14:val="none"/>
+            </w:rPr>
+            <m:t>+</m:t>
+          </m:r>
+          <m:sSub>
+            <m:sSubPr>
+              <m:ctrlPr>
+                <w:rPr>
+                  <w:rFonts w:ascii="Cambria Math" w:hAnsi="Cambria Math"/>
+                  <w:bCs/>
+                  <w:i/>
+                  <w:color w:val="auto"/>
+                  <w:kern w:val="0"/>
+                  <w14:ligatures w14:val="none"/>
+                </w:rPr>
+              </m:ctrlPr>
+            </m:sSubPr>
+            <m:e>
+              <m:r>
+                <w:rPr>
+                  <w:rFonts w:ascii="Cambria Math" w:hAnsi="Cambria Math"/>
+                  <w:color w:val="auto"/>
+                  <w:kern w:val="0"/>
+                  <w14:ligatures w14:val="none"/>
+                </w:rPr>
+                <m:t>β</m:t>
+              </m:r>
+            </m:e>
+            <m:sub>
+              <m:r>
+                <w:rPr>
+                  <w:rFonts w:ascii="Cambria Math" w:hAnsi="Cambria Math"/>
+                  <w:color w:val="auto"/>
+                  <w:kern w:val="0"/>
+                  <w14:ligatures w14:val="none"/>
+                </w:rPr>
+                <m:t>2</m:t>
+              </m:r>
+            </m:sub>
+          </m:sSub>
+          <m:sSub>
+            <m:sSubPr>
+              <m:ctrlPr>
+                <w:rPr>
+                  <w:rFonts w:ascii="Cambria Math" w:hAnsi="Cambria Math"/>
+                  <w:bCs/>
+                  <w:i/>
+                  <w:kern w:val="0"/>
+                  <w14:ligatures w14:val="none"/>
+                </w:rPr>
+              </m:ctrlPr>
+            </m:sSubPr>
+            <m:e>
+              <m:func>
+                <m:funcPr>
+                  <m:ctrlPr>
+                    <w:rPr>
+                      <w:rFonts w:ascii="Cambria Math" w:hAnsi="Cambria Math"/>
+                      <w:bCs/>
+                      <w:i/>
+                      <w:kern w:val="0"/>
+                      <w14:ligatures w14:val="none"/>
+                    </w:rPr>
+                  </m:ctrlPr>
+                </m:funcPr>
+                <m:fName>
+                  <m:r>
+                    <m:rPr>
+                      <m:sty m:val="p"/>
+                    </m:rPr>
+                    <w:rPr>
+                      <w:rFonts w:ascii="Cambria Math" w:hAnsi="Cambria Math"/>
+                      <w:kern w:val="0"/>
+                      <w14:ligatures w14:val="none"/>
+                    </w:rPr>
+                    <m:t>log</m:t>
+                  </m:r>
+                </m:fName>
+                <m:e>
+                  <m:r>
+                    <w:rPr>
+                      <w:rFonts w:ascii="Cambria Math" w:hAnsi="Cambria Math"/>
+                      <w:color w:val="auto"/>
+                      <w:kern w:val="0"/>
+                      <w14:ligatures w14:val="none"/>
+                    </w:rPr>
+                    <m:t>(Total_Revenue)</m:t>
+                  </m:r>
+                </m:e>
+              </m:func>
+            </m:e>
+            <m:sub>
+              <m:r>
+                <w:rPr>
+                  <w:rFonts w:ascii="Cambria Math" w:hAnsi="Cambria Math"/>
+                  <w:color w:val="auto"/>
+                  <w:kern w:val="0"/>
+                  <w14:ligatures w14:val="none"/>
+                </w:rPr>
+                <m:t>year</m:t>
+              </m:r>
+            </m:sub>
+          </m:sSub>
+          <m:r>
+            <w:rPr>
+              <w:rFonts w:ascii="Cambria Math" w:hAnsi="Cambria Math"/>
+              <w:color w:val="auto"/>
+              <w:kern w:val="0"/>
+              <w14:ligatures w14:val="none"/>
+            </w:rPr>
+            <m:t>+</m:t>
+          </m:r>
+          <m:sSub>
+            <m:sSubPr>
+              <m:ctrlPr>
+                <w:rPr>
+                  <w:rFonts w:ascii="Cambria Math" w:hAnsi="Cambria Math"/>
+                  <w:bCs/>
+                  <w:i/>
+                  <w:kern w:val="0"/>
+                  <w14:ligatures w14:val="none"/>
+                </w:rPr>
+              </m:ctrlPr>
+            </m:sSubPr>
+            <m:e>
+              <m:r>
+                <w:rPr>
+                  <w:rFonts w:ascii="Cambria Math" w:hAnsi="Cambria Math"/>
+                  <w:color w:val="auto"/>
+                  <w:kern w:val="0"/>
+                  <w14:ligatures w14:val="none"/>
+                </w:rPr>
+                <m:t>γ</m:t>
+              </m:r>
+            </m:e>
+            <m:sub>
+              <m:r>
+                <w:rPr>
+                  <w:rFonts w:ascii="Cambria Math" w:hAnsi="Cambria Math"/>
+                  <w:color w:val="auto"/>
+                  <w:kern w:val="0"/>
+                  <w14:ligatures w14:val="none"/>
+                </w:rPr>
+                <m:t>year</m:t>
+              </m:r>
+            </m:sub>
+          </m:sSub>
+          <m:r>
+            <w:rPr>
+              <w:rFonts w:ascii="Cambria Math" w:hAnsi="Cambria Math"/>
+              <w:color w:val="auto"/>
+              <w:kern w:val="0"/>
+              <w14:ligatures w14:val="none"/>
+            </w:rPr>
+            <m:t>+</m:t>
+          </m:r>
+          <m:sSub>
+            <m:sSubPr>
+              <m:ctrlPr>
+                <w:rPr>
+                  <w:rFonts w:ascii="Cambria Math" w:hAnsi="Cambria Math"/>
+                  <w:bCs/>
+                  <w:i/>
+                  <w:kern w:val="0"/>
+                  <w14:ligatures w14:val="none"/>
+                </w:rPr>
+              </m:ctrlPr>
+            </m:sSubPr>
+            <m:e>
+              <m:r>
+                <w:rPr>
+                  <w:rFonts w:ascii="Cambria Math" w:hAnsi="Cambria Math"/>
+                  <w:color w:val="auto"/>
+                  <w:kern w:val="0"/>
+                  <w14:ligatures w14:val="none"/>
+                </w:rPr>
+                <m:t>α</m:t>
+              </m:r>
+            </m:e>
+            <m:sub>
+              <m:r>
+                <w:rPr>
+                  <w:rFonts w:ascii="Cambria Math" w:hAnsi="Cambria Math"/>
+                  <w:color w:val="auto"/>
+                  <w:kern w:val="0"/>
+                  <w14:ligatures w14:val="none"/>
+                </w:rPr>
+                <m:t>state</m:t>
+              </m:r>
+            </m:sub>
+          </m:sSub>
+          <m:r>
+            <w:rPr>
+              <w:rFonts w:ascii="Cambria Math" w:hAnsi="Cambria Math"/>
+              <w:color w:val="auto"/>
+              <w:kern w:val="0"/>
+              <w14:ligatures w14:val="none"/>
+            </w:rPr>
+            <m:t>+</m:t>
+          </m:r>
+          <m:sSub>
+            <m:sSubPr>
+              <m:ctrlPr>
+                <w:rPr>
+                  <w:rFonts w:ascii="Cambria Math" w:hAnsi="Cambria Math"/>
+                  <w:i/>
+                  <w:kern w:val="0"/>
+                  <w14:ligatures w14:val="none"/>
+                </w:rPr>
+              </m:ctrlPr>
+            </m:sSubPr>
+            <m:e>
+              <m:r>
+                <w:rPr>
+                  <w:rFonts w:ascii="Cambria Math" w:hAnsi="Cambria Math"/>
+                  <w:color w:val="auto"/>
+                  <w:kern w:val="0"/>
+                  <w14:ligatures w14:val="none"/>
+                </w:rPr>
+                <m:t>τ</m:t>
+              </m:r>
+            </m:e>
+            <m:sub>
+              <m:r>
+                <w:rPr>
+                  <w:rFonts w:ascii="Cambria Math" w:hAnsi="Cambria Math"/>
+                  <w:color w:val="auto"/>
+                  <w:kern w:val="0"/>
+                  <w14:ligatures w14:val="none"/>
+                </w:rPr>
+                <m:t>industry</m:t>
+              </m:r>
+            </m:sub>
+          </m:sSub>
+          <m:r>
+            <w:rPr>
+              <w:rFonts w:ascii="Cambria Math" w:hAnsi="Cambria Math"/>
+              <w:color w:val="auto"/>
+              <w:kern w:val="0"/>
+              <w14:ligatures w14:val="none"/>
+            </w:rPr>
+            <m:t>+</m:t>
+          </m:r>
+          <m:sSub>
+            <m:sSubPr>
+              <m:ctrlPr>
+                <w:rPr>
+                  <w:rFonts w:ascii="Cambria Math" w:hAnsi="Cambria Math"/>
+                  <w:i/>
+                  <w:color w:val="auto"/>
+                  <w:kern w:val="0"/>
+                  <w14:ligatures w14:val="none"/>
+                </w:rPr>
+              </m:ctrlPr>
+            </m:sSubPr>
+            <m:e>
+              <m:r>
+                <w:rPr>
+                  <w:rFonts w:ascii="Cambria Math" w:hAnsi="Cambria Math"/>
+                  <w:color w:val="auto"/>
+                  <w:kern w:val="0"/>
+                  <w14:ligatures w14:val="none"/>
+                </w:rPr>
+                <m:t>ω</m:t>
+              </m:r>
+            </m:e>
+            <m:sub>
+              <m:r>
+                <w:rPr>
+                  <w:rFonts w:ascii="Cambria Math" w:hAnsi="Cambria Math"/>
+                  <w:color w:val="auto"/>
+                  <w:kern w:val="0"/>
+                  <w14:ligatures w14:val="none"/>
+                </w:rPr>
+                <m:t>firm</m:t>
+              </m:r>
+            </m:sub>
+          </m:sSub>
+          <m:r>
+            <w:rPr>
+              <w:rFonts w:ascii="Cambria Math" w:hAnsi="Cambria Math"/>
+              <w:color w:val="auto"/>
+              <w:kern w:val="0"/>
+              <w14:ligatures w14:val="none"/>
+            </w:rPr>
+            <m:t>+ε</m:t>
+          </m:r>
+        </m:oMath>
+      </m:oMathPara>
     </w:p>
     <w:p>
       <w:pPr>
         <w:spacing w:after="160" w:line="278" w:lineRule="auto"/>
-      </w:pPr>
+        <w:rPr>
+          <w:rFonts w:asciiTheme="majorHAnsi" w:eastAsiaTheme="majorEastAsia" w:hAnsiTheme="majorHAnsi" w:cstheme="majorBidi"/>
+          <w:color w:val="0F4761" w:themeColor="accent1" w:themeShade="BF"/>
+          <w:sz w:val="40"/>
+          <w:szCs w:val="40"/>
+        </w:rPr>
+      </w:pPr>
+      <w:bookmarkStart w:id="21" w:name="_Toc223509220"/>
       <w:r>
         <w:br w:type="page"/>
       </w:r>
@@ -2445,13 +4727,13 @@
       <w:pPr>
         <w:pStyle w:val="Heading1"/>
       </w:pPr>
-      <w:bookmarkStart w:id="5" w:name="_Toc222747366"/>
       <w:r>
         <w:lastRenderedPageBreak/>
         <w:t>Results</w:t>
       </w:r>
-      <w:bookmarkEnd w:id="5"/>
-    </w:p>
+      <w:bookmarkEnd w:id="21"/>
+    </w:p>
+    <w:p/>
     <w:p>
       <w:pPr>
         <w:spacing w:after="160" w:line="278" w:lineRule="auto"/>
@@ -2464,12 +4746,12 @@
       <w:pPr>
         <w:pStyle w:val="Heading1"/>
       </w:pPr>
-      <w:bookmarkStart w:id="6" w:name="_Toc222747367"/>
+      <w:bookmarkStart w:id="22" w:name="_Toc223509221"/>
       <w:r>
         <w:lastRenderedPageBreak/>
         <w:t>Analysis</w:t>
       </w:r>
-      <w:bookmarkEnd w:id="6"/>
+      <w:bookmarkEnd w:id="22"/>
     </w:p>
     <w:p>
       <w:pPr>
@@ -2483,12 +4765,12 @@
       <w:pPr>
         <w:pStyle w:val="Heading1"/>
       </w:pPr>
-      <w:bookmarkStart w:id="7" w:name="_Toc222747368"/>
+      <w:bookmarkStart w:id="23" w:name="_Toc223509222"/>
       <w:r>
         <w:lastRenderedPageBreak/>
         <w:t>Conclusion</w:t>
       </w:r>
-      <w:bookmarkEnd w:id="7"/>
+      <w:bookmarkEnd w:id="23"/>
     </w:p>
     <w:p>
       <w:pPr>
@@ -2502,26 +4784,31 @@
       <w:pPr>
         <w:pStyle w:val="Heading1"/>
       </w:pPr>
-      <w:bookmarkStart w:id="8" w:name="_Toc222747369"/>
+      <w:bookmarkStart w:id="24" w:name="_Toc223509223"/>
       <w:r>
         <w:lastRenderedPageBreak/>
         <w:t>Bibliography</w:t>
       </w:r>
-      <w:bookmarkEnd w:id="8"/>
-    </w:p>
-    <w:p/>
-    <w:p>
-      <w:pPr>
-        <w:ind w:firstLine="720"/>
+      <w:bookmarkEnd w:id="24"/>
+    </w:p>
+    <w:p>
+      <w:pPr>
+        <w:spacing w:after="160" w:line="278" w:lineRule="auto"/>
+        <w:rPr>
+          <w:rFonts w:asciiTheme="majorHAnsi" w:eastAsiaTheme="majorEastAsia" w:hAnsiTheme="majorHAnsi" w:cstheme="majorBidi"/>
+          <w:color w:val="0F4761" w:themeColor="accent1" w:themeShade="BF"/>
+          <w:sz w:val="40"/>
+          <w:szCs w:val="40"/>
+        </w:rPr>
       </w:pPr>
     </w:p>
     <w:sectPr>
-      <w:headerReference w:type="even" r:id="rId7"/>
-      <w:headerReference w:type="default" r:id="rId8"/>
-      <w:footerReference w:type="even" r:id="rId9"/>
-      <w:footerReference w:type="default" r:id="rId10"/>
-      <w:headerReference w:type="first" r:id="rId11"/>
-      <w:footerReference w:type="first" r:id="rId12"/>
+      <w:headerReference w:type="even" r:id="rId11"/>
+      <w:headerReference w:type="default" r:id="rId12"/>
+      <w:footerReference w:type="even" r:id="rId13"/>
+      <w:footerReference w:type="default" r:id="rId14"/>
+      <w:headerReference w:type="first" r:id="rId15"/>
+      <w:footerReference w:type="first" r:id="rId16"/>
       <w:pgSz w:w="12240" w:h="15840"/>
       <w:pgMar w:top="1440" w:right="1440" w:bottom="1440" w:left="1440" w:header="720" w:footer="720" w:gutter="0"/>
       <w:cols w:space="720"/>
@@ -2529,6 +4816,325 @@
     </w:sectPr>
   </w:body>
 </w:document>
+</file>
+
+<file path=word/comments.xml><?xml version="1.0" encoding="utf-8"?>
+<w:comments xmlns:wpc="http://schemas.microsoft.com/office/word/2010/wordprocessingCanvas" xmlns:cx="http://schemas.microsoft.com/office/drawing/2014/chartex" xmlns:cx1="http://schemas.microsoft.com/office/drawing/2015/9/8/chartex" xmlns:cx2="http://schemas.microsoft.com/office/drawing/2015/10/21/chartex" xmlns:cx3="http://schemas.microsoft.com/office/drawing/2016/5/9/chartex" xmlns:cx4="http://schemas.microsoft.com/office/drawing/2016/5/10/chartex" xmlns:cx5="http://schemas.microsoft.com/office/drawing/2016/5/11/chartex" xmlns:cx6="http://schemas.microsoft.com/office/drawing/2016/5/12/chartex" xmlns:cx7="http://schemas.microsoft.com/office/drawing/2016/5/13/chartex" xmlns:cx8="http://schemas.microsoft.com/office/drawing/2016/5/14/chartex" xmlns:mc="http://schemas.openxmlformats.org/markup-compatibility/2006" xmlns:aink="http://schemas.microsoft.com/office/drawing/2016/ink" xmlns:am3d="http://schemas.microsoft.com/office/drawing/2017/model3d" xmlns:o="urn:schemas-microsoft-com:office:office" xmlns:oel="http://schemas.microsoft.com/office/2019/extlst" xmlns:r="http://schemas.openxmlformats.org/officeDocument/2006/relationships" xmlns:m="http://schemas.openxmlformats.org/officeDocument/2006/math" xmlns:v="urn:schemas-microsoft-com:vml" xmlns:wp14="http://schemas.microsoft.com/office/word/2010/wordprocessingDrawing" xmlns:wp="http://schemas.openxmlformats.org/drawingml/2006/wordprocessingDrawing" xmlns:w10="urn:schemas-microsoft-com:office:word" xmlns:w="http://schemas.openxmlformats.org/wordprocessingml/2006/main" xmlns:w14="http://schemas.microsoft.com/office/word/2010/wordml" xmlns:w15="http://schemas.microsoft.com/office/word/2012/wordml" xmlns:w16cex="http://schemas.microsoft.com/office/word/2018/wordml/cex" xmlns:w16cid="http://schemas.microsoft.com/office/word/2016/wordml/cid" xmlns:w16="http://schemas.microsoft.com/office/word/2018/wordml" xmlns:w16du="http://schemas.microsoft.com/office/word/2023/wordml/word16du" xmlns:w16sdtdh="http://schemas.microsoft.com/office/word/2020/wordml/sdtdatahash" xmlns:w16sdtfl="http://schemas.microsoft.com/office/word/2024/wordml/sdtformatlock" xmlns:w16se="http://schemas.microsoft.com/office/word/2015/wordml/symex" xmlns:wpg="http://schemas.microsoft.com/office/word/2010/wordprocessingGroup" xmlns:wpi="http://schemas.microsoft.com/office/word/2010/wordprocessingInk" xmlns:wne="http://schemas.microsoft.com/office/word/2006/wordml" xmlns:wps="http://schemas.microsoft.com/office/word/2010/wordprocessingShape" mc:Ignorable="w14 w15 w16se w16cid w16 w16cex w16sdtdh w16sdtfl w16du wp14">
+  <w:comment w:id="1" w:author="Tamen, Jonathan" w:date="2026-03-01T10:05:00Z" w:initials="JT">
+    <w:p>
+      <w:pPr>
+        <w:pStyle w:val="CommentText"/>
+      </w:pPr>
+      <w:r>
+        <w:rPr>
+          <w:rStyle w:val="CommentReference"/>
+        </w:rPr>
+        <w:annotationRef/>
+      </w:r>
+      <w:r>
+        <w:t>Save this for last, because it has to be a summary of everything important from the research.</w:t>
+      </w:r>
+    </w:p>
+  </w:comment>
+  <w:comment w:id="2" w:author="Tamen, Jonathan" w:date="2026-03-01T10:06:00Z" w:initials="JT">
+    <w:p>
+      <w:pPr>
+        <w:pStyle w:val="CommentText"/>
+      </w:pPr>
+      <w:r>
+        <w:rPr>
+          <w:rStyle w:val="CommentReference"/>
+        </w:rPr>
+        <w:annotationRef/>
+      </w:r>
+      <w:r>
+        <w:t>Most introduction in top journals look something like this, which is consistent with what</w:t>
+      </w:r>
+    </w:p>
+    <w:p>
+      <w:pPr>
+        <w:pStyle w:val="CommentText"/>
+      </w:pPr>
+      <w:r>
+        <w:t>Head and Sahm recommend:</w:t>
+      </w:r>
+    </w:p>
+    <w:p>
+      <w:pPr>
+        <w:pStyle w:val="CommentText"/>
+      </w:pPr>
+      <w:r>
+        <w:t>1. Motivate with a puzzle or a problem (1–2 paragraphs)</w:t>
+      </w:r>
+    </w:p>
+    <w:p>
+      <w:pPr>
+        <w:pStyle w:val="CommentText"/>
+      </w:pPr>
+      <w:r>
+        <w:t>2. Clearly state your research question (1 paragraph)</w:t>
+      </w:r>
+    </w:p>
+    <w:p>
+      <w:pPr>
+        <w:pStyle w:val="CommentText"/>
+      </w:pPr>
+      <w:r>
+        <w:t>3. Empirical approach (1 paragraph)</w:t>
+      </w:r>
+    </w:p>
+    <w:p>
+      <w:pPr>
+        <w:pStyle w:val="CommentText"/>
+      </w:pPr>
+      <w:r>
+        <w:t>4. Detailed results (3–4 paragraphs)</w:t>
+      </w:r>
+    </w:p>
+    <w:p>
+      <w:pPr>
+        <w:pStyle w:val="CommentText"/>
+      </w:pPr>
+      <w:r>
+        <w:t>5. Value-added relative to related literature (1–3 paragraphs)</w:t>
+      </w:r>
+    </w:p>
+    <w:p>
+      <w:pPr>
+        <w:pStyle w:val="CommentText"/>
+      </w:pPr>
+      <w:r>
+        <w:t>6. robustness checks (optional paragraph)</w:t>
+      </w:r>
+      <w:r>
+        <w:br/>
+        <w:t>7. policy relevance (optional paragraph)</w:t>
+      </w:r>
+      <w:r>
+        <w:br/>
+        <w:t>8. limitations (optional paragraph)</w:t>
+      </w:r>
+    </w:p>
+    <w:p>
+      <w:pPr>
+        <w:pStyle w:val="CommentText"/>
+      </w:pPr>
+      <w:r>
+        <w:t>9. Roadmap (optional paragraph)</w:t>
+      </w:r>
+    </w:p>
+  </w:comment>
+  <w:comment w:id="5" w:author="Tamen, Jonathan" w:date="2026-03-01T10:00:00Z" w:initials="JT">
+    <w:p>
+      <w:pPr>
+        <w:pStyle w:val="CommentText"/>
+      </w:pPr>
+      <w:r>
+        <w:rPr>
+          <w:rStyle w:val="CommentReference"/>
+        </w:rPr>
+        <w:annotationRef/>
+      </w:r>
+      <w:r>
+        <w:t>The Data section needs to come before the methodology section. It needs to explain what kind of data you are using (household survey, administrative data, etc). Are you using multiple</w:t>
+      </w:r>
+    </w:p>
+    <w:p>
+      <w:pPr>
+        <w:pStyle w:val="CommentText"/>
+      </w:pPr>
+      <w:r>
+        <w:t>datasets and merging them together? Need to explain where each comes from and what it</w:t>
+      </w:r>
+    </w:p>
+    <w:p>
+      <w:pPr>
+        <w:pStyle w:val="CommentText"/>
+      </w:pPr>
+      <w:r>
+        <w:t>looks like. Then, you need to describe in words the information each dataset contains.</w:t>
+      </w:r>
+    </w:p>
+  </w:comment>
+  <w:comment w:id="6" w:author="Tamen, Jonathan" w:date="2026-03-01T10:01:00Z" w:initials="JT">
+    <w:p>
+      <w:pPr>
+        <w:pStyle w:val="CommentText"/>
+      </w:pPr>
+      <w:r>
+        <w:rPr>
+          <w:rStyle w:val="CommentReference"/>
+        </w:rPr>
+        <w:annotationRef/>
+      </w:r>
+      <w:r>
+        <w:t>This section also needs to discuss what sample restrictions you have imposed (if any) and then present some descriptive statistics on the final analysis data.</w:t>
+      </w:r>
+    </w:p>
+  </w:comment>
+  <w:comment w:id="8" w:author="Tamen, Jonathan" w:date="2026-03-04T09:17:00Z" w:initials="JT">
+    <w:p>
+      <w:pPr>
+        <w:pStyle w:val="CommentText"/>
+      </w:pPr>
+      <w:r>
+        <w:rPr>
+          <w:rStyle w:val="CommentReference"/>
+        </w:rPr>
+        <w:annotationRef/>
+      </w:r>
+      <w:r>
+        <w:t>How to cite?</w:t>
+      </w:r>
+    </w:p>
+  </w:comment>
+  <w:comment w:id="9" w:author="Tamen, Jonathan" w:date="2026-02-28T12:10:00Z" w:initials="JT">
+    <w:p>
+      <w:pPr>
+        <w:pStyle w:val="CommentText"/>
+      </w:pPr>
+      <w:r>
+        <w:rPr>
+          <w:rStyle w:val="CommentReference"/>
+        </w:rPr>
+        <w:annotationRef/>
+      </w:r>
+      <w:r>
+        <w:t>Needs to be elaborated and supported with evidence</w:t>
+      </w:r>
+    </w:p>
+  </w:comment>
+  <w:comment w:id="10" w:author="Tamen, Jonathan" w:date="2026-03-04T09:25:00Z" w:initials="JT">
+    <w:p>
+      <w:pPr>
+        <w:pStyle w:val="CommentText"/>
+      </w:pPr>
+      <w:r>
+        <w:rPr>
+          <w:rStyle w:val="CommentReference"/>
+        </w:rPr>
+        <w:annotationRef/>
+      </w:r>
+      <w:r>
+        <w:t>Need to double check</w:t>
+      </w:r>
+    </w:p>
+  </w:comment>
+  <w:comment w:id="13" w:author="Tamen, Jonathan" w:date="2026-03-01T10:01:00Z" w:initials="JT">
+    <w:p>
+      <w:pPr>
+        <w:pStyle w:val="CommentText"/>
+      </w:pPr>
+      <w:r>
+        <w:rPr>
+          <w:rStyle w:val="CommentReference"/>
+        </w:rPr>
+        <w:annotationRef/>
+      </w:r>
+      <w:r>
+        <w:t>The Methodology section needs to discuss your methodology. I’d like to see you start from the</w:t>
+      </w:r>
+    </w:p>
+    <w:p>
+      <w:pPr>
+        <w:pStyle w:val="CommentText"/>
+      </w:pPr>
+      <w:r>
+        <w:t>basic OLS model what related two variables in a linear regression model with each other, then</w:t>
+      </w:r>
+    </w:p>
+    <w:p>
+      <w:pPr>
+        <w:pStyle w:val="CommentText"/>
+      </w:pPr>
+      <w:r>
+        <w:t>discuss biases and modifications you might be making to this basic model to address those</w:t>
+      </w:r>
+    </w:p>
+    <w:p>
+      <w:pPr>
+        <w:pStyle w:val="CommentText"/>
+      </w:pPr>
+      <w:r>
+        <w:t>biases. Then you can include models on heterogeneity or robustness tests. Note that here you need to write down the regression equation and then explain what each term in the regression equation means and why it is included. For example, if you include a set of variables X in your equation as control variables, describe what each X is and explain why each X belongs in this model.</w:t>
+      </w:r>
+    </w:p>
+  </w:comment>
+  <w:comment w:id="14" w:author="Tamen, Jonathan" w:date="2026-03-01T10:01:00Z" w:initials="JT">
+    <w:p>
+      <w:pPr>
+        <w:pStyle w:val="CommentText"/>
+      </w:pPr>
+      <w:r>
+        <w:rPr>
+          <w:rStyle w:val="CommentReference"/>
+        </w:rPr>
+        <w:annotationRef/>
+      </w:r>
+      <w:r>
+        <w:t>Ideally (if that applies), here you would also discuss any other issues that might affect the</w:t>
+      </w:r>
+    </w:p>
+    <w:p>
+      <w:pPr>
+        <w:pStyle w:val="CommentText"/>
+      </w:pPr>
+      <w:r>
+        <w:t>interpretation of your results that you are not necessarily able to control for – what they are</w:t>
+      </w:r>
+    </w:p>
+    <w:p>
+      <w:pPr>
+        <w:pStyle w:val="CommentText"/>
+      </w:pPr>
+      <w:r>
+        <w:t>and whether you think they are a big deal or not (e.g., sample attrition, migration, etc.).</w:t>
+      </w:r>
+    </w:p>
+  </w:comment>
+</w:comments>
+</file>
+
+<file path=word/commentsExtended.xml><?xml version="1.0" encoding="utf-8"?>
+<w15:commentsEx xmlns:wpc="http://schemas.microsoft.com/office/word/2010/wordprocessingCanvas" xmlns:cx="http://schemas.microsoft.com/office/drawing/2014/chartex" xmlns:cx1="http://schemas.microsoft.com/office/drawing/2015/9/8/chartex" xmlns:cx2="http://schemas.microsoft.com/office/drawing/2015/10/21/chartex" xmlns:cx3="http://schemas.microsoft.com/office/drawing/2016/5/9/chartex" xmlns:cx4="http://schemas.microsoft.com/office/drawing/2016/5/10/chartex" xmlns:cx5="http://schemas.microsoft.com/office/drawing/2016/5/11/chartex" xmlns:cx6="http://schemas.microsoft.com/office/drawing/2016/5/12/chartex" xmlns:cx7="http://schemas.microsoft.com/office/drawing/2016/5/13/chartex" xmlns:cx8="http://schemas.microsoft.com/office/drawing/2016/5/14/chartex" xmlns:mc="http://schemas.openxmlformats.org/markup-compatibility/2006" xmlns:aink="http://schemas.microsoft.com/office/drawing/2016/ink" xmlns:am3d="http://schemas.microsoft.com/office/drawing/2017/model3d" xmlns:o="urn:schemas-microsoft-com:office:office" xmlns:oel="http://schemas.microsoft.com/office/2019/extlst" xmlns:r="http://schemas.openxmlformats.org/officeDocument/2006/relationships" xmlns:m="http://schemas.openxmlformats.org/officeDocument/2006/math" xmlns:v="urn:schemas-microsoft-com:vml" xmlns:wp14="http://schemas.microsoft.com/office/word/2010/wordprocessingDrawing" xmlns:wp="http://schemas.openxmlformats.org/drawingml/2006/wordprocessingDrawing" xmlns:w10="urn:schemas-microsoft-com:office:word" xmlns:w="http://schemas.openxmlformats.org/wordprocessingml/2006/main" xmlns:w14="http://schemas.microsoft.com/office/word/2010/wordml" xmlns:w15="http://schemas.microsoft.com/office/word/2012/wordml" xmlns:w16cex="http://schemas.microsoft.com/office/word/2018/wordml/cex" xmlns:w16cid="http://schemas.microsoft.com/office/word/2016/wordml/cid" xmlns:w16="http://schemas.microsoft.com/office/word/2018/wordml" xmlns:w16du="http://schemas.microsoft.com/office/word/2023/wordml/word16du" xmlns:w16sdtdh="http://schemas.microsoft.com/office/word/2020/wordml/sdtdatahash" xmlns:w16sdtfl="http://schemas.microsoft.com/office/word/2024/wordml/sdtformatlock" xmlns:w16se="http://schemas.microsoft.com/office/word/2015/wordml/symex" xmlns:wpg="http://schemas.microsoft.com/office/word/2010/wordprocessingGroup" xmlns:wpi="http://schemas.microsoft.com/office/word/2010/wordprocessingInk" xmlns:wne="http://schemas.microsoft.com/office/word/2006/wordml" xmlns:wps="http://schemas.microsoft.com/office/word/2010/wordprocessingShape" mc:Ignorable="w14 w15 w16se w16cid w16 w16cex w16sdtdh w16sdtfl w16du wp14">
+  <w15:commentEx w15:paraId="4224868F" w15:done="0"/>
+  <w15:commentEx w15:paraId="4E0F734F" w15:paraIdParent="4224868F" w15:done="0"/>
+  <w15:commentEx w15:paraId="3A558277" w15:done="0"/>
+  <w15:commentEx w15:paraId="0523F744" w15:paraIdParent="3A558277" w15:done="0"/>
+  <w15:commentEx w15:paraId="00674D31" w15:done="0"/>
+  <w15:commentEx w15:paraId="6CB56D86" w15:done="1"/>
+  <w15:commentEx w15:paraId="6E95F6C3" w15:done="0"/>
+  <w15:commentEx w15:paraId="090E3D6F" w15:done="0"/>
+  <w15:commentEx w15:paraId="39B96574" w15:paraIdParent="090E3D6F" w15:done="0"/>
+</w15:commentsEx>
+</file>
+
+<file path=word/commentsExtensible.xml><?xml version="1.0" encoding="utf-8"?>
+<w16cex:commentsExtensible xmlns:wpc="http://schemas.microsoft.com/office/word/2010/wordprocessingCanvas" xmlns:cx="http://schemas.microsoft.com/office/drawing/2014/chartex" xmlns:cx1="http://schemas.microsoft.com/office/drawing/2015/9/8/chartex" xmlns:cx2="http://schemas.microsoft.com/office/drawing/2015/10/21/chartex" xmlns:cx3="http://schemas.microsoft.com/office/drawing/2016/5/9/chartex" xmlns:cx4="http://schemas.microsoft.com/office/drawing/2016/5/10/chartex" xmlns:cx5="http://schemas.microsoft.com/office/drawing/2016/5/11/chartex" xmlns:cx6="http://schemas.microsoft.com/office/drawing/2016/5/12/chartex" xmlns:cx7="http://schemas.microsoft.com/office/drawing/2016/5/13/chartex" xmlns:cx8="http://schemas.microsoft.com/office/drawing/2016/5/14/chartex" xmlns:cr="http://schemas.microsoft.com/office/comments/2020/reactions" xmlns:mc="http://schemas.openxmlformats.org/markup-compatibility/2006" xmlns:aink="http://schemas.microsoft.com/office/drawing/2016/ink" xmlns:am3d="http://schemas.microsoft.com/office/drawing/2017/model3d" xmlns:o="urn:schemas-microsoft-com:office:office" xmlns:oel="http://schemas.microsoft.com/office/2019/extlst" xmlns:r="http://schemas.openxmlformats.org/officeDocument/2006/relationships" xmlns:m="http://schemas.openxmlformats.org/officeDocument/2006/math" xmlns:v="urn:schemas-microsoft-com:vml" xmlns:wp14="http://schemas.microsoft.com/office/word/2010/wordprocessingDrawing" xmlns:wp="http://schemas.openxmlformats.org/drawingml/2006/wordprocessingDrawing" xmlns:w10="urn:schemas-microsoft-com:office:word" xmlns:w="http://schemas.openxmlformats.org/wordprocessingml/2006/main" xmlns:w14="http://schemas.microsoft.com/office/word/2010/wordml" xmlns:w15="http://schemas.microsoft.com/office/word/2012/wordml" xmlns:w16cex="http://schemas.microsoft.com/office/word/2018/wordml/cex" xmlns:w16cid="http://schemas.microsoft.com/office/word/2016/wordml/cid" xmlns:w16="http://schemas.microsoft.com/office/word/2018/wordml" xmlns:w16du="http://schemas.microsoft.com/office/word/2023/wordml/word16du" xmlns:w16sdtdh="http://schemas.microsoft.com/office/word/2020/wordml/sdtdatahash" xmlns:w16sdtfl="http://schemas.microsoft.com/office/word/2024/wordml/sdtformatlock" xmlns:w16se="http://schemas.microsoft.com/office/word/2015/wordml/symex" xmlns:wpg="http://schemas.microsoft.com/office/word/2010/wordprocessingGroup" xmlns:wpi="http://schemas.microsoft.com/office/word/2010/wordprocessingInk" xmlns:wne="http://schemas.microsoft.com/office/word/2006/wordml" xmlns:wps="http://schemas.microsoft.com/office/word/2010/wordprocessingShape" mc:Ignorable="w14 w15 w16se w16cid w16 w16cex w16sdtdh w16sdtfl cr w16du wp14">
+  <w16cex:commentExtensible w16cex:durableId="47AFA66E" w16cex:dateUtc="2026-03-01T15:05:00Z"/>
+  <w16cex:commentExtensible w16cex:durableId="25E171DB" w16cex:dateUtc="2026-03-01T15:06:00Z"/>
+  <w16cex:commentExtensible w16cex:durableId="3D2F1F0D" w16cex:dateUtc="2026-03-01T15:00:00Z"/>
+  <w16cex:commentExtensible w16cex:durableId="11A85621" w16cex:dateUtc="2026-03-01T15:01:00Z"/>
+  <w16cex:commentExtensible w16cex:durableId="3E61A189" w16cex:dateUtc="2026-03-04T14:17:00Z"/>
+  <w16cex:commentExtensible w16cex:durableId="7229158C" w16cex:dateUtc="2026-02-28T17:10:00Z"/>
+  <w16cex:commentExtensible w16cex:durableId="7BF14FDB" w16cex:dateUtc="2026-03-04T14:25:00Z"/>
+  <w16cex:commentExtensible w16cex:durableId="5CDB3D0F" w16cex:dateUtc="2026-03-01T15:01:00Z"/>
+  <w16cex:commentExtensible w16cex:durableId="19D52806" w16cex:dateUtc="2026-03-01T15:01:00Z"/>
+</w16cex:commentsExtensible>
+</file>
+
+<file path=word/commentsIds.xml><?xml version="1.0" encoding="utf-8"?>
+<w16cid:commentsIds xmlns:wpc="http://schemas.microsoft.com/office/word/2010/wordprocessingCanvas" xmlns:cx="http://schemas.microsoft.com/office/drawing/2014/chartex" xmlns:cx1="http://schemas.microsoft.com/office/drawing/2015/9/8/chartex" xmlns:cx2="http://schemas.microsoft.com/office/drawing/2015/10/21/chartex" xmlns:cx3="http://schemas.microsoft.com/office/drawing/2016/5/9/chartex" xmlns:cx4="http://schemas.microsoft.com/office/drawing/2016/5/10/chartex" xmlns:cx5="http://schemas.microsoft.com/office/drawing/2016/5/11/chartex" xmlns:cx6="http://schemas.microsoft.com/office/drawing/2016/5/12/chartex" xmlns:cx7="http://schemas.microsoft.com/office/drawing/2016/5/13/chartex" xmlns:cx8="http://schemas.microsoft.com/office/drawing/2016/5/14/chartex" xmlns:mc="http://schemas.openxmlformats.org/markup-compatibility/2006" xmlns:aink="http://schemas.microsoft.com/office/drawing/2016/ink" xmlns:am3d="http://schemas.microsoft.com/office/drawing/2017/model3d" xmlns:o="urn:schemas-microsoft-com:office:office" xmlns:oel="http://schemas.microsoft.com/office/2019/extlst" xmlns:r="http://schemas.openxmlformats.org/officeDocument/2006/relationships" xmlns:m="http://schemas.openxmlformats.org/officeDocument/2006/math" xmlns:v="urn:schemas-microsoft-com:vml" xmlns:wp14="http://schemas.microsoft.com/office/word/2010/wordprocessingDrawing" xmlns:wp="http://schemas.openxmlformats.org/drawingml/2006/wordprocessingDrawing" xmlns:w10="urn:schemas-microsoft-com:office:word" xmlns:w="http://schemas.openxmlformats.org/wordprocessingml/2006/main" xmlns:w14="http://schemas.microsoft.com/office/word/2010/wordml" xmlns:w15="http://schemas.microsoft.com/office/word/2012/wordml" xmlns:w16cex="http://schemas.microsoft.com/office/word/2018/wordml/cex" xmlns:w16cid="http://schemas.microsoft.com/office/word/2016/wordml/cid" xmlns:w16="http://schemas.microsoft.com/office/word/2018/wordml" xmlns:w16du="http://schemas.microsoft.com/office/word/2023/wordml/word16du" xmlns:w16sdtdh="http://schemas.microsoft.com/office/word/2020/wordml/sdtdatahash" xmlns:w16sdtfl="http://schemas.microsoft.com/office/word/2024/wordml/sdtformatlock" xmlns:w16se="http://schemas.microsoft.com/office/word/2015/wordml/symex" xmlns:wpg="http://schemas.microsoft.com/office/word/2010/wordprocessingGroup" xmlns:wpi="http://schemas.microsoft.com/office/word/2010/wordprocessingInk" xmlns:wne="http://schemas.microsoft.com/office/word/2006/wordml" xmlns:wps="http://schemas.microsoft.com/office/word/2010/wordprocessingShape" mc:Ignorable="w14 w15 w16se w16cid w16 w16cex w16sdtdh w16sdtfl w16du wp14">
+  <w16cid:commentId w16cid:paraId="4224868F" w16cid:durableId="47AFA66E"/>
+  <w16cid:commentId w16cid:paraId="4E0F734F" w16cid:durableId="25E171DB"/>
+  <w16cid:commentId w16cid:paraId="3A558277" w16cid:durableId="3D2F1F0D"/>
+  <w16cid:commentId w16cid:paraId="0523F744" w16cid:durableId="11A85621"/>
+  <w16cid:commentId w16cid:paraId="00674D31" w16cid:durableId="3E61A189"/>
+  <w16cid:commentId w16cid:paraId="6CB56D86" w16cid:durableId="7229158C"/>
+  <w16cid:commentId w16cid:paraId="6E95F6C3" w16cid:durableId="7BF14FDB"/>
+  <w16cid:commentId w16cid:paraId="090E3D6F" w16cid:durableId="5CDB3D0F"/>
+  <w16cid:commentId w16cid:paraId="39B96574" w16cid:durableId="19D52806"/>
+</w16cid:commentsIds>
 </file>
 
 <file path=word/endnotes.xml><?xml version="1.0" encoding="utf-8"?>
@@ -2611,6 +5217,98 @@
         <w:t xml:space="preserve"> </w:t>
       </w:r>
       <w:r>
+        <w:t xml:space="preserve">Boateng, Agyenim, Raphaël K. </w:t>
+      </w:r>
+      <w:proofErr w:type="spellStart"/>
+      <w:r>
+        <w:t>Akamavi</w:t>
+      </w:r>
+      <w:proofErr w:type="spellEnd"/>
+      <w:r>
+        <w:t xml:space="preserve">, and Girlie Ndoro. "Measuring performance of non‐profit </w:t>
+      </w:r>
+      <w:proofErr w:type="spellStart"/>
+      <w:r>
+        <w:t>organisations</w:t>
+      </w:r>
+      <w:proofErr w:type="spellEnd"/>
+      <w:r>
+        <w:t>: evidence from large charities." Business Ethics: A European Review 25, no. 1 (2016): 59-74.</w:t>
+      </w:r>
+    </w:p>
+  </w:footnote>
+  <w:footnote w:id="2">
+    <w:p>
+      <w:pPr>
+        <w:pStyle w:val="FootnoteText"/>
+      </w:pPr>
+      <w:r>
+        <w:rPr>
+          <w:rStyle w:val="FootnoteReference"/>
+        </w:rPr>
+        <w:footnoteRef/>
+      </w:r>
+      <w:r>
+        <w:t xml:space="preserve"> </w:t>
+      </w:r>
+      <w:r>
+        <w:t>Cyr, Dominic, Suzanne Landry, and Anne Fortin. "Management of charitable program expense ratios in the charity sector." Australian Accounting Review 32, no. 1 (2022): 106-123.</w:t>
+      </w:r>
+    </w:p>
+  </w:footnote>
+  <w:footnote w:id="3">
+    <w:p>
+      <w:pPr>
+        <w:pStyle w:val="FootnoteText"/>
+      </w:pPr>
+      <w:r>
+        <w:rPr>
+          <w:rStyle w:val="FootnoteReference"/>
+        </w:rPr>
+        <w:footnoteRef/>
+      </w:r>
+      <w:r>
+        <w:t xml:space="preserve"> </w:t>
+      </w:r>
+      <w:r>
+        <w:t>Kim, Mirae. "The relationship of nonprofits’ financial health to program outcomes: Empirical evidence from nonprofit arts organizations." Nonprofit and Voluntary Sector Quarterly 46, no. 3 (2017): 525-548.</w:t>
+      </w:r>
+    </w:p>
+  </w:footnote>
+  <w:footnote w:id="4">
+    <w:p>
+      <w:pPr>
+        <w:pStyle w:val="FootnoteText"/>
+      </w:pPr>
+      <w:r>
+        <w:rPr>
+          <w:rStyle w:val="FootnoteReference"/>
+        </w:rPr>
+        <w:footnoteRef/>
+      </w:r>
+      <w:r>
+        <w:t xml:space="preserve"> </w:t>
+      </w:r>
+      <w:r>
+        <w:t>Kim, Mirae. "The relationship of nonprofits’ financial health to program outcomes: Empirical evidence from nonprofit arts organizations." Nonprofit and Voluntary Sector Quarterly 46, no. 3 (2017): 525-548.</w:t>
+      </w:r>
+    </w:p>
+  </w:footnote>
+  <w:footnote w:id="5">
+    <w:p>
+      <w:pPr>
+        <w:pStyle w:val="FootnoteText"/>
+      </w:pPr>
+      <w:r>
+        <w:rPr>
+          <w:rStyle w:val="FootnoteReference"/>
+        </w:rPr>
+        <w:footnoteRef/>
+      </w:r>
+      <w:r>
+        <w:t xml:space="preserve"> </w:t>
+      </w:r>
+      <w:r>
         <w:t xml:space="preserve">Irs.gov. “Automatic Revocation of Exemption | Internal Revenue Service,” 2017. </w:t>
       </w:r>
       <w:hyperlink r:id="rId1" w:history="1">
@@ -2632,98 +5330,6 @@
       <w:pPr>
         <w:pStyle w:val="FootnoteText"/>
       </w:pPr>
-      <w:r>
-        <w:t>‌</w:t>
-      </w:r>
-    </w:p>
-    <w:p>
-      <w:pPr>
-        <w:pStyle w:val="FootnoteText"/>
-      </w:pPr>
-    </w:p>
-  </w:footnote>
-  <w:footnote w:id="2">
-    <w:p>
-      <w:pPr>
-        <w:pStyle w:val="FootnoteText"/>
-      </w:pPr>
-      <w:r>
-        <w:rPr>
-          <w:rStyle w:val="FootnoteReference"/>
-        </w:rPr>
-        <w:footnoteRef/>
-      </w:r>
-      <w:r>
-        <w:t xml:space="preserve"> </w:t>
-      </w:r>
-      <w:r>
-        <w:t xml:space="preserve">Altamimi, Hala, and Qiaozhen Liu. "The nonprofit starvation cycle: Does overhead spending really impact program </w:t>
-      </w:r>
-      <w:proofErr w:type="gramStart"/>
-      <w:r>
-        <w:t>outcomes?.</w:t>
-      </w:r>
-      <w:proofErr w:type="gramEnd"/>
-      <w:r>
-        <w:t>" Nonprofit and Voluntary Sector Quarterly 51, no. 6 (2022): 1324-1348.</w:t>
-      </w:r>
-    </w:p>
-  </w:footnote>
-  <w:footnote w:id="3">
-    <w:p>
-      <w:pPr>
-        <w:pStyle w:val="FootnoteText"/>
-      </w:pPr>
-      <w:r>
-        <w:rPr>
-          <w:rStyle w:val="FootnoteReference"/>
-        </w:rPr>
-        <w:footnoteRef/>
-      </w:r>
-      <w:r>
-        <w:t xml:space="preserve"> Altamimi, Hala and Qiaozhen Liu (2022).</w:t>
-      </w:r>
-    </w:p>
-  </w:footnote>
-  <w:footnote w:id="4">
-    <w:p>
-      <w:pPr>
-        <w:pStyle w:val="FootnoteText"/>
-      </w:pPr>
-      <w:r>
-        <w:rPr>
-          <w:rStyle w:val="FootnoteReference"/>
-        </w:rPr>
-        <w:footnoteRef/>
-      </w:r>
-      <w:r>
-        <w:t xml:space="preserve"> </w:t>
-      </w:r>
-      <w:r>
-        <w:t>Exley, Christine L., Nils H. Lehr, and Stephen J. Terry. "Nonprofits in good times and bad times." Journal of Political Economy Microeconomics 1, no. 1 (2023): 42-79.</w:t>
-      </w:r>
-    </w:p>
-  </w:footnote>
-  <w:footnote w:id="5">
-    <w:p>
-      <w:pPr>
-        <w:pStyle w:val="FootnoteText"/>
-      </w:pPr>
-      <w:r>
-        <w:rPr>
-          <w:rStyle w:val="FootnoteReference"/>
-        </w:rPr>
-        <w:footnoteRef/>
-      </w:r>
-      <w:r>
-        <w:t xml:space="preserve"> </w:t>
-      </w:r>
-      <w:r>
-        <w:t>Exley, Christine L., Nils H. Lehr, and Stephen J. Terry. (2023)</w:t>
-      </w:r>
-      <w:r>
-        <w:t>.</w:t>
-      </w:r>
     </w:p>
   </w:footnote>
   <w:footnote w:id="6">
@@ -2741,16 +5347,8 @@
         <w:t xml:space="preserve"> </w:t>
       </w:r>
       <w:r>
-        <w:t>Exley, Christine L., Nils H. Lehr, and Stephen J. Terry. (2023)</w:t>
-      </w:r>
-      <w:r>
-        <w:t>.</w:t>
-      </w:r>
-    </w:p>
-    <w:p>
-      <w:pPr>
-        <w:pStyle w:val="FootnoteText"/>
-      </w:pPr>
+        <w:t>Shon, Jongmin, Madinah F. Hamidullah, and Lindsey M. McDougle. "Revenue structure and spending behavior in nonprofit organizations." The American Review of Public Administration 49, no. 6 (2019): 662-674.</w:t>
+      </w:r>
     </w:p>
   </w:footnote>
   <w:footnote w:id="7">
@@ -2768,7 +5366,7 @@
         <w:t xml:space="preserve"> </w:t>
       </w:r>
       <w:r>
-        <w:t>Ecer, Sencer, Mark Magro, and Sinan Sarpça. "The relationship between nonprofits’ revenue composition and their economic-financial efficiency." Nonprofit and Voluntary Sector Quarterly 46, no. 1 (2017): 141-155.</w:t>
+        <w:t>Ibid.</w:t>
       </w:r>
     </w:p>
   </w:footnote>
@@ -2786,8 +5384,21 @@
       <w:r>
         <w:t xml:space="preserve"> </w:t>
       </w:r>
-      <w:r>
-        <w:t>Exley, Christine L., Nils H. Lehr, and Stephen J. Terry. "Nonprofits in good times and bad times." Journal of Political Economy Microeconomics 1, no. 1 (2023): 42-79.</w:t>
+      <w:proofErr w:type="spellStart"/>
+      <w:r>
+        <w:t>Ecer</w:t>
+      </w:r>
+      <w:proofErr w:type="spellEnd"/>
+      <w:r>
+        <w:t xml:space="preserve">, Sencer, Mark Magro, and Sinan </w:t>
+      </w:r>
+      <w:proofErr w:type="spellStart"/>
+      <w:r>
+        <w:t>Sarpça</w:t>
+      </w:r>
+      <w:proofErr w:type="spellEnd"/>
+      <w:r>
+        <w:t>. "The relationship between nonprofits’ revenue composition and their economic-financial efficiency." Nonprofit and Voluntary Sector Quarterly 46, no. 1 (2017): 141-155.</w:t>
       </w:r>
     </w:p>
   </w:footnote>
@@ -2806,7 +5417,53 @@
         <w:t xml:space="preserve"> </w:t>
       </w:r>
       <w:r>
-        <w:t>Ecer, Sencer, Mark Magro, and Sinan Sarpça. "The relationship between nonprofits’ revenue composition and their economic-financial efficiency." Nonprofit and Voluntary Sector Quarterly 46, no. 1 (2017): 141-155.</w:t>
+        <w:t>Exley, Christine L., Nils H. Lehr, and Stephen J. Terry. (2023)</w:t>
+      </w:r>
+      <w:r>
+        <w:t>.</w:t>
+      </w:r>
+    </w:p>
+  </w:footnote>
+  <w:footnote w:id="10">
+    <w:p>
+      <w:pPr>
+        <w:pStyle w:val="FootnoteText"/>
+      </w:pPr>
+      <w:r>
+        <w:rPr>
+          <w:rStyle w:val="FootnoteReference"/>
+        </w:rPr>
+        <w:footnoteRef/>
+      </w:r>
+      <w:r>
+        <w:t xml:space="preserve"> </w:t>
+      </w:r>
+      <w:r>
+        <w:t xml:space="preserve">Altamimi, Hala, and Qiaozhen Liu. "The nonprofit starvation cycle: Does overhead spending really impact program </w:t>
+      </w:r>
+      <w:proofErr w:type="gramStart"/>
+      <w:r>
+        <w:t>outcomes?.</w:t>
+      </w:r>
+      <w:proofErr w:type="gramEnd"/>
+      <w:r>
+        <w:t>" Nonprofit and Voluntary Sector Quarterly 51, no. 6 (2022): 1324-1348.</w:t>
+      </w:r>
+    </w:p>
+  </w:footnote>
+  <w:footnote w:id="11">
+    <w:p>
+      <w:pPr>
+        <w:pStyle w:val="FootnoteText"/>
+      </w:pPr>
+      <w:r>
+        <w:rPr>
+          <w:rStyle w:val="FootnoteReference"/>
+        </w:rPr>
+        <w:footnoteRef/>
+      </w:r>
+      <w:r>
+        <w:t xml:space="preserve"> Altamimi, Hala and Qiaozhen Liu (2022).</w:t>
       </w:r>
     </w:p>
   </w:footnote>
@@ -2841,6 +5498,14 @@
     </w:pPr>
   </w:p>
 </w:hdr>
+</file>
+
+<file path=word/people.xml><?xml version="1.0" encoding="utf-8"?>
+<w15:people xmlns:wpc="http://schemas.microsoft.com/office/word/2010/wordprocessingCanvas" xmlns:cx="http://schemas.microsoft.com/office/drawing/2014/chartex" xmlns:cx1="http://schemas.microsoft.com/office/drawing/2015/9/8/chartex" xmlns:cx2="http://schemas.microsoft.com/office/drawing/2015/10/21/chartex" xmlns:cx3="http://schemas.microsoft.com/office/drawing/2016/5/9/chartex" xmlns:cx4="http://schemas.microsoft.com/office/drawing/2016/5/10/chartex" xmlns:cx5="http://schemas.microsoft.com/office/drawing/2016/5/11/chartex" xmlns:cx6="http://schemas.microsoft.com/office/drawing/2016/5/12/chartex" xmlns:cx7="http://schemas.microsoft.com/office/drawing/2016/5/13/chartex" xmlns:cx8="http://schemas.microsoft.com/office/drawing/2016/5/14/chartex" xmlns:mc="http://schemas.openxmlformats.org/markup-compatibility/2006" xmlns:aink="http://schemas.microsoft.com/office/drawing/2016/ink" xmlns:am3d="http://schemas.microsoft.com/office/drawing/2017/model3d" xmlns:o="urn:schemas-microsoft-com:office:office" xmlns:oel="http://schemas.microsoft.com/office/2019/extlst" xmlns:r="http://schemas.openxmlformats.org/officeDocument/2006/relationships" xmlns:m="http://schemas.openxmlformats.org/officeDocument/2006/math" xmlns:v="urn:schemas-microsoft-com:vml" xmlns:wp14="http://schemas.microsoft.com/office/word/2010/wordprocessingDrawing" xmlns:wp="http://schemas.openxmlformats.org/drawingml/2006/wordprocessingDrawing" xmlns:w10="urn:schemas-microsoft-com:office:word" xmlns:w="http://schemas.openxmlformats.org/wordprocessingml/2006/main" xmlns:w14="http://schemas.microsoft.com/office/word/2010/wordml" xmlns:w15="http://schemas.microsoft.com/office/word/2012/wordml" xmlns:w16cex="http://schemas.microsoft.com/office/word/2018/wordml/cex" xmlns:w16cid="http://schemas.microsoft.com/office/word/2016/wordml/cid" xmlns:w16="http://schemas.microsoft.com/office/word/2018/wordml" xmlns:w16du="http://schemas.microsoft.com/office/word/2023/wordml/word16du" xmlns:w16sdtdh="http://schemas.microsoft.com/office/word/2020/wordml/sdtdatahash" xmlns:w16sdtfl="http://schemas.microsoft.com/office/word/2024/wordml/sdtformatlock" xmlns:w16se="http://schemas.microsoft.com/office/word/2015/wordml/symex" xmlns:wpg="http://schemas.microsoft.com/office/word/2010/wordprocessingGroup" xmlns:wpi="http://schemas.microsoft.com/office/word/2010/wordprocessingInk" xmlns:wne="http://schemas.microsoft.com/office/word/2006/wordml" xmlns:wps="http://schemas.microsoft.com/office/word/2010/wordprocessingShape" mc:Ignorable="w14 w15 w16se w16cid w16 w16cex w16sdtdh w16sdtfl w16du wp14">
+  <w15:person w15:author="Tamen, Jonathan">
+    <w15:presenceInfo w15:providerId="AD" w15:userId="S::JTamen@clarku.edu::51c4b763-5c25-4379-9ad5-5c8478177cd6"/>
+  </w15:person>
+</w15:people>
 </file>
 
 <file path=word/styles.xml><?xml version="1.0" encoding="utf-8"?>
@@ -3301,7 +5966,6 @@
     <w:next w:val="Normal"/>
     <w:link w:val="Heading3Char"/>
     <w:uiPriority w:val="9"/>
-    <w:semiHidden/>
     <w:unhideWhenUsed/>
     <w:qFormat/>
     <w:rsid w:val="00840E88"/>
@@ -3506,7 +6170,6 @@
     <w:basedOn w:val="DefaultParagraphFont"/>
     <w:link w:val="Heading3"/>
     <w:uiPriority w:val="9"/>
-    <w:semiHidden/>
     <w:rsid w:val="00840E88"/>
     <w:rPr>
       <w:rFonts w:eastAsiaTheme="majorEastAsia" w:cstheme="majorBidi"/>
@@ -4008,7 +6671,6 @@
     <w:next w:val="Normal"/>
     <w:autoRedefine/>
     <w:uiPriority w:val="39"/>
-    <w:semiHidden/>
     <w:unhideWhenUsed/>
     <w:rsid w:val="004D12F7"/>
     <w:pPr>
@@ -4238,6 +6900,65 @@
         </w:tcBorders>
       </w:tcPr>
     </w:tblStylePr>
+  </w:style>
+  <w:style w:type="paragraph" w:styleId="CommentSubject">
+    <w:name w:val="annotation subject"/>
+    <w:basedOn w:val="CommentText"/>
+    <w:next w:val="CommentText"/>
+    <w:link w:val="CommentSubjectChar"/>
+    <w:uiPriority w:val="99"/>
+    <w:semiHidden/>
+    <w:unhideWhenUsed/>
+    <w:rsid w:val="003223E3"/>
+    <w:rPr>
+      <w:b/>
+      <w:bCs/>
+      <w:kern w:val="2"/>
+      <w14:ligatures w14:val="standardContextual"/>
+    </w:rPr>
+  </w:style>
+  <w:style w:type="character" w:customStyle="1" w:styleId="CommentSubjectChar">
+    <w:name w:val="Comment Subject Char"/>
+    <w:basedOn w:val="CommentTextChar"/>
+    <w:link w:val="CommentSubject"/>
+    <w:uiPriority w:val="99"/>
+    <w:semiHidden/>
+    <w:rsid w:val="003223E3"/>
+    <w:rPr>
+      <w:rFonts w:ascii="Times New Roman" w:eastAsia="Times New Roman" w:hAnsi="Times New Roman" w:cs="Times New Roman"/>
+      <w:b/>
+      <w:bCs/>
+      <w:color w:val="000000"/>
+      <w:kern w:val="0"/>
+      <w:sz w:val="20"/>
+      <w:szCs w:val="20"/>
+      <w14:ligatures w14:val="none"/>
+    </w:rPr>
+  </w:style>
+  <w:style w:type="paragraph" w:customStyle="1" w:styleId="Editing">
+    <w:name w:val="Editing"/>
+    <w:basedOn w:val="Normal"/>
+    <w:next w:val="Normal"/>
+    <w:link w:val="EditingChar"/>
+    <w:autoRedefine/>
+    <w:qFormat/>
+    <w:rsid w:val="00F0276F"/>
+    <w:pPr>
+      <w:ind w:firstLine="720"/>
+    </w:pPr>
+    <w:rPr>
+      <w:color w:val="EE0000"/>
+    </w:rPr>
+  </w:style>
+  <w:style w:type="character" w:customStyle="1" w:styleId="EditingChar">
+    <w:name w:val="Editing Char"/>
+    <w:basedOn w:val="DefaultParagraphFont"/>
+    <w:link w:val="Editing"/>
+    <w:rsid w:val="00F0276F"/>
+    <w:rPr>
+      <w:rFonts w:ascii="Times New Roman" w:eastAsia="Times New Roman" w:hAnsi="Times New Roman" w:cs="Times New Roman"/>
+      <w:color w:val="EE0000"/>
+    </w:rPr>
   </w:style>
 </w:styles>
 </file>

--- a/Final Paper.docx
+++ b/Final Paper.docx
@@ -4,39 +4,66 @@
   <w:body>
     <w:p>
       <w:pPr>
+        <w:spacing w:after="160" w:line="278" w:lineRule="auto"/>
         <w:jc w:val="center"/>
+        <w:rPr>
+          <w:b/>
+          <w:bCs/>
+        </w:rPr>
       </w:pPr>
       <w:r>
+        <w:rPr>
+          <w:b/>
+          <w:bCs/>
+        </w:rPr>
         <w:t>Running a Non-Profit in a Recession: Analysis of countercyclical financial practices</w:t>
       </w:r>
     </w:p>
     <w:p>
       <w:pPr>
+        <w:spacing w:after="160" w:line="278" w:lineRule="auto"/>
         <w:jc w:val="center"/>
+        <w:rPr>
+          <w:b/>
+          <w:bCs/>
+        </w:rPr>
       </w:pPr>
       <w:r>
+        <w:rPr>
+          <w:b/>
+          <w:bCs/>
+        </w:rPr>
         <w:t>Jonathan Tamen</w:t>
       </w:r>
     </w:p>
     <w:p>
       <w:pPr>
+        <w:spacing w:after="160" w:line="278" w:lineRule="auto"/>
         <w:jc w:val="center"/>
+        <w:rPr>
+          <w:b/>
+          <w:bCs/>
+        </w:rPr>
       </w:pPr>
       <w:r>
+        <w:rPr>
+          <w:b/>
+          <w:bCs/>
+        </w:rPr>
         <w:t>Clark University Economics Honors Thesis</w:t>
       </w:r>
     </w:p>
     <w:p>
       <w:pPr>
+        <w:spacing w:after="160" w:line="278" w:lineRule="auto"/>
         <w:jc w:val="center"/>
       </w:pPr>
       <w:r>
+        <w:rPr>
+          <w:b/>
+          <w:bCs/>
+        </w:rPr>
         <w:t>2025-2026</w:t>
-      </w:r>
-    </w:p>
-    <w:p>
-      <w:r>
-        <w:br w:type="page"/>
       </w:r>
     </w:p>
     <w:sdt>
@@ -69,6 +96,29 @@
           </w:pPr>
           <w:r>
             <w:t>Table of Contents</w:t>
+          </w:r>
+          <w:r>
+            <w:rPr>
+              <w:rFonts w:asciiTheme="minorHAnsi" w:hAnsiTheme="minorHAnsi"/>
+              <w:b w:val="0"/>
+              <w:bCs w:val="0"/>
+              <w:i/>
+              <w:iCs/>
+            </w:rPr>
+            <w:fldChar w:fldCharType="begin"/>
+          </w:r>
+          <w:r>
+            <w:instrText xml:space="preserve"> TOC \o "1-3" \h \z \u </w:instrText>
+          </w:r>
+          <w:r>
+            <w:rPr>
+              <w:rFonts w:asciiTheme="minorHAnsi" w:hAnsiTheme="minorHAnsi"/>
+              <w:b w:val="0"/>
+              <w:bCs w:val="0"/>
+              <w:i/>
+              <w:iCs/>
+            </w:rPr>
+            <w:fldChar w:fldCharType="separate"/>
           </w:r>
         </w:p>
         <w:p>
@@ -87,24 +137,7 @@
               <w:color w:val="auto"/>
             </w:rPr>
           </w:pPr>
-          <w:r>
-            <w:rPr>
-              <w:b w:val="0"/>
-              <w:bCs w:val="0"/>
-            </w:rPr>
-            <w:fldChar w:fldCharType="begin"/>
-          </w:r>
-          <w:r>
-            <w:instrText xml:space="preserve"> TOC \o "1-3" \h \z \u </w:instrText>
-          </w:r>
-          <w:r>
-            <w:rPr>
-              <w:b w:val="0"/>
-              <w:bCs w:val="0"/>
-            </w:rPr>
-            <w:fldChar w:fldCharType="separate"/>
-          </w:r>
-          <w:hyperlink w:anchor="_Toc223509208" w:history="1">
+          <w:hyperlink w:anchor="_Toc224065631" w:history="1">
             <w:r>
               <w:rPr>
                 <w:rStyle w:val="Hyperlink"/>
@@ -131,7 +164,7 @@
                 <w:noProof/>
                 <w:webHidden/>
               </w:rPr>
-              <w:instrText xml:space="preserve"> PAGEREF _Toc223509208 \h </w:instrText>
+              <w:instrText xml:space="preserve"> PAGEREF _Toc224065631 \h </w:instrText>
             </w:r>
             <w:r>
               <w:rPr>
@@ -178,7 +211,7 @@
               <w:color w:val="auto"/>
             </w:rPr>
           </w:pPr>
-          <w:hyperlink w:anchor="_Toc223509209" w:history="1">
+          <w:hyperlink w:anchor="_Toc224065632" w:history="1">
             <w:r>
               <w:rPr>
                 <w:rStyle w:val="Hyperlink"/>
@@ -205,7 +238,7 @@
                 <w:noProof/>
                 <w:webHidden/>
               </w:rPr>
-              <w:instrText xml:space="preserve"> PAGEREF _Toc223509209 \h </w:instrText>
+              <w:instrText xml:space="preserve"> PAGEREF _Toc224065632 \h </w:instrText>
             </w:r>
             <w:r>
               <w:rPr>
@@ -252,13 +285,13 @@
               <w:color w:val="auto"/>
             </w:rPr>
           </w:pPr>
-          <w:hyperlink w:anchor="_Toc223509210" w:history="1">
+          <w:hyperlink w:anchor="_Toc224065633" w:history="1">
             <w:r>
               <w:rPr>
                 <w:rStyle w:val="Hyperlink"/>
                 <w:noProof/>
               </w:rPr>
-              <w:t>Data Analysis and Measurement</w:t>
+              <w:t>Data Measurement and Analysis</w:t>
             </w:r>
             <w:r>
               <w:rPr>
@@ -279,7 +312,7 @@
                 <w:noProof/>
                 <w:webHidden/>
               </w:rPr>
-              <w:instrText xml:space="preserve"> PAGEREF _Toc223509210 \h </w:instrText>
+              <w:instrText xml:space="preserve"> PAGEREF _Toc224065633 \h </w:instrText>
             </w:r>
             <w:r>
               <w:rPr>
@@ -326,7 +359,7 @@
               <w:szCs w:val="24"/>
             </w:rPr>
           </w:pPr>
-          <w:hyperlink w:anchor="_Toc223509211" w:history="1">
+          <w:hyperlink w:anchor="_Toc224065634" w:history="1">
             <w:r>
               <w:rPr>
                 <w:rStyle w:val="Hyperlink"/>
@@ -353,7 +386,7 @@
                 <w:noProof/>
                 <w:webHidden/>
               </w:rPr>
-              <w:instrText xml:space="preserve"> PAGEREF _Toc223509211 \h </w:instrText>
+              <w:instrText xml:space="preserve"> PAGEREF _Toc224065634 \h </w:instrText>
             </w:r>
             <w:r>
               <w:rPr>
@@ -373,7 +406,7 @@
                 <w:noProof/>
                 <w:webHidden/>
               </w:rPr>
-              <w:t>6</w:t>
+              <w:t>8</w:t>
             </w:r>
             <w:r>
               <w:rPr>
@@ -400,7 +433,7 @@
               <w:szCs w:val="24"/>
             </w:rPr>
           </w:pPr>
-          <w:hyperlink w:anchor="_Toc223509212" w:history="1">
+          <w:hyperlink w:anchor="_Toc224065635" w:history="1">
             <w:r>
               <w:rPr>
                 <w:rStyle w:val="Hyperlink"/>
@@ -427,7 +460,7 @@
                 <w:noProof/>
                 <w:webHidden/>
               </w:rPr>
-              <w:instrText xml:space="preserve"> PAGEREF _Toc223509212 \h </w:instrText>
+              <w:instrText xml:space="preserve"> PAGEREF _Toc224065635 \h </w:instrText>
             </w:r>
             <w:r>
               <w:rPr>
@@ -447,7 +480,7 @@
                 <w:noProof/>
                 <w:webHidden/>
               </w:rPr>
-              <w:t>8</w:t>
+              <w:t>9</w:t>
             </w:r>
             <w:r>
               <w:rPr>
@@ -474,7 +507,7 @@
               <w:color w:val="auto"/>
             </w:rPr>
           </w:pPr>
-          <w:hyperlink w:anchor="_Toc223509213" w:history="1">
+          <w:hyperlink w:anchor="_Toc224065636" w:history="1">
             <w:r>
               <w:rPr>
                 <w:rStyle w:val="Hyperlink"/>
@@ -501,7 +534,7 @@
                 <w:noProof/>
                 <w:webHidden/>
               </w:rPr>
-              <w:instrText xml:space="preserve"> PAGEREF _Toc223509213 \h </w:instrText>
+              <w:instrText xml:space="preserve"> PAGEREF _Toc224065636 \h </w:instrText>
             </w:r>
             <w:r>
               <w:rPr>
@@ -521,7 +554,7 @@
                 <w:noProof/>
                 <w:webHidden/>
               </w:rPr>
-              <w:t>9</w:t>
+              <w:t>15</w:t>
             </w:r>
             <w:r>
               <w:rPr>
@@ -548,7 +581,7 @@
               <w:szCs w:val="24"/>
             </w:rPr>
           </w:pPr>
-          <w:hyperlink w:anchor="_Toc223509214" w:history="1">
+          <w:hyperlink w:anchor="_Toc224065637" w:history="1">
             <w:r>
               <w:rPr>
                 <w:rStyle w:val="Hyperlink"/>
@@ -575,7 +608,7 @@
                 <w:noProof/>
                 <w:webHidden/>
               </w:rPr>
-              <w:instrText xml:space="preserve"> PAGEREF _Toc223509214 \h </w:instrText>
+              <w:instrText xml:space="preserve"> PAGEREF _Toc224065637 \h </w:instrText>
             </w:r>
             <w:r>
               <w:rPr>
@@ -595,7 +628,7 @@
                 <w:noProof/>
                 <w:webHidden/>
               </w:rPr>
-              <w:t>9</w:t>
+              <w:t>15</w:t>
             </w:r>
             <w:r>
               <w:rPr>
@@ -622,7 +655,7 @@
               <w:szCs w:val="24"/>
             </w:rPr>
           </w:pPr>
-          <w:hyperlink w:anchor="_Toc223509215" w:history="1">
+          <w:hyperlink w:anchor="_Toc224065638" w:history="1">
             <w:r>
               <w:rPr>
                 <w:rStyle w:val="Hyperlink"/>
@@ -649,7 +682,7 @@
                 <w:noProof/>
                 <w:webHidden/>
               </w:rPr>
-              <w:instrText xml:space="preserve"> PAGEREF _Toc223509215 \h </w:instrText>
+              <w:instrText xml:space="preserve"> PAGEREF _Toc224065638 \h </w:instrText>
             </w:r>
             <w:r>
               <w:rPr>
@@ -669,7 +702,7 @@
                 <w:noProof/>
                 <w:webHidden/>
               </w:rPr>
-              <w:t>9</w:t>
+              <w:t>15</w:t>
             </w:r>
             <w:r>
               <w:rPr>
@@ -696,7 +729,7 @@
               <w:szCs w:val="24"/>
             </w:rPr>
           </w:pPr>
-          <w:hyperlink w:anchor="_Toc223509216" w:history="1">
+          <w:hyperlink w:anchor="_Toc224065639" w:history="1">
             <w:r>
               <w:rPr>
                 <w:rStyle w:val="Hyperlink"/>
@@ -723,7 +756,7 @@
                 <w:noProof/>
                 <w:webHidden/>
               </w:rPr>
-              <w:instrText xml:space="preserve"> PAGEREF _Toc223509216 \h </w:instrText>
+              <w:instrText xml:space="preserve"> PAGEREF _Toc224065639 \h </w:instrText>
             </w:r>
             <w:r>
               <w:rPr>
@@ -743,7 +776,7 @@
                 <w:noProof/>
                 <w:webHidden/>
               </w:rPr>
-              <w:t>10</w:t>
+              <w:t>16</w:t>
             </w:r>
             <w:r>
               <w:rPr>
@@ -768,14 +801,13 @@
               <w:szCs w:val="24"/>
             </w:rPr>
           </w:pPr>
-          <w:hyperlink w:anchor="_Toc223509217" w:history="1">
+          <w:hyperlink w:anchor="_Toc224065640" w:history="1">
             <w:r>
               <w:rPr>
                 <w:rStyle w:val="Hyperlink"/>
-                <w:rFonts w:eastAsiaTheme="majorEastAsia"/>
                 <w:noProof/>
               </w:rPr>
-              <w:t>Model 2</w:t>
+              <w:t>Model 1</w:t>
             </w:r>
             <w:r>
               <w:rPr>
@@ -796,7 +828,7 @@
                 <w:noProof/>
                 <w:webHidden/>
               </w:rPr>
-              <w:instrText xml:space="preserve"> PAGEREF _Toc223509217 \h </w:instrText>
+              <w:instrText xml:space="preserve"> PAGEREF _Toc224065640 \h </w:instrText>
             </w:r>
             <w:r>
               <w:rPr>
@@ -816,7 +848,7 @@
                 <w:noProof/>
                 <w:webHidden/>
               </w:rPr>
-              <w:t>10</w:t>
+              <w:t>16</w:t>
             </w:r>
             <w:r>
               <w:rPr>
@@ -841,14 +873,13 @@
               <w:szCs w:val="24"/>
             </w:rPr>
           </w:pPr>
-          <w:hyperlink w:anchor="_Toc223509218" w:history="1">
+          <w:hyperlink w:anchor="_Toc224065641" w:history="1">
             <w:r>
               <w:rPr>
                 <w:rStyle w:val="Hyperlink"/>
-                <w:rFonts w:eastAsiaTheme="majorEastAsia" w:cstheme="majorBidi"/>
                 <w:noProof/>
               </w:rPr>
-              <w:t>Model 3</w:t>
+              <w:t>Model 2</w:t>
             </w:r>
             <w:r>
               <w:rPr>
@@ -869,7 +900,7 @@
                 <w:noProof/>
                 <w:webHidden/>
               </w:rPr>
-              <w:instrText xml:space="preserve"> PAGEREF _Toc223509218 \h </w:instrText>
+              <w:instrText xml:space="preserve"> PAGEREF _Toc224065641 \h </w:instrText>
             </w:r>
             <w:r>
               <w:rPr>
@@ -889,7 +920,7 @@
                 <w:noProof/>
                 <w:webHidden/>
               </w:rPr>
-              <w:t>10</w:t>
+              <w:t>16</w:t>
             </w:r>
             <w:r>
               <w:rPr>
@@ -914,14 +945,230 @@
               <w:szCs w:val="24"/>
             </w:rPr>
           </w:pPr>
-          <w:hyperlink w:anchor="_Toc223509219" w:history="1">
+          <w:hyperlink w:anchor="_Toc224065642" w:history="1">
+            <w:r>
+              <w:rPr>
+                <w:rStyle w:val="Hyperlink"/>
+                <w:noProof/>
+              </w:rPr>
+              <w:t>Model 3</w:t>
+            </w:r>
+            <w:r>
+              <w:rPr>
+                <w:noProof/>
+                <w:webHidden/>
+              </w:rPr>
+              <w:tab/>
+            </w:r>
+            <w:r>
+              <w:rPr>
+                <w:noProof/>
+                <w:webHidden/>
+              </w:rPr>
+              <w:fldChar w:fldCharType="begin"/>
+            </w:r>
+            <w:r>
+              <w:rPr>
+                <w:noProof/>
+                <w:webHidden/>
+              </w:rPr>
+              <w:instrText xml:space="preserve"> PAGEREF _Toc224065642 \h </w:instrText>
+            </w:r>
+            <w:r>
+              <w:rPr>
+                <w:noProof/>
+                <w:webHidden/>
+              </w:rPr>
+            </w:r>
+            <w:r>
+              <w:rPr>
+                <w:noProof/>
+                <w:webHidden/>
+              </w:rPr>
+              <w:fldChar w:fldCharType="separate"/>
+            </w:r>
+            <w:r>
+              <w:rPr>
+                <w:noProof/>
+                <w:webHidden/>
+              </w:rPr>
+              <w:t>17</w:t>
+            </w:r>
+            <w:r>
+              <w:rPr>
+                <w:noProof/>
+                <w:webHidden/>
+              </w:rPr>
+              <w:fldChar w:fldCharType="end"/>
+            </w:r>
+          </w:hyperlink>
+        </w:p>
+        <w:p>
+          <w:pPr>
+            <w:pStyle w:val="TOC3"/>
+            <w:tabs>
+              <w:tab w:val="right" w:leader="dot" w:pos="9350"/>
+            </w:tabs>
+            <w:rPr>
+              <w:rFonts w:eastAsiaTheme="minorEastAsia" w:cstheme="minorBidi"/>
+              <w:noProof/>
+              <w:color w:val="auto"/>
+              <w:sz w:val="24"/>
+              <w:szCs w:val="24"/>
+            </w:rPr>
+          </w:pPr>
+          <w:hyperlink w:anchor="_Toc224065643" w:history="1">
+            <w:r>
+              <w:rPr>
+                <w:rStyle w:val="Hyperlink"/>
+                <w:noProof/>
+              </w:rPr>
+              <w:t>Model 4</w:t>
+            </w:r>
+            <w:r>
+              <w:rPr>
+                <w:noProof/>
+                <w:webHidden/>
+              </w:rPr>
+              <w:tab/>
+            </w:r>
+            <w:r>
+              <w:rPr>
+                <w:noProof/>
+                <w:webHidden/>
+              </w:rPr>
+              <w:fldChar w:fldCharType="begin"/>
+            </w:r>
+            <w:r>
+              <w:rPr>
+                <w:noProof/>
+                <w:webHidden/>
+              </w:rPr>
+              <w:instrText xml:space="preserve"> PAGEREF _Toc224065643 \h </w:instrText>
+            </w:r>
+            <w:r>
+              <w:rPr>
+                <w:noProof/>
+                <w:webHidden/>
+              </w:rPr>
+            </w:r>
+            <w:r>
+              <w:rPr>
+                <w:noProof/>
+                <w:webHidden/>
+              </w:rPr>
+              <w:fldChar w:fldCharType="separate"/>
+            </w:r>
+            <w:r>
+              <w:rPr>
+                <w:noProof/>
+                <w:webHidden/>
+              </w:rPr>
+              <w:t>17</w:t>
+            </w:r>
+            <w:r>
+              <w:rPr>
+                <w:noProof/>
+                <w:webHidden/>
+              </w:rPr>
+              <w:fldChar w:fldCharType="end"/>
+            </w:r>
+          </w:hyperlink>
+        </w:p>
+        <w:p>
+          <w:pPr>
+            <w:pStyle w:val="TOC3"/>
+            <w:tabs>
+              <w:tab w:val="right" w:leader="dot" w:pos="9350"/>
+            </w:tabs>
+            <w:rPr>
+              <w:rFonts w:eastAsiaTheme="minorEastAsia" w:cstheme="minorBidi"/>
+              <w:noProof/>
+              <w:color w:val="auto"/>
+              <w:sz w:val="24"/>
+              <w:szCs w:val="24"/>
+            </w:rPr>
+          </w:pPr>
+          <w:hyperlink w:anchor="_Toc224065644" w:history="1">
+            <w:r>
+              <w:rPr>
+                <w:rStyle w:val="Hyperlink"/>
+                <w:noProof/>
+              </w:rPr>
+              <w:t>Model 5</w:t>
+            </w:r>
+            <w:r>
+              <w:rPr>
+                <w:noProof/>
+                <w:webHidden/>
+              </w:rPr>
+              <w:tab/>
+            </w:r>
+            <w:r>
+              <w:rPr>
+                <w:noProof/>
+                <w:webHidden/>
+              </w:rPr>
+              <w:fldChar w:fldCharType="begin"/>
+            </w:r>
+            <w:r>
+              <w:rPr>
+                <w:noProof/>
+                <w:webHidden/>
+              </w:rPr>
+              <w:instrText xml:space="preserve"> PAGEREF _Toc224065644 \h </w:instrText>
+            </w:r>
+            <w:r>
+              <w:rPr>
+                <w:noProof/>
+                <w:webHidden/>
+              </w:rPr>
+            </w:r>
+            <w:r>
+              <w:rPr>
+                <w:noProof/>
+                <w:webHidden/>
+              </w:rPr>
+              <w:fldChar w:fldCharType="separate"/>
+            </w:r>
+            <w:r>
+              <w:rPr>
+                <w:noProof/>
+                <w:webHidden/>
+              </w:rPr>
+              <w:t>17</w:t>
+            </w:r>
+            <w:r>
+              <w:rPr>
+                <w:noProof/>
+                <w:webHidden/>
+              </w:rPr>
+              <w:fldChar w:fldCharType="end"/>
+            </w:r>
+          </w:hyperlink>
+        </w:p>
+        <w:p>
+          <w:pPr>
+            <w:pStyle w:val="TOC3"/>
+            <w:tabs>
+              <w:tab w:val="right" w:leader="dot" w:pos="9350"/>
+            </w:tabs>
+            <w:rPr>
+              <w:rFonts w:eastAsiaTheme="minorEastAsia" w:cstheme="minorBidi"/>
+              <w:noProof/>
+              <w:color w:val="auto"/>
+              <w:sz w:val="24"/>
+              <w:szCs w:val="24"/>
+            </w:rPr>
+          </w:pPr>
+          <w:hyperlink w:anchor="_Toc224065645" w:history="1">
             <w:r>
               <w:rPr>
                 <w:rStyle w:val="Hyperlink"/>
                 <w:rFonts w:eastAsiaTheme="majorEastAsia" w:cstheme="majorBidi"/>
                 <w:noProof/>
               </w:rPr>
-              <w:t>Model 4</w:t>
+              <w:t>Model 6</w:t>
             </w:r>
             <w:r>
               <w:rPr>
@@ -942,7 +1189,7 @@
                 <w:noProof/>
                 <w:webHidden/>
               </w:rPr>
-              <w:instrText xml:space="preserve"> PAGEREF _Toc223509219 \h </w:instrText>
+              <w:instrText xml:space="preserve"> PAGEREF _Toc224065645 \h </w:instrText>
             </w:r>
             <w:r>
               <w:rPr>
@@ -962,7 +1209,7 @@
                 <w:noProof/>
                 <w:webHidden/>
               </w:rPr>
-              <w:t>10</w:t>
+              <w:t>17</w:t>
             </w:r>
             <w:r>
               <w:rPr>
@@ -989,7 +1236,7 @@
               <w:color w:val="auto"/>
             </w:rPr>
           </w:pPr>
-          <w:hyperlink w:anchor="_Toc223509220" w:history="1">
+          <w:hyperlink w:anchor="_Toc224065646" w:history="1">
             <w:r>
               <w:rPr>
                 <w:rStyle w:val="Hyperlink"/>
@@ -1016,7 +1263,7 @@
                 <w:noProof/>
                 <w:webHidden/>
               </w:rPr>
-              <w:instrText xml:space="preserve"> PAGEREF _Toc223509220 \h </w:instrText>
+              <w:instrText xml:space="preserve"> PAGEREF _Toc224065646 \h </w:instrText>
             </w:r>
             <w:r>
               <w:rPr>
@@ -1036,7 +1283,7 @@
                 <w:noProof/>
                 <w:webHidden/>
               </w:rPr>
-              <w:t>11</w:t>
+              <w:t>19</w:t>
             </w:r>
             <w:r>
               <w:rPr>
@@ -1063,7 +1310,7 @@
               <w:color w:val="auto"/>
             </w:rPr>
           </w:pPr>
-          <w:hyperlink w:anchor="_Toc223509221" w:history="1">
+          <w:hyperlink w:anchor="_Toc224065647" w:history="1">
             <w:r>
               <w:rPr>
                 <w:rStyle w:val="Hyperlink"/>
@@ -1090,7 +1337,7 @@
                 <w:noProof/>
                 <w:webHidden/>
               </w:rPr>
-              <w:instrText xml:space="preserve"> PAGEREF _Toc223509221 \h </w:instrText>
+              <w:instrText xml:space="preserve"> PAGEREF _Toc224065647 \h </w:instrText>
             </w:r>
             <w:r>
               <w:rPr>
@@ -1110,7 +1357,7 @@
                 <w:noProof/>
                 <w:webHidden/>
               </w:rPr>
-              <w:t>13</w:t>
+              <w:t>20</w:t>
             </w:r>
             <w:r>
               <w:rPr>
@@ -1137,7 +1384,7 @@
               <w:color w:val="auto"/>
             </w:rPr>
           </w:pPr>
-          <w:hyperlink w:anchor="_Toc223509222" w:history="1">
+          <w:hyperlink w:anchor="_Toc224065648" w:history="1">
             <w:r>
               <w:rPr>
                 <w:rStyle w:val="Hyperlink"/>
@@ -1164,7 +1411,7 @@
                 <w:noProof/>
                 <w:webHidden/>
               </w:rPr>
-              <w:instrText xml:space="preserve"> PAGEREF _Toc223509222 \h </w:instrText>
+              <w:instrText xml:space="preserve"> PAGEREF _Toc224065648 \h </w:instrText>
             </w:r>
             <w:r>
               <w:rPr>
@@ -1184,7 +1431,7 @@
                 <w:noProof/>
                 <w:webHidden/>
               </w:rPr>
-              <w:t>14</w:t>
+              <w:t>21</w:t>
             </w:r>
             <w:r>
               <w:rPr>
@@ -1211,7 +1458,7 @@
               <w:color w:val="auto"/>
             </w:rPr>
           </w:pPr>
-          <w:hyperlink w:anchor="_Toc223509223" w:history="1">
+          <w:hyperlink w:anchor="_Toc224065649" w:history="1">
             <w:r>
               <w:rPr>
                 <w:rStyle w:val="Hyperlink"/>
@@ -1238,7 +1485,7 @@
                 <w:noProof/>
                 <w:webHidden/>
               </w:rPr>
-              <w:instrText xml:space="preserve"> PAGEREF _Toc223509223 \h </w:instrText>
+              <w:instrText xml:space="preserve"> PAGEREF _Toc224065649 \h </w:instrText>
             </w:r>
             <w:r>
               <w:rPr>
@@ -1258,7 +1505,7 @@
                 <w:noProof/>
                 <w:webHidden/>
               </w:rPr>
-              <w:t>15</w:t>
+              <w:t>22</w:t>
             </w:r>
             <w:r>
               <w:rPr>
@@ -1299,21 +1546,20 @@
       <w:pPr>
         <w:pStyle w:val="Heading1"/>
       </w:pPr>
-      <w:bookmarkStart w:id="0" w:name="_Toc223509208"/>
+      <w:bookmarkStart w:id="0" w:name="_Toc224065631"/>
       <w:commentRangeStart w:id="1"/>
       <w:commentRangeStart w:id="2"/>
       <w:r>
         <w:lastRenderedPageBreak/>
         <w:t>Introduction</w:t>
       </w:r>
+      <w:bookmarkEnd w:id="0"/>
       <w:commentRangeEnd w:id="1"/>
       <w:r>
         <w:rPr>
           <w:rStyle w:val="CommentReference"/>
-          <w:rFonts w:ascii="Times New Roman" w:eastAsia="Times New Roman" w:hAnsi="Times New Roman" w:cs="Times New Roman"/>
-          <w:color w:val="000000"/>
-          <w:kern w:val="0"/>
-          <w14:ligatures w14:val="none"/>
+          <w:sz w:val="40"/>
+          <w:szCs w:val="40"/>
         </w:rPr>
         <w:commentReference w:id="1"/>
       </w:r>
@@ -1321,14 +1567,11 @@
       <w:r>
         <w:rPr>
           <w:rStyle w:val="CommentReference"/>
-          <w:rFonts w:ascii="Times New Roman" w:eastAsia="Times New Roman" w:hAnsi="Times New Roman" w:cs="Times New Roman"/>
-          <w:color w:val="000000"/>
-          <w:kern w:val="0"/>
-          <w14:ligatures w14:val="none"/>
+          <w:sz w:val="40"/>
+          <w:szCs w:val="40"/>
         </w:rPr>
         <w:commentReference w:id="2"/>
       </w:r>
-      <w:bookmarkEnd w:id="0"/>
       <w:r>
         <w:br w:type="page"/>
       </w:r>
@@ -1337,7 +1580,7 @@
       <w:pPr>
         <w:pStyle w:val="Heading1"/>
       </w:pPr>
-      <w:bookmarkStart w:id="3" w:name="_Toc223509209"/>
+      <w:bookmarkStart w:id="3" w:name="_Toc224065632"/>
       <w:r>
         <w:lastRenderedPageBreak/>
         <w:t>Literature Review</w:t>
@@ -1613,31 +1856,27 @@
         <w:br w:type="page"/>
       </w:r>
     </w:p>
-    <w:p/>
     <w:p>
       <w:pPr>
         <w:pStyle w:val="Heading1"/>
       </w:pPr>
-      <w:bookmarkStart w:id="4" w:name="_Toc223509210"/>
+      <w:bookmarkStart w:id="4" w:name="_Toc224065633"/>
       <w:commentRangeStart w:id="5"/>
       <w:commentRangeStart w:id="6"/>
       <w:r>
+        <w:lastRenderedPageBreak/>
         <w:t xml:space="preserve">Data </w:t>
       </w:r>
       <w:r>
         <w:t xml:space="preserve">Measurement and </w:t>
       </w:r>
-      <w:r>
-        <w:t>Analysis</w:t>
-      </w:r>
+      <w:bookmarkEnd w:id="4"/>
       <w:commentRangeEnd w:id="5"/>
       <w:r>
         <w:rPr>
           <w:rStyle w:val="CommentReference"/>
-          <w:rFonts w:ascii="Times New Roman" w:eastAsia="Times New Roman" w:hAnsi="Times New Roman" w:cs="Times New Roman"/>
-          <w:color w:val="000000"/>
-          <w:kern w:val="0"/>
-          <w14:ligatures w14:val="none"/>
+          <w:sz w:val="40"/>
+          <w:szCs w:val="40"/>
         </w:rPr>
         <w:commentReference w:id="5"/>
       </w:r>
@@ -1645,14 +1884,14 @@
       <w:r>
         <w:rPr>
           <w:rStyle w:val="CommentReference"/>
-          <w:rFonts w:ascii="Times New Roman" w:eastAsia="Times New Roman" w:hAnsi="Times New Roman" w:cs="Times New Roman"/>
-          <w:color w:val="000000"/>
-          <w:kern w:val="0"/>
-          <w14:ligatures w14:val="none"/>
+          <w:sz w:val="40"/>
+          <w:szCs w:val="40"/>
         </w:rPr>
         <w:commentReference w:id="6"/>
       </w:r>
-      <w:bookmarkEnd w:id="4"/>
+      <w:r>
+        <w:t>Exploration</w:t>
+      </w:r>
     </w:p>
     <w:p>
       <w:pPr>
@@ -1755,7 +1994,13 @@
         <w:t>data</w:t>
       </w:r>
       <w:r>
-        <w:t xml:space="preserve">set below. </w:t>
+        <w:t xml:space="preserve">set </w:t>
+      </w:r>
+      <w:r>
+        <w:t xml:space="preserve">in the subheading </w:t>
+      </w:r>
+      <w:r>
+        <w:t xml:space="preserve">below. </w:t>
       </w:r>
     </w:p>
     <w:p>
@@ -1763,7 +2008,282 @@
         <w:ind w:firstLine="720"/>
       </w:pPr>
       <w:r>
-        <w:t xml:space="preserve">To supplement this dataset, </w:t>
+        <w:t xml:space="preserve">Digitally summarized copies of </w:t>
+      </w:r>
+      <w:r>
+        <w:t xml:space="preserve">yearly </w:t>
+      </w:r>
+      <w:r>
+        <w:t xml:space="preserve">Form-990s are published </w:t>
+      </w:r>
+      <w:r>
+        <w:t xml:space="preserve">online </w:t>
+      </w:r>
+      <w:r>
+        <w:t xml:space="preserve">by the </w:t>
+      </w:r>
+      <w:r>
+        <w:t xml:space="preserve">Internal Revenue Services (IRS) as </w:t>
+      </w:r>
+      <w:r>
+        <w:t>.</w:t>
+      </w:r>
+      <w:r>
+        <w:t>XML file formats.</w:t>
+      </w:r>
+      <w:r>
+        <w:rPr>
+          <w:rStyle w:val="FootnoteReference"/>
+        </w:rPr>
+        <w:footnoteReference w:id="5"/>
+      </w:r>
+      <w:r>
+        <w:t xml:space="preserve"> </w:t>
+      </w:r>
+      <w:r>
+        <w:t xml:space="preserve">The </w:t>
+      </w:r>
+      <w:r>
+        <w:t>National Center for Charitable Statistics</w:t>
+      </w:r>
+      <w:r>
+        <w:t xml:space="preserve"> </w:t>
+      </w:r>
+      <w:r>
+        <w:t>(NCCS)</w:t>
+      </w:r>
+      <w:r>
+        <w:t>,</w:t>
+      </w:r>
+      <w:r>
+        <w:t xml:space="preserve"> a</w:t>
+      </w:r>
+      <w:r>
+        <w:t xml:space="preserve"> </w:t>
+      </w:r>
+      <w:r>
+        <w:t>part of the non-profit and philanthropy research department of the Urban Institute,</w:t>
+      </w:r>
+      <w:r>
+        <w:t xml:space="preserve"> </w:t>
+      </w:r>
+      <w:r>
+        <w:t xml:space="preserve">converts this raw data </w:t>
+      </w:r>
+      <w:r>
+        <w:t>into data tables</w:t>
+      </w:r>
+      <w:r>
+        <w:t xml:space="preserve"> organized by year and </w:t>
+      </w:r>
+      <w:r>
+        <w:t>header sections of the Form 990 document.</w:t>
+      </w:r>
+      <w:r>
+        <w:rPr>
+          <w:rStyle w:val="FootnoteReference"/>
+        </w:rPr>
+        <w:footnoteReference w:id="6"/>
+      </w:r>
+      <w:r>
+        <w:t xml:space="preserve"> </w:t>
+      </w:r>
+      <w:r>
+        <w:t xml:space="preserve">I compiled this collection </w:t>
+      </w:r>
+      <w:r>
+        <w:t xml:space="preserve">from the NCCS </w:t>
+      </w:r>
+      <w:r>
+        <w:t xml:space="preserve">of </w:t>
+      </w:r>
+      <w:r>
+        <w:t>.</w:t>
+      </w:r>
+      <w:r>
+        <w:t xml:space="preserve">CSV files into </w:t>
+      </w:r>
+      <w:r>
+        <w:t>a</w:t>
+      </w:r>
+      <w:r>
+        <w:t xml:space="preserve"> raw dataset</w:t>
+      </w:r>
+      <w:r>
+        <w:t xml:space="preserve">, then added supplemental data, then imposed necessary restrictions. </w:t>
+      </w:r>
+      <w:r>
+        <w:t xml:space="preserve"> </w:t>
+      </w:r>
+    </w:p>
+    <w:p>
+      <w:pPr>
+        <w:ind w:firstLine="720"/>
+      </w:pPr>
+      <w:r>
+        <w:t>Th</w:t>
+      </w:r>
+      <w:r>
+        <w:t xml:space="preserve">is preliminary dataset of Form 990 data </w:t>
+      </w:r>
+      <w:r>
+        <w:t xml:space="preserve">is in Panel form. </w:t>
+      </w:r>
+      <w:r>
+        <w:t xml:space="preserve">Each organization </w:t>
+      </w:r>
+      <w:r>
+        <w:t xml:space="preserve">fulfilling the </w:t>
+      </w:r>
+      <w:r>
+        <w:t xml:space="preserve">IRS’s requirements for filing is </w:t>
+      </w:r>
+      <w:r>
+        <w:t xml:space="preserve">observed in at least multiple years of </w:t>
+      </w:r>
+      <w:r>
+        <w:t>data.</w:t>
+      </w:r>
+      <w:r>
+        <w:t xml:space="preserve"> </w:t>
+      </w:r>
+      <w:r>
+        <w:t xml:space="preserve">Each organization is only observed once per year; however, not all the same </w:t>
+      </w:r>
+      <w:r>
+        <w:t>entities</w:t>
+      </w:r>
+      <w:r>
+        <w:t xml:space="preserve"> are included in each year.</w:t>
+      </w:r>
+      <w:r>
+        <w:t xml:space="preserve"> </w:t>
+      </w:r>
+      <w:r>
+        <w:t xml:space="preserve">This makes the panel data unbalanced. </w:t>
+      </w:r>
+      <w:r>
+        <w:t xml:space="preserve">Specifically, </w:t>
+      </w:r>
+      <w:r>
+        <w:t xml:space="preserve">the data reports raw variables for </w:t>
+      </w:r>
+      <w:r>
+        <w:t xml:space="preserve">revenues, expenses, </w:t>
+      </w:r>
+      <w:r>
+        <w:t xml:space="preserve">activities, and governance of each organization. This includes granular </w:t>
+      </w:r>
+      <w:r>
+        <w:t>financial data</w:t>
+      </w:r>
+      <w:r>
+        <w:t xml:space="preserve"> </w:t>
+      </w:r>
+      <w:r>
+        <w:lastRenderedPageBreak/>
+        <w:t xml:space="preserve">for the entire scope of operations </w:t>
+      </w:r>
+      <w:r>
+        <w:t>(</w:t>
+      </w:r>
+      <w:r>
+        <w:t>i.e.,</w:t>
+      </w:r>
+      <w:r>
+        <w:t xml:space="preserve"> </w:t>
+      </w:r>
+      <w:r>
+        <w:t>“</w:t>
+      </w:r>
+      <w:r>
+        <w:t>Grants and other</w:t>
+      </w:r>
+      <w:r>
+        <w:t xml:space="preserve"> monetary</w:t>
+      </w:r>
+      <w:r>
+        <w:t xml:space="preserve"> assistance to domestic</w:t>
+      </w:r>
+      <w:r>
+        <w:t xml:space="preserve"> </w:t>
+      </w:r>
+      <w:r>
+        <w:t>individuals</w:t>
+      </w:r>
+      <w:r>
+        <w:t xml:space="preserve">,” Part IX: Statement of Functional Expenses), </w:t>
+      </w:r>
+      <w:r>
+        <w:t xml:space="preserve">categorical </w:t>
+      </w:r>
+      <w:r>
+        <w:t>information</w:t>
+      </w:r>
+      <w:r>
+        <w:t xml:space="preserve"> of the entity</w:t>
+      </w:r>
+      <w:r>
+        <w:t xml:space="preserve"> (i.e., </w:t>
+      </w:r>
+      <w:r>
+        <w:t xml:space="preserve">“Form of Organization,” Part 0: </w:t>
+      </w:r>
+      <w:r>
+        <w:t>Header</w:t>
+      </w:r>
+      <w:r>
+        <w:t>),</w:t>
+      </w:r>
+      <w:r>
+        <w:t xml:space="preserve"> and summarized finances</w:t>
+      </w:r>
+      <w:r>
+        <w:t xml:space="preserve"> and balance sheet </w:t>
+      </w:r>
+      <w:r>
+        <w:t xml:space="preserve">(i.e., </w:t>
+      </w:r>
+      <w:r>
+        <w:t>“Total Assets</w:t>
+      </w:r>
+      <w:r>
+        <w:t>,</w:t>
+      </w:r>
+      <w:r>
+        <w:t>”</w:t>
+      </w:r>
+      <w:r>
+        <w:t xml:space="preserve"> Part I: Summary).</w:t>
+      </w:r>
+      <w:r>
+        <w:t xml:space="preserve"> </w:t>
+      </w:r>
+      <w:r>
+        <w:t xml:space="preserve">For this </w:t>
+      </w:r>
+      <w:r>
+        <w:t>thesis</w:t>
+      </w:r>
+      <w:r>
+        <w:t xml:space="preserve">, I rely on </w:t>
+      </w:r>
+      <w:r>
+        <w:t>mostly summarized financial variables from the dataset.</w:t>
+      </w:r>
+    </w:p>
+    <w:p>
+      <w:pPr>
+        <w:ind w:firstLine="720"/>
+      </w:pPr>
+      <w:r>
+        <w:t>To supplement th</w:t>
+      </w:r>
+      <w:r>
+        <w:t xml:space="preserve">e Form 990 </w:t>
+      </w:r>
+      <w:r>
+        <w:t xml:space="preserve">dataset, </w:t>
       </w:r>
       <w:r>
         <w:t xml:space="preserve">the </w:t>
@@ -1832,15 +2352,140 @@
         <w:t xml:space="preserve"> adopted by the IRS</w:t>
       </w:r>
       <w:r>
-        <w:t xml:space="preserve">. So, </w:t>
-      </w:r>
-      <w:r>
-        <w:t>I coded</w:t>
+        <w:t>.</w:t>
+      </w:r>
+    </w:p>
+    <w:p>
+      <w:pPr>
+        <w:ind w:firstLine="720"/>
+      </w:pPr>
+      <w:r>
+        <w:t xml:space="preserve">While filing </w:t>
+      </w:r>
+      <w:r>
+        <w:t xml:space="preserve">a </w:t>
+      </w:r>
+      <w:r>
+        <w:t>Form 990, or tax exemption form, a</w:t>
+      </w:r>
+      <w:r>
+        <w:t xml:space="preserve">n organization </w:t>
+      </w:r>
+      <w:r>
+        <w:t>could list up to three activity codes to describe up to three of their main</w:t>
+      </w:r>
+      <w:r>
+        <w:t xml:space="preserve"> products/services provided. </w:t>
+      </w:r>
+      <w:r>
+        <w:t xml:space="preserve">Exempt organizations founded before </w:t>
+      </w:r>
+      <w:r>
+        <w:t xml:space="preserve">1995 </w:t>
+      </w:r>
+      <w:r>
+        <w:t>must continue using the activity codes. The activity codes for all non-profit organization</w:t>
+      </w:r>
+      <w:r>
+        <w:t xml:space="preserve">, </w:t>
+      </w:r>
+      <w:commentRangeStart w:id="7"/>
+      <w:r>
+        <w:t>past and present</w:t>
+      </w:r>
+      <w:commentRangeEnd w:id="7"/>
+      <w:r>
+        <w:rPr>
+          <w:rStyle w:val="CommentReference"/>
+          <w:sz w:val="24"/>
+          <w:szCs w:val="24"/>
+        </w:rPr>
+        <w:commentReference w:id="7"/>
+      </w:r>
+      <w:r>
+        <w:t>,</w:t>
       </w:r>
       <w:r>
         <w:t xml:space="preserve"> </w:t>
       </w:r>
       <w:r>
+        <w:t>are</w:t>
+      </w:r>
+      <w:r>
+        <w:t xml:space="preserve"> in the </w:t>
+      </w:r>
+      <w:r>
+        <w:t>Internal Revenue Service's Business Master File.</w:t>
+      </w:r>
+      <w:r>
+        <w:rPr>
+          <w:rStyle w:val="FootnoteReference"/>
+          <w:color w:val="EE0000"/>
+        </w:rPr>
+        <w:footnoteReference w:id="7"/>
+      </w:r>
+      <w:r>
+        <w:t xml:space="preserve"> </w:t>
+      </w:r>
+      <w:r>
+        <w:t xml:space="preserve">Organizations founded after 1995 must use the new </w:t>
+      </w:r>
+      <w:r>
+        <w:t>National Taxonomy of Exempt Entity (NTEE) coding system</w:t>
+      </w:r>
+      <w:r>
+        <w:t xml:space="preserve">. </w:t>
+      </w:r>
+      <w:r>
+        <w:t xml:space="preserve">The NTEE code for all non-profit organizations, past and present, </w:t>
+      </w:r>
+      <w:r>
+        <w:t>is</w:t>
+      </w:r>
+      <w:r>
+        <w:t xml:space="preserve"> </w:t>
+      </w:r>
+      <w:r>
+        <w:t xml:space="preserve">also </w:t>
+      </w:r>
+      <w:r>
+        <w:t>in the Business Master File.</w:t>
+      </w:r>
+      <w:r>
+        <w:rPr>
+          <w:rStyle w:val="FootnoteReference"/>
+          <w:color w:val="000000" w:themeColor="text1"/>
+        </w:rPr>
+        <w:footnoteReference w:id="8"/>
+      </w:r>
+      <w:r>
+        <w:t xml:space="preserve"> </w:t>
+      </w:r>
+      <w:r>
+        <w:t>This master file is divided for each US state, based on organization headquarters location. For each state, there is a .CSV file.</w:t>
+      </w:r>
+      <w:r>
+        <w:t xml:space="preserve"> First</w:t>
+      </w:r>
+      <w:r>
+        <w:t xml:space="preserve">, </w:t>
+      </w:r>
+      <w:r>
+        <w:t>I</w:t>
+      </w:r>
+      <w:r>
+        <w:t xml:space="preserve"> combined all 50</w:t>
+      </w:r>
+      <w:r>
+        <w:t xml:space="preserve"> files into a master list then</w:t>
+      </w:r>
+      <w:r>
+        <w:t xml:space="preserve"> coded</w:t>
+      </w:r>
+      <w:r>
+        <w:t xml:space="preserve"> </w:t>
+      </w:r>
+      <w:r>
         <w:t xml:space="preserve">a matching function </w:t>
       </w:r>
       <w:r>
@@ -1871,7 +2516,31 @@
         <w:t xml:space="preserve">by the function </w:t>
       </w:r>
       <w:r>
-        <w:t xml:space="preserve">to the nearest NTEE code for this thesis. Below is a table of all NTEE codes, which are all representative in this </w:t>
+        <w:t xml:space="preserve">to the nearest NTEE code for this thesis. </w:t>
+      </w:r>
+      <w:r>
+        <w:t>I manually matched each activity code category to a related NTEE code category.</w:t>
+      </w:r>
+    </w:p>
+    <w:p>
+      <w:pPr>
+        <w:pStyle w:val="Editing"/>
+      </w:pPr>
+      <w:r>
+        <w:t>Describe how I could do that…</w:t>
+      </w:r>
+    </w:p>
+    <w:p>
+      <w:pPr>
+        <w:ind w:firstLine="720"/>
+        <w:rPr>
+          <w:color w:val="EE0000"/>
+          <w:u w:val="single"/>
+        </w:rPr>
+      </w:pPr>
+      <w:r>
+        <w:lastRenderedPageBreak/>
+        <w:t xml:space="preserve">Below is a table of all NTEE codes, which are all representative in this </w:t>
       </w:r>
       <w:r>
         <w:t>thesis’</w:t>
@@ -2576,7 +3245,6 @@
                 <w:szCs w:val="22"/>
                 <w14:ligatures w14:val="none"/>
               </w:rPr>
-              <w:lastRenderedPageBreak/>
               <w:t>D</w:t>
             </w:r>
           </w:p>
@@ -5313,6 +5981,7 @@
                 <w:szCs w:val="22"/>
                 <w14:ligatures w14:val="none"/>
               </w:rPr>
+              <w:lastRenderedPageBreak/>
               <w:t>W</w:t>
             </w:r>
           </w:p>
@@ -5846,20 +6515,47 @@
     </w:tbl>
     <w:p/>
     <w:p>
-      <w:r>
-        <w:t xml:space="preserve"> </w:t>
+      <w:pPr>
+        <w:pStyle w:val="Editing"/>
+        <w:ind w:firstLine="0"/>
+      </w:pPr>
+      <w:r>
+        <w:tab/>
+        <w:t xml:space="preserve">To further supplement this dataset, I gathered real GDP data for </w:t>
+      </w:r>
+      <w:r>
+        <w:t xml:space="preserve">each state. </w:t>
+      </w:r>
+    </w:p>
+    <w:p>
+      <w:pPr>
+        <w:pStyle w:val="Editing"/>
+      </w:pPr>
+      <w:r>
+        <w:tab/>
+        <w:t>The data is collected by…</w:t>
+      </w:r>
+    </w:p>
+    <w:p>
+      <w:pPr>
+        <w:pStyle w:val="Editing"/>
+      </w:pPr>
+      <w:r>
+        <w:t>Basically what the data looks like and what I did to it… (is in raw number I think</w:t>
+      </w:r>
+      <w:r>
+        <w:t xml:space="preserve"> and I turned it into a growth percent).</w:t>
       </w:r>
     </w:p>
     <w:p>
       <w:pPr>
         <w:pStyle w:val="Heading2"/>
       </w:pPr>
-      <w:bookmarkStart w:id="7" w:name="_Toc223509211"/>
-      <w:r>
-        <w:lastRenderedPageBreak/>
+      <w:bookmarkStart w:id="8" w:name="_Toc224065634"/>
+      <w:r>
         <w:t>Restrictions</w:t>
       </w:r>
-      <w:bookmarkEnd w:id="7"/>
+      <w:bookmarkEnd w:id="8"/>
     </w:p>
     <w:p>
       <w:pPr>
@@ -5872,7 +6568,7 @@
         <w:rPr>
           <w:rStyle w:val="FootnoteReference"/>
         </w:rPr>
-        <w:footnoteReference w:id="5"/>
+        <w:footnoteReference w:id="9"/>
       </w:r>
       <w:r>
         <w:t xml:space="preserve"> Additionally, an organization that is not contributing a public benefit is at risk of losings its special status. So, three consecutive years of zero program expenses, assuming this shows zero public benefit, is a reasonable restriction to make. </w:t>
@@ -5906,35 +6602,30 @@
       <w:r>
         <w:t xml:space="preserve"> </w:t>
       </w:r>
-      <w:proofErr w:type="gramStart"/>
-      <w:r>
-        <w:t>operate</w:t>
-      </w:r>
-      <w:proofErr w:type="gramEnd"/>
-      <w:r>
-        <w:t xml:space="preserve"> differently.</w:t>
+      <w:r>
+        <w:t>operate differently.</w:t>
       </w:r>
       <w:r>
         <w:rPr>
           <w:rStyle w:val="FootnoteReference"/>
         </w:rPr>
-        <w:footnoteReference w:id="6"/>
+        <w:footnoteReference w:id="10"/>
       </w:r>
       <w:r>
         <w:t xml:space="preserve"> </w:t>
       </w:r>
-      <w:commentRangeStart w:id="8"/>
+      <w:commentRangeStart w:id="9"/>
       <w:r>
         <w:t xml:space="preserve">Shon et. al. </w:t>
       </w:r>
-      <w:commentRangeEnd w:id="8"/>
+      <w:commentRangeEnd w:id="9"/>
       <w:r>
         <w:rPr>
           <w:rStyle w:val="CommentReference"/>
-          <w:kern w:val="0"/>
-          <w14:ligatures w14:val="none"/>
-        </w:rPr>
-        <w:commentReference w:id="8"/>
+          <w:sz w:val="24"/>
+          <w:szCs w:val="24"/>
+        </w:rPr>
+        <w:commentReference w:id="9"/>
       </w:r>
       <w:r>
         <w:t xml:space="preserve">find that </w:t>
@@ -5943,42 +6634,30 @@
         <w:t>changing revenue</w:t>
       </w:r>
       <w:r>
-        <w:t xml:space="preserve"> concentrations does not have a significant impact on hospital or school spending patterns. </w:t>
-      </w:r>
-      <w:r>
-        <w:t xml:space="preserve">Further, these institutions </w:t>
-      </w:r>
-      <w:proofErr w:type="gramStart"/>
-      <w:r>
-        <w:t>represent</w:t>
-      </w:r>
-      <w:proofErr w:type="gramEnd"/>
-      <w:r>
-        <w:t xml:space="preserve"> some of the largest outliers in the dataset </w:t>
+        <w:t xml:space="preserve"> concentrations does not have a significant impact on hospital or school </w:t>
+      </w:r>
+      <w:r>
+        <w:lastRenderedPageBreak/>
+        <w:t xml:space="preserve">spending patterns. </w:t>
+      </w:r>
+      <w:r>
+        <w:t xml:space="preserve">Further, these institutions represent some of the largest outliers in the dataset </w:t>
       </w:r>
       <w:r>
         <w:t>and demand</w:t>
       </w:r>
       <w:r>
-        <w:t xml:space="preserve"> for their services is </w:t>
-      </w:r>
-      <w:proofErr w:type="gramStart"/>
-      <w:r>
-        <w:t>likely inelastic</w:t>
-      </w:r>
-      <w:proofErr w:type="gramEnd"/>
-      <w:r>
-        <w:t xml:space="preserve">. </w:t>
-      </w:r>
-      <w:commentRangeStart w:id="9"/>
-      <w:commentRangeEnd w:id="9"/>
+        <w:t xml:space="preserve"> for their services is likely inelastic. </w:t>
+      </w:r>
+      <w:commentRangeStart w:id="10"/>
+      <w:commentRangeEnd w:id="10"/>
       <w:r>
         <w:rPr>
           <w:rStyle w:val="CommentReference"/>
-          <w:kern w:val="0"/>
-          <w14:ligatures w14:val="none"/>
-        </w:rPr>
-        <w:commentReference w:id="9"/>
+          <w:sz w:val="24"/>
+          <w:szCs w:val="24"/>
+        </w:rPr>
+        <w:commentReference w:id="10"/>
       </w:r>
       <w:r>
         <w:t>This drops 558,692 observations.</w:t>
@@ -6004,7 +6683,7 @@
         <w:rPr>
           <w:rStyle w:val="FootnoteReference"/>
         </w:rPr>
-        <w:footnoteReference w:id="7"/>
+        <w:footnoteReference w:id="11"/>
       </w:r>
       <w:r>
         <w:t xml:space="preserve"> </w:t>
@@ -6069,11 +6748,7 @@
         <w:t xml:space="preserve"> My </w:t>
       </w:r>
       <w:r>
-        <w:t xml:space="preserve">economic variables are based in the 50 united states, and I do not have data for countries or states </w:t>
-      </w:r>
-      <w:r>
-        <w:lastRenderedPageBreak/>
-        <w:t xml:space="preserve">outside of this scope. Also, </w:t>
+        <w:t xml:space="preserve">economic variables are based in the 50 united states, and I do not have data for countries or states outside of this scope. Also, </w:t>
       </w:r>
       <w:r>
         <w:t>I hope for potential policy or business recommendations</w:t>
@@ -6139,7 +6814,7 @@
       <w:r>
         <w:t xml:space="preserve">is limits the data set to </w:t>
       </w:r>
-      <w:commentRangeStart w:id="10"/>
+      <w:commentRangeStart w:id="11"/>
       <w:r>
         <w:t>3</w:t>
       </w:r>
@@ -6170,14 +6845,14 @@
       <w:r>
         <w:t xml:space="preserve"> unique organizations (from 738,790).</w:t>
       </w:r>
-      <w:commentRangeEnd w:id="10"/>
+      <w:commentRangeEnd w:id="11"/>
       <w:r>
         <w:rPr>
           <w:rStyle w:val="CommentReference"/>
-          <w:kern w:val="0"/>
-          <w14:ligatures w14:val="none"/>
-        </w:rPr>
-        <w:commentReference w:id="10"/>
+          <w:sz w:val="24"/>
+          <w:szCs w:val="24"/>
+        </w:rPr>
+        <w:commentReference w:id="11"/>
       </w:r>
       <w:r>
         <w:t xml:space="preserve"> </w:t>
@@ -6213,7 +6888,11 @@
         <w:t xml:space="preserve"> balanced</w:t>
       </w:r>
       <w:r>
-        <w:t>, in contrast to before the restrictions or calculating log() values</w:t>
+        <w:t xml:space="preserve">, in contrast to before the </w:t>
+      </w:r>
+      <w:r>
+        <w:lastRenderedPageBreak/>
+        <w:t>restrictions or calculating log() values</w:t>
       </w:r>
       <w:r>
         <w:t>.</w:t>
@@ -6250,11 +6929,11 @@
       <w:pPr>
         <w:pStyle w:val="Heading2"/>
       </w:pPr>
-      <w:bookmarkStart w:id="11" w:name="_Toc223509212"/>
+      <w:bookmarkStart w:id="12" w:name="_Toc224065635"/>
       <w:r>
         <w:t>Description</w:t>
       </w:r>
-      <w:bookmarkEnd w:id="11"/>
+      <w:bookmarkEnd w:id="12"/>
     </w:p>
     <w:p>
       <w:r>
@@ -6289,9 +6968,8 @@
         <w:rPr>
           <w:noProof/>
         </w:rPr>
-        <w:lastRenderedPageBreak/>
         <w:drawing>
-          <wp:inline distT="0" distB="0" distL="0" distR="0" wp14:anchorId="1F487A93" wp14:editId="7B2FDA7A">
+          <wp:inline distT="0" distB="0" distL="0" distR="0" wp14:anchorId="1F487A93" wp14:editId="692B7756">
             <wp:extent cx="5943600" cy="4457700"/>
             <wp:effectExtent l="0" t="0" r="0" b="0"/>
             <wp:docPr id="1905846790" name="Picture 1" descr="A green and black graph&#10;&#10;AI-generated content may be incorrect."/>
@@ -6357,7 +7035,7 @@
         </w:rPr>
         <w:lastRenderedPageBreak/>
         <w:drawing>
-          <wp:inline distT="0" distB="0" distL="0" distR="0" wp14:anchorId="6CC7873B" wp14:editId="45196B22">
+          <wp:inline distT="0" distB="0" distL="0" distR="0" wp14:anchorId="6CC7873B" wp14:editId="0574B409">
             <wp:extent cx="5943600" cy="4457700"/>
             <wp:effectExtent l="0" t="0" r="0" b="0"/>
             <wp:docPr id="1527895574" name="Picture 2" descr="A graph of a number of expenses&#10;&#10;AI-generated content may be incorrect."/>
@@ -6417,7 +7095,7 @@
         </w:rPr>
         <w:lastRenderedPageBreak/>
         <w:drawing>
-          <wp:inline distT="0" distB="0" distL="0" distR="0" wp14:anchorId="65E2E482" wp14:editId="71B695F7">
+          <wp:inline distT="0" distB="0" distL="0" distR="0" wp14:anchorId="65E2E482" wp14:editId="341785CC">
             <wp:extent cx="5943600" cy="4457700"/>
             <wp:effectExtent l="0" t="0" r="0" b="0"/>
             <wp:docPr id="1609654299" name="Picture 3" descr="A graph of growth in years&#10;&#10;AI-generated content may be incorrect."/>
@@ -6953,7 +7631,6 @@
                 <w14:ligatures w14:val="none"/>
               </w:rPr>
             </w:pPr>
-            <w:proofErr w:type="spellStart"/>
             <w:r>
               <w:rPr>
                 <w:kern w:val="0"/>
@@ -6963,7 +7640,6 @@
               </w:rPr>
               <w:t>donation_revenue</w:t>
             </w:r>
-            <w:proofErr w:type="spellEnd"/>
           </w:p>
         </w:tc>
         <w:tc>
@@ -7323,7 +7999,6 @@
                 <w14:ligatures w14:val="none"/>
               </w:rPr>
             </w:pPr>
-            <w:proofErr w:type="spellStart"/>
             <w:r>
               <w:rPr>
                 <w:kern w:val="0"/>
@@ -7333,7 +8008,6 @@
               </w:rPr>
               <w:t>fundraising_revenue</w:t>
             </w:r>
-            <w:proofErr w:type="spellEnd"/>
           </w:p>
         </w:tc>
         <w:tc>
@@ -7702,7 +8376,6 @@
                 <w14:ligatures w14:val="none"/>
               </w:rPr>
             </w:pPr>
-            <w:proofErr w:type="spellStart"/>
             <w:r>
               <w:rPr>
                 <w:kern w:val="0"/>
@@ -7712,7 +8385,6 @@
               </w:rPr>
               <w:t>gdp_change_percent</w:t>
             </w:r>
-            <w:proofErr w:type="spellEnd"/>
           </w:p>
         </w:tc>
         <w:tc>
@@ -8069,7 +8741,6 @@
                 <w14:ligatures w14:val="none"/>
               </w:rPr>
             </w:pPr>
-            <w:proofErr w:type="spellStart"/>
             <w:r>
               <w:rPr>
                 <w:kern w:val="0"/>
@@ -8079,7 +8750,6 @@
               </w:rPr>
               <w:t>government_revenue</w:t>
             </w:r>
-            <w:proofErr w:type="spellEnd"/>
           </w:p>
         </w:tc>
         <w:tc>
@@ -8448,7 +9118,6 @@
                 <w14:ligatures w14:val="none"/>
               </w:rPr>
             </w:pPr>
-            <w:proofErr w:type="spellStart"/>
             <w:r>
               <w:rPr>
                 <w:kern w:val="0"/>
@@ -8458,7 +9127,6 @@
               </w:rPr>
               <w:t>investment_revenue</w:t>
             </w:r>
-            <w:proofErr w:type="spellEnd"/>
           </w:p>
         </w:tc>
         <w:tc>
@@ -8818,7 +9486,6 @@
                 <w14:ligatures w14:val="none"/>
               </w:rPr>
             </w:pPr>
-            <w:proofErr w:type="spellStart"/>
             <w:r>
               <w:rPr>
                 <w:kern w:val="0"/>
@@ -8828,7 +9495,6 @@
               </w:rPr>
               <w:t>membership_revenue</w:t>
             </w:r>
-            <w:proofErr w:type="spellEnd"/>
           </w:p>
         </w:tc>
         <w:tc>
@@ -9197,7 +9863,6 @@
                 <w14:ligatures w14:val="none"/>
               </w:rPr>
             </w:pPr>
-            <w:proofErr w:type="spellStart"/>
             <w:r>
               <w:rPr>
                 <w:kern w:val="0"/>
@@ -9207,7 +9872,6 @@
               </w:rPr>
               <w:t>other_revenue</w:t>
             </w:r>
-            <w:proofErr w:type="spellEnd"/>
           </w:p>
         </w:tc>
         <w:tc>
@@ -9252,47 +9916,7 @@
                 <w:szCs w:val="22"/>
                 <w14:ligatures w14:val="none"/>
               </w:rPr>
-              <w:t>Miscellaneous revenue from other sources (</w:t>
-            </w:r>
-            <w:proofErr w:type="gramStart"/>
-            <w:r>
-              <w:rPr>
-                <w:kern w:val="0"/>
-                <w:sz w:val="22"/>
-                <w:szCs w:val="22"/>
-                <w14:ligatures w14:val="none"/>
-              </w:rPr>
-              <w:t>i.e.</w:t>
-            </w:r>
-            <w:proofErr w:type="gramEnd"/>
-            <w:r>
-              <w:rPr>
-                <w:kern w:val="0"/>
-                <w:sz w:val="22"/>
-                <w:szCs w:val="22"/>
-                <w14:ligatures w14:val="none"/>
-              </w:rPr>
-              <w:t xml:space="preserve"> sale of property, </w:t>
-            </w:r>
-            <w:proofErr w:type="gramStart"/>
-            <w:r>
-              <w:rPr>
-                <w:kern w:val="0"/>
-                <w:sz w:val="22"/>
-                <w:szCs w:val="22"/>
-                <w14:ligatures w14:val="none"/>
-              </w:rPr>
-              <w:t>etc.</w:t>
-            </w:r>
-            <w:proofErr w:type="gramEnd"/>
-            <w:r>
-              <w:rPr>
-                <w:kern w:val="0"/>
-                <w:sz w:val="22"/>
-                <w:szCs w:val="22"/>
-                <w14:ligatures w14:val="none"/>
-              </w:rPr>
-              <w:t>)</w:t>
+              <w:t>Miscellaneous revenue from other sources (i.e. sale of property, etc.)</w:t>
             </w:r>
           </w:p>
         </w:tc>
@@ -9598,7 +10222,6 @@
                 <w14:ligatures w14:val="none"/>
               </w:rPr>
             </w:pPr>
-            <w:proofErr w:type="spellStart"/>
             <w:r>
               <w:rPr>
                 <w:kern w:val="0"/>
@@ -9608,7 +10231,6 @@
               </w:rPr>
               <w:t>total_program_expenses</w:t>
             </w:r>
-            <w:proofErr w:type="spellEnd"/>
           </w:p>
         </w:tc>
         <w:tc>
@@ -9653,27 +10275,7 @@
                 <w:szCs w:val="22"/>
                 <w14:ligatures w14:val="none"/>
               </w:rPr>
-              <w:t xml:space="preserve">Total expenses directed towards programs. </w:t>
-            </w:r>
-            <w:proofErr w:type="gramStart"/>
-            <w:r>
-              <w:rPr>
-                <w:kern w:val="0"/>
-                <w:sz w:val="22"/>
-                <w:szCs w:val="22"/>
-                <w14:ligatures w14:val="none"/>
-              </w:rPr>
-              <w:t>Represents</w:t>
-            </w:r>
-            <w:proofErr w:type="gramEnd"/>
-            <w:r>
-              <w:rPr>
-                <w:kern w:val="0"/>
-                <w:sz w:val="22"/>
-                <w:szCs w:val="22"/>
-                <w14:ligatures w14:val="none"/>
-              </w:rPr>
-              <w:t xml:space="preserve"> the demand for the organization's services.</w:t>
+              <w:t>Total expenses directed towards programs. Represents the demand for the organization's services.</w:t>
             </w:r>
           </w:p>
         </w:tc>
@@ -9988,7 +10590,6 @@
                 <w14:ligatures w14:val="none"/>
               </w:rPr>
             </w:pPr>
-            <w:proofErr w:type="spellStart"/>
             <w:r>
               <w:rPr>
                 <w:kern w:val="0"/>
@@ -9998,7 +10599,6 @@
               </w:rPr>
               <w:t>total_revenue</w:t>
             </w:r>
-            <w:proofErr w:type="spellEnd"/>
           </w:p>
         </w:tc>
         <w:tc>
@@ -10043,27 +10643,7 @@
                 <w:szCs w:val="22"/>
                 <w14:ligatures w14:val="none"/>
               </w:rPr>
-              <w:t xml:space="preserve">Total revenue from all sources. </w:t>
-            </w:r>
-            <w:proofErr w:type="gramStart"/>
-            <w:r>
-              <w:rPr>
-                <w:kern w:val="0"/>
-                <w:sz w:val="22"/>
-                <w:szCs w:val="22"/>
-                <w14:ligatures w14:val="none"/>
-              </w:rPr>
-              <w:t>Represents</w:t>
-            </w:r>
-            <w:proofErr w:type="gramEnd"/>
-            <w:r>
-              <w:rPr>
-                <w:kern w:val="0"/>
-                <w:sz w:val="22"/>
-                <w:szCs w:val="22"/>
-                <w14:ligatures w14:val="none"/>
-              </w:rPr>
-              <w:t xml:space="preserve"> the supply of the organization's services.</w:t>
+              <w:t>Total revenue from all sources. Represents the supply of the organization's services.</w:t>
             </w:r>
           </w:p>
         </w:tc>
@@ -10684,7 +11264,6 @@
                 <w14:ligatures w14:val="none"/>
               </w:rPr>
             </w:pPr>
-            <w:proofErr w:type="spellStart"/>
             <w:r>
               <w:rPr>
                 <w:kern w:val="0"/>
@@ -10694,7 +11273,6 @@
               </w:rPr>
               <w:t>organization_ein</w:t>
             </w:r>
-            <w:proofErr w:type="spellEnd"/>
           </w:p>
         </w:tc>
         <w:tc>
@@ -10991,7 +11569,6 @@
                 <w14:ligatures w14:val="none"/>
               </w:rPr>
             </w:pPr>
-            <w:proofErr w:type="spellStart"/>
             <w:r>
               <w:rPr>
                 <w:kern w:val="0"/>
@@ -11001,7 +11578,6 @@
               </w:rPr>
               <w:t>organization_name</w:t>
             </w:r>
-            <w:proofErr w:type="spellEnd"/>
           </w:p>
         </w:tc>
         <w:tc>
@@ -11351,19 +11927,8 @@
                 <w:szCs w:val="22"/>
                 <w14:ligatures w14:val="none"/>
               </w:rPr>
-              <w:t xml:space="preserve">State where the organization is </w:t>
-            </w:r>
-            <w:proofErr w:type="gramStart"/>
-            <w:r>
-              <w:rPr>
-                <w:kern w:val="0"/>
-                <w:sz w:val="22"/>
-                <w:szCs w:val="22"/>
-                <w14:ligatures w14:val="none"/>
-              </w:rPr>
-              <w:t>located</w:t>
-            </w:r>
-            <w:proofErr w:type="gramEnd"/>
+              <w:t>State where the organization is located</w:t>
+            </w:r>
           </w:p>
         </w:tc>
         <w:tc>
@@ -11929,29 +12494,7 @@
                 <w:szCs w:val="22"/>
                 <w14:ligatures w14:val="none"/>
               </w:rPr>
-              <w:t xml:space="preserve">* Observations for categorical variables </w:t>
-            </w:r>
-            <w:proofErr w:type="gramStart"/>
-            <w:r>
-              <w:rPr>
-                <w:rFonts w:eastAsia="Helvetica"/>
-                <w:kern w:val="0"/>
-                <w:sz w:val="22"/>
-                <w:szCs w:val="22"/>
-                <w14:ligatures w14:val="none"/>
-              </w:rPr>
-              <w:t>represent</w:t>
-            </w:r>
-            <w:proofErr w:type="gramEnd"/>
-            <w:r>
-              <w:rPr>
-                <w:rFonts w:eastAsia="Helvetica"/>
-                <w:kern w:val="0"/>
-                <w:sz w:val="22"/>
-                <w:szCs w:val="22"/>
-                <w14:ligatures w14:val="none"/>
-              </w:rPr>
-              <w:t xml:space="preserve"> unique counts.</w:t>
+              <w:t>* Observations for categorical variables represent unique counts.</w:t>
             </w:r>
           </w:p>
         </w:tc>
@@ -11973,51 +12516,47 @@
           <w:docGrid w:linePitch="360"/>
         </w:sectPr>
       </w:pPr>
-      <w:bookmarkStart w:id="12" w:name="_Toc223509213"/>
     </w:p>
     <w:p>
       <w:pPr>
         <w:pStyle w:val="Heading1"/>
       </w:pPr>
-      <w:commentRangeStart w:id="13"/>
+      <w:bookmarkStart w:id="13" w:name="_Toc224065636"/>
       <w:commentRangeStart w:id="14"/>
+      <w:commentRangeStart w:id="15"/>
       <w:r>
         <w:lastRenderedPageBreak/>
         <w:t>Methodology</w:t>
       </w:r>
-      <w:commentRangeEnd w:id="13"/>
+      <w:bookmarkEnd w:id="13"/>
+      <w:commentRangeEnd w:id="14"/>
       <w:r>
         <w:rPr>
           <w:rStyle w:val="CommentReference"/>
-          <w:rFonts w:ascii="Times New Roman" w:eastAsia="Times New Roman" w:hAnsi="Times New Roman" w:cs="Times New Roman"/>
-          <w:color w:val="000000"/>
-          <w:kern w:val="0"/>
-          <w14:ligatures w14:val="none"/>
-        </w:rPr>
-        <w:commentReference w:id="13"/>
-      </w:r>
-      <w:commentRangeEnd w:id="14"/>
+          <w:sz w:val="40"/>
+          <w:szCs w:val="40"/>
+        </w:rPr>
+        <w:commentReference w:id="14"/>
+      </w:r>
+      <w:commentRangeEnd w:id="15"/>
       <w:r>
         <w:rPr>
           <w:rStyle w:val="CommentReference"/>
-          <w:rFonts w:ascii="Times New Roman" w:eastAsia="Times New Roman" w:hAnsi="Times New Roman" w:cs="Times New Roman"/>
-          <w:color w:val="000000"/>
-          <w:kern w:val="0"/>
-          <w14:ligatures w14:val="none"/>
-        </w:rPr>
-        <w:commentReference w:id="14"/>
-      </w:r>
-      <w:bookmarkEnd w:id="12"/>
+          <w:sz w:val="40"/>
+          <w:szCs w:val="40"/>
+        </w:rPr>
+        <w:commentReference w:id="15"/>
+      </w:r>
     </w:p>
     <w:p>
       <w:pPr>
         <w:pStyle w:val="Heading2"/>
       </w:pPr>
-      <w:bookmarkStart w:id="15" w:name="_Toc223509214"/>
+      <w:bookmarkStart w:id="16" w:name="_Toc224065637"/>
       <w:r>
         <w:t>Independent Variables</w:t>
       </w:r>
-      <w:bookmarkEnd w:id="15"/>
+      <w:bookmarkEnd w:id="16"/>
     </w:p>
     <w:p>
       <w:pPr>
@@ -12030,7 +12569,7 @@
         <w:rPr>
           <w:vertAlign w:val="superscript"/>
         </w:rPr>
-        <w:footnoteReference w:id="8"/>
+        <w:footnoteReference w:id="12"/>
       </w:r>
       <w:r>
         <w:t xml:space="preserve"> For my research, government grants may be more stable or increased in economically bad times.</w:t>
@@ -12041,32 +12580,24 @@
       <w:pPr>
         <w:pStyle w:val="Heading2"/>
       </w:pPr>
-      <w:bookmarkStart w:id="16" w:name="_Toc223509215"/>
+      <w:bookmarkStart w:id="17" w:name="_Toc224065638"/>
       <w:r>
         <w:t>Dependent Variables</w:t>
       </w:r>
-      <w:bookmarkEnd w:id="16"/>
+      <w:bookmarkEnd w:id="17"/>
     </w:p>
     <w:p>
       <w:pPr>
         <w:ind w:firstLine="720"/>
       </w:pPr>
       <w:r>
-        <w:t xml:space="preserve">According to recent research, citizens have strong preferences for non-profits to expand services, especially in economically </w:t>
-      </w:r>
-      <w:proofErr w:type="gramStart"/>
-      <w:r>
-        <w:t>bad times</w:t>
-      </w:r>
-      <w:proofErr w:type="gramEnd"/>
-      <w:r>
-        <w:t>.</w:t>
+        <w:t>According to recent research, citizens have strong preferences for non-profits to expand services, especially in economically bad times.</w:t>
       </w:r>
       <w:r>
         <w:rPr>
           <w:vertAlign w:val="superscript"/>
         </w:rPr>
-        <w:footnoteReference w:id="9"/>
+        <w:footnoteReference w:id="13"/>
       </w:r>
       <w:r>
         <w:t xml:space="preserve"> </w:t>
@@ -12095,7 +12626,7 @@
         <w:rPr>
           <w:vertAlign w:val="superscript"/>
         </w:rPr>
-        <w:footnoteReference w:id="10"/>
+        <w:footnoteReference w:id="14"/>
       </w:r>
       <w:r>
         <w:t xml:space="preserve"> I do not have the opportunity to survey for such data. From the same research, they </w:t>
@@ -12104,46 +12635,35 @@
         <w:t xml:space="preserve">also </w:t>
       </w:r>
       <w:r>
-        <w:t xml:space="preserve">take the </w:t>
-      </w:r>
-      <w:proofErr w:type="gramStart"/>
-      <w:r>
-        <w:t>log(</w:t>
-      </w:r>
-      <w:proofErr w:type="gramEnd"/>
-      <w:r>
-        <w:t>) value of their dependent variable to make it more comparable across organizations.</w:t>
+        <w:t>take the log() value of their dependent variable to make it more comparable across organizations.</w:t>
       </w:r>
       <w:r>
         <w:rPr>
           <w:vertAlign w:val="superscript"/>
         </w:rPr>
-        <w:footnoteReference w:id="11"/>
+        <w:footnoteReference w:id="15"/>
       </w:r>
     </w:p>
     <w:p>
       <w:pPr>
         <w:pStyle w:val="Heading2"/>
       </w:pPr>
-      <w:bookmarkStart w:id="17" w:name="_Toc223509216"/>
+      <w:bookmarkStart w:id="18" w:name="_Toc224065639"/>
       <w:r>
         <w:lastRenderedPageBreak/>
         <w:t>Regression Models</w:t>
       </w:r>
-      <w:bookmarkEnd w:id="17"/>
+      <w:bookmarkEnd w:id="18"/>
     </w:p>
     <w:p>
       <w:pPr>
         <w:pStyle w:val="Heading3"/>
       </w:pPr>
-      <w:r>
-        <w:t xml:space="preserve">Model </w:t>
-      </w:r>
-      <w:proofErr w:type="gramStart"/>
-      <w:r>
-        <w:t>1</w:t>
-      </w:r>
-      <w:proofErr w:type="gramEnd"/>
+      <w:bookmarkStart w:id="19" w:name="_Toc224065640"/>
+      <w:r>
+        <w:t>Model 1</w:t>
+      </w:r>
+      <w:bookmarkEnd w:id="19"/>
     </w:p>
     <w:p>
       <w:pPr>
@@ -12160,6 +12680,28 @@
       </w:r>
       <w:r>
         <w:t>:</w:t>
+      </w:r>
+    </w:p>
+    <w:p>
+      <w:pPr>
+        <w:pStyle w:val="Editing"/>
+      </w:pPr>
+      <w:r>
+        <w:t xml:space="preserve">Input the base </w:t>
+      </w:r>
+      <w:r>
+        <w:t xml:space="preserve">OLS model that doesn’t have any variable names. </w:t>
+      </w:r>
+    </w:p>
+    <w:p>
+      <w:pPr>
+        <w:pStyle w:val="Editing"/>
+      </w:pPr>
+      <w:r>
+        <w:t xml:space="preserve">Where </w:t>
+      </w:r>
+      <w:r>
+        <w:t>Y = etc, B0 = etc, B1 = my explanatory variable, etc. This forms the model:</w:t>
       </w:r>
     </w:p>
     <w:p>
@@ -12174,6 +12716,38 @@
               <w:rFonts w:ascii="Cambria Math" w:hAnsi="Cambria Math"/>
             </w:rPr>
             <m:t xml:space="preserve">log(Program_Expenses) = </m:t>
+          </m:r>
+          <m:sSub>
+            <m:sSubPr>
+              <m:ctrlPr>
+                <w:rPr>
+                  <w:rFonts w:ascii="Cambria Math" w:hAnsi="Cambria Math"/>
+                  <w:i/>
+                </w:rPr>
+              </m:ctrlPr>
+            </m:sSubPr>
+            <m:e>
+              <m:r>
+                <w:rPr>
+                  <w:rFonts w:ascii="Cambria Math" w:hAnsi="Cambria Math"/>
+                </w:rPr>
+                <m:t>β</m:t>
+              </m:r>
+            </m:e>
+            <m:sub>
+              <m:r>
+                <w:rPr>
+                  <w:rFonts w:ascii="Cambria Math" w:hAnsi="Cambria Math"/>
+                </w:rPr>
+                <m:t>0</m:t>
+              </m:r>
+            </m:sub>
+          </m:sSub>
+          <m:r>
+            <w:rPr>
+              <w:rFonts w:ascii="Cambria Math" w:hAnsi="Cambria Math"/>
+            </w:rPr>
+            <m:t>+</m:t>
           </m:r>
           <m:sSub>
             <m:sSubPr>
@@ -12214,150 +12788,104 @@
       <w:pPr>
         <w:ind w:firstLine="720"/>
         <w:rPr>
-          <w:color w:val="EE0000"/>
+          <w:color w:val="000000" w:themeColor="text1"/>
         </w:rPr>
       </w:pPr>
       <w:r>
         <w:rPr>
-          <w:color w:val="EE0000"/>
+          <w:color w:val="000000" w:themeColor="text1"/>
         </w:rPr>
         <w:t>This is useful becaus</w:t>
       </w:r>
       <w:r>
         <w:rPr>
-          <w:color w:val="EE0000"/>
+          <w:color w:val="000000" w:themeColor="text1"/>
         </w:rPr>
         <w:t>e</w:t>
       </w:r>
       <w:r>
         <w:rPr>
-          <w:color w:val="EE0000"/>
+          <w:color w:val="000000" w:themeColor="text1"/>
         </w:rPr>
         <w:t xml:space="preserve"> </w:t>
       </w:r>
       <w:r>
         <w:rPr>
-          <w:color w:val="EE0000"/>
+          <w:color w:val="000000" w:themeColor="text1"/>
         </w:rPr>
         <w:t xml:space="preserve">it analyzes </w:t>
       </w:r>
       <w:r>
         <w:rPr>
-          <w:color w:val="EE0000"/>
+          <w:color w:val="000000" w:themeColor="text1"/>
         </w:rPr>
         <w:t>the</w:t>
       </w:r>
       <w:r>
         <w:rPr>
-          <w:color w:val="EE0000"/>
+          <w:color w:val="000000" w:themeColor="text1"/>
         </w:rPr>
         <w:t xml:space="preserve"> panel data </w:t>
       </w:r>
       <w:r>
         <w:rPr>
-          <w:color w:val="EE0000"/>
+          <w:color w:val="000000" w:themeColor="text1"/>
         </w:rPr>
         <w:t xml:space="preserve">and </w:t>
       </w:r>
       <w:r>
         <w:rPr>
-          <w:color w:val="EE0000"/>
-        </w:rPr>
-        <w:t xml:space="preserve">will </w:t>
-      </w:r>
-      <w:r>
-        <w:rPr>
-          <w:color w:val="EE0000"/>
-        </w:rPr>
-        <w:t>sho</w:t>
-      </w:r>
-      <w:r>
-        <w:rPr>
-          <w:color w:val="EE0000"/>
-        </w:rPr>
-        <w:t>w a baseline level of correlation if non-profits have a countercyclical trend.</w:t>
-      </w:r>
-      <w:r>
-        <w:rPr>
-          <w:color w:val="EE0000"/>
-        </w:rPr>
-        <w:t xml:space="preserve"> </w:t>
-      </w:r>
-      <w:r>
-        <w:rPr>
-          <w:color w:val="EE0000"/>
-        </w:rPr>
-        <w:t xml:space="preserve">Perhaps organizations are altruistic and restructure their organization knowing times are worse for their constituents. Or, like the rest of the economy, non-profit organizations </w:t>
-      </w:r>
-      <w:proofErr w:type="gramStart"/>
-      <w:r>
-        <w:rPr>
-          <w:color w:val="EE0000"/>
-        </w:rPr>
-        <w:t>are forced</w:t>
-      </w:r>
-      <w:proofErr w:type="gramEnd"/>
-      <w:r>
-        <w:rPr>
-          <w:color w:val="EE0000"/>
-        </w:rPr>
-        <w:t xml:space="preserve"> to downsize in </w:t>
-      </w:r>
-      <w:proofErr w:type="gramStart"/>
-      <w:r>
-        <w:rPr>
-          <w:color w:val="EE0000"/>
-        </w:rPr>
-        <w:t>bad times</w:t>
-      </w:r>
-      <w:proofErr w:type="gramEnd"/>
-      <w:r>
-        <w:rPr>
-          <w:color w:val="EE0000"/>
-        </w:rPr>
-        <w:t xml:space="preserve"> and reduce expenses.</w:t>
+          <w:color w:val="000000" w:themeColor="text1"/>
+        </w:rPr>
+        <w:t>will show a baseline level of correlation if non-profits have a countercyclical trend.</w:t>
+      </w:r>
+      <w:r>
+        <w:rPr>
+          <w:color w:val="000000" w:themeColor="text1"/>
+        </w:rPr>
+        <w:t xml:space="preserve"> Perhaps organizations are altruistic and restructure their organization knowing times are worse for their constituents. Or, like the rest of the economy, non-profit organizations are forced to downsize in bad times and reduce expenses.</w:t>
       </w:r>
     </w:p>
     <w:p>
       <w:pPr>
         <w:ind w:firstLine="720"/>
         <w:rPr>
-          <w:color w:val="EE0000"/>
+          <w:color w:val="000000" w:themeColor="text1"/>
         </w:rPr>
       </w:pPr>
       <w:r>
         <w:rPr>
-          <w:color w:val="EE0000"/>
+          <w:color w:val="000000" w:themeColor="text1"/>
         </w:rPr>
         <w:t xml:space="preserve">Interpreting the results of this model would show </w:t>
       </w:r>
       <w:r>
         <w:rPr>
-          <w:color w:val="EE0000"/>
+          <w:color w:val="000000" w:themeColor="text1"/>
         </w:rPr>
         <w:t>that for a one percentage point increase in real GDP</w:t>
       </w:r>
       <w:r>
         <w:rPr>
-          <w:color w:val="EE0000"/>
+          <w:color w:val="000000" w:themeColor="text1"/>
         </w:rPr>
         <w:t xml:space="preserve">, </w:t>
       </w:r>
       <w:r>
         <w:rPr>
-          <w:color w:val="EE0000"/>
+          <w:color w:val="000000" w:themeColor="text1"/>
         </w:rPr>
         <w:t xml:space="preserve">non-profit program expenses </w:t>
       </w:r>
       <w:r>
         <w:rPr>
-          <w:color w:val="EE0000"/>
+          <w:color w:val="000000" w:themeColor="text1"/>
         </w:rPr>
         <w:t xml:space="preserve">will increase/decrease </w:t>
       </w:r>
       <w:r>
         <w:rPr>
-          <w:color w:val="EE0000"/>
+          <w:color w:val="000000" w:themeColor="text1"/>
         </w:rPr>
         <w:t xml:space="preserve">by a percentage amount. </w:t>
       </w:r>
@@ -12366,128 +12894,114 @@
       <w:pPr>
         <w:ind w:firstLine="720"/>
         <w:rPr>
-          <w:color w:val="EE0000"/>
+          <w:color w:val="000000" w:themeColor="text1"/>
         </w:rPr>
       </w:pPr>
       <w:r>
         <w:rPr>
-          <w:color w:val="EE0000"/>
+          <w:color w:val="000000" w:themeColor="text1"/>
         </w:rPr>
         <w:t>However,</w:t>
       </w:r>
       <w:r>
         <w:rPr>
-          <w:color w:val="EE0000"/>
+          <w:color w:val="000000" w:themeColor="text1"/>
         </w:rPr>
         <w:t xml:space="preserve"> this model will suffer </w:t>
       </w:r>
       <w:r>
         <w:rPr>
-          <w:color w:val="EE0000"/>
+          <w:color w:val="000000" w:themeColor="text1"/>
         </w:rPr>
         <w:t>from</w:t>
       </w:r>
       <w:r>
         <w:rPr>
-          <w:color w:val="EE0000"/>
-        </w:rPr>
-        <w:t xml:space="preserve"> omitted variable bias (</w:t>
-      </w:r>
-      <w:proofErr w:type="spellStart"/>
-      <w:r>
-        <w:rPr>
-          <w:color w:val="EE0000"/>
-        </w:rPr>
-        <w:t>O</w:t>
-      </w:r>
-      <w:r>
-        <w:rPr>
-          <w:color w:val="EE0000"/>
-        </w:rPr>
-        <w:t>VB</w:t>
-      </w:r>
-      <w:proofErr w:type="spellEnd"/>
-      <w:r>
-        <w:rPr>
-          <w:color w:val="EE0000"/>
-        </w:rPr>
-        <w:t>)</w:t>
-      </w:r>
-      <w:r>
-        <w:rPr>
-          <w:color w:val="EE0000"/>
+          <w:color w:val="000000" w:themeColor="text1"/>
+        </w:rPr>
+        <w:t xml:space="preserve"> omitted variable bias (O</w:t>
+      </w:r>
+      <w:r>
+        <w:rPr>
+          <w:color w:val="000000" w:themeColor="text1"/>
+        </w:rPr>
+        <w:t>VB)</w:t>
+      </w:r>
+      <w:r>
+        <w:rPr>
+          <w:color w:val="000000" w:themeColor="text1"/>
         </w:rPr>
         <w:t xml:space="preserve"> </w:t>
       </w:r>
       <w:r>
         <w:rPr>
-          <w:color w:val="EE0000"/>
+          <w:color w:val="000000" w:themeColor="text1"/>
         </w:rPr>
         <w:t xml:space="preserve">and have </w:t>
       </w:r>
       <w:r>
         <w:rPr>
-          <w:color w:val="EE0000"/>
+          <w:color w:val="000000" w:themeColor="text1"/>
         </w:rPr>
         <w:t>imprecise</w:t>
       </w:r>
       <w:r>
         <w:rPr>
-          <w:color w:val="EE0000"/>
+          <w:color w:val="000000" w:themeColor="text1"/>
         </w:rPr>
         <w:t xml:space="preserve"> results because of it. The results may be statistically significant</w:t>
       </w:r>
       <w:r>
         <w:rPr>
-          <w:color w:val="EE0000"/>
+          <w:color w:val="000000" w:themeColor="text1"/>
         </w:rPr>
         <w:t xml:space="preserve"> since it is such a large dataset with many observations but will not have much explanatory power</w:t>
       </w:r>
       <w:r>
         <w:rPr>
-          <w:color w:val="EE0000"/>
+          <w:color w:val="000000" w:themeColor="text1"/>
         </w:rPr>
         <w:t xml:space="preserve"> because</w:t>
       </w:r>
       <w:r>
         <w:rPr>
-          <w:color w:val="EE0000"/>
+          <w:color w:val="000000" w:themeColor="text1"/>
         </w:rPr>
         <w:t xml:space="preserve"> non-profit organizations </w:t>
       </w:r>
       <w:r>
         <w:rPr>
-          <w:color w:val="EE0000"/>
+          <w:color w:val="000000" w:themeColor="text1"/>
         </w:rPr>
         <w:t xml:space="preserve">naturally will </w:t>
       </w:r>
       <w:r>
         <w:rPr>
-          <w:color w:val="EE0000"/>
+          <w:color w:val="000000" w:themeColor="text1"/>
         </w:rPr>
         <w:t>expand</w:t>
       </w:r>
       <w:r>
         <w:rPr>
-          <w:color w:val="EE0000"/>
+          <w:color w:val="000000" w:themeColor="text1"/>
         </w:rPr>
         <w:t xml:space="preserve"> as </w:t>
       </w:r>
       <w:r>
         <w:rPr>
-          <w:color w:val="EE0000"/>
+          <w:color w:val="000000" w:themeColor="text1"/>
         </w:rPr>
         <w:t>the economy expands</w:t>
       </w:r>
       <w:r>
         <w:rPr>
-          <w:color w:val="EE0000"/>
+          <w:color w:val="000000" w:themeColor="text1"/>
         </w:rPr>
         <w:t>, or vice versa</w:t>
       </w:r>
       <w:r>
         <w:rPr>
-          <w:color w:val="EE0000"/>
+          <w:color w:val="000000" w:themeColor="text1"/>
         </w:rPr>
         <w:t xml:space="preserve">. </w:t>
       </w:r>
@@ -12496,144 +13010,144 @@
       <w:pPr>
         <w:ind w:firstLine="720"/>
         <w:rPr>
-          <w:color w:val="EE0000"/>
+          <w:color w:val="000000" w:themeColor="text1"/>
         </w:rPr>
       </w:pPr>
       <w:r>
         <w:rPr>
-          <w:color w:val="EE0000"/>
+          <w:color w:val="000000" w:themeColor="text1"/>
         </w:rPr>
         <w:t>So, to improve the model</w:t>
       </w:r>
       <w:r>
         <w:rPr>
-          <w:color w:val="EE0000"/>
+          <w:color w:val="000000" w:themeColor="text1"/>
         </w:rPr>
         <w:t xml:space="preserve"> there must be controls for </w:t>
       </w:r>
       <w:r>
         <w:rPr>
-          <w:color w:val="EE0000"/>
+          <w:color w:val="000000" w:themeColor="text1"/>
         </w:rPr>
         <w:t xml:space="preserve">variables that </w:t>
       </w:r>
       <w:r>
         <w:rPr>
-          <w:color w:val="EE0000"/>
+          <w:color w:val="000000" w:themeColor="text1"/>
         </w:rPr>
         <w:t>are constant across entities but still change over time and space</w:t>
       </w:r>
       <w:r>
         <w:rPr>
-          <w:color w:val="EE0000"/>
-        </w:rPr>
-        <w:t>,</w:t>
-      </w:r>
-      <w:r>
-        <w:rPr>
-          <w:color w:val="EE0000"/>
-        </w:rPr>
-        <w:t xml:space="preserve"> affecting the regression results. Such as </w:t>
-      </w:r>
-      <w:r>
-        <w:rPr>
-          <w:color w:val="EE0000"/>
+          <w:color w:val="000000" w:themeColor="text1"/>
+        </w:rPr>
+        <w:t xml:space="preserve">. </w:t>
+      </w:r>
+      <w:r>
+        <w:rPr>
+          <w:color w:val="000000" w:themeColor="text1"/>
+        </w:rPr>
+        <w:t xml:space="preserve">Such as </w:t>
+      </w:r>
+      <w:r>
+        <w:rPr>
+          <w:color w:val="000000" w:themeColor="text1"/>
         </w:rPr>
         <w:t>yearly shocks</w:t>
       </w:r>
       <w:r>
         <w:rPr>
-          <w:color w:val="EE0000"/>
+          <w:color w:val="000000" w:themeColor="text1"/>
         </w:rPr>
         <w:t xml:space="preserve">, </w:t>
       </w:r>
       <w:r>
         <w:rPr>
-          <w:color w:val="EE0000"/>
+          <w:color w:val="000000" w:themeColor="text1"/>
         </w:rPr>
         <w:t xml:space="preserve">state </w:t>
       </w:r>
       <w:r>
         <w:rPr>
-          <w:color w:val="EE0000"/>
+          <w:color w:val="000000" w:themeColor="text1"/>
         </w:rPr>
         <w:t>policies</w:t>
       </w:r>
       <w:r>
         <w:rPr>
-          <w:color w:val="EE0000"/>
+          <w:color w:val="000000" w:themeColor="text1"/>
         </w:rPr>
         <w:t xml:space="preserve">, </w:t>
       </w:r>
       <w:r>
         <w:rPr>
-          <w:color w:val="EE0000"/>
+          <w:color w:val="000000" w:themeColor="text1"/>
         </w:rPr>
         <w:t>industry practices</w:t>
       </w:r>
       <w:r>
         <w:rPr>
-          <w:color w:val="EE0000"/>
+          <w:color w:val="000000" w:themeColor="text1"/>
         </w:rPr>
         <w:t xml:space="preserve">, </w:t>
       </w:r>
       <w:r>
         <w:rPr>
-          <w:color w:val="EE0000"/>
+          <w:color w:val="000000" w:themeColor="text1"/>
         </w:rPr>
         <w:t xml:space="preserve">and </w:t>
       </w:r>
       <w:r>
         <w:rPr>
-          <w:color w:val="EE0000"/>
+          <w:color w:val="000000" w:themeColor="text1"/>
         </w:rPr>
         <w:t>firm culture</w:t>
       </w:r>
       <w:r>
         <w:rPr>
-          <w:color w:val="EE0000"/>
+          <w:color w:val="000000" w:themeColor="text1"/>
         </w:rPr>
         <w:t xml:space="preserve"> -</w:t>
       </w:r>
       <w:r>
         <w:rPr>
-          <w:color w:val="EE0000"/>
+          <w:color w:val="000000" w:themeColor="text1"/>
         </w:rPr>
         <w:t xml:space="preserve"> </w:t>
       </w:r>
       <w:r>
         <w:rPr>
-          <w:color w:val="EE0000"/>
+          <w:color w:val="000000" w:themeColor="text1"/>
         </w:rPr>
         <w:t>to name a few</w:t>
       </w:r>
       <w:r>
         <w:rPr>
-          <w:color w:val="EE0000"/>
+          <w:color w:val="000000" w:themeColor="text1"/>
         </w:rPr>
         <w:t xml:space="preserve"> </w:t>
       </w:r>
       <w:r>
         <w:rPr>
-          <w:color w:val="EE0000"/>
+          <w:color w:val="000000" w:themeColor="text1"/>
         </w:rPr>
         <w:t xml:space="preserve">potentially </w:t>
       </w:r>
       <w:r>
         <w:rPr>
-          <w:color w:val="EE0000"/>
+          <w:color w:val="000000" w:themeColor="text1"/>
         </w:rPr>
         <w:t>omitted variables</w:t>
       </w:r>
       <w:r>
         <w:rPr>
-          <w:color w:val="EE0000"/>
+          <w:color w:val="000000" w:themeColor="text1"/>
         </w:rPr>
         <w:t>.</w:t>
       </w:r>
       <w:r>
         <w:rPr>
-          <w:color w:val="EE0000"/>
+          <w:color w:val="000000" w:themeColor="text1"/>
         </w:rPr>
         <w:t xml:space="preserve"> </w:t>
       </w:r>
@@ -12642,29 +13156,11 @@
       <w:pPr>
         <w:pStyle w:val="Heading3"/>
       </w:pPr>
-      <w:bookmarkStart w:id="18" w:name="_Toc223509217"/>
-      <w:r>
-        <w:t xml:space="preserve">Model </w:t>
-      </w:r>
-      <w:proofErr w:type="gramStart"/>
-      <w:r>
-        <w:t>2</w:t>
-      </w:r>
-      <w:bookmarkEnd w:id="18"/>
-      <w:proofErr w:type="gramEnd"/>
-    </w:p>
-    <w:p>
-      <w:pPr>
-        <w:ind w:firstLine="720"/>
-      </w:pPr>
-      <w:r>
-        <w:t>By controlling for each year of data…</w:t>
-      </w:r>
-    </w:p>
-    <w:p>
-      <w:r>
-        <w:t xml:space="preserve">This updates the model to: </w:t>
-      </w:r>
+      <w:bookmarkStart w:id="20" w:name="_Toc224065641"/>
+      <w:r>
+        <w:t>Model 2</w:t>
+      </w:r>
+      <w:bookmarkEnd w:id="20"/>
     </w:p>
     <w:p>
       <m:oMathPara>
@@ -12755,6 +13251,38 @@
               </m:ctrlPr>
             </m:sSubPr>
             <m:e>
+              <m:sSub>
+                <m:sSubPr>
+                  <m:ctrlPr>
+                    <w:rPr>
+                      <w:rFonts w:ascii="Cambria Math" w:hAnsi="Cambria Math"/>
+                      <w:i/>
+                    </w:rPr>
+                  </m:ctrlPr>
+                </m:sSubPr>
+                <m:e>
+                  <m:r>
+                    <w:rPr>
+                      <w:rFonts w:ascii="Cambria Math" w:hAnsi="Cambria Math"/>
+                    </w:rPr>
+                    <m:t>β</m:t>
+                  </m:r>
+                </m:e>
+                <m:sub>
+                  <m:r>
+                    <w:rPr>
+                      <w:rFonts w:ascii="Cambria Math" w:hAnsi="Cambria Math"/>
+                    </w:rPr>
+                    <m:t>0</m:t>
+                  </m:r>
+                </m:sub>
+              </m:sSub>
+              <m:r>
+                <w:rPr>
+                  <w:rFonts w:ascii="Cambria Math" w:hAnsi="Cambria Math"/>
+                </w:rPr>
+                <m:t>+</m:t>
+              </m:r>
               <m:r>
                 <w:rPr>
                   <w:rFonts w:ascii="Cambria Math" w:hAnsi="Cambria Math"/>
@@ -12868,33 +13396,316 @@
         </m:oMath>
       </m:oMathPara>
     </w:p>
-    <w:p/>
-    <w:p/>
-    <w:p/>
+    <w:p>
+      <w:pPr>
+        <w:pStyle w:val="Editing"/>
+      </w:pPr>
+      <w:r>
+        <w:lastRenderedPageBreak/>
+        <w:t xml:space="preserve">Where Yyear = etc. </w:t>
+      </w:r>
+    </w:p>
+    <w:p>
+      <w:pPr>
+        <w:ind w:firstLine="720"/>
+      </w:pPr>
+      <w:r>
+        <w:t>By controlling for each year of data</w:t>
+      </w:r>
+      <w:r>
+        <w:t xml:space="preserve">, this model is improved because it controls for any shocks that would affect all the organizations in a given year, </w:t>
+      </w:r>
+      <w:r>
+        <w:t xml:space="preserve">so that </w:t>
+      </w:r>
+      <m:oMath>
+        <m:sSub>
+          <m:sSubPr>
+            <m:ctrlPr>
+              <w:rPr>
+                <w:rFonts w:ascii="Cambria Math" w:hAnsi="Cambria Math"/>
+                <w:i/>
+              </w:rPr>
+            </m:ctrlPr>
+          </m:sSubPr>
+          <m:e>
+            <m:r>
+              <w:rPr>
+                <w:rFonts w:ascii="Cambria Math" w:hAnsi="Cambria Math"/>
+              </w:rPr>
+              <m:t>β</m:t>
+            </m:r>
+          </m:e>
+          <m:sub>
+            <m:r>
+              <w:rPr>
+                <w:rFonts w:ascii="Cambria Math" w:hAnsi="Cambria Math"/>
+              </w:rPr>
+              <m:t>1</m:t>
+            </m:r>
+          </m:sub>
+        </m:sSub>
+      </m:oMath>
+      <w:r>
+        <w:t xml:space="preserve"> </w:t>
+      </w:r>
+      <w:r>
+        <w:t xml:space="preserve">reflects a more precise relationship between the change in GDP and </w:t>
+      </w:r>
+      <w:r>
+        <w:t xml:space="preserve">program expenses. This is useful because </w:t>
+      </w:r>
+      <w:r>
+        <w:t>i</w:t>
+      </w:r>
+      <w:r>
+        <w:t xml:space="preserve">t isolates variation that is more plausibly tied to </w:t>
+      </w:r>
+      <w:r>
+        <w:t xml:space="preserve">yearly </w:t>
+      </w:r>
+      <w:r>
+        <w:t xml:space="preserve">GDP fluctuations </w:t>
+      </w:r>
+      <w:r>
+        <w:t>themselves</w:t>
+      </w:r>
+      <w:r>
+        <w:t xml:space="preserve">, rather than a </w:t>
+      </w:r>
+      <w:r>
+        <w:t xml:space="preserve">generic </w:t>
+      </w:r>
+      <w:r>
+        <w:t>trend</w:t>
+      </w:r>
+      <w:r>
+        <w:t xml:space="preserve"> across all time</w:t>
+      </w:r>
+      <w:r>
+        <w:t>.</w:t>
+      </w:r>
+    </w:p>
+    <w:p>
+      <w:pPr>
+        <w:ind w:firstLine="720"/>
+      </w:pPr>
+      <w:r>
+        <w:t xml:space="preserve">However, this model still suffers from OVB because organizations across different states </w:t>
+      </w:r>
+      <w:r>
+        <w:t xml:space="preserve">can </w:t>
+      </w:r>
+      <w:r>
+        <w:t xml:space="preserve">face </w:t>
+      </w:r>
+      <w:r>
+        <w:t>quite different</w:t>
+      </w:r>
+      <w:r>
+        <w:t xml:space="preserve"> economic environments that are not yet controlled for. </w:t>
+      </w:r>
+      <w:r>
+        <w:t>A</w:t>
+      </w:r>
+      <w:r>
+        <w:t xml:space="preserve"> non-profit operating in a </w:t>
+      </w:r>
+      <w:r>
+        <w:t>highly</w:t>
+      </w:r>
+      <w:r>
+        <w:t xml:space="preserve"> regulated state may behave differently than one </w:t>
+      </w:r>
+      <w:r>
+        <w:t xml:space="preserve">with a different </w:t>
+      </w:r>
+      <w:r>
+        <w:t>set of conditions</w:t>
+      </w:r>
+      <w:r>
+        <w:t>.</w:t>
+      </w:r>
+      <w:r>
+        <w:t xml:space="preserve"> </w:t>
+      </w:r>
+    </w:p>
+    <w:p>
+      <w:pPr>
+        <w:ind w:firstLine="720"/>
+      </w:pPr>
+      <w:r>
+        <w:t>To improve this model, controls must be added for differences across states</w:t>
+      </w:r>
+      <w:r>
+        <w:t xml:space="preserve"> to capture</w:t>
+      </w:r>
+      <w:r>
+        <w:t xml:space="preserve"> variation</w:t>
+      </w:r>
+      <w:r>
+        <w:t>s</w:t>
+      </w:r>
+      <w:r>
+        <w:t xml:space="preserve"> in state-level policy, </w:t>
+      </w:r>
+      <w:r>
+        <w:t>culture</w:t>
+      </w:r>
+      <w:r>
+        <w:t>, and economic conditions that affect how non-profits allocate their program expenses.</w:t>
+      </w:r>
+    </w:p>
     <w:p>
       <w:pPr>
         <w:pStyle w:val="Heading3"/>
       </w:pPr>
-      <w:bookmarkStart w:id="19" w:name="_Toc223509218"/>
-      <w:r>
-        <w:t xml:space="preserve">Model </w:t>
-      </w:r>
-      <w:proofErr w:type="gramStart"/>
-      <w:r>
-        <w:t>3</w:t>
-      </w:r>
-      <w:bookmarkEnd w:id="19"/>
-      <w:proofErr w:type="gramEnd"/>
+      <w:bookmarkStart w:id="21" w:name="_Toc224065642"/>
+      <w:r>
+        <w:t>Model 3</w:t>
+      </w:r>
+      <w:bookmarkEnd w:id="21"/>
     </w:p>
     <w:p>
-      <w:r>
-        <w:t>Now, by controlling each state</w:t>
-      </w:r>
-      <w:r>
-        <w:t>…</w:t>
+      <w:pPr>
+        <w:ind w:firstLine="720"/>
+      </w:pPr>
+      <w:r>
+        <w:t>Adding state fixed effects to the model</w:t>
+      </w:r>
+      <w:r>
+        <w:t xml:space="preserve"> controls for this variation across geography. </w:t>
+      </w:r>
+      <w:r>
+        <w:t xml:space="preserve">The following model </w:t>
+      </w:r>
+      <w:r>
+        <w:t>absorbs differences</w:t>
+      </w:r>
+      <w:r>
+        <w:t xml:space="preserve"> across states that are the same for organizations in the same state. This effect is represented by </w:t>
+      </w:r>
+      <m:oMath>
+        <m:sSub>
+          <m:sSubPr>
+            <m:ctrlPr>
+              <w:rPr>
+                <w:rFonts w:ascii="Cambria Math" w:hAnsi="Cambria Math"/>
+                <w:bCs/>
+                <w:i/>
+                <w:kern w:val="0"/>
+                <w14:ligatures w14:val="none"/>
+              </w:rPr>
+            </m:ctrlPr>
+          </m:sSubPr>
+          <m:e>
+            <m:r>
+              <w:rPr>
+                <w:rFonts w:ascii="Cambria Math" w:hAnsi="Cambria Math"/>
+                <w:color w:val="auto"/>
+                <w:kern w:val="0"/>
+                <w14:ligatures w14:val="none"/>
+              </w:rPr>
+              <m:t>α</m:t>
+            </m:r>
+          </m:e>
+          <m:sub>
+            <m:r>
+              <w:rPr>
+                <w:rFonts w:ascii="Cambria Math" w:hAnsi="Cambria Math"/>
+                <w:color w:val="auto"/>
+                <w:kern w:val="0"/>
+                <w14:ligatures w14:val="none"/>
+              </w:rPr>
+              <m:t>state</m:t>
+            </m:r>
+          </m:sub>
+        </m:sSub>
+      </m:oMath>
+      <w:r>
+        <w:rPr>
+          <w:bCs/>
+          <w:kern w:val="0"/>
+          <w14:ligatures w14:val="none"/>
+        </w:rPr>
+        <w:t xml:space="preserve"> and no longer biases </w:t>
+      </w:r>
+      <m:oMath>
+        <m:sSub>
+          <m:sSubPr>
+            <m:ctrlPr>
+              <w:rPr>
+                <w:rFonts w:ascii="Cambria Math" w:hAnsi="Cambria Math"/>
+                <w:bCs/>
+                <w:i/>
+                <w:kern w:val="0"/>
+                <w14:ligatures w14:val="none"/>
+              </w:rPr>
+            </m:ctrlPr>
+          </m:sSubPr>
+          <m:e>
+            <m:r>
+              <w:rPr>
+                <w:rFonts w:ascii="Cambria Math" w:hAnsi="Cambria Math"/>
+                <w:kern w:val="0"/>
+                <w14:ligatures w14:val="none"/>
+              </w:rPr>
+              <m:t>β</m:t>
+            </m:r>
+          </m:e>
+          <m:sub>
+            <m:r>
+              <w:rPr>
+                <w:rFonts w:ascii="Cambria Math" w:hAnsi="Cambria Math"/>
+                <w:kern w:val="0"/>
+                <w14:ligatures w14:val="none"/>
+              </w:rPr>
+              <m:t>1</m:t>
+            </m:r>
+          </m:sub>
+        </m:sSub>
+      </m:oMath>
+      <w:r>
+        <w:rPr>
+          <w:bCs/>
+          <w:kern w:val="0"/>
+          <w14:ligatures w14:val="none"/>
+        </w:rPr>
+        <w:t>,</w:t>
+      </w:r>
+      <w:r>
+        <w:rPr>
+          <w:bCs/>
+          <w:kern w:val="0"/>
+          <w14:ligatures w14:val="none"/>
+        </w:rPr>
+        <w:t xml:space="preserve"> </w:t>
+      </w:r>
+      <w:r>
+        <w:rPr>
+          <w:bCs/>
+          <w:kern w:val="0"/>
+          <w14:ligatures w14:val="none"/>
+        </w:rPr>
+        <w:t xml:space="preserve">a main focus of this thesis, </w:t>
+      </w:r>
+      <w:r>
+        <w:rPr>
+          <w:bCs/>
+          <w:kern w:val="0"/>
+          <w14:ligatures w14:val="none"/>
+        </w:rPr>
+        <w:t xml:space="preserve">in the model. </w:t>
       </w:r>
     </w:p>
     <w:p>
+      <w:pPr>
+        <w:rPr>
+          <w:color w:val="auto"/>
+          <w:kern w:val="0"/>
+          <w14:ligatures w14:val="none"/>
+        </w:rPr>
+      </w:pPr>
       <m:oMathPara>
         <m:oMath>
           <m:sSub>
@@ -12968,6 +13779,38 @@
               <w14:ligatures w14:val="none"/>
             </w:rPr>
             <m:t>=</m:t>
+          </m:r>
+          <m:sSub>
+            <m:sSubPr>
+              <m:ctrlPr>
+                <w:rPr>
+                  <w:rFonts w:ascii="Cambria Math" w:hAnsi="Cambria Math"/>
+                  <w:i/>
+                </w:rPr>
+              </m:ctrlPr>
+            </m:sSubPr>
+            <m:e>
+              <m:r>
+                <w:rPr>
+                  <w:rFonts w:ascii="Cambria Math" w:hAnsi="Cambria Math"/>
+                </w:rPr>
+                <m:t>β</m:t>
+              </m:r>
+            </m:e>
+            <m:sub>
+              <m:r>
+                <w:rPr>
+                  <w:rFonts w:ascii="Cambria Math" w:hAnsi="Cambria Math"/>
+                </w:rPr>
+                <m:t>0</m:t>
+              </m:r>
+            </m:sub>
+          </m:sSub>
+          <m:r>
+            <w:rPr>
+              <w:rFonts w:ascii="Cambria Math" w:hAnsi="Cambria Math"/>
+            </w:rPr>
+            <m:t>+</m:t>
           </m:r>
           <m:sSub>
             <m:sSubPr>
@@ -13142,16 +13985,364 @@
     </w:p>
     <w:p>
       <w:pPr>
+        <w:pStyle w:val="Editing"/>
+      </w:pPr>
+      <w:r>
+        <w:tab/>
+        <w:t xml:space="preserve">Where Astate = etc. </w:t>
+      </w:r>
+    </w:p>
+    <w:p>
+      <w:pPr>
+        <w:ind w:firstLine="720"/>
+        <w:rPr>
+          <w:bCs/>
+          <w:kern w:val="0"/>
+          <w14:ligatures w14:val="none"/>
+        </w:rPr>
+      </w:pPr>
+      <w:r>
+        <w:rPr>
+          <w:color w:val="auto"/>
+          <w:kern w:val="0"/>
+          <w14:ligatures w14:val="none"/>
+        </w:rPr>
+        <w:lastRenderedPageBreak/>
+        <w:t xml:space="preserve">Interpreting this model </w:t>
+      </w:r>
+      <w:r>
+        <w:rPr>
+          <w:color w:val="auto"/>
+          <w:kern w:val="0"/>
+          <w14:ligatures w14:val="none"/>
+        </w:rPr>
+        <w:t xml:space="preserve">is </w:t>
+      </w:r>
+      <w:r>
+        <w:rPr>
+          <w:color w:val="auto"/>
+          <w:kern w:val="0"/>
+          <w14:ligatures w14:val="none"/>
+        </w:rPr>
+        <w:t>similar</w:t>
+      </w:r>
+      <w:r>
+        <w:rPr>
+          <w:color w:val="auto"/>
+          <w:kern w:val="0"/>
+          <w14:ligatures w14:val="none"/>
+        </w:rPr>
+        <w:t xml:space="preserve"> to Models 1, 2, and the following fixed-effects models</w:t>
+      </w:r>
+      <w:r>
+        <w:rPr>
+          <w:color w:val="auto"/>
+          <w:kern w:val="0"/>
+          <w14:ligatures w14:val="none"/>
+        </w:rPr>
+        <w:t>.</w:t>
+      </w:r>
+      <w:r>
+        <w:rPr>
+          <w:color w:val="auto"/>
+          <w:kern w:val="0"/>
+          <w14:ligatures w14:val="none"/>
+        </w:rPr>
+        <w:t xml:space="preserve"> T</w:t>
+      </w:r>
+      <w:r>
+        <w:rPr>
+          <w:color w:val="auto"/>
+          <w:kern w:val="0"/>
+          <w14:ligatures w14:val="none"/>
+        </w:rPr>
+        <w:t xml:space="preserve">he estimate for </w:t>
+      </w:r>
+      <m:oMath>
+        <m:sSub>
+          <m:sSubPr>
+            <m:ctrlPr>
+              <w:rPr>
+                <w:rFonts w:ascii="Cambria Math" w:hAnsi="Cambria Math"/>
+                <w:bCs/>
+                <w:i/>
+                <w:kern w:val="0"/>
+                <w14:ligatures w14:val="none"/>
+              </w:rPr>
+            </m:ctrlPr>
+          </m:sSubPr>
+          <m:e>
+            <m:r>
+              <w:rPr>
+                <w:rFonts w:ascii="Cambria Math" w:hAnsi="Cambria Math"/>
+                <w:kern w:val="0"/>
+                <w14:ligatures w14:val="none"/>
+              </w:rPr>
+              <m:t>β</m:t>
+            </m:r>
+          </m:e>
+          <m:sub>
+            <m:r>
+              <w:rPr>
+                <w:rFonts w:ascii="Cambria Math" w:hAnsi="Cambria Math"/>
+                <w:kern w:val="0"/>
+                <w14:ligatures w14:val="none"/>
+              </w:rPr>
+              <m:t>1</m:t>
+            </m:r>
+          </m:sub>
+        </m:sSub>
+      </m:oMath>
+      <w:r>
+        <w:rPr>
+          <w:bCs/>
+          <w:kern w:val="0"/>
+          <w14:ligatures w14:val="none"/>
+        </w:rPr>
+        <w:t xml:space="preserve"> will be less </w:t>
+      </w:r>
+      <w:r>
+        <w:rPr>
+          <w:bCs/>
+          <w:kern w:val="0"/>
+          <w14:ligatures w14:val="none"/>
+        </w:rPr>
+        <w:t xml:space="preserve">biased </w:t>
+      </w:r>
+      <w:r>
+        <w:rPr>
+          <w:bCs/>
+          <w:kern w:val="0"/>
+          <w14:ligatures w14:val="none"/>
+        </w:rPr>
+        <w:t xml:space="preserve">than prior models </w:t>
+      </w:r>
+      <w:r>
+        <w:rPr>
+          <w:bCs/>
+          <w:kern w:val="0"/>
+          <w14:ligatures w14:val="none"/>
+        </w:rPr>
+        <w:t>and</w:t>
+      </w:r>
+      <w:r>
+        <w:rPr>
+          <w:bCs/>
+          <w:kern w:val="0"/>
+          <w14:ligatures w14:val="none"/>
+        </w:rPr>
+        <w:t xml:space="preserve"> calculated as an average of the effect for each year and state</w:t>
+      </w:r>
+      <w:r>
+        <w:rPr>
+          <w:bCs/>
+          <w:kern w:val="0"/>
+          <w14:ligatures w14:val="none"/>
+        </w:rPr>
+        <w:t xml:space="preserve">. </w:t>
+      </w:r>
+    </w:p>
+    <w:p>
+      <w:pPr>
+        <w:ind w:firstLine="720"/>
+        <w:rPr>
+          <w:bCs/>
+          <w:kern w:val="0"/>
+          <w14:ligatures w14:val="none"/>
+        </w:rPr>
+      </w:pPr>
+      <w:r>
+        <w:rPr>
+          <w:bCs/>
+          <w:kern w:val="0"/>
+          <w14:ligatures w14:val="none"/>
+        </w:rPr>
+        <w:t xml:space="preserve">However, many </w:t>
+      </w:r>
+      <w:r>
+        <w:rPr>
+          <w:bCs/>
+          <w:kern w:val="0"/>
+          <w14:ligatures w14:val="none"/>
+        </w:rPr>
+        <w:t>omitted variables may still exist in this model</w:t>
+      </w:r>
+      <w:r>
+        <w:rPr>
+          <w:bCs/>
+          <w:kern w:val="0"/>
+          <w14:ligatures w14:val="none"/>
+        </w:rPr>
+        <w:t xml:space="preserve"> because of industry-wide trends and firm-specific practices.</w:t>
+      </w:r>
+      <w:r>
+        <w:rPr>
+          <w:bCs/>
+          <w:kern w:val="0"/>
+          <w14:ligatures w14:val="none"/>
+        </w:rPr>
+        <w:t xml:space="preserve"> </w:t>
+      </w:r>
+    </w:p>
+    <w:p>
+      <w:pPr>
+        <w:ind w:firstLine="720"/>
+      </w:pPr>
+      <w:r>
+        <w:rPr>
+          <w:bCs/>
+          <w:kern w:val="0"/>
+          <w14:ligatures w14:val="none"/>
+        </w:rPr>
+        <w:t xml:space="preserve">To improve this model further, </w:t>
+      </w:r>
+      <w:r>
+        <w:rPr>
+          <w:bCs/>
+          <w:kern w:val="0"/>
+          <w14:ligatures w14:val="none"/>
+        </w:rPr>
+        <w:t>Mauri and Max (</w:t>
+      </w:r>
+      <w:r>
+        <w:rPr>
+          <w:bCs/>
+          <w:kern w:val="0"/>
+          <w14:ligatures w14:val="none"/>
+        </w:rPr>
+        <w:t xml:space="preserve">1998) find that </w:t>
+      </w:r>
+      <w:r>
+        <w:rPr>
+          <w:bCs/>
+          <w:kern w:val="0"/>
+          <w14:ligatures w14:val="none"/>
+        </w:rPr>
+        <w:t>it would be useful to control</w:t>
+      </w:r>
+      <w:r>
+        <w:rPr>
+          <w:bCs/>
+          <w:kern w:val="0"/>
+          <w14:ligatures w14:val="none"/>
+        </w:rPr>
+        <w:t xml:space="preserve"> for</w:t>
+      </w:r>
+      <w:r>
+        <w:rPr>
+          <w:bCs/>
+          <w:kern w:val="0"/>
+          <w14:ligatures w14:val="none"/>
+        </w:rPr>
+        <w:t xml:space="preserve"> the</w:t>
+      </w:r>
+      <w:r>
+        <w:rPr>
+          <w:bCs/>
+          <w:kern w:val="0"/>
+          <w14:ligatures w14:val="none"/>
+        </w:rPr>
+        <w:t xml:space="preserve"> industry of companies </w:t>
+      </w:r>
+      <w:r>
+        <w:rPr>
+          <w:bCs/>
+          <w:kern w:val="0"/>
+          <w14:ligatures w14:val="none"/>
+        </w:rPr>
+        <w:t>and at the individual, firm level.</w:t>
+      </w:r>
+      <w:r>
+        <w:rPr>
+          <w:rStyle w:val="FootnoteReference"/>
+          <w:bCs/>
+          <w:kern w:val="0"/>
+          <w14:ligatures w14:val="none"/>
+        </w:rPr>
+        <w:footnoteReference w:id="16"/>
+      </w:r>
+      <w:r>
+        <w:rPr>
+          <w:bCs/>
+          <w:kern w:val="0"/>
+          <w14:ligatures w14:val="none"/>
+        </w:rPr>
+        <w:t xml:space="preserve"> This can</w:t>
+      </w:r>
+      <w:r>
+        <w:rPr>
+          <w:bCs/>
+          <w:kern w:val="0"/>
+          <w14:ligatures w14:val="none"/>
+        </w:rPr>
+        <w:t xml:space="preserve"> help </w:t>
+      </w:r>
+      <w:r>
+        <w:rPr>
+          <w:bCs/>
+          <w:kern w:val="0"/>
+          <w14:ligatures w14:val="none"/>
+        </w:rPr>
+        <w:t>refine the results because companies have similar strategies to competitors. Further,</w:t>
+      </w:r>
+      <w:r>
+        <w:rPr>
+          <w:bCs/>
+          <w:kern w:val="0"/>
+          <w14:ligatures w14:val="none"/>
+        </w:rPr>
+        <w:t xml:space="preserve"> e</w:t>
+      </w:r>
+      <w:r>
+        <w:rPr>
+          <w:bCs/>
+          <w:kern w:val="0"/>
+          <w14:ligatures w14:val="none"/>
+        </w:rPr>
+        <w:t>ach company has unique set of resources, even in the same industry</w:t>
+      </w:r>
+      <w:r>
+        <w:rPr>
+          <w:bCs/>
+          <w:kern w:val="0"/>
+          <w14:ligatures w14:val="none"/>
+        </w:rPr>
+        <w:t xml:space="preserve">, creating a unique </w:t>
+      </w:r>
+      <w:r>
+        <w:rPr>
+          <w:bCs/>
+          <w:kern w:val="0"/>
+          <w14:ligatures w14:val="none"/>
+        </w:rPr>
+        <w:t xml:space="preserve">effect of firm financial choices </w:t>
+      </w:r>
+      <w:r>
+        <w:rPr>
+          <w:bCs/>
+          <w:kern w:val="0"/>
+          <w14:ligatures w14:val="none"/>
+        </w:rPr>
+        <w:t>for this thesis</w:t>
+      </w:r>
+      <w:r>
+        <w:rPr>
+          <w:bCs/>
+          <w:kern w:val="0"/>
+          <w14:ligatures w14:val="none"/>
+        </w:rPr>
+        <w:t>.</w:t>
+      </w:r>
+    </w:p>
+    <w:p>
+      <w:pPr>
         <w:pStyle w:val="Heading3"/>
       </w:pPr>
-      <w:r>
-        <w:t xml:space="preserve">Model </w:t>
-      </w:r>
-      <w:proofErr w:type="gramStart"/>
-      <w:r>
-        <w:t>4</w:t>
-      </w:r>
-      <w:proofErr w:type="gramEnd"/>
+      <w:bookmarkStart w:id="22" w:name="_Toc224065643"/>
+      <w:r>
+        <w:t>Model 4</w:t>
+      </w:r>
+      <w:bookmarkEnd w:id="22"/>
     </w:p>
     <w:p>
       <w:r>
@@ -13247,6 +14438,38 @@
               </m:ctrlPr>
             </m:sSubPr>
             <m:e>
+              <m:sSub>
+                <m:sSubPr>
+                  <m:ctrlPr>
+                    <w:rPr>
+                      <w:rFonts w:ascii="Cambria Math" w:hAnsi="Cambria Math"/>
+                      <w:i/>
+                    </w:rPr>
+                  </m:ctrlPr>
+                </m:sSubPr>
+                <m:e>
+                  <m:r>
+                    <w:rPr>
+                      <w:rFonts w:ascii="Cambria Math" w:hAnsi="Cambria Math"/>
+                    </w:rPr>
+                    <m:t>β</m:t>
+                  </m:r>
+                </m:e>
+                <m:sub>
+                  <m:r>
+                    <w:rPr>
+                      <w:rFonts w:ascii="Cambria Math" w:hAnsi="Cambria Math"/>
+                    </w:rPr>
+                    <m:t>0</m:t>
+                  </m:r>
+                </m:sub>
+              </m:sSub>
+              <m:r>
+                <w:rPr>
+                  <w:rFonts w:ascii="Cambria Math" w:hAnsi="Cambria Math"/>
+                </w:rPr>
+                <m:t>+</m:t>
+              </m:r>
               <m:r>
                 <w:rPr>
                   <w:rFonts w:ascii="Cambria Math" w:hAnsi="Cambria Math"/>
@@ -13451,18 +14674,18 @@
       <w:pPr>
         <w:pStyle w:val="Heading3"/>
       </w:pPr>
-      <w:r>
-        <w:t xml:space="preserve">Model </w:t>
-      </w:r>
-      <w:proofErr w:type="gramStart"/>
-      <w:r>
-        <w:t>5</w:t>
-      </w:r>
-      <w:proofErr w:type="gramEnd"/>
+      <w:bookmarkStart w:id="23" w:name="_Toc224065644"/>
+      <w:r>
+        <w:t>Model 5</w:t>
+      </w:r>
+      <w:bookmarkEnd w:id="23"/>
     </w:p>
     <w:p>
       <w:r>
-        <w:t>Adding firm fixed effects…</w:t>
+        <w:t>When possible, a</w:t>
+      </w:r>
+      <w:r>
+        <w:t>dding firm fixed effects…</w:t>
       </w:r>
     </w:p>
     <w:p>
@@ -13554,6 +14777,38 @@
               </m:ctrlPr>
             </m:sSubPr>
             <m:e>
+              <m:sSub>
+                <m:sSubPr>
+                  <m:ctrlPr>
+                    <w:rPr>
+                      <w:rFonts w:ascii="Cambria Math" w:hAnsi="Cambria Math"/>
+                      <w:i/>
+                    </w:rPr>
+                  </m:ctrlPr>
+                </m:sSubPr>
+                <m:e>
+                  <m:r>
+                    <w:rPr>
+                      <w:rFonts w:ascii="Cambria Math" w:hAnsi="Cambria Math"/>
+                    </w:rPr>
+                    <m:t>β</m:t>
+                  </m:r>
+                </m:e>
+                <m:sub>
+                  <m:r>
+                    <w:rPr>
+                      <w:rFonts w:ascii="Cambria Math" w:hAnsi="Cambria Math"/>
+                    </w:rPr>
+                    <m:t>0</m:t>
+                  </m:r>
+                </m:sub>
+              </m:sSub>
+              <m:r>
+                <w:rPr>
+                  <w:rFonts w:ascii="Cambria Math" w:hAnsi="Cambria Math"/>
+                </w:rPr>
+                <m:t>+</m:t>
+              </m:r>
               <m:r>
                 <w:rPr>
                   <w:rFonts w:ascii="Cambria Math" w:hAnsi="Cambria Math"/>
@@ -13811,7 +15066,7 @@
           <w:szCs w:val="28"/>
         </w:rPr>
       </w:pPr>
-      <w:bookmarkStart w:id="20" w:name="_Toc223509219"/>
+      <w:bookmarkStart w:id="24" w:name="_Toc224065645"/>
       <w:r>
         <w:rPr>
           <w:rFonts w:eastAsiaTheme="majorEastAsia" w:cstheme="majorBidi"/>
@@ -13819,10 +15074,9 @@
           <w:sz w:val="28"/>
           <w:szCs w:val="28"/>
         </w:rPr>
+        <w:lastRenderedPageBreak/>
         <w:t xml:space="preserve">Model </w:t>
       </w:r>
-      <w:bookmarkEnd w:id="20"/>
-      <w:proofErr w:type="gramStart"/>
       <w:r>
         <w:rPr>
           <w:rFonts w:eastAsiaTheme="majorEastAsia" w:cstheme="majorBidi"/>
@@ -13832,7 +15086,7 @@
         </w:rPr>
         <w:t>6</w:t>
       </w:r>
-      <w:proofErr w:type="gramEnd"/>
+      <w:bookmarkEnd w:id="24"/>
     </w:p>
     <w:p>
       <w:r>
@@ -13854,6 +15108,13 @@
       </w:r>
     </w:p>
     <w:p>
+      <w:pPr>
+        <w:rPr>
+          <w:color w:val="auto"/>
+          <w:kern w:val="0"/>
+          <w14:ligatures w14:val="none"/>
+        </w:rPr>
+      </w:pPr>
       <m:oMathPara>
         <m:oMath>
           <m:sSub>
@@ -13927,6 +15188,38 @@
               <w14:ligatures w14:val="none"/>
             </w:rPr>
             <m:t>=</m:t>
+          </m:r>
+          <m:sSub>
+            <m:sSubPr>
+              <m:ctrlPr>
+                <w:rPr>
+                  <w:rFonts w:ascii="Cambria Math" w:hAnsi="Cambria Math"/>
+                  <w:i/>
+                </w:rPr>
+              </m:ctrlPr>
+            </m:sSubPr>
+            <m:e>
+              <m:r>
+                <w:rPr>
+                  <w:rFonts w:ascii="Cambria Math" w:hAnsi="Cambria Math"/>
+                </w:rPr>
+                <m:t>β</m:t>
+              </m:r>
+            </m:e>
+            <m:sub>
+              <m:r>
+                <w:rPr>
+                  <w:rFonts w:ascii="Cambria Math" w:hAnsi="Cambria Math"/>
+                </w:rPr>
+                <m:t>0</m:t>
+              </m:r>
+            </m:sub>
+          </m:sSub>
+          <m:r>
+            <w:rPr>
+              <w:rFonts w:ascii="Cambria Math" w:hAnsi="Cambria Math"/>
+            </w:rPr>
+            <m:t>+</m:t>
           </m:r>
           <m:sSub>
             <m:sSubPr>
@@ -14296,6 +15589,43 @@
     </w:p>
     <w:p>
       <w:pPr>
+        <w:pStyle w:val="Heading3"/>
+      </w:pPr>
+      <w:r>
+        <w:t>Model 7</w:t>
+      </w:r>
+    </w:p>
+    <w:p>
+      <w:r>
+        <w:t xml:space="preserve">Explanatory variable experiments, repeated for </w:t>
+      </w:r>
+      <w:r>
+        <w:t xml:space="preserve">the key variables I chose. Need to expand this section and format it properly. </w:t>
+      </w:r>
+    </w:p>
+    <w:p>
+      <w:pPr>
+        <w:pStyle w:val="Heading3"/>
+      </w:pPr>
+      <w:r>
+        <w:t>Model 8</w:t>
+      </w:r>
+    </w:p>
+    <w:p>
+      <w:r>
+        <w:t xml:space="preserve">Covid interaction variable experiment. </w:t>
+      </w:r>
+    </w:p>
+    <w:p/>
+    <w:p>
+      <w:pPr>
+        <w:rPr>
+          <w:rFonts w:eastAsiaTheme="majorEastAsia"/>
+        </w:rPr>
+      </w:pPr>
+    </w:p>
+    <w:p>
+      <w:pPr>
         <w:spacing w:after="160" w:line="278" w:lineRule="auto"/>
         <w:rPr>
           <w:rFonts w:asciiTheme="majorHAnsi" w:eastAsiaTheme="majorEastAsia" w:hAnsiTheme="majorHAnsi" w:cstheme="majorBidi"/>
@@ -14304,7 +15634,7 @@
           <w:szCs w:val="40"/>
         </w:rPr>
       </w:pPr>
-      <w:bookmarkStart w:id="21" w:name="_Toc223509220"/>
+      <w:bookmarkStart w:id="25" w:name="_Toc224065646"/>
       <w:r>
         <w:br w:type="page"/>
       </w:r>
@@ -14317,9 +15647,46 @@
         <w:lastRenderedPageBreak/>
         <w:t>Results</w:t>
       </w:r>
-      <w:bookmarkEnd w:id="21"/>
+      <w:bookmarkEnd w:id="25"/>
     </w:p>
-    <w:p/>
+    <w:p>
+      <w:r>
+        <w:t xml:space="preserve">First, I conduct heterogeneity tests using Models 1-6. </w:t>
+      </w:r>
+    </w:p>
+    <w:p>
+      <w:pPr>
+        <w:pStyle w:val="Heading2"/>
+      </w:pPr>
+      <w:r>
+        <w:t>Heterogeneity Tests</w:t>
+      </w:r>
+    </w:p>
+    <w:p>
+      <w:commentRangeStart w:id="26"/>
+      <w:r>
+        <w:t xml:space="preserve">First, preliminary results showing the difference between each model, and proving that firm-fixed effects is the best one. </w:t>
+      </w:r>
+      <w:commentRangeEnd w:id="26"/>
+      <w:r>
+        <w:rPr>
+          <w:rStyle w:val="CommentReference"/>
+          <w:sz w:val="24"/>
+          <w:szCs w:val="24"/>
+        </w:rPr>
+        <w:commentReference w:id="26"/>
+      </w:r>
+    </w:p>
+    <w:p>
+      <w:r>
+        <w:t>Then divided across revenues.</w:t>
+      </w:r>
+    </w:p>
+    <w:p>
+      <w:r>
+        <w:t xml:space="preserve">Then divided across industries. </w:t>
+      </w:r>
+    </w:p>
     <w:p>
       <w:pPr>
         <w:spacing w:after="160" w:line="278" w:lineRule="auto"/>
@@ -14332,12 +15699,12 @@
       <w:pPr>
         <w:pStyle w:val="Heading1"/>
       </w:pPr>
-      <w:bookmarkStart w:id="22" w:name="_Toc223509221"/>
+      <w:bookmarkStart w:id="27" w:name="_Toc224065647"/>
       <w:r>
         <w:lastRenderedPageBreak/>
         <w:t>Analysis</w:t>
       </w:r>
-      <w:bookmarkEnd w:id="22"/>
+      <w:bookmarkEnd w:id="27"/>
     </w:p>
     <w:p>
       <w:pPr>
@@ -14351,31 +15718,144 @@
       <w:pPr>
         <w:pStyle w:val="Heading1"/>
       </w:pPr>
-      <w:bookmarkStart w:id="23" w:name="_Toc223509222"/>
+      <w:bookmarkStart w:id="28" w:name="_Toc224065648"/>
       <w:r>
         <w:lastRenderedPageBreak/>
         <w:t>Conclusion</w:t>
       </w:r>
-      <w:bookmarkEnd w:id="23"/>
+      <w:bookmarkEnd w:id="28"/>
     </w:p>
     <w:p>
       <w:pPr>
         <w:spacing w:after="160" w:line="278" w:lineRule="auto"/>
       </w:pPr>
+    </w:p>
+    <w:p>
+      <w:pPr>
+        <w:spacing w:after="160"/>
+        <w:ind w:firstLine="720"/>
+      </w:pPr>
+      <w:bookmarkStart w:id="29" w:name="_Toc224065649"/>
+      <w:r>
+        <w:t>For future research: have an even more granular analysis of financial decision making.</w:t>
+      </w:r>
+      <w:r>
+        <w:t xml:space="preserve"> I limited </w:t>
+      </w:r>
+      <w:r>
+        <w:t xml:space="preserve">myself </w:t>
+      </w:r>
+      <w:r>
+        <w:t xml:space="preserve">to </w:t>
+      </w:r>
+      <w:r>
+        <w:t xml:space="preserve">use </w:t>
+      </w:r>
+      <w:r>
+        <w:t xml:space="preserve">summarized financial information, instead of looking at the </w:t>
+      </w:r>
+      <w:r>
+        <w:t>separation</w:t>
+      </w:r>
+      <w:r>
+        <w:t>/</w:t>
+      </w:r>
+      <w:r>
+        <w:t>distribution</w:t>
+      </w:r>
+      <w:r>
+        <w:t>/weighing</w:t>
+      </w:r>
+      <w:r>
+        <w:t xml:space="preserve"> of revenue </w:t>
+      </w:r>
+      <w:r>
+        <w:t xml:space="preserve">and expense </w:t>
+      </w:r>
+      <w:r>
+        <w:t xml:space="preserve">sources, financial risks, </w:t>
+      </w:r>
+      <w:r>
+        <w:rPr>
+          <w:rStyle w:val="EditingChar"/>
+        </w:rPr>
+        <w:t>and other stuff</w:t>
+      </w:r>
+      <w:r>
+        <w:rPr>
+          <w:rStyle w:val="EditingChar"/>
+        </w:rPr>
+        <w:t>.</w:t>
+      </w:r>
+    </w:p>
+    <w:p>
+      <w:pPr>
+        <w:spacing w:after="160"/>
+        <w:ind w:firstLine="720"/>
+      </w:pPr>
+      <w:r>
+        <w:t xml:space="preserve">Also, </w:t>
+      </w:r>
+      <w:r>
+        <w:t>a future researcher should take a different approach by looking</w:t>
+      </w:r>
+      <w:r>
+        <w:t xml:space="preserve"> into changes in the balance sheet and other accounting decisions.</w:t>
+      </w:r>
+    </w:p>
+    <w:p>
+      <w:pPr>
+        <w:spacing w:after="160"/>
+        <w:ind w:firstLine="720"/>
+      </w:pPr>
+      <w:r>
+        <w:t>Also,</w:t>
+      </w:r>
+      <w:r>
+        <w:t xml:space="preserve"> it might be useful to </w:t>
+      </w:r>
+      <w:r>
+        <w:t>interview</w:t>
+      </w:r>
+      <w:r>
+        <w:t xml:space="preserve"> </w:t>
+      </w:r>
+      <w:r>
+        <w:t xml:space="preserve">non-profit directors, to see if these considerations for withstanding recessions, operating countercyclically, and responding to increased demand of philanthropy during a recession are even active </w:t>
+      </w:r>
+      <w:r>
+        <w:t>concerns</w:t>
+      </w:r>
+      <w:r>
+        <w:t xml:space="preserve"> by the leadership. </w:t>
+      </w:r>
+      <w:r>
+        <w:t xml:space="preserve">This would vastly strengthen any findings regarding ‘best’ practices to follow. </w:t>
+      </w:r>
       <w:r>
         <w:br w:type="page"/>
       </w:r>
+    </w:p>
+    <w:p>
+      <w:pPr>
+        <w:spacing w:after="160" w:line="278" w:lineRule="auto"/>
+        <w:ind w:firstLine="720"/>
+        <w:rPr>
+          <w:rFonts w:asciiTheme="majorHAnsi" w:eastAsiaTheme="majorEastAsia" w:hAnsiTheme="majorHAnsi" w:cstheme="majorBidi"/>
+          <w:color w:val="0F4761" w:themeColor="accent1" w:themeShade="BF"/>
+          <w:sz w:val="40"/>
+          <w:szCs w:val="40"/>
+        </w:rPr>
+      </w:pPr>
     </w:p>
     <w:p>
       <w:pPr>
         <w:pStyle w:val="Heading1"/>
       </w:pPr>
-      <w:bookmarkStart w:id="24" w:name="_Toc223509223"/>
-      <w:r>
-        <w:lastRenderedPageBreak/>
+      <w:r>
         <w:t>Bibliography</w:t>
       </w:r>
-      <w:bookmarkEnd w:id="24"/>
+      <w:bookmarkEnd w:id="29"/>
     </w:p>
     <w:p>
       <w:pPr>
@@ -14552,7 +16032,26 @@
       </w:r>
     </w:p>
   </w:comment>
-  <w:comment w:id="8" w:author="Tamen, Jonathan" w:date="2026-03-04T09:17:00Z" w:initials="JT">
+  <w:comment w:id="7" w:author="Tamen, Jonathan" w:date="2026-03-10T20:35:00Z" w:initials="TJ">
+    <w:p>
+      <w:r>
+        <w:rPr>
+          <w:rStyle w:val="CommentReference"/>
+        </w:rPr>
+        <w:annotationRef/>
+      </w:r>
+      <w:r>
+        <w:rPr>
+          <w:kern w:val="0"/>
+          <w:sz w:val="20"/>
+          <w:szCs w:val="20"/>
+          <w14:ligatures w14:val="none"/>
+        </w:rPr>
+        <w:t>What's another way to describe "organizations that continue to exist today and even ones that have dissolved or gone bankrupt"?</w:t>
+      </w:r>
+    </w:p>
+  </w:comment>
+  <w:comment w:id="9" w:author="Tamen, Jonathan" w:date="2026-03-04T09:17:00Z" w:initials="JT">
     <w:p>
       <w:pPr>
         <w:pStyle w:val="CommentText"/>
@@ -14568,7 +16067,7 @@
       </w:r>
     </w:p>
   </w:comment>
-  <w:comment w:id="9" w:author="Tamen, Jonathan" w:date="2026-02-28T12:10:00Z" w:initials="JT">
+  <w:comment w:id="10" w:author="Tamen, Jonathan" w:date="2026-02-28T12:10:00Z" w:initials="JT">
     <w:p>
       <w:pPr>
         <w:pStyle w:val="CommentText"/>
@@ -14584,7 +16083,7 @@
       </w:r>
     </w:p>
   </w:comment>
-  <w:comment w:id="10" w:author="Tamen, Jonathan" w:date="2026-03-04T09:25:00Z" w:initials="JT">
+  <w:comment w:id="11" w:author="Tamen, Jonathan" w:date="2026-03-04T09:25:00Z" w:initials="JT">
     <w:p>
       <w:pPr>
         <w:pStyle w:val="CommentText"/>
@@ -14597,46 +16096,6 @@
       </w:r>
       <w:r>
         <w:t>Need to double check</w:t>
-      </w:r>
-    </w:p>
-  </w:comment>
-  <w:comment w:id="13" w:author="Tamen, Jonathan" w:date="2026-03-01T10:01:00Z" w:initials="JT">
-    <w:p>
-      <w:pPr>
-        <w:pStyle w:val="CommentText"/>
-      </w:pPr>
-      <w:r>
-        <w:rPr>
-          <w:rStyle w:val="CommentReference"/>
-        </w:rPr>
-        <w:annotationRef/>
-      </w:r>
-      <w:r>
-        <w:t>The Methodology section needs to discuss your methodology. I’d like to see you start from the</w:t>
-      </w:r>
-    </w:p>
-    <w:p>
-      <w:pPr>
-        <w:pStyle w:val="CommentText"/>
-      </w:pPr>
-      <w:r>
-        <w:t>basic OLS model what related two variables in a linear regression model with each other, then</w:t>
-      </w:r>
-    </w:p>
-    <w:p>
-      <w:pPr>
-        <w:pStyle w:val="CommentText"/>
-      </w:pPr>
-      <w:r>
-        <w:t>discuss biases and modifications you might be making to this basic model to address those</w:t>
-      </w:r>
-    </w:p>
-    <w:p>
-      <w:pPr>
-        <w:pStyle w:val="CommentText"/>
-      </w:pPr>
-      <w:r>
-        <w:t>biases. Then you can include models on heterogeneity or robustness tests. Note that here you need to write down the regression equation and then explain what each term in the regression equation means and why it is included. For example, if you include a set of variables X in your equation as control variables, describe what each X is and explain why each X belongs in this model.</w:t>
       </w:r>
     </w:p>
   </w:comment>
@@ -14652,7 +16111,7 @@
         <w:annotationRef/>
       </w:r>
       <w:r>
-        <w:t>Ideally (if that applies), here you would also discuss any other issues that might affect the</w:t>
+        <w:t>The Methodology section needs to discuss your methodology. I’d like to see you start from the</w:t>
       </w:r>
     </w:p>
     <w:p>
@@ -14660,7 +16119,7 @@
         <w:pStyle w:val="CommentText"/>
       </w:pPr>
       <w:r>
-        <w:t>interpretation of your results that you are not necessarily able to control for – what they are</w:t>
+        <w:t>basic OLS model what related two variables in a linear regression model with each other, then</w:t>
       </w:r>
     </w:p>
     <w:p>
@@ -14668,7 +16127,66 @@
         <w:pStyle w:val="CommentText"/>
       </w:pPr>
       <w:r>
+        <w:t>discuss biases and modifications you might be making to this basic model to address those</w:t>
+      </w:r>
+    </w:p>
+    <w:p>
+      <w:pPr>
+        <w:pStyle w:val="CommentText"/>
+      </w:pPr>
+      <w:r>
+        <w:t>biases. Then you can include models on heterogeneity or robustness tests. Note that here you need to write down the regression equation and then explain what each term in the regression equation means and why it is included. For example, if you include a set of variables X in your equation as control variables, describe what each X is and explain why each X belongs in this model.</w:t>
+      </w:r>
+    </w:p>
+  </w:comment>
+  <w:comment w:id="15" w:author="Tamen, Jonathan" w:date="2026-03-01T10:01:00Z" w:initials="JT">
+    <w:p>
+      <w:pPr>
+        <w:pStyle w:val="CommentText"/>
+      </w:pPr>
+      <w:r>
+        <w:rPr>
+          <w:rStyle w:val="CommentReference"/>
+        </w:rPr>
+        <w:annotationRef/>
+      </w:r>
+      <w:r>
+        <w:t>Ideally (if that applies), here you would also discuss any other issues that might affect the</w:t>
+      </w:r>
+    </w:p>
+    <w:p>
+      <w:pPr>
+        <w:pStyle w:val="CommentText"/>
+      </w:pPr>
+      <w:r>
+        <w:t>interpretation of your results that you are not necessarily able to control for – what they are</w:t>
+      </w:r>
+    </w:p>
+    <w:p>
+      <w:pPr>
+        <w:pStyle w:val="CommentText"/>
+      </w:pPr>
+      <w:r>
         <w:t>and whether you think they are a big deal or not (e.g., sample attrition, migration, etc.).</w:t>
+      </w:r>
+    </w:p>
+  </w:comment>
+  <w:comment w:id="26" w:author="Tamen, Jonathan" w:date="2026-03-11T16:07:00Z" w:initials="TJ">
+    <w:p>
+      <w:r>
+        <w:rPr>
+          <w:rStyle w:val="CommentReference"/>
+        </w:rPr>
+        <w:annotationRef/>
+      </w:r>
+      <w:r>
+        <w:rPr>
+          <w:kern w:val="0"/>
+          <w:sz w:val="20"/>
+          <w:szCs w:val="20"/>
+          <w14:ligatures w14:val="none"/>
+        </w:rPr>
+        <w:t>Do I show the results here or attached in an appendix?</w:t>
       </w:r>
     </w:p>
   </w:comment>
@@ -14681,11 +16199,13 @@
   <w15:commentEx w15:paraId="4E0F734F" w15:paraIdParent="4224868F" w15:done="0"/>
   <w15:commentEx w15:paraId="3A558277" w15:done="0"/>
   <w15:commentEx w15:paraId="0523F744" w15:paraIdParent="3A558277" w15:done="0"/>
+  <w15:commentEx w15:paraId="1B34EF6B" w15:done="0"/>
   <w15:commentEx w15:paraId="00674D31" w15:done="0"/>
   <w15:commentEx w15:paraId="6CB56D86" w15:done="1"/>
   <w15:commentEx w15:paraId="6E95F6C3" w15:done="1"/>
   <w15:commentEx w15:paraId="090E3D6F" w15:done="0"/>
   <w15:commentEx w15:paraId="39B96574" w15:paraIdParent="090E3D6F" w15:done="0"/>
+  <w15:commentEx w15:paraId="70214740" w15:done="0"/>
 </w15:commentsEx>
 </file>
 
@@ -14695,11 +16215,13 @@
   <w16cex:commentExtensible w16cex:durableId="25E171DB" w16cex:dateUtc="2026-03-01T15:06:00Z"/>
   <w16cex:commentExtensible w16cex:durableId="3D2F1F0D" w16cex:dateUtc="2026-03-01T15:00:00Z"/>
   <w16cex:commentExtensible w16cex:durableId="11A85621" w16cex:dateUtc="2026-03-01T15:01:00Z"/>
+  <w16cex:commentExtensible w16cex:durableId="1DE55F73" w16cex:dateUtc="2026-03-11T00:35:00Z"/>
   <w16cex:commentExtensible w16cex:durableId="3E61A189" w16cex:dateUtc="2026-03-04T14:17:00Z"/>
   <w16cex:commentExtensible w16cex:durableId="7229158C" w16cex:dateUtc="2026-02-28T17:10:00Z"/>
   <w16cex:commentExtensible w16cex:durableId="7BF14FDB" w16cex:dateUtc="2026-03-04T14:25:00Z"/>
   <w16cex:commentExtensible w16cex:durableId="5CDB3D0F" w16cex:dateUtc="2026-03-01T15:01:00Z"/>
   <w16cex:commentExtensible w16cex:durableId="19D52806" w16cex:dateUtc="2026-03-01T15:01:00Z"/>
+  <w16cex:commentExtensible w16cex:durableId="14747FE9" w16cex:dateUtc="2026-03-11T20:07:00Z"/>
 </w16cex:commentsExtensible>
 </file>
 
@@ -14709,11 +16231,13 @@
   <w16cid:commentId w16cid:paraId="4E0F734F" w16cid:durableId="25E171DB"/>
   <w16cid:commentId w16cid:paraId="3A558277" w16cid:durableId="3D2F1F0D"/>
   <w16cid:commentId w16cid:paraId="0523F744" w16cid:durableId="11A85621"/>
+  <w16cid:commentId w16cid:paraId="1B34EF6B" w16cid:durableId="1DE55F73"/>
   <w16cid:commentId w16cid:paraId="00674D31" w16cid:durableId="3E61A189"/>
   <w16cid:commentId w16cid:paraId="6CB56D86" w16cid:durableId="7229158C"/>
   <w16cid:commentId w16cid:paraId="6E95F6C3" w16cid:durableId="7BF14FDB"/>
   <w16cid:commentId w16cid:paraId="090E3D6F" w16cid:durableId="5CDB3D0F"/>
   <w16cid:commentId w16cid:paraId="39B96574" w16cid:durableId="19D52806"/>
+  <w16cid:commentId w16cid:paraId="70214740" w16cid:durableId="14747FE9"/>
 </w16cid:commentsIds>
 </file>
 
@@ -14797,23 +16321,7 @@
         <w:t xml:space="preserve"> </w:t>
       </w:r>
       <w:r>
-        <w:t xml:space="preserve">Boateng, Agyenim, Raphaël K. </w:t>
-      </w:r>
-      <w:proofErr w:type="spellStart"/>
-      <w:r>
-        <w:t>Akamavi</w:t>
-      </w:r>
-      <w:proofErr w:type="spellEnd"/>
-      <w:r>
-        <w:t xml:space="preserve">, and Girlie Ndoro. "Measuring performance of non‐profit </w:t>
-      </w:r>
-      <w:proofErr w:type="spellStart"/>
-      <w:r>
-        <w:t>organisations</w:t>
-      </w:r>
-      <w:proofErr w:type="spellEnd"/>
-      <w:r>
-        <w:t>: evidence from large charities." Business Ethics: A European Review 25, no. 1 (2016): 59-74.</w:t>
+        <w:t>Boateng, Agyenim, Raphaël K. Akamavi, and Girlie Ndoro. "Measuring performance of non‐profit organisations: evidence from large charities." Business Ethics: A European Review 25, no. 1 (2016): 59-74.</w:t>
       </w:r>
     </w:p>
   </w:footnote>
@@ -14889,9 +16397,115 @@
         <w:t xml:space="preserve"> </w:t>
       </w:r>
       <w:r>
+        <w:t xml:space="preserve">Irs.gov. “Form 990 Series Downloads | Internal Revenue Service,” 2019. </w:t>
+      </w:r>
+      <w:hyperlink r:id="rId1" w:history="1">
+        <w:r>
+          <w:rPr>
+            <w:rStyle w:val="Hyperlink"/>
+          </w:rPr>
+          <w:t>https://www.irs.gov/charities-non-profits/form-990-series-downloads</w:t>
+        </w:r>
+      </w:hyperlink>
+      <w:r>
+        <w:t xml:space="preserve">. </w:t>
+      </w:r>
+    </w:p>
+  </w:footnote>
+  <w:footnote w:id="6">
+    <w:p>
+      <w:pPr>
+        <w:pStyle w:val="FootnoteText"/>
+      </w:pPr>
+      <w:r>
+        <w:rPr>
+          <w:rStyle w:val="FootnoteReference"/>
+        </w:rPr>
+        <w:footnoteRef/>
+      </w:r>
+      <w:r>
+        <w:t xml:space="preserve"> </w:t>
+      </w:r>
+      <w:r>
+        <w:t>Jesse Lecy, (2023). NCCS IRS 990 Efile Data.</w:t>
+      </w:r>
+      <w:r>
+        <w:t xml:space="preserve"> </w:t>
+      </w:r>
+      <w:hyperlink r:id="rId2" w:history="1">
+        <w:r>
+          <w:rPr>
+            <w:rStyle w:val="Hyperlink"/>
+          </w:rPr>
+          <w:t>https://urbaninstitute.github.io/nccs/datasets/efile/</w:t>
+        </w:r>
+      </w:hyperlink>
+      <w:r>
+        <w:t xml:space="preserve"> </w:t>
+      </w:r>
+    </w:p>
+  </w:footnote>
+  <w:footnote w:id="7">
+    <w:p>
+      <w:pPr>
+        <w:pStyle w:val="FootnoteText"/>
+      </w:pPr>
+      <w:r>
+        <w:rPr>
+          <w:rStyle w:val="FootnoteReference"/>
+        </w:rPr>
+        <w:footnoteRef/>
+      </w:r>
+      <w:r>
+        <w:t xml:space="preserve"> Irs.gov. “Exempt Organizations Business Master File Extract (EO BMF) | Internal Revenue Service,” 2017. </w:t>
+      </w:r>
+      <w:hyperlink r:id="rId3" w:history="1">
+        <w:r>
+          <w:rPr>
+            <w:rStyle w:val="Hyperlink"/>
+          </w:rPr>
+          <w:t>https://www.irs.gov/charities-non-profits/exempt-organizations-business-master-file-extract-eo-bmf</w:t>
+        </w:r>
+      </w:hyperlink>
+      <w:r>
+        <w:t xml:space="preserve">. </w:t>
+      </w:r>
+    </w:p>
+  </w:footnote>
+  <w:footnote w:id="8">
+    <w:p>
+      <w:pPr>
+        <w:pStyle w:val="FootnoteText"/>
+      </w:pPr>
+      <w:r>
+        <w:rPr>
+          <w:rStyle w:val="FootnoteReference"/>
+        </w:rPr>
+        <w:footnoteRef/>
+      </w:r>
+      <w:r>
+        <w:t xml:space="preserve"> Ibid. </w:t>
+      </w:r>
+    </w:p>
+  </w:footnote>
+  <w:footnote w:id="9">
+    <w:p>
+      <w:pPr>
+        <w:pStyle w:val="FootnoteText"/>
+      </w:pPr>
+      <w:r>
+        <w:rPr>
+          <w:rStyle w:val="FootnoteReference"/>
+        </w:rPr>
+        <w:footnoteRef/>
+      </w:r>
+      <w:r>
+        <w:t xml:space="preserve"> </w:t>
+      </w:r>
+      <w:r>
         <w:t xml:space="preserve">Irs.gov. “Automatic Revocation of Exemption | Internal Revenue Service,” 2017. </w:t>
       </w:r>
-      <w:hyperlink r:id="rId1" w:history="1">
+      <w:hyperlink r:id="rId4" w:history="1">
         <w:r>
           <w:rPr>
             <w:rStyle w:val="Hyperlink"/>
@@ -14907,98 +16521,6 @@
       </w:r>
     </w:p>
   </w:footnote>
-  <w:footnote w:id="6">
-    <w:p>
-      <w:pPr>
-        <w:pStyle w:val="FootnoteText"/>
-      </w:pPr>
-      <w:r>
-        <w:rPr>
-          <w:rStyle w:val="FootnoteReference"/>
-        </w:rPr>
-        <w:footnoteRef/>
-      </w:r>
-      <w:r>
-        <w:t xml:space="preserve"> </w:t>
-      </w:r>
-      <w:r>
-        <w:t>Shon, Jongmin, Madinah F. Hamidullah, and Lindsey M. McDougle. "Revenue structure and spending behavior in nonprofit organizations." The American Review of Public Administration 49, no. 6 (2019): 662-674.</w:t>
-      </w:r>
-    </w:p>
-  </w:footnote>
-  <w:footnote w:id="7">
-    <w:p>
-      <w:pPr>
-        <w:pStyle w:val="FootnoteText"/>
-      </w:pPr>
-      <w:r>
-        <w:rPr>
-          <w:rStyle w:val="FootnoteReference"/>
-        </w:rPr>
-        <w:footnoteRef/>
-      </w:r>
-      <w:r>
-        <w:t xml:space="preserve"> </w:t>
-      </w:r>
-      <w:r>
-        <w:t>Ibid.</w:t>
-      </w:r>
-    </w:p>
-  </w:footnote>
-  <w:footnote w:id="8">
-    <w:p>
-      <w:pPr>
-        <w:pStyle w:val="FootnoteText"/>
-      </w:pPr>
-      <w:r>
-        <w:rPr>
-          <w:rStyle w:val="FootnoteReference"/>
-        </w:rPr>
-        <w:footnoteRef/>
-      </w:r>
-      <w:r>
-        <w:t xml:space="preserve"> </w:t>
-      </w:r>
-      <w:proofErr w:type="spellStart"/>
-      <w:r>
-        <w:t>Ecer</w:t>
-      </w:r>
-      <w:proofErr w:type="spellEnd"/>
-      <w:r>
-        <w:t xml:space="preserve">, Sencer, Mark Magro, and Sinan </w:t>
-      </w:r>
-      <w:proofErr w:type="spellStart"/>
-      <w:r>
-        <w:t>Sarpça</w:t>
-      </w:r>
-      <w:proofErr w:type="spellEnd"/>
-      <w:r>
-        <w:t>. "The relationship between nonprofits’ revenue composition and their economic-financial efficiency." Nonprofit and Voluntary Sector Quarterly 46, no. 1 (2017): 141-155.</w:t>
-      </w:r>
-    </w:p>
-  </w:footnote>
-  <w:footnote w:id="9">
-    <w:p>
-      <w:pPr>
-        <w:pStyle w:val="FootnoteText"/>
-      </w:pPr>
-      <w:r>
-        <w:rPr>
-          <w:rStyle w:val="FootnoteReference"/>
-        </w:rPr>
-        <w:footnoteRef/>
-      </w:r>
-      <w:r>
-        <w:t xml:space="preserve"> </w:t>
-      </w:r>
-      <w:r>
-        <w:t>Exley, Christine L., Nils H. Lehr, and Stephen J. Terry. (2023)</w:t>
-      </w:r>
-      <w:r>
-        <w:t>.</w:t>
-      </w:r>
-    </w:p>
-  </w:footnote>
   <w:footnote w:id="10">
     <w:p>
       <w:pPr>
@@ -15014,15 +16536,7 @@
         <w:t xml:space="preserve"> </w:t>
       </w:r>
       <w:r>
-        <w:t xml:space="preserve">Altamimi, Hala, and Qiaozhen Liu. "The nonprofit starvation cycle: Does overhead spending really impact program </w:t>
-      </w:r>
-      <w:proofErr w:type="gramStart"/>
-      <w:r>
-        <w:t>outcomes?.</w:t>
-      </w:r>
-      <w:proofErr w:type="gramEnd"/>
-      <w:r>
-        <w:t>" Nonprofit and Voluntary Sector Quarterly 51, no. 6 (2022): 1324-1348.</w:t>
+        <w:t>Shon, Jongmin, Madinah F. Hamidullah, and Lindsey M. McDougle. "Revenue structure and spending behavior in nonprofit organizations." The American Review of Public Administration 49, no. 6 (2019): 662-674.</w:t>
       </w:r>
     </w:p>
   </w:footnote>
@@ -15038,7 +16552,108 @@
         <w:footnoteRef/>
       </w:r>
       <w:r>
-        <w:t xml:space="preserve"> Altamimi, Hala and Qiaozhen Liu (2022).</w:t>
+        <w:t xml:space="preserve"> </w:t>
+      </w:r>
+      <w:r>
+        <w:t>Ibid.</w:t>
+      </w:r>
+    </w:p>
+  </w:footnote>
+  <w:footnote w:id="12">
+    <w:p>
+      <w:pPr>
+        <w:pStyle w:val="FootnoteText"/>
+      </w:pPr>
+      <w:r>
+        <w:rPr>
+          <w:rStyle w:val="FootnoteReference"/>
+        </w:rPr>
+        <w:footnoteRef/>
+      </w:r>
+      <w:r>
+        <w:t xml:space="preserve"> </w:t>
+      </w:r>
+      <w:r>
+        <w:t>Ecer, Sencer, Mark Magro, and Sinan Sarpça. "The relationship between nonprofits’ revenue composition and their economic-financial efficiency." Nonprofit and Voluntary Sector Quarterly 46, no. 1 (2017): 141-155.</w:t>
+      </w:r>
+    </w:p>
+  </w:footnote>
+  <w:footnote w:id="13">
+    <w:p>
+      <w:pPr>
+        <w:pStyle w:val="FootnoteText"/>
+      </w:pPr>
+      <w:r>
+        <w:rPr>
+          <w:rStyle w:val="FootnoteReference"/>
+        </w:rPr>
+        <w:footnoteRef/>
+      </w:r>
+      <w:r>
+        <w:t xml:space="preserve"> </w:t>
+      </w:r>
+      <w:r>
+        <w:t>Exley, Christine L., Nils H. Lehr, and Stephen J. Terry. (2023)</w:t>
+      </w:r>
+      <w:r>
+        <w:t>.</w:t>
+      </w:r>
+    </w:p>
+  </w:footnote>
+  <w:footnote w:id="14">
+    <w:p>
+      <w:pPr>
+        <w:pStyle w:val="FootnoteText"/>
+      </w:pPr>
+      <w:r>
+        <w:rPr>
+          <w:rStyle w:val="FootnoteReference"/>
+        </w:rPr>
+        <w:footnoteRef/>
+      </w:r>
+      <w:r>
+        <w:t xml:space="preserve"> </w:t>
+      </w:r>
+      <w:r>
+        <w:t>Altamimi, Hala, and Qiaozhen Liu. "The nonprofit starvation cycle: Does overhead spending really impact program outcomes?." Nonprofit and Voluntary Sector Quarterly 51, no. 6 (2022): 1324-1348.</w:t>
+      </w:r>
+    </w:p>
+  </w:footnote>
+  <w:footnote w:id="15">
+    <w:p>
+      <w:pPr>
+        <w:pStyle w:val="FootnoteText"/>
+      </w:pPr>
+      <w:r>
+        <w:rPr>
+          <w:rStyle w:val="FootnoteReference"/>
+        </w:rPr>
+        <w:footnoteRef/>
+      </w:r>
+      <w:r>
+        <w:t xml:space="preserve"> </w:t>
+      </w:r>
+      <w:r>
+        <w:t xml:space="preserve">Ibid. </w:t>
+      </w:r>
+    </w:p>
+  </w:footnote>
+  <w:footnote w:id="16">
+    <w:p>
+      <w:pPr>
+        <w:pStyle w:val="FootnoteText"/>
+      </w:pPr>
+      <w:r>
+        <w:rPr>
+          <w:rStyle w:val="FootnoteReference"/>
+        </w:rPr>
+        <w:footnoteRef/>
+      </w:r>
+      <w:r>
+        <w:t xml:space="preserve"> </w:t>
+      </w:r>
+      <w:r>
+        <w:t>Mauri, Alfredo J., and Max P. Michaels. "Firm and industry effects within strategic management: An empirical examination." Strategic management journal 19, no. 3 (1998): 211-219.</w:t>
       </w:r>
     </w:p>
   </w:footnote>
@@ -15690,6 +17305,7 @@
   <w:style w:type="character" w:default="1" w:styleId="DefaultParagraphFont">
     <w:name w:val="Default Paragraph Font"/>
     <w:uiPriority w:val="1"/>
+    <w:semiHidden/>
     <w:unhideWhenUsed/>
   </w:style>
   <w:style w:type="table" w:default="1" w:styleId="TableNormal">

--- a/Final Paper.docx
+++ b/Final Paper.docx
@@ -3173,21 +3173,11 @@
       <w:r>
         <w:t xml:space="preserve">Table </w:t>
       </w:r>
-      <w:r>
-        <w:fldChar w:fldCharType="begin"/>
-      </w:r>
-      <w:r>
-        <w:instrText xml:space="preserve"> SEQ Table \* ARABIC </w:instrText>
-      </w:r>
-      <w:r>
-        <w:fldChar w:fldCharType="separate"/>
-      </w:r>
-      <w:r>
-        <w:t>1</w:t>
-      </w:r>
-      <w:r>
-        <w:fldChar w:fldCharType="end"/>
-      </w:r>
+      <w:fldSimple w:instr=" SEQ Table \* ARABIC ">
+        <w:r>
+          <w:t>1</w:t>
+        </w:r>
+      </w:fldSimple>
       <w:r>
         <w:t xml:space="preserve"> </w:t>
       </w:r>
@@ -3230,9 +3220,10 @@
         <w:tblLook w:val="0420" w:firstRow="1" w:lastRow="0" w:firstColumn="0" w:lastColumn="0" w:noHBand="0" w:noVBand="1"/>
       </w:tblPr>
       <w:tblGrid>
-        <w:gridCol w:w="1152"/>
-        <w:gridCol w:w="4968"/>
-        <w:gridCol w:w="3240"/>
+        <w:gridCol w:w="856"/>
+        <w:gridCol w:w="3690"/>
+        <w:gridCol w:w="2407"/>
+        <w:gridCol w:w="2407"/>
       </w:tblGrid>
       <w:tr>
         <w:trPr>
@@ -3241,7 +3232,7 @@
         </w:trPr>
         <w:tc>
           <w:tcPr>
-            <w:tcW w:w="615" w:type="pct"/>
+            <w:tcW w:w="457" w:type="pct"/>
             <w:tcBorders>
               <w:top w:val="single" w:sz="12" w:space="0" w:color="666666"/>
               <w:left w:val="none" w:sz="0" w:space="0" w:color="000000"/>
@@ -3289,7 +3280,7 @@
         </w:tc>
         <w:tc>
           <w:tcPr>
-            <w:tcW w:w="2654" w:type="pct"/>
+            <w:tcW w:w="1971" w:type="pct"/>
             <w:tcBorders>
               <w:top w:val="single" w:sz="12" w:space="0" w:color="666666"/>
               <w:left w:val="none" w:sz="0" w:space="0" w:color="000000"/>
@@ -3347,7 +3338,49 @@
         </w:tc>
         <w:tc>
           <w:tcPr>
-            <w:tcW w:w="1731" w:type="pct"/>
+            <w:tcW w:w="1286" w:type="pct"/>
+            <w:tcBorders>
+              <w:top w:val="single" w:sz="12" w:space="0" w:color="666666"/>
+              <w:left w:val="none" w:sz="0" w:space="0" w:color="000000"/>
+              <w:bottom w:val="single" w:sz="12" w:space="0" w:color="666666"/>
+              <w:right w:val="none" w:sz="0" w:space="0" w:color="000000"/>
+            </w:tcBorders>
+            <w:shd w:val="clear" w:color="auto" w:fill="FFFFFF"/>
+          </w:tcPr>
+          <w:p>
+            <w:pPr>
+              <w:pBdr>
+                <w:top w:val="none" w:sz="0" w:space="0" w:color="000000"/>
+                <w:left w:val="none" w:sz="0" w:space="0" w:color="000000"/>
+                <w:bottom w:val="none" w:sz="0" w:space="0" w:color="000000"/>
+                <w:right w:val="none" w:sz="0" w:space="0" w:color="000000"/>
+              </w:pBdr>
+              <w:spacing w:before="100" w:after="100" w:line="240" w:lineRule="auto"/>
+              <w:ind w:left="100" w:right="100"/>
+              <w:jc w:val="right"/>
+              <w:rPr>
+                <w:b/>
+                <w:kern w:val="0"/>
+                <w:sz w:val="22"/>
+                <w:szCs w:val="22"/>
+                <w14:ligatures w14:val="none"/>
+              </w:rPr>
+            </w:pPr>
+            <w:r>
+              <w:rPr>
+                <w:b/>
+                <w:kern w:val="0"/>
+                <w:sz w:val="22"/>
+                <w:szCs w:val="22"/>
+                <w14:ligatures w14:val="none"/>
+              </w:rPr>
+              <w:t>Example Organization</w:t>
+            </w:r>
+          </w:p>
+        </w:tc>
+        <w:tc>
+          <w:tcPr>
+            <w:tcW w:w="1286" w:type="pct"/>
             <w:tcBorders>
               <w:top w:val="single" w:sz="12" w:space="0" w:color="666666"/>
               <w:left w:val="none" w:sz="0" w:space="0" w:color="000000"/>
@@ -3411,7 +3444,7 @@
         </w:trPr>
         <w:tc>
           <w:tcPr>
-            <w:tcW w:w="615" w:type="pct"/>
+            <w:tcW w:w="457" w:type="pct"/>
             <w:tcBorders>
               <w:top w:val="single" w:sz="12" w:space="0" w:color="666666"/>
               <w:left w:val="none" w:sz="0" w:space="0" w:color="000000"/>
@@ -3457,7 +3490,7 @@
         </w:tc>
         <w:tc>
           <w:tcPr>
-            <w:tcW w:w="2654" w:type="pct"/>
+            <w:tcW w:w="1971" w:type="pct"/>
             <w:tcBorders>
               <w:top w:val="single" w:sz="12" w:space="0" w:color="666666"/>
               <w:left w:val="none" w:sz="0" w:space="0" w:color="000000"/>
@@ -3503,7 +3536,41 @@
         </w:tc>
         <w:tc>
           <w:tcPr>
-            <w:tcW w:w="1731" w:type="pct"/>
+            <w:tcW w:w="1286" w:type="pct"/>
+            <w:tcBorders>
+              <w:top w:val="single" w:sz="12" w:space="0" w:color="666666"/>
+              <w:left w:val="none" w:sz="0" w:space="0" w:color="000000"/>
+              <w:bottom w:val="single" w:sz="6" w:space="0" w:color="666666"/>
+              <w:right w:val="none" w:sz="0" w:space="0" w:color="000000"/>
+            </w:tcBorders>
+            <w:shd w:val="clear" w:color="auto" w:fill="FFFFFF"/>
+          </w:tcPr>
+          <w:p>
+            <w:pPr>
+              <w:pBdr>
+                <w:top w:val="none" w:sz="0" w:space="0" w:color="000000"/>
+                <w:left w:val="none" w:sz="0" w:space="0" w:color="000000"/>
+                <w:bottom w:val="none" w:sz="0" w:space="0" w:color="000000"/>
+                <w:right w:val="none" w:sz="0" w:space="0" w:color="000000"/>
+              </w:pBdr>
+              <w:spacing w:before="100" w:after="100" w:line="240" w:lineRule="auto"/>
+              <w:ind w:left="100" w:right="100"/>
+              <w:jc w:val="right"/>
+              <w:rPr>
+                <w:kern w:val="0"/>
+                <w:sz w:val="22"/>
+                <w:szCs w:val="22"/>
+                <w14:ligatures w14:val="none"/>
+              </w:rPr>
+            </w:pPr>
+            <w:r>
+              <w:t>The Metropolitan Museum of Art</w:t>
+            </w:r>
+          </w:p>
+        </w:tc>
+        <w:tc>
+          <w:tcPr>
+            <w:tcW w:w="1286" w:type="pct"/>
             <w:tcBorders>
               <w:top w:val="single" w:sz="12" w:space="0" w:color="666666"/>
               <w:left w:val="none" w:sz="0" w:space="0" w:color="000000"/>
@@ -3555,7 +3622,7 @@
         </w:trPr>
         <w:tc>
           <w:tcPr>
-            <w:tcW w:w="615" w:type="pct"/>
+            <w:tcW w:w="457" w:type="pct"/>
             <w:tcBorders>
               <w:top w:val="single" w:sz="6" w:space="0" w:color="666666"/>
               <w:left w:val="none" w:sz="0" w:space="0" w:color="000000"/>
@@ -3601,7 +3668,7 @@
         </w:tc>
         <w:tc>
           <w:tcPr>
-            <w:tcW w:w="2654" w:type="pct"/>
+            <w:tcW w:w="1971" w:type="pct"/>
             <w:tcBorders>
               <w:top w:val="single" w:sz="6" w:space="0" w:color="666666"/>
               <w:left w:val="none" w:sz="0" w:space="0" w:color="000000"/>
@@ -3647,7 +3714,47 @@
         </w:tc>
         <w:tc>
           <w:tcPr>
-            <w:tcW w:w="1731" w:type="pct"/>
+            <w:tcW w:w="1286" w:type="pct"/>
+            <w:tcBorders>
+              <w:top w:val="single" w:sz="6" w:space="0" w:color="666666"/>
+              <w:left w:val="none" w:sz="0" w:space="0" w:color="000000"/>
+              <w:bottom w:val="single" w:sz="6" w:space="0" w:color="666666"/>
+              <w:right w:val="none" w:sz="0" w:space="0" w:color="000000"/>
+            </w:tcBorders>
+            <w:shd w:val="clear" w:color="auto" w:fill="FFFFFF"/>
+          </w:tcPr>
+          <w:p>
+            <w:pPr>
+              <w:pBdr>
+                <w:top w:val="none" w:sz="0" w:space="0" w:color="000000"/>
+                <w:left w:val="none" w:sz="0" w:space="0" w:color="000000"/>
+                <w:bottom w:val="none" w:sz="0" w:space="0" w:color="000000"/>
+                <w:right w:val="none" w:sz="0" w:space="0" w:color="000000"/>
+              </w:pBdr>
+              <w:spacing w:before="100" w:after="100" w:line="240" w:lineRule="auto"/>
+              <w:ind w:left="100" w:right="100"/>
+              <w:jc w:val="right"/>
+              <w:rPr>
+                <w:kern w:val="0"/>
+                <w:sz w:val="22"/>
+                <w:szCs w:val="22"/>
+                <w14:ligatures w14:val="none"/>
+              </w:rPr>
+            </w:pPr>
+            <w:r>
+              <w:rPr>
+                <w:kern w:val="0"/>
+                <w:sz w:val="22"/>
+                <w:szCs w:val="22"/>
+                <w14:ligatures w14:val="none"/>
+              </w:rPr>
+              <w:t>Teach For America</w:t>
+            </w:r>
+          </w:p>
+        </w:tc>
+        <w:tc>
+          <w:tcPr>
+            <w:tcW w:w="1286" w:type="pct"/>
             <w:tcBorders>
               <w:top w:val="single" w:sz="6" w:space="0" w:color="666666"/>
               <w:left w:val="none" w:sz="0" w:space="0" w:color="000000"/>
@@ -3699,7 +3806,7 @@
         </w:trPr>
         <w:tc>
           <w:tcPr>
-            <w:tcW w:w="615" w:type="pct"/>
+            <w:tcW w:w="457" w:type="pct"/>
             <w:tcBorders>
               <w:top w:val="single" w:sz="6" w:space="0" w:color="666666"/>
               <w:left w:val="none" w:sz="0" w:space="0" w:color="000000"/>
@@ -3745,7 +3852,7 @@
         </w:tc>
         <w:tc>
           <w:tcPr>
-            <w:tcW w:w="2654" w:type="pct"/>
+            <w:tcW w:w="1971" w:type="pct"/>
             <w:tcBorders>
               <w:top w:val="single" w:sz="6" w:space="0" w:color="666666"/>
               <w:left w:val="none" w:sz="0" w:space="0" w:color="000000"/>
@@ -3791,7 +3898,41 @@
         </w:tc>
         <w:tc>
           <w:tcPr>
-            <w:tcW w:w="1731" w:type="pct"/>
+            <w:tcW w:w="1286" w:type="pct"/>
+            <w:tcBorders>
+              <w:top w:val="single" w:sz="6" w:space="0" w:color="666666"/>
+              <w:left w:val="none" w:sz="0" w:space="0" w:color="000000"/>
+              <w:bottom w:val="single" w:sz="6" w:space="0" w:color="666666"/>
+              <w:right w:val="none" w:sz="0" w:space="0" w:color="000000"/>
+            </w:tcBorders>
+            <w:shd w:val="clear" w:color="auto" w:fill="FFFFFF"/>
+          </w:tcPr>
+          <w:p>
+            <w:pPr>
+              <w:pBdr>
+                <w:top w:val="none" w:sz="0" w:space="0" w:color="000000"/>
+                <w:left w:val="none" w:sz="0" w:space="0" w:color="000000"/>
+                <w:bottom w:val="none" w:sz="0" w:space="0" w:color="000000"/>
+                <w:right w:val="none" w:sz="0" w:space="0" w:color="000000"/>
+              </w:pBdr>
+              <w:spacing w:before="100" w:after="100" w:line="240" w:lineRule="auto"/>
+              <w:ind w:left="100" w:right="100"/>
+              <w:jc w:val="right"/>
+              <w:rPr>
+                <w:kern w:val="0"/>
+                <w:sz w:val="22"/>
+                <w:szCs w:val="22"/>
+                <w14:ligatures w14:val="none"/>
+              </w:rPr>
+            </w:pPr>
+            <w:r>
+              <w:t>The Sierra Club</w:t>
+            </w:r>
+          </w:p>
+        </w:tc>
+        <w:tc>
+          <w:tcPr>
+            <w:tcW w:w="1286" w:type="pct"/>
             <w:tcBorders>
               <w:top w:val="single" w:sz="6" w:space="0" w:color="666666"/>
               <w:left w:val="none" w:sz="0" w:space="0" w:color="000000"/>
@@ -3843,7 +3984,7 @@
         </w:trPr>
         <w:tc>
           <w:tcPr>
-            <w:tcW w:w="615" w:type="pct"/>
+            <w:tcW w:w="457" w:type="pct"/>
             <w:tcBorders>
               <w:top w:val="single" w:sz="6" w:space="0" w:color="666666"/>
               <w:left w:val="none" w:sz="0" w:space="0" w:color="000000"/>
@@ -3889,7 +4030,7 @@
         </w:tc>
         <w:tc>
           <w:tcPr>
-            <w:tcW w:w="2654" w:type="pct"/>
+            <w:tcW w:w="1971" w:type="pct"/>
             <w:tcBorders>
               <w:top w:val="single" w:sz="6" w:space="0" w:color="666666"/>
               <w:left w:val="none" w:sz="0" w:space="0" w:color="000000"/>
@@ -3935,7 +4076,41 @@
         </w:tc>
         <w:tc>
           <w:tcPr>
-            <w:tcW w:w="1731" w:type="pct"/>
+            <w:tcW w:w="1286" w:type="pct"/>
+            <w:tcBorders>
+              <w:top w:val="single" w:sz="6" w:space="0" w:color="666666"/>
+              <w:left w:val="none" w:sz="0" w:space="0" w:color="000000"/>
+              <w:bottom w:val="single" w:sz="6" w:space="0" w:color="666666"/>
+              <w:right w:val="none" w:sz="0" w:space="0" w:color="000000"/>
+            </w:tcBorders>
+            <w:shd w:val="clear" w:color="auto" w:fill="FFFFFF"/>
+          </w:tcPr>
+          <w:p>
+            <w:pPr>
+              <w:pBdr>
+                <w:top w:val="none" w:sz="0" w:space="0" w:color="000000"/>
+                <w:left w:val="none" w:sz="0" w:space="0" w:color="000000"/>
+                <w:bottom w:val="none" w:sz="0" w:space="0" w:color="000000"/>
+                <w:right w:val="none" w:sz="0" w:space="0" w:color="000000"/>
+              </w:pBdr>
+              <w:spacing w:before="100" w:after="100" w:line="240" w:lineRule="auto"/>
+              <w:ind w:left="100" w:right="100"/>
+              <w:jc w:val="right"/>
+              <w:rPr>
+                <w:kern w:val="0"/>
+                <w:sz w:val="22"/>
+                <w:szCs w:val="22"/>
+                <w14:ligatures w14:val="none"/>
+              </w:rPr>
+            </w:pPr>
+            <w:r>
+              <w:t>World Wildlife Fund</w:t>
+            </w:r>
+          </w:p>
+        </w:tc>
+        <w:tc>
+          <w:tcPr>
+            <w:tcW w:w="1286" w:type="pct"/>
             <w:tcBorders>
               <w:top w:val="single" w:sz="6" w:space="0" w:color="666666"/>
               <w:left w:val="none" w:sz="0" w:space="0" w:color="000000"/>
@@ -3987,7 +4162,7 @@
         </w:trPr>
         <w:tc>
           <w:tcPr>
-            <w:tcW w:w="615" w:type="pct"/>
+            <w:tcW w:w="457" w:type="pct"/>
             <w:tcBorders>
               <w:top w:val="single" w:sz="6" w:space="0" w:color="666666"/>
               <w:left w:val="none" w:sz="0" w:space="0" w:color="000000"/>
@@ -4033,7 +4208,7 @@
         </w:tc>
         <w:tc>
           <w:tcPr>
-            <w:tcW w:w="2654" w:type="pct"/>
+            <w:tcW w:w="1971" w:type="pct"/>
             <w:tcBorders>
               <w:top w:val="single" w:sz="6" w:space="0" w:color="666666"/>
               <w:left w:val="none" w:sz="0" w:space="0" w:color="000000"/>
@@ -4079,7 +4254,41 @@
         </w:tc>
         <w:tc>
           <w:tcPr>
-            <w:tcW w:w="1731" w:type="pct"/>
+            <w:tcW w:w="1286" w:type="pct"/>
+            <w:tcBorders>
+              <w:top w:val="single" w:sz="6" w:space="0" w:color="666666"/>
+              <w:left w:val="none" w:sz="0" w:space="0" w:color="000000"/>
+              <w:bottom w:val="single" w:sz="6" w:space="0" w:color="666666"/>
+              <w:right w:val="none" w:sz="0" w:space="0" w:color="000000"/>
+            </w:tcBorders>
+            <w:shd w:val="clear" w:color="auto" w:fill="FFFFFF"/>
+          </w:tcPr>
+          <w:p>
+            <w:pPr>
+              <w:pBdr>
+                <w:top w:val="none" w:sz="0" w:space="0" w:color="000000"/>
+                <w:left w:val="none" w:sz="0" w:space="0" w:color="000000"/>
+                <w:bottom w:val="none" w:sz="0" w:space="0" w:color="000000"/>
+                <w:right w:val="none" w:sz="0" w:space="0" w:color="000000"/>
+              </w:pBdr>
+              <w:spacing w:before="100" w:after="100" w:line="240" w:lineRule="auto"/>
+              <w:ind w:left="100" w:right="100"/>
+              <w:jc w:val="right"/>
+              <w:rPr>
+                <w:kern w:val="0"/>
+                <w:sz w:val="22"/>
+                <w:szCs w:val="22"/>
+                <w14:ligatures w14:val="none"/>
+              </w:rPr>
+            </w:pPr>
+            <w:r>
+              <w:t>Mayo Clinic</w:t>
+            </w:r>
+          </w:p>
+        </w:tc>
+        <w:tc>
+          <w:tcPr>
+            <w:tcW w:w="1286" w:type="pct"/>
             <w:tcBorders>
               <w:top w:val="single" w:sz="6" w:space="0" w:color="666666"/>
               <w:left w:val="none" w:sz="0" w:space="0" w:color="000000"/>
@@ -4131,7 +4340,7 @@
         </w:trPr>
         <w:tc>
           <w:tcPr>
-            <w:tcW w:w="615" w:type="pct"/>
+            <w:tcW w:w="457" w:type="pct"/>
             <w:tcBorders>
               <w:top w:val="single" w:sz="6" w:space="0" w:color="666666"/>
               <w:left w:val="none" w:sz="0" w:space="0" w:color="000000"/>
@@ -4177,7 +4386,7 @@
         </w:tc>
         <w:tc>
           <w:tcPr>
-            <w:tcW w:w="2654" w:type="pct"/>
+            <w:tcW w:w="1971" w:type="pct"/>
             <w:tcBorders>
               <w:top w:val="single" w:sz="6" w:space="0" w:color="666666"/>
               <w:left w:val="none" w:sz="0" w:space="0" w:color="000000"/>
@@ -4223,7 +4432,41 @@
         </w:tc>
         <w:tc>
           <w:tcPr>
-            <w:tcW w:w="1731" w:type="pct"/>
+            <w:tcW w:w="1286" w:type="pct"/>
+            <w:tcBorders>
+              <w:top w:val="single" w:sz="6" w:space="0" w:color="666666"/>
+              <w:left w:val="none" w:sz="0" w:space="0" w:color="000000"/>
+              <w:bottom w:val="single" w:sz="6" w:space="0" w:color="666666"/>
+              <w:right w:val="none" w:sz="0" w:space="0" w:color="000000"/>
+            </w:tcBorders>
+            <w:shd w:val="clear" w:color="auto" w:fill="FFFFFF"/>
+          </w:tcPr>
+          <w:p>
+            <w:pPr>
+              <w:pBdr>
+                <w:top w:val="none" w:sz="0" w:space="0" w:color="000000"/>
+                <w:left w:val="none" w:sz="0" w:space="0" w:color="000000"/>
+                <w:bottom w:val="none" w:sz="0" w:space="0" w:color="000000"/>
+                <w:right w:val="none" w:sz="0" w:space="0" w:color="000000"/>
+              </w:pBdr>
+              <w:spacing w:before="100" w:after="100" w:line="240" w:lineRule="auto"/>
+              <w:ind w:left="100" w:right="100"/>
+              <w:jc w:val="right"/>
+              <w:rPr>
+                <w:kern w:val="0"/>
+                <w:sz w:val="22"/>
+                <w:szCs w:val="22"/>
+                <w14:ligatures w14:val="none"/>
+              </w:rPr>
+            </w:pPr>
+            <w:r>
+              <w:t>The Trevor Project</w:t>
+            </w:r>
+          </w:p>
+        </w:tc>
+        <w:tc>
+          <w:tcPr>
+            <w:tcW w:w="1286" w:type="pct"/>
             <w:tcBorders>
               <w:top w:val="single" w:sz="6" w:space="0" w:color="666666"/>
               <w:left w:val="none" w:sz="0" w:space="0" w:color="000000"/>
@@ -4275,7 +4518,7 @@
         </w:trPr>
         <w:tc>
           <w:tcPr>
-            <w:tcW w:w="615" w:type="pct"/>
+            <w:tcW w:w="457" w:type="pct"/>
             <w:tcBorders>
               <w:top w:val="single" w:sz="6" w:space="0" w:color="666666"/>
               <w:left w:val="none" w:sz="0" w:space="0" w:color="000000"/>
@@ -4321,7 +4564,7 @@
         </w:tc>
         <w:tc>
           <w:tcPr>
-            <w:tcW w:w="2654" w:type="pct"/>
+            <w:tcW w:w="1971" w:type="pct"/>
             <w:tcBorders>
               <w:top w:val="single" w:sz="6" w:space="0" w:color="666666"/>
               <w:left w:val="none" w:sz="0" w:space="0" w:color="000000"/>
@@ -4367,7 +4610,41 @@
         </w:tc>
         <w:tc>
           <w:tcPr>
-            <w:tcW w:w="1731" w:type="pct"/>
+            <w:tcW w:w="1286" w:type="pct"/>
+            <w:tcBorders>
+              <w:top w:val="single" w:sz="6" w:space="0" w:color="666666"/>
+              <w:left w:val="none" w:sz="0" w:space="0" w:color="000000"/>
+              <w:bottom w:val="single" w:sz="6" w:space="0" w:color="666666"/>
+              <w:right w:val="none" w:sz="0" w:space="0" w:color="000000"/>
+            </w:tcBorders>
+            <w:shd w:val="clear" w:color="auto" w:fill="FFFFFF"/>
+          </w:tcPr>
+          <w:p>
+            <w:pPr>
+              <w:pBdr>
+                <w:top w:val="none" w:sz="0" w:space="0" w:color="000000"/>
+                <w:left w:val="none" w:sz="0" w:space="0" w:color="000000"/>
+                <w:bottom w:val="none" w:sz="0" w:space="0" w:color="000000"/>
+                <w:right w:val="none" w:sz="0" w:space="0" w:color="000000"/>
+              </w:pBdr>
+              <w:spacing w:before="100" w:after="100" w:line="240" w:lineRule="auto"/>
+              <w:ind w:left="100" w:right="100"/>
+              <w:jc w:val="right"/>
+              <w:rPr>
+                <w:kern w:val="0"/>
+                <w:sz w:val="22"/>
+                <w:szCs w:val="22"/>
+                <w14:ligatures w14:val="none"/>
+              </w:rPr>
+            </w:pPr>
+            <w:r>
+              <w:t>American Heart Association</w:t>
+            </w:r>
+          </w:p>
+        </w:tc>
+        <w:tc>
+          <w:tcPr>
+            <w:tcW w:w="1286" w:type="pct"/>
             <w:tcBorders>
               <w:top w:val="single" w:sz="6" w:space="0" w:color="666666"/>
               <w:left w:val="none" w:sz="0" w:space="0" w:color="000000"/>
@@ -4419,7 +4696,7 @@
         </w:trPr>
         <w:tc>
           <w:tcPr>
-            <w:tcW w:w="615" w:type="pct"/>
+            <w:tcW w:w="457" w:type="pct"/>
             <w:tcBorders>
               <w:top w:val="single" w:sz="6" w:space="0" w:color="666666"/>
               <w:left w:val="none" w:sz="0" w:space="0" w:color="000000"/>
@@ -4465,7 +4742,7 @@
         </w:tc>
         <w:tc>
           <w:tcPr>
-            <w:tcW w:w="2654" w:type="pct"/>
+            <w:tcW w:w="1971" w:type="pct"/>
             <w:tcBorders>
               <w:top w:val="single" w:sz="6" w:space="0" w:color="666666"/>
               <w:left w:val="none" w:sz="0" w:space="0" w:color="000000"/>
@@ -4511,7 +4788,47 @@
         </w:tc>
         <w:tc>
           <w:tcPr>
-            <w:tcW w:w="1731" w:type="pct"/>
+            <w:tcW w:w="1286" w:type="pct"/>
+            <w:tcBorders>
+              <w:top w:val="single" w:sz="6" w:space="0" w:color="666666"/>
+              <w:left w:val="none" w:sz="0" w:space="0" w:color="000000"/>
+              <w:bottom w:val="single" w:sz="6" w:space="0" w:color="666666"/>
+              <w:right w:val="none" w:sz="0" w:space="0" w:color="000000"/>
+            </w:tcBorders>
+            <w:shd w:val="clear" w:color="auto" w:fill="FFFFFF"/>
+          </w:tcPr>
+          <w:p>
+            <w:pPr>
+              <w:pBdr>
+                <w:top w:val="none" w:sz="0" w:space="0" w:color="000000"/>
+                <w:left w:val="none" w:sz="0" w:space="0" w:color="000000"/>
+                <w:bottom w:val="none" w:sz="0" w:space="0" w:color="000000"/>
+                <w:right w:val="none" w:sz="0" w:space="0" w:color="000000"/>
+              </w:pBdr>
+              <w:spacing w:before="100" w:after="100" w:line="240" w:lineRule="auto"/>
+              <w:ind w:left="100" w:right="100"/>
+              <w:jc w:val="right"/>
+              <w:rPr>
+                <w:kern w:val="0"/>
+                <w:sz w:val="22"/>
+                <w:szCs w:val="22"/>
+                <w14:ligatures w14:val="none"/>
+              </w:rPr>
+            </w:pPr>
+            <w:r>
+              <w:rPr>
+                <w:kern w:val="0"/>
+                <w:sz w:val="22"/>
+                <w:szCs w:val="22"/>
+                <w14:ligatures w14:val="none"/>
+              </w:rPr>
+              <w:t>Cold Spring Harbor Laboratory</w:t>
+            </w:r>
+          </w:p>
+        </w:tc>
+        <w:tc>
+          <w:tcPr>
+            <w:tcW w:w="1286" w:type="pct"/>
             <w:tcBorders>
               <w:top w:val="single" w:sz="6" w:space="0" w:color="666666"/>
               <w:left w:val="none" w:sz="0" w:space="0" w:color="000000"/>
@@ -4563,7 +4880,7 @@
         </w:trPr>
         <w:tc>
           <w:tcPr>
-            <w:tcW w:w="615" w:type="pct"/>
+            <w:tcW w:w="457" w:type="pct"/>
             <w:tcBorders>
               <w:top w:val="single" w:sz="6" w:space="0" w:color="666666"/>
               <w:left w:val="none" w:sz="0" w:space="0" w:color="000000"/>
@@ -4609,7 +4926,7 @@
         </w:tc>
         <w:tc>
           <w:tcPr>
-            <w:tcW w:w="2654" w:type="pct"/>
+            <w:tcW w:w="1971" w:type="pct"/>
             <w:tcBorders>
               <w:top w:val="single" w:sz="6" w:space="0" w:color="666666"/>
               <w:left w:val="none" w:sz="0" w:space="0" w:color="000000"/>
@@ -4655,7 +4972,41 @@
         </w:tc>
         <w:tc>
           <w:tcPr>
-            <w:tcW w:w="1731" w:type="pct"/>
+            <w:tcW w:w="1286" w:type="pct"/>
+            <w:tcBorders>
+              <w:top w:val="single" w:sz="6" w:space="0" w:color="666666"/>
+              <w:left w:val="none" w:sz="0" w:space="0" w:color="000000"/>
+              <w:bottom w:val="single" w:sz="6" w:space="0" w:color="666666"/>
+              <w:right w:val="none" w:sz="0" w:space="0" w:color="000000"/>
+            </w:tcBorders>
+            <w:shd w:val="clear" w:color="auto" w:fill="FFFFFF"/>
+          </w:tcPr>
+          <w:p>
+            <w:pPr>
+              <w:pBdr>
+                <w:top w:val="none" w:sz="0" w:space="0" w:color="000000"/>
+                <w:left w:val="none" w:sz="0" w:space="0" w:color="000000"/>
+                <w:bottom w:val="none" w:sz="0" w:space="0" w:color="000000"/>
+                <w:right w:val="none" w:sz="0" w:space="0" w:color="000000"/>
+              </w:pBdr>
+              <w:spacing w:before="100" w:after="100" w:line="240" w:lineRule="auto"/>
+              <w:ind w:left="100" w:right="100"/>
+              <w:jc w:val="right"/>
+              <w:rPr>
+                <w:kern w:val="0"/>
+                <w:sz w:val="22"/>
+                <w:szCs w:val="22"/>
+                <w14:ligatures w14:val="none"/>
+              </w:rPr>
+            </w:pPr>
+            <w:r>
+              <w:t>The Innocence Project</w:t>
+            </w:r>
+          </w:p>
+        </w:tc>
+        <w:tc>
+          <w:tcPr>
+            <w:tcW w:w="1286" w:type="pct"/>
             <w:tcBorders>
               <w:top w:val="single" w:sz="6" w:space="0" w:color="666666"/>
               <w:left w:val="none" w:sz="0" w:space="0" w:color="000000"/>
@@ -4707,7 +5058,7 @@
         </w:trPr>
         <w:tc>
           <w:tcPr>
-            <w:tcW w:w="615" w:type="pct"/>
+            <w:tcW w:w="457" w:type="pct"/>
             <w:tcBorders>
               <w:top w:val="single" w:sz="6" w:space="0" w:color="666666"/>
               <w:left w:val="none" w:sz="0" w:space="0" w:color="000000"/>
@@ -4753,7 +5104,7 @@
         </w:tc>
         <w:tc>
           <w:tcPr>
-            <w:tcW w:w="2654" w:type="pct"/>
+            <w:tcW w:w="1971" w:type="pct"/>
             <w:tcBorders>
               <w:top w:val="single" w:sz="6" w:space="0" w:color="666666"/>
               <w:left w:val="none" w:sz="0" w:space="0" w:color="000000"/>
@@ -4799,7 +5150,47 @@
         </w:tc>
         <w:tc>
           <w:tcPr>
-            <w:tcW w:w="1731" w:type="pct"/>
+            <w:tcW w:w="1286" w:type="pct"/>
+            <w:tcBorders>
+              <w:top w:val="single" w:sz="6" w:space="0" w:color="666666"/>
+              <w:left w:val="none" w:sz="0" w:space="0" w:color="000000"/>
+              <w:bottom w:val="single" w:sz="6" w:space="0" w:color="666666"/>
+              <w:right w:val="none" w:sz="0" w:space="0" w:color="000000"/>
+            </w:tcBorders>
+            <w:shd w:val="clear" w:color="auto" w:fill="FFFFFF"/>
+          </w:tcPr>
+          <w:p>
+            <w:pPr>
+              <w:pBdr>
+                <w:top w:val="none" w:sz="0" w:space="0" w:color="000000"/>
+                <w:left w:val="none" w:sz="0" w:space="0" w:color="000000"/>
+                <w:bottom w:val="none" w:sz="0" w:space="0" w:color="000000"/>
+                <w:right w:val="none" w:sz="0" w:space="0" w:color="000000"/>
+              </w:pBdr>
+              <w:spacing w:before="100" w:after="100" w:line="240" w:lineRule="auto"/>
+              <w:ind w:left="100" w:right="100"/>
+              <w:jc w:val="right"/>
+              <w:rPr>
+                <w:kern w:val="0"/>
+                <w:sz w:val="22"/>
+                <w:szCs w:val="22"/>
+                <w14:ligatures w14:val="none"/>
+              </w:rPr>
+            </w:pPr>
+            <w:r>
+              <w:rPr>
+                <w:kern w:val="0"/>
+                <w:sz w:val="22"/>
+                <w:szCs w:val="22"/>
+                <w14:ligatures w14:val="none"/>
+              </w:rPr>
+              <w:t>Goodwill Industries</w:t>
+            </w:r>
+          </w:p>
+        </w:tc>
+        <w:tc>
+          <w:tcPr>
+            <w:tcW w:w="1286" w:type="pct"/>
             <w:tcBorders>
               <w:top w:val="single" w:sz="6" w:space="0" w:color="666666"/>
               <w:left w:val="none" w:sz="0" w:space="0" w:color="000000"/>
@@ -4851,7 +5242,7 @@
         </w:trPr>
         <w:tc>
           <w:tcPr>
-            <w:tcW w:w="615" w:type="pct"/>
+            <w:tcW w:w="457" w:type="pct"/>
             <w:tcBorders>
               <w:top w:val="single" w:sz="6" w:space="0" w:color="666666"/>
               <w:left w:val="none" w:sz="0" w:space="0" w:color="000000"/>
@@ -4897,7 +5288,7 @@
         </w:tc>
         <w:tc>
           <w:tcPr>
-            <w:tcW w:w="2654" w:type="pct"/>
+            <w:tcW w:w="1971" w:type="pct"/>
             <w:tcBorders>
               <w:top w:val="single" w:sz="6" w:space="0" w:color="666666"/>
               <w:left w:val="none" w:sz="0" w:space="0" w:color="000000"/>
@@ -4943,7 +5334,50 @@
         </w:tc>
         <w:tc>
           <w:tcPr>
-            <w:tcW w:w="1731" w:type="pct"/>
+            <w:tcW w:w="1286" w:type="pct"/>
+            <w:tcBorders>
+              <w:top w:val="single" w:sz="6" w:space="0" w:color="666666"/>
+              <w:left w:val="none" w:sz="0" w:space="0" w:color="000000"/>
+              <w:bottom w:val="single" w:sz="6" w:space="0" w:color="666666"/>
+              <w:right w:val="none" w:sz="0" w:space="0" w:color="000000"/>
+            </w:tcBorders>
+            <w:shd w:val="clear" w:color="auto" w:fill="FFFFFF"/>
+          </w:tcPr>
+          <w:p>
+            <w:pPr>
+              <w:pBdr>
+                <w:top w:val="none" w:sz="0" w:space="0" w:color="000000"/>
+                <w:left w:val="none" w:sz="0" w:space="0" w:color="000000"/>
+                <w:bottom w:val="none" w:sz="0" w:space="0" w:color="000000"/>
+                <w:right w:val="none" w:sz="0" w:space="0" w:color="000000"/>
+              </w:pBdr>
+              <w:spacing w:before="100" w:after="100" w:line="240" w:lineRule="auto"/>
+              <w:ind w:left="100" w:right="100"/>
+              <w:jc w:val="right"/>
+              <w:rPr>
+                <w:kern w:val="0"/>
+                <w:sz w:val="22"/>
+                <w:szCs w:val="22"/>
+                <w14:ligatures w14:val="none"/>
+              </w:rPr>
+            </w:pPr>
+            <w:r>
+              <w:rPr>
+                <w:kern w:val="0"/>
+                <w:sz w:val="22"/>
+                <w:szCs w:val="22"/>
+                <w14:ligatures w14:val="none"/>
+              </w:rPr>
+              <w:t>F</w:t>
+            </w:r>
+            <w:r>
+              <w:t>eeding America</w:t>
+            </w:r>
+          </w:p>
+        </w:tc>
+        <w:tc>
+          <w:tcPr>
+            <w:tcW w:w="1286" w:type="pct"/>
             <w:tcBorders>
               <w:top w:val="single" w:sz="6" w:space="0" w:color="666666"/>
               <w:left w:val="none" w:sz="0" w:space="0" w:color="000000"/>
@@ -4995,7 +5429,7 @@
         </w:trPr>
         <w:tc>
           <w:tcPr>
-            <w:tcW w:w="615" w:type="pct"/>
+            <w:tcW w:w="457" w:type="pct"/>
             <w:tcBorders>
               <w:top w:val="single" w:sz="6" w:space="0" w:color="666666"/>
               <w:left w:val="none" w:sz="0" w:space="0" w:color="000000"/>
@@ -5041,7 +5475,7 @@
         </w:tc>
         <w:tc>
           <w:tcPr>
-            <w:tcW w:w="2654" w:type="pct"/>
+            <w:tcW w:w="1971" w:type="pct"/>
             <w:tcBorders>
               <w:top w:val="single" w:sz="6" w:space="0" w:color="666666"/>
               <w:left w:val="none" w:sz="0" w:space="0" w:color="000000"/>
@@ -5087,7 +5521,41 @@
         </w:tc>
         <w:tc>
           <w:tcPr>
-            <w:tcW w:w="1731" w:type="pct"/>
+            <w:tcW w:w="1286" w:type="pct"/>
+            <w:tcBorders>
+              <w:top w:val="single" w:sz="6" w:space="0" w:color="666666"/>
+              <w:left w:val="none" w:sz="0" w:space="0" w:color="000000"/>
+              <w:bottom w:val="single" w:sz="6" w:space="0" w:color="666666"/>
+              <w:right w:val="none" w:sz="0" w:space="0" w:color="000000"/>
+            </w:tcBorders>
+            <w:shd w:val="clear" w:color="auto" w:fill="FFFFFF"/>
+          </w:tcPr>
+          <w:p>
+            <w:pPr>
+              <w:pBdr>
+                <w:top w:val="none" w:sz="0" w:space="0" w:color="000000"/>
+                <w:left w:val="none" w:sz="0" w:space="0" w:color="000000"/>
+                <w:bottom w:val="none" w:sz="0" w:space="0" w:color="000000"/>
+                <w:right w:val="none" w:sz="0" w:space="0" w:color="000000"/>
+              </w:pBdr>
+              <w:spacing w:before="100" w:after="100" w:line="240" w:lineRule="auto"/>
+              <w:ind w:left="100" w:right="100"/>
+              <w:jc w:val="right"/>
+              <w:rPr>
+                <w:kern w:val="0"/>
+                <w:sz w:val="22"/>
+                <w:szCs w:val="22"/>
+                <w14:ligatures w14:val="none"/>
+              </w:rPr>
+            </w:pPr>
+            <w:r>
+              <w:t>Habitat for Humanity</w:t>
+            </w:r>
+          </w:p>
+        </w:tc>
+        <w:tc>
+          <w:tcPr>
+            <w:tcW w:w="1286" w:type="pct"/>
             <w:tcBorders>
               <w:top w:val="single" w:sz="6" w:space="0" w:color="666666"/>
               <w:left w:val="none" w:sz="0" w:space="0" w:color="000000"/>
@@ -5139,7 +5607,7 @@
         </w:trPr>
         <w:tc>
           <w:tcPr>
-            <w:tcW w:w="615" w:type="pct"/>
+            <w:tcW w:w="457" w:type="pct"/>
             <w:tcBorders>
               <w:top w:val="single" w:sz="6" w:space="0" w:color="666666"/>
               <w:left w:val="none" w:sz="0" w:space="0" w:color="000000"/>
@@ -5185,7 +5653,7 @@
         </w:tc>
         <w:tc>
           <w:tcPr>
-            <w:tcW w:w="2654" w:type="pct"/>
+            <w:tcW w:w="1971" w:type="pct"/>
             <w:tcBorders>
               <w:top w:val="single" w:sz="6" w:space="0" w:color="666666"/>
               <w:left w:val="none" w:sz="0" w:space="0" w:color="000000"/>
@@ -5231,7 +5699,41 @@
         </w:tc>
         <w:tc>
           <w:tcPr>
-            <w:tcW w:w="1731" w:type="pct"/>
+            <w:tcW w:w="1286" w:type="pct"/>
+            <w:tcBorders>
+              <w:top w:val="single" w:sz="6" w:space="0" w:color="666666"/>
+              <w:left w:val="none" w:sz="0" w:space="0" w:color="000000"/>
+              <w:bottom w:val="single" w:sz="6" w:space="0" w:color="666666"/>
+              <w:right w:val="none" w:sz="0" w:space="0" w:color="000000"/>
+            </w:tcBorders>
+            <w:shd w:val="clear" w:color="auto" w:fill="FFFFFF"/>
+          </w:tcPr>
+          <w:p>
+            <w:pPr>
+              <w:pBdr>
+                <w:top w:val="none" w:sz="0" w:space="0" w:color="000000"/>
+                <w:left w:val="none" w:sz="0" w:space="0" w:color="000000"/>
+                <w:bottom w:val="none" w:sz="0" w:space="0" w:color="000000"/>
+                <w:right w:val="none" w:sz="0" w:space="0" w:color="000000"/>
+              </w:pBdr>
+              <w:spacing w:before="100" w:after="100" w:line="240" w:lineRule="auto"/>
+              <w:ind w:left="100" w:right="100"/>
+              <w:jc w:val="right"/>
+              <w:rPr>
+                <w:kern w:val="0"/>
+                <w:sz w:val="22"/>
+                <w:szCs w:val="22"/>
+                <w14:ligatures w14:val="none"/>
+              </w:rPr>
+            </w:pPr>
+            <w:r>
+              <w:t>National Safety Council</w:t>
+            </w:r>
+          </w:p>
+        </w:tc>
+        <w:tc>
+          <w:tcPr>
+            <w:tcW w:w="1286" w:type="pct"/>
             <w:tcBorders>
               <w:top w:val="single" w:sz="6" w:space="0" w:color="666666"/>
               <w:left w:val="none" w:sz="0" w:space="0" w:color="000000"/>
@@ -5283,7 +5785,7 @@
         </w:trPr>
         <w:tc>
           <w:tcPr>
-            <w:tcW w:w="615" w:type="pct"/>
+            <w:tcW w:w="457" w:type="pct"/>
             <w:tcBorders>
               <w:top w:val="single" w:sz="6" w:space="0" w:color="666666"/>
               <w:left w:val="none" w:sz="0" w:space="0" w:color="000000"/>
@@ -5329,7 +5831,7 @@
         </w:tc>
         <w:tc>
           <w:tcPr>
-            <w:tcW w:w="2654" w:type="pct"/>
+            <w:tcW w:w="1971" w:type="pct"/>
             <w:tcBorders>
               <w:top w:val="single" w:sz="6" w:space="0" w:color="666666"/>
               <w:left w:val="none" w:sz="0" w:space="0" w:color="000000"/>
@@ -5375,7 +5877,41 @@
         </w:tc>
         <w:tc>
           <w:tcPr>
-            <w:tcW w:w="1731" w:type="pct"/>
+            <w:tcW w:w="1286" w:type="pct"/>
+            <w:tcBorders>
+              <w:top w:val="single" w:sz="6" w:space="0" w:color="666666"/>
+              <w:left w:val="none" w:sz="0" w:space="0" w:color="000000"/>
+              <w:bottom w:val="single" w:sz="6" w:space="0" w:color="666666"/>
+              <w:right w:val="none" w:sz="0" w:space="0" w:color="000000"/>
+            </w:tcBorders>
+            <w:shd w:val="clear" w:color="auto" w:fill="FFFFFF"/>
+          </w:tcPr>
+          <w:p>
+            <w:pPr>
+              <w:pBdr>
+                <w:top w:val="none" w:sz="0" w:space="0" w:color="000000"/>
+                <w:left w:val="none" w:sz="0" w:space="0" w:color="000000"/>
+                <w:bottom w:val="none" w:sz="0" w:space="0" w:color="000000"/>
+                <w:right w:val="none" w:sz="0" w:space="0" w:color="000000"/>
+              </w:pBdr>
+              <w:spacing w:before="100" w:after="100" w:line="240" w:lineRule="auto"/>
+              <w:ind w:left="100" w:right="100"/>
+              <w:jc w:val="right"/>
+              <w:rPr>
+                <w:kern w:val="0"/>
+                <w:sz w:val="22"/>
+                <w:szCs w:val="22"/>
+                <w14:ligatures w14:val="none"/>
+              </w:rPr>
+            </w:pPr>
+            <w:r>
+              <w:t>Little League Baseball</w:t>
+            </w:r>
+          </w:p>
+        </w:tc>
+        <w:tc>
+          <w:tcPr>
+            <w:tcW w:w="1286" w:type="pct"/>
             <w:tcBorders>
               <w:top w:val="single" w:sz="6" w:space="0" w:color="666666"/>
               <w:left w:val="none" w:sz="0" w:space="0" w:color="000000"/>
@@ -5427,7 +5963,7 @@
         </w:trPr>
         <w:tc>
           <w:tcPr>
-            <w:tcW w:w="615" w:type="pct"/>
+            <w:tcW w:w="457" w:type="pct"/>
             <w:tcBorders>
               <w:top w:val="single" w:sz="6" w:space="0" w:color="666666"/>
               <w:left w:val="none" w:sz="0" w:space="0" w:color="000000"/>
@@ -5473,7 +6009,7 @@
         </w:tc>
         <w:tc>
           <w:tcPr>
-            <w:tcW w:w="2654" w:type="pct"/>
+            <w:tcW w:w="1971" w:type="pct"/>
             <w:tcBorders>
               <w:top w:val="single" w:sz="6" w:space="0" w:color="666666"/>
               <w:left w:val="none" w:sz="0" w:space="0" w:color="000000"/>
@@ -5519,7 +6055,41 @@
         </w:tc>
         <w:tc>
           <w:tcPr>
-            <w:tcW w:w="1731" w:type="pct"/>
+            <w:tcW w:w="1286" w:type="pct"/>
+            <w:tcBorders>
+              <w:top w:val="single" w:sz="6" w:space="0" w:color="666666"/>
+              <w:left w:val="none" w:sz="0" w:space="0" w:color="000000"/>
+              <w:bottom w:val="single" w:sz="6" w:space="0" w:color="666666"/>
+              <w:right w:val="none" w:sz="0" w:space="0" w:color="000000"/>
+            </w:tcBorders>
+            <w:shd w:val="clear" w:color="auto" w:fill="FFFFFF"/>
+          </w:tcPr>
+          <w:p>
+            <w:pPr>
+              <w:pBdr>
+                <w:top w:val="none" w:sz="0" w:space="0" w:color="000000"/>
+                <w:left w:val="none" w:sz="0" w:space="0" w:color="000000"/>
+                <w:bottom w:val="none" w:sz="0" w:space="0" w:color="000000"/>
+                <w:right w:val="none" w:sz="0" w:space="0" w:color="000000"/>
+              </w:pBdr>
+              <w:spacing w:before="100" w:after="100" w:line="240" w:lineRule="auto"/>
+              <w:ind w:left="100" w:right="100"/>
+              <w:jc w:val="right"/>
+              <w:rPr>
+                <w:kern w:val="0"/>
+                <w:sz w:val="22"/>
+                <w:szCs w:val="22"/>
+                <w14:ligatures w14:val="none"/>
+              </w:rPr>
+            </w:pPr>
+            <w:r>
+              <w:t>Big Brothers Big Sisters</w:t>
+            </w:r>
+          </w:p>
+        </w:tc>
+        <w:tc>
+          <w:tcPr>
+            <w:tcW w:w="1286" w:type="pct"/>
             <w:tcBorders>
               <w:top w:val="single" w:sz="6" w:space="0" w:color="666666"/>
               <w:left w:val="none" w:sz="0" w:space="0" w:color="000000"/>
@@ -5571,7 +6141,7 @@
         </w:trPr>
         <w:tc>
           <w:tcPr>
-            <w:tcW w:w="615" w:type="pct"/>
+            <w:tcW w:w="457" w:type="pct"/>
             <w:tcBorders>
               <w:top w:val="single" w:sz="6" w:space="0" w:color="666666"/>
               <w:left w:val="none" w:sz="0" w:space="0" w:color="000000"/>
@@ -5617,7 +6187,7 @@
         </w:tc>
         <w:tc>
           <w:tcPr>
-            <w:tcW w:w="2654" w:type="pct"/>
+            <w:tcW w:w="1971" w:type="pct"/>
             <w:tcBorders>
               <w:top w:val="single" w:sz="6" w:space="0" w:color="666666"/>
               <w:left w:val="none" w:sz="0" w:space="0" w:color="000000"/>
@@ -5663,7 +6233,41 @@
         </w:tc>
         <w:tc>
           <w:tcPr>
-            <w:tcW w:w="1731" w:type="pct"/>
+            <w:tcW w:w="1286" w:type="pct"/>
+            <w:tcBorders>
+              <w:top w:val="single" w:sz="6" w:space="0" w:color="666666"/>
+              <w:left w:val="none" w:sz="0" w:space="0" w:color="000000"/>
+              <w:bottom w:val="single" w:sz="6" w:space="0" w:color="666666"/>
+              <w:right w:val="none" w:sz="0" w:space="0" w:color="000000"/>
+            </w:tcBorders>
+            <w:shd w:val="clear" w:color="auto" w:fill="FFFFFF"/>
+          </w:tcPr>
+          <w:p>
+            <w:pPr>
+              <w:pBdr>
+                <w:top w:val="none" w:sz="0" w:space="0" w:color="000000"/>
+                <w:left w:val="none" w:sz="0" w:space="0" w:color="000000"/>
+                <w:bottom w:val="none" w:sz="0" w:space="0" w:color="000000"/>
+                <w:right w:val="none" w:sz="0" w:space="0" w:color="000000"/>
+              </w:pBdr>
+              <w:spacing w:before="100" w:after="100" w:line="240" w:lineRule="auto"/>
+              <w:ind w:left="100" w:right="100"/>
+              <w:jc w:val="right"/>
+              <w:rPr>
+                <w:kern w:val="0"/>
+                <w:sz w:val="22"/>
+                <w:szCs w:val="22"/>
+                <w14:ligatures w14:val="none"/>
+              </w:rPr>
+            </w:pPr>
+            <w:r>
+              <w:t>United Way</w:t>
+            </w:r>
+          </w:p>
+        </w:tc>
+        <w:tc>
+          <w:tcPr>
+            <w:tcW w:w="1286" w:type="pct"/>
             <w:tcBorders>
               <w:top w:val="single" w:sz="6" w:space="0" w:color="666666"/>
               <w:left w:val="none" w:sz="0" w:space="0" w:color="000000"/>
@@ -5715,7 +6319,7 @@
         </w:trPr>
         <w:tc>
           <w:tcPr>
-            <w:tcW w:w="615" w:type="pct"/>
+            <w:tcW w:w="457" w:type="pct"/>
             <w:tcBorders>
               <w:top w:val="single" w:sz="6" w:space="0" w:color="666666"/>
               <w:left w:val="none" w:sz="0" w:space="0" w:color="000000"/>
@@ -5755,13 +6359,14 @@
                 <w:szCs w:val="22"/>
                 <w14:ligatures w14:val="none"/>
               </w:rPr>
+              <w:lastRenderedPageBreak/>
               <w:t>Q</w:t>
             </w:r>
           </w:p>
         </w:tc>
         <w:tc>
           <w:tcPr>
-            <w:tcW w:w="2654" w:type="pct"/>
+            <w:tcW w:w="1971" w:type="pct"/>
             <w:tcBorders>
               <w:top w:val="single" w:sz="6" w:space="0" w:color="666666"/>
               <w:left w:val="none" w:sz="0" w:space="0" w:color="000000"/>
@@ -5807,7 +6412,41 @@
         </w:tc>
         <w:tc>
           <w:tcPr>
-            <w:tcW w:w="1731" w:type="pct"/>
+            <w:tcW w:w="1286" w:type="pct"/>
+            <w:tcBorders>
+              <w:top w:val="single" w:sz="6" w:space="0" w:color="666666"/>
+              <w:left w:val="none" w:sz="0" w:space="0" w:color="000000"/>
+              <w:bottom w:val="single" w:sz="6" w:space="0" w:color="666666"/>
+              <w:right w:val="none" w:sz="0" w:space="0" w:color="000000"/>
+            </w:tcBorders>
+            <w:shd w:val="clear" w:color="auto" w:fill="FFFFFF"/>
+          </w:tcPr>
+          <w:p>
+            <w:pPr>
+              <w:pBdr>
+                <w:top w:val="none" w:sz="0" w:space="0" w:color="000000"/>
+                <w:left w:val="none" w:sz="0" w:space="0" w:color="000000"/>
+                <w:bottom w:val="none" w:sz="0" w:space="0" w:color="000000"/>
+                <w:right w:val="none" w:sz="0" w:space="0" w:color="000000"/>
+              </w:pBdr>
+              <w:spacing w:before="100" w:after="100" w:line="240" w:lineRule="auto"/>
+              <w:ind w:left="100" w:right="100"/>
+              <w:jc w:val="right"/>
+              <w:rPr>
+                <w:kern w:val="0"/>
+                <w:sz w:val="22"/>
+                <w:szCs w:val="22"/>
+                <w14:ligatures w14:val="none"/>
+              </w:rPr>
+            </w:pPr>
+            <w:r>
+              <w:t>Amnesty International</w:t>
+            </w:r>
+          </w:p>
+        </w:tc>
+        <w:tc>
+          <w:tcPr>
+            <w:tcW w:w="1286" w:type="pct"/>
             <w:tcBorders>
               <w:top w:val="single" w:sz="6" w:space="0" w:color="666666"/>
               <w:left w:val="none" w:sz="0" w:space="0" w:color="000000"/>
@@ -5859,7 +6498,7 @@
         </w:trPr>
         <w:tc>
           <w:tcPr>
-            <w:tcW w:w="615" w:type="pct"/>
+            <w:tcW w:w="457" w:type="pct"/>
             <w:tcBorders>
               <w:top w:val="single" w:sz="6" w:space="0" w:color="666666"/>
               <w:left w:val="none" w:sz="0" w:space="0" w:color="000000"/>
@@ -5905,7 +6544,7 @@
         </w:tc>
         <w:tc>
           <w:tcPr>
-            <w:tcW w:w="2654" w:type="pct"/>
+            <w:tcW w:w="1971" w:type="pct"/>
             <w:tcBorders>
               <w:top w:val="single" w:sz="6" w:space="0" w:color="666666"/>
               <w:left w:val="none" w:sz="0" w:space="0" w:color="000000"/>
@@ -5951,7 +6590,41 @@
         </w:tc>
         <w:tc>
           <w:tcPr>
-            <w:tcW w:w="1731" w:type="pct"/>
+            <w:tcW w:w="1286" w:type="pct"/>
+            <w:tcBorders>
+              <w:top w:val="single" w:sz="6" w:space="0" w:color="666666"/>
+              <w:left w:val="none" w:sz="0" w:space="0" w:color="000000"/>
+              <w:bottom w:val="single" w:sz="6" w:space="0" w:color="666666"/>
+              <w:right w:val="none" w:sz="0" w:space="0" w:color="000000"/>
+            </w:tcBorders>
+            <w:shd w:val="clear" w:color="auto" w:fill="FFFFFF"/>
+          </w:tcPr>
+          <w:p>
+            <w:pPr>
+              <w:pBdr>
+                <w:top w:val="none" w:sz="0" w:space="0" w:color="000000"/>
+                <w:left w:val="none" w:sz="0" w:space="0" w:color="000000"/>
+                <w:bottom w:val="none" w:sz="0" w:space="0" w:color="000000"/>
+                <w:right w:val="none" w:sz="0" w:space="0" w:color="000000"/>
+              </w:pBdr>
+              <w:spacing w:before="100" w:after="100" w:line="240" w:lineRule="auto"/>
+              <w:ind w:left="100" w:right="100"/>
+              <w:jc w:val="right"/>
+              <w:rPr>
+                <w:kern w:val="0"/>
+                <w:sz w:val="22"/>
+                <w:szCs w:val="22"/>
+                <w14:ligatures w14:val="none"/>
+              </w:rPr>
+            </w:pPr>
+            <w:r>
+              <w:t>NAACP</w:t>
+            </w:r>
+          </w:p>
+        </w:tc>
+        <w:tc>
+          <w:tcPr>
+            <w:tcW w:w="1286" w:type="pct"/>
             <w:tcBorders>
               <w:top w:val="single" w:sz="6" w:space="0" w:color="666666"/>
               <w:left w:val="none" w:sz="0" w:space="0" w:color="000000"/>
@@ -6003,7 +6676,7 @@
         </w:trPr>
         <w:tc>
           <w:tcPr>
-            <w:tcW w:w="615" w:type="pct"/>
+            <w:tcW w:w="457" w:type="pct"/>
             <w:tcBorders>
               <w:top w:val="single" w:sz="6" w:space="0" w:color="666666"/>
               <w:left w:val="none" w:sz="0" w:space="0" w:color="000000"/>
@@ -6049,7 +6722,7 @@
         </w:tc>
         <w:tc>
           <w:tcPr>
-            <w:tcW w:w="2654" w:type="pct"/>
+            <w:tcW w:w="1971" w:type="pct"/>
             <w:tcBorders>
               <w:top w:val="single" w:sz="6" w:space="0" w:color="666666"/>
               <w:left w:val="none" w:sz="0" w:space="0" w:color="000000"/>
@@ -6095,7 +6768,41 @@
         </w:tc>
         <w:tc>
           <w:tcPr>
-            <w:tcW w:w="1731" w:type="pct"/>
+            <w:tcW w:w="1286" w:type="pct"/>
+            <w:tcBorders>
+              <w:top w:val="single" w:sz="6" w:space="0" w:color="666666"/>
+              <w:left w:val="none" w:sz="0" w:space="0" w:color="000000"/>
+              <w:bottom w:val="single" w:sz="6" w:space="0" w:color="666666"/>
+              <w:right w:val="none" w:sz="0" w:space="0" w:color="000000"/>
+            </w:tcBorders>
+            <w:shd w:val="clear" w:color="auto" w:fill="FFFFFF"/>
+          </w:tcPr>
+          <w:p>
+            <w:pPr>
+              <w:pBdr>
+                <w:top w:val="none" w:sz="0" w:space="0" w:color="000000"/>
+                <w:left w:val="none" w:sz="0" w:space="0" w:color="000000"/>
+                <w:bottom w:val="none" w:sz="0" w:space="0" w:color="000000"/>
+                <w:right w:val="none" w:sz="0" w:space="0" w:color="000000"/>
+              </w:pBdr>
+              <w:spacing w:before="100" w:after="100" w:line="240" w:lineRule="auto"/>
+              <w:ind w:left="100" w:right="100"/>
+              <w:jc w:val="right"/>
+              <w:rPr>
+                <w:kern w:val="0"/>
+                <w:sz w:val="22"/>
+                <w:szCs w:val="22"/>
+                <w14:ligatures w14:val="none"/>
+              </w:rPr>
+            </w:pPr>
+            <w:r>
+              <w:t>Local Initiatives Support Corporation</w:t>
+            </w:r>
+          </w:p>
+        </w:tc>
+        <w:tc>
+          <w:tcPr>
+            <w:tcW w:w="1286" w:type="pct"/>
             <w:tcBorders>
               <w:top w:val="single" w:sz="6" w:space="0" w:color="666666"/>
               <w:left w:val="none" w:sz="0" w:space="0" w:color="000000"/>
@@ -6147,7 +6854,7 @@
         </w:trPr>
         <w:tc>
           <w:tcPr>
-            <w:tcW w:w="615" w:type="pct"/>
+            <w:tcW w:w="457" w:type="pct"/>
             <w:tcBorders>
               <w:top w:val="single" w:sz="6" w:space="0" w:color="666666"/>
               <w:left w:val="none" w:sz="0" w:space="0" w:color="000000"/>
@@ -6193,7 +6900,7 @@
         </w:tc>
         <w:tc>
           <w:tcPr>
-            <w:tcW w:w="2654" w:type="pct"/>
+            <w:tcW w:w="1971" w:type="pct"/>
             <w:tcBorders>
               <w:top w:val="single" w:sz="6" w:space="0" w:color="666666"/>
               <w:left w:val="none" w:sz="0" w:space="0" w:color="000000"/>
@@ -6239,7 +6946,41 @@
         </w:tc>
         <w:tc>
           <w:tcPr>
-            <w:tcW w:w="1731" w:type="pct"/>
+            <w:tcW w:w="1286" w:type="pct"/>
+            <w:tcBorders>
+              <w:top w:val="single" w:sz="6" w:space="0" w:color="666666"/>
+              <w:left w:val="none" w:sz="0" w:space="0" w:color="000000"/>
+              <w:bottom w:val="single" w:sz="6" w:space="0" w:color="666666"/>
+              <w:right w:val="none" w:sz="0" w:space="0" w:color="000000"/>
+            </w:tcBorders>
+            <w:shd w:val="clear" w:color="auto" w:fill="FFFFFF"/>
+          </w:tcPr>
+          <w:p>
+            <w:pPr>
+              <w:pBdr>
+                <w:top w:val="none" w:sz="0" w:space="0" w:color="000000"/>
+                <w:left w:val="none" w:sz="0" w:space="0" w:color="000000"/>
+                <w:bottom w:val="none" w:sz="0" w:space="0" w:color="000000"/>
+                <w:right w:val="none" w:sz="0" w:space="0" w:color="000000"/>
+              </w:pBdr>
+              <w:spacing w:before="100" w:after="100" w:line="240" w:lineRule="auto"/>
+              <w:ind w:left="100" w:right="100"/>
+              <w:jc w:val="right"/>
+              <w:rPr>
+                <w:kern w:val="0"/>
+                <w:sz w:val="22"/>
+                <w:szCs w:val="22"/>
+                <w14:ligatures w14:val="none"/>
+              </w:rPr>
+            </w:pPr>
+            <w:r>
+              <w:t>Gates Foundation</w:t>
+            </w:r>
+          </w:p>
+        </w:tc>
+        <w:tc>
+          <w:tcPr>
+            <w:tcW w:w="1286" w:type="pct"/>
             <w:tcBorders>
               <w:top w:val="single" w:sz="6" w:space="0" w:color="666666"/>
               <w:left w:val="none" w:sz="0" w:space="0" w:color="000000"/>
@@ -6291,7 +7032,7 @@
         </w:trPr>
         <w:tc>
           <w:tcPr>
-            <w:tcW w:w="615" w:type="pct"/>
+            <w:tcW w:w="457" w:type="pct"/>
             <w:tcBorders>
               <w:top w:val="single" w:sz="6" w:space="0" w:color="666666"/>
               <w:left w:val="none" w:sz="0" w:space="0" w:color="000000"/>
@@ -6337,7 +7078,7 @@
         </w:tc>
         <w:tc>
           <w:tcPr>
-            <w:tcW w:w="2654" w:type="pct"/>
+            <w:tcW w:w="1971" w:type="pct"/>
             <w:tcBorders>
               <w:top w:val="single" w:sz="6" w:space="0" w:color="666666"/>
               <w:left w:val="none" w:sz="0" w:space="0" w:color="000000"/>
@@ -6383,7 +7124,41 @@
         </w:tc>
         <w:tc>
           <w:tcPr>
-            <w:tcW w:w="1731" w:type="pct"/>
+            <w:tcW w:w="1286" w:type="pct"/>
+            <w:tcBorders>
+              <w:top w:val="single" w:sz="6" w:space="0" w:color="666666"/>
+              <w:left w:val="none" w:sz="0" w:space="0" w:color="000000"/>
+              <w:bottom w:val="single" w:sz="6" w:space="0" w:color="666666"/>
+              <w:right w:val="none" w:sz="0" w:space="0" w:color="000000"/>
+            </w:tcBorders>
+            <w:shd w:val="clear" w:color="auto" w:fill="FFFFFF"/>
+          </w:tcPr>
+          <w:p>
+            <w:pPr>
+              <w:pBdr>
+                <w:top w:val="none" w:sz="0" w:space="0" w:color="000000"/>
+                <w:left w:val="none" w:sz="0" w:space="0" w:color="000000"/>
+                <w:bottom w:val="none" w:sz="0" w:space="0" w:color="000000"/>
+                <w:right w:val="none" w:sz="0" w:space="0" w:color="000000"/>
+              </w:pBdr>
+              <w:spacing w:before="100" w:after="100" w:line="240" w:lineRule="auto"/>
+              <w:ind w:left="100" w:right="100"/>
+              <w:jc w:val="right"/>
+              <w:rPr>
+                <w:kern w:val="0"/>
+                <w:sz w:val="22"/>
+                <w:szCs w:val="22"/>
+                <w14:ligatures w14:val="none"/>
+              </w:rPr>
+            </w:pPr>
+            <w:r>
+              <w:t>IEEE</w:t>
+            </w:r>
+          </w:p>
+        </w:tc>
+        <w:tc>
+          <w:tcPr>
+            <w:tcW w:w="1286" w:type="pct"/>
             <w:tcBorders>
               <w:top w:val="single" w:sz="6" w:space="0" w:color="666666"/>
               <w:left w:val="none" w:sz="0" w:space="0" w:color="000000"/>
@@ -6435,7 +7210,7 @@
         </w:trPr>
         <w:tc>
           <w:tcPr>
-            <w:tcW w:w="615" w:type="pct"/>
+            <w:tcW w:w="457" w:type="pct"/>
             <w:tcBorders>
               <w:top w:val="single" w:sz="6" w:space="0" w:color="666666"/>
               <w:left w:val="none" w:sz="0" w:space="0" w:color="000000"/>
@@ -6481,7 +7256,7 @@
         </w:tc>
         <w:tc>
           <w:tcPr>
-            <w:tcW w:w="2654" w:type="pct"/>
+            <w:tcW w:w="1971" w:type="pct"/>
             <w:tcBorders>
               <w:top w:val="single" w:sz="6" w:space="0" w:color="666666"/>
               <w:left w:val="none" w:sz="0" w:space="0" w:color="000000"/>
@@ -6527,7 +7302,41 @@
         </w:tc>
         <w:tc>
           <w:tcPr>
-            <w:tcW w:w="1731" w:type="pct"/>
+            <w:tcW w:w="1286" w:type="pct"/>
+            <w:tcBorders>
+              <w:top w:val="single" w:sz="6" w:space="0" w:color="666666"/>
+              <w:left w:val="none" w:sz="0" w:space="0" w:color="000000"/>
+              <w:bottom w:val="single" w:sz="6" w:space="0" w:color="666666"/>
+              <w:right w:val="none" w:sz="0" w:space="0" w:color="000000"/>
+            </w:tcBorders>
+            <w:shd w:val="clear" w:color="auto" w:fill="FFFFFF"/>
+          </w:tcPr>
+          <w:p>
+            <w:pPr>
+              <w:pBdr>
+                <w:top w:val="none" w:sz="0" w:space="0" w:color="000000"/>
+                <w:left w:val="none" w:sz="0" w:space="0" w:color="000000"/>
+                <w:bottom w:val="none" w:sz="0" w:space="0" w:color="000000"/>
+                <w:right w:val="none" w:sz="0" w:space="0" w:color="000000"/>
+              </w:pBdr>
+              <w:spacing w:before="100" w:after="100" w:line="240" w:lineRule="auto"/>
+              <w:ind w:left="100" w:right="100"/>
+              <w:jc w:val="right"/>
+              <w:rPr>
+                <w:kern w:val="0"/>
+                <w:sz w:val="22"/>
+                <w:szCs w:val="22"/>
+                <w14:ligatures w14:val="none"/>
+              </w:rPr>
+            </w:pPr>
+            <w:r>
+              <w:t>Brookings Institution</w:t>
+            </w:r>
+          </w:p>
+        </w:tc>
+        <w:tc>
+          <w:tcPr>
+            <w:tcW w:w="1286" w:type="pct"/>
             <w:tcBorders>
               <w:top w:val="single" w:sz="6" w:space="0" w:color="666666"/>
               <w:left w:val="none" w:sz="0" w:space="0" w:color="000000"/>
@@ -6579,7 +7388,7 @@
         </w:trPr>
         <w:tc>
           <w:tcPr>
-            <w:tcW w:w="615" w:type="pct"/>
+            <w:tcW w:w="457" w:type="pct"/>
             <w:tcBorders>
               <w:top w:val="single" w:sz="6" w:space="0" w:color="666666"/>
               <w:left w:val="none" w:sz="0" w:space="0" w:color="000000"/>
@@ -6619,14 +7428,13 @@
                 <w:szCs w:val="22"/>
                 <w14:ligatures w14:val="none"/>
               </w:rPr>
-              <w:lastRenderedPageBreak/>
               <w:t>W</w:t>
             </w:r>
           </w:p>
         </w:tc>
         <w:tc>
           <w:tcPr>
-            <w:tcW w:w="2654" w:type="pct"/>
+            <w:tcW w:w="1971" w:type="pct"/>
             <w:tcBorders>
               <w:top w:val="single" w:sz="6" w:space="0" w:color="666666"/>
               <w:left w:val="none" w:sz="0" w:space="0" w:color="000000"/>
@@ -6672,7 +7480,41 @@
         </w:tc>
         <w:tc>
           <w:tcPr>
-            <w:tcW w:w="1731" w:type="pct"/>
+            <w:tcW w:w="1286" w:type="pct"/>
+            <w:tcBorders>
+              <w:top w:val="single" w:sz="6" w:space="0" w:color="666666"/>
+              <w:left w:val="none" w:sz="0" w:space="0" w:color="000000"/>
+              <w:bottom w:val="single" w:sz="6" w:space="0" w:color="666666"/>
+              <w:right w:val="none" w:sz="0" w:space="0" w:color="000000"/>
+            </w:tcBorders>
+            <w:shd w:val="clear" w:color="auto" w:fill="FFFFFF"/>
+          </w:tcPr>
+          <w:p>
+            <w:pPr>
+              <w:pBdr>
+                <w:top w:val="none" w:sz="0" w:space="0" w:color="000000"/>
+                <w:left w:val="none" w:sz="0" w:space="0" w:color="000000"/>
+                <w:bottom w:val="none" w:sz="0" w:space="0" w:color="000000"/>
+                <w:right w:val="none" w:sz="0" w:space="0" w:color="000000"/>
+              </w:pBdr>
+              <w:spacing w:before="100" w:after="100" w:line="240" w:lineRule="auto"/>
+              <w:ind w:left="100" w:right="100"/>
+              <w:jc w:val="right"/>
+              <w:rPr>
+                <w:kern w:val="0"/>
+                <w:sz w:val="22"/>
+                <w:szCs w:val="22"/>
+                <w14:ligatures w14:val="none"/>
+              </w:rPr>
+            </w:pPr>
+            <w:r>
+              <w:t>League of Women Voters</w:t>
+            </w:r>
+          </w:p>
+        </w:tc>
+        <w:tc>
+          <w:tcPr>
+            <w:tcW w:w="1286" w:type="pct"/>
             <w:tcBorders>
               <w:top w:val="single" w:sz="6" w:space="0" w:color="666666"/>
               <w:left w:val="none" w:sz="0" w:space="0" w:color="000000"/>
@@ -6724,7 +7566,7 @@
         </w:trPr>
         <w:tc>
           <w:tcPr>
-            <w:tcW w:w="615" w:type="pct"/>
+            <w:tcW w:w="457" w:type="pct"/>
             <w:tcBorders>
               <w:top w:val="single" w:sz="6" w:space="0" w:color="666666"/>
               <w:left w:val="none" w:sz="0" w:space="0" w:color="000000"/>
@@ -6770,7 +7612,7 @@
         </w:tc>
         <w:tc>
           <w:tcPr>
-            <w:tcW w:w="2654" w:type="pct"/>
+            <w:tcW w:w="1971" w:type="pct"/>
             <w:tcBorders>
               <w:top w:val="single" w:sz="6" w:space="0" w:color="666666"/>
               <w:left w:val="none" w:sz="0" w:space="0" w:color="000000"/>
@@ -6816,7 +7658,41 @@
         </w:tc>
         <w:tc>
           <w:tcPr>
-            <w:tcW w:w="1731" w:type="pct"/>
+            <w:tcW w:w="1286" w:type="pct"/>
+            <w:tcBorders>
+              <w:top w:val="single" w:sz="6" w:space="0" w:color="666666"/>
+              <w:left w:val="none" w:sz="0" w:space="0" w:color="000000"/>
+              <w:bottom w:val="single" w:sz="6" w:space="0" w:color="666666"/>
+              <w:right w:val="none" w:sz="0" w:space="0" w:color="000000"/>
+            </w:tcBorders>
+            <w:shd w:val="clear" w:color="auto" w:fill="FFFFFF"/>
+          </w:tcPr>
+          <w:p>
+            <w:pPr>
+              <w:pBdr>
+                <w:top w:val="none" w:sz="0" w:space="0" w:color="000000"/>
+                <w:left w:val="none" w:sz="0" w:space="0" w:color="000000"/>
+                <w:bottom w:val="none" w:sz="0" w:space="0" w:color="000000"/>
+                <w:right w:val="none" w:sz="0" w:space="0" w:color="000000"/>
+              </w:pBdr>
+              <w:spacing w:before="100" w:after="100" w:line="240" w:lineRule="auto"/>
+              <w:ind w:left="100" w:right="100"/>
+              <w:jc w:val="right"/>
+              <w:rPr>
+                <w:kern w:val="0"/>
+                <w:sz w:val="22"/>
+                <w:szCs w:val="22"/>
+                <w14:ligatures w14:val="none"/>
+              </w:rPr>
+            </w:pPr>
+            <w:r>
+              <w:t>Catholic Charities USA</w:t>
+            </w:r>
+          </w:p>
+        </w:tc>
+        <w:tc>
+          <w:tcPr>
+            <w:tcW w:w="1286" w:type="pct"/>
             <w:tcBorders>
               <w:top w:val="single" w:sz="6" w:space="0" w:color="666666"/>
               <w:left w:val="none" w:sz="0" w:space="0" w:color="000000"/>
@@ -6868,7 +7744,7 @@
         </w:trPr>
         <w:tc>
           <w:tcPr>
-            <w:tcW w:w="615" w:type="pct"/>
+            <w:tcW w:w="457" w:type="pct"/>
             <w:tcBorders>
               <w:top w:val="single" w:sz="6" w:space="0" w:color="666666"/>
               <w:left w:val="none" w:sz="0" w:space="0" w:color="000000"/>
@@ -6914,7 +7790,7 @@
         </w:tc>
         <w:tc>
           <w:tcPr>
-            <w:tcW w:w="2654" w:type="pct"/>
+            <w:tcW w:w="1971" w:type="pct"/>
             <w:tcBorders>
               <w:top w:val="single" w:sz="6" w:space="0" w:color="666666"/>
               <w:left w:val="none" w:sz="0" w:space="0" w:color="000000"/>
@@ -6960,7 +7836,74 @@
         </w:tc>
         <w:tc>
           <w:tcPr>
-            <w:tcW w:w="1731" w:type="pct"/>
+            <w:tcW w:w="1286" w:type="pct"/>
+            <w:tcBorders>
+              <w:top w:val="single" w:sz="6" w:space="0" w:color="666666"/>
+              <w:left w:val="none" w:sz="0" w:space="0" w:color="000000"/>
+              <w:bottom w:val="single" w:sz="6" w:space="0" w:color="666666"/>
+              <w:right w:val="none" w:sz="0" w:space="0" w:color="000000"/>
+            </w:tcBorders>
+            <w:shd w:val="clear" w:color="auto" w:fill="FFFFFF"/>
+          </w:tcPr>
+          <w:p>
+            <w:pPr>
+              <w:pBdr>
+                <w:top w:val="none" w:sz="0" w:space="0" w:color="000000"/>
+                <w:left w:val="none" w:sz="0" w:space="0" w:color="000000"/>
+                <w:bottom w:val="none" w:sz="0" w:space="0" w:color="000000"/>
+                <w:right w:val="none" w:sz="0" w:space="0" w:color="000000"/>
+              </w:pBdr>
+              <w:spacing w:before="100" w:after="100" w:line="240" w:lineRule="auto"/>
+              <w:ind w:left="100" w:right="100"/>
+              <w:jc w:val="right"/>
+              <w:rPr>
+                <w:kern w:val="0"/>
+                <w:sz w:val="22"/>
+                <w:szCs w:val="22"/>
+                <w14:ligatures w14:val="none"/>
+              </w:rPr>
+            </w:pPr>
+            <w:r>
+              <w:rPr>
+                <w:kern w:val="0"/>
+                <w:sz w:val="22"/>
+                <w:szCs w:val="22"/>
+                <w14:ligatures w14:val="none"/>
+              </w:rPr>
+              <w:t xml:space="preserve">A local </w:t>
+            </w:r>
+            <w:r>
+              <w:rPr>
+                <w:kern w:val="0"/>
+                <w:sz w:val="22"/>
+                <w:szCs w:val="22"/>
+                <w14:ligatures w14:val="none"/>
+              </w:rPr>
+              <w:t>business</w:t>
+            </w:r>
+            <w:r>
+              <w:rPr>
+                <w:kern w:val="0"/>
+                <w:sz w:val="22"/>
+                <w:szCs w:val="22"/>
+                <w14:ligatures w14:val="none"/>
+              </w:rPr>
+              <w:t xml:space="preserve"> </w:t>
+            </w:r>
+            <w:r>
+              <w:rPr>
+                <w:kern w:val="0"/>
+                <w:sz w:val="22"/>
+                <w:szCs w:val="22"/>
+                <w14:ligatures w14:val="none"/>
+              </w:rPr>
+              <w:t>league</w:t>
+            </w:r>
+          </w:p>
+        </w:tc>
+        <w:tc>
+          <w:tcPr>
+            <w:tcW w:w="1286" w:type="pct"/>
             <w:tcBorders>
               <w:top w:val="single" w:sz="6" w:space="0" w:color="666666"/>
               <w:left w:val="none" w:sz="0" w:space="0" w:color="000000"/>
@@ -7012,7 +7955,7 @@
         </w:trPr>
         <w:tc>
           <w:tcPr>
-            <w:tcW w:w="615" w:type="pct"/>
+            <w:tcW w:w="457" w:type="pct"/>
             <w:tcBorders>
               <w:top w:val="single" w:sz="6" w:space="0" w:color="666666"/>
               <w:left w:val="none" w:sz="0" w:space="0" w:color="000000"/>
@@ -7058,7 +8001,7 @@
         </w:tc>
         <w:tc>
           <w:tcPr>
-            <w:tcW w:w="2654" w:type="pct"/>
+            <w:tcW w:w="1971" w:type="pct"/>
             <w:tcBorders>
               <w:top w:val="single" w:sz="6" w:space="0" w:color="666666"/>
               <w:left w:val="none" w:sz="0" w:space="0" w:color="000000"/>
@@ -7104,7 +8047,47 @@
         </w:tc>
         <w:tc>
           <w:tcPr>
-            <w:tcW w:w="1731" w:type="pct"/>
+            <w:tcW w:w="1286" w:type="pct"/>
+            <w:tcBorders>
+              <w:top w:val="single" w:sz="6" w:space="0" w:color="666666"/>
+              <w:left w:val="none" w:sz="0" w:space="0" w:color="000000"/>
+              <w:bottom w:val="single" w:sz="12" w:space="0" w:color="666666"/>
+              <w:right w:val="none" w:sz="0" w:space="0" w:color="000000"/>
+            </w:tcBorders>
+            <w:shd w:val="clear" w:color="auto" w:fill="FFFFFF"/>
+          </w:tcPr>
+          <w:p>
+            <w:pPr>
+              <w:pBdr>
+                <w:top w:val="none" w:sz="0" w:space="0" w:color="000000"/>
+                <w:left w:val="none" w:sz="0" w:space="0" w:color="000000"/>
+                <w:bottom w:val="none" w:sz="0" w:space="0" w:color="000000"/>
+                <w:right w:val="none" w:sz="0" w:space="0" w:color="000000"/>
+              </w:pBdr>
+              <w:spacing w:before="100" w:after="100" w:line="240" w:lineRule="auto"/>
+              <w:ind w:left="100" w:right="100"/>
+              <w:jc w:val="right"/>
+              <w:rPr>
+                <w:kern w:val="0"/>
+                <w:sz w:val="22"/>
+                <w:szCs w:val="22"/>
+                <w14:ligatures w14:val="none"/>
+              </w:rPr>
+            </w:pPr>
+            <w:r>
+              <w:rPr>
+                <w:kern w:val="0"/>
+                <w:sz w:val="22"/>
+                <w:szCs w:val="22"/>
+                <w14:ligatures w14:val="none"/>
+              </w:rPr>
+              <w:t>A newly founded organization</w:t>
+            </w:r>
+          </w:p>
+        </w:tc>
+        <w:tc>
+          <w:tcPr>
+            <w:tcW w:w="1286" w:type="pct"/>
             <w:tcBorders>
               <w:top w:val="single" w:sz="6" w:space="0" w:color="666666"/>
               <w:left w:val="none" w:sz="0" w:space="0" w:color="000000"/>
@@ -7226,6 +8209,7 @@
     </w:p>
     <w:p>
       <w:r>
+        <w:lastRenderedPageBreak/>
         <w:tab/>
       </w:r>
       <w:r>
@@ -7322,7 +8306,6 @@
       </w:pPr>
       <w:bookmarkStart w:id="8" w:name="_Toc224476376"/>
       <w:r>
-        <w:lastRenderedPageBreak/>
         <w:t>Restrictions</w:t>
       </w:r>
       <w:bookmarkEnd w:id="8"/>
@@ -7458,7 +8441,11 @@
         <w:t xml:space="preserve"> on hospital or school spending patterns. </w:t>
       </w:r>
       <w:r>
-        <w:t xml:space="preserve">Further, these institutions represent some of the largest outliers in </w:t>
+        <w:t xml:space="preserve">Further, these institutions </w:t>
+      </w:r>
+      <w:r>
+        <w:lastRenderedPageBreak/>
+        <w:t xml:space="preserve">represent some of the largest outliers in </w:t>
       </w:r>
       <w:r>
         <w:t>my</w:t>
@@ -7584,7 +8571,6 @@
         <w:ind w:firstLine="720"/>
       </w:pPr>
       <w:r>
-        <w:lastRenderedPageBreak/>
         <w:t>Next</w:t>
       </w:r>
       <w:r>
@@ -7736,6 +8722,7 @@
         </w:rPr>
       </w:pPr>
       <w:r>
+        <w:lastRenderedPageBreak/>
         <w:t xml:space="preserve">Lastly, I remove singletons from the data, so that every regression now uses the same sample size. </w:t>
       </w:r>
       <w:r>
@@ -7931,7 +8918,6 @@
         <w:t xml:space="preserve">doubly </w:t>
       </w:r>
       <w:r>
-        <w:lastRenderedPageBreak/>
         <w:t>skewed, with strong</w:t>
       </w:r>
       <w:r>
@@ -8066,7 +9052,11 @@
         <w:t xml:space="preserve">. Secondly, some organizations fund their operations via grants, which follow a cycle. </w:t>
       </w:r>
       <w:r>
-        <w:t>An organization may receive a grant for a multi-year project, but must report all the revenue in year one, even if the grant is for two years of program expenses.</w:t>
+        <w:t xml:space="preserve">An organization may receive </w:t>
+      </w:r>
+      <w:r>
+        <w:lastRenderedPageBreak/>
+        <w:t>a grant for a multi-year project, but must report all the revenue in year one, even if the grant is for two years of program expenses.</w:t>
       </w:r>
       <w:r>
         <w:rPr>
@@ -8090,30 +9080,16 @@
         <w:keepNext/>
       </w:pPr>
       <w:r>
-        <w:lastRenderedPageBreak/>
         <w:t xml:space="preserve">Figure </w:t>
       </w:r>
-      <w:r>
-        <w:fldChar w:fldCharType="begin"/>
-      </w:r>
-      <w:r>
-        <w:instrText xml:space="preserve"> SEQ Figure \* ARABIC </w:instrText>
-      </w:r>
-      <w:r>
-        <w:fldChar w:fldCharType="separate"/>
-      </w:r>
-      <w:r>
-        <w:rPr>
-          <w:noProof/>
-        </w:rPr>
-        <w:t>1</w:t>
-      </w:r>
-      <w:r>
-        <w:rPr>
-          <w:noProof/>
-        </w:rPr>
-        <w:fldChar w:fldCharType="end"/>
-      </w:r>
+      <w:fldSimple w:instr=" SEQ Figure \* ARABIC ">
+        <w:r>
+          <w:rPr>
+            <w:noProof/>
+          </w:rPr>
+          <w:t>1</w:t>
+        </w:r>
+      </w:fldSimple>
     </w:p>
     <w:p>
       <w:r>
@@ -8121,7 +9097,7 @@
           <w:noProof/>
         </w:rPr>
         <w:drawing>
-          <wp:inline distT="0" distB="0" distL="0" distR="0" wp14:anchorId="1F487A93" wp14:editId="675A5AFD">
+          <wp:inline distT="0" distB="0" distL="0" distR="0" wp14:anchorId="1F487A93" wp14:editId="4ED8FBF1">
             <wp:extent cx="4876799" cy="3657600"/>
             <wp:effectExtent l="0" t="0" r="635" b="0"/>
             <wp:docPr id="1905846790" name="Picture 1" descr="A green and black graph&#10;&#10;AI-generated content may be incorrect."/>
@@ -8209,6 +9185,7 @@
         <w:ind w:firstLine="720"/>
       </w:pPr>
       <w:r>
+        <w:lastRenderedPageBreak/>
         <w:t>Another consideration</w:t>
       </w:r>
       <w:r>
@@ -8257,30 +9234,16 @@
         <w:keepNext/>
       </w:pPr>
       <w:r>
-        <w:lastRenderedPageBreak/>
         <w:t xml:space="preserve">Figure </w:t>
       </w:r>
-      <w:r>
-        <w:fldChar w:fldCharType="begin"/>
-      </w:r>
-      <w:r>
-        <w:instrText xml:space="preserve"> SEQ Figure \* ARABIC </w:instrText>
-      </w:r>
-      <w:r>
-        <w:fldChar w:fldCharType="separate"/>
-      </w:r>
-      <w:r>
-        <w:rPr>
-          <w:noProof/>
-        </w:rPr>
-        <w:t>2</w:t>
-      </w:r>
-      <w:r>
-        <w:rPr>
-          <w:noProof/>
-        </w:rPr>
-        <w:fldChar w:fldCharType="end"/>
-      </w:r>
+      <w:fldSimple w:instr=" SEQ Figure \* ARABIC ">
+        <w:r>
+          <w:rPr>
+            <w:noProof/>
+          </w:rPr>
+          <w:t>2</w:t>
+        </w:r>
+      </w:fldSimple>
     </w:p>
     <w:p>
       <w:r>
@@ -8288,7 +9251,7 @@
           <w:noProof/>
         </w:rPr>
         <w:drawing>
-          <wp:inline distT="0" distB="0" distL="0" distR="0" wp14:anchorId="6CC7873B" wp14:editId="5ABEDE13">
+          <wp:inline distT="0" distB="0" distL="0" distR="0" wp14:anchorId="6CC7873B" wp14:editId="351702F3">
             <wp:extent cx="4876800" cy="3657600"/>
             <wp:effectExtent l="0" t="0" r="0" b="0"/>
             <wp:docPr id="1527895574" name="Picture 2" descr="A graph of a number of expenses&#10;&#10;AI-generated content may be incorrect."/>
@@ -8374,7 +9337,11 @@
         <w:t xml:space="preserve">, and </w:t>
       </w:r>
       <w:r>
-        <w:t>a general rise of social entrepreneurship and non-profit funding following the recovery of the 2008 recession.</w:t>
+        <w:t xml:space="preserve">a general rise of social entrepreneurship and non-profit funding </w:t>
+      </w:r>
+      <w:r>
+        <w:lastRenderedPageBreak/>
+        <w:t>following the recovery of the 2008 recession.</w:t>
       </w:r>
       <w:r>
         <w:rPr>
@@ -8439,11 +9406,7 @@
         <w:t xml:space="preserve">It is impossible to know why each organization fell out of the dataset, but there are </w:t>
       </w:r>
       <w:r>
-        <w:t xml:space="preserve">many trends </w:t>
-      </w:r>
-      <w:r>
-        <w:lastRenderedPageBreak/>
-        <w:t>that occurred</w:t>
+        <w:t>many trends that occurred</w:t>
       </w:r>
       <w:r>
         <w:t xml:space="preserve">. </w:t>
@@ -8540,29 +9503,17 @@
         <w:keepNext/>
       </w:pPr>
       <w:r>
+        <w:lastRenderedPageBreak/>
         <w:t xml:space="preserve">Figure </w:t>
       </w:r>
-      <w:r>
-        <w:fldChar w:fldCharType="begin"/>
-      </w:r>
-      <w:r>
-        <w:instrText xml:space="preserve"> SEQ Figure \* ARABIC </w:instrText>
-      </w:r>
-      <w:r>
-        <w:fldChar w:fldCharType="separate"/>
-      </w:r>
-      <w:r>
-        <w:rPr>
-          <w:noProof/>
-        </w:rPr>
-        <w:t>3</w:t>
-      </w:r>
-      <w:r>
-        <w:rPr>
-          <w:noProof/>
-        </w:rPr>
-        <w:fldChar w:fldCharType="end"/>
-      </w:r>
+      <w:fldSimple w:instr=" SEQ Figure \* ARABIC ">
+        <w:r>
+          <w:rPr>
+            <w:noProof/>
+          </w:rPr>
+          <w:t>3</w:t>
+        </w:r>
+      </w:fldSimple>
     </w:p>
     <w:p>
       <w:r>
@@ -8570,7 +9521,7 @@
           <w:noProof/>
         </w:rPr>
         <w:drawing>
-          <wp:inline distT="0" distB="0" distL="0" distR="0" wp14:anchorId="65E2E482" wp14:editId="6787AB2D">
+          <wp:inline distT="0" distB="0" distL="0" distR="0" wp14:anchorId="65E2E482" wp14:editId="63EDCE7A">
             <wp:extent cx="4876800" cy="3657600"/>
             <wp:effectExtent l="0" t="0" r="0" b="0"/>
             <wp:docPr id="1609654299" name="Picture 3" descr="A graph of growth in years&#10;&#10;AI-generated content may be incorrect."/>
@@ -8655,27 +9606,14 @@
       <w:r>
         <w:t xml:space="preserve">Table </w:t>
       </w:r>
-      <w:r>
-        <w:fldChar w:fldCharType="begin"/>
-      </w:r>
-      <w:r>
-        <w:instrText xml:space="preserve"> SEQ Table \* ARABIC </w:instrText>
-      </w:r>
-      <w:r>
-        <w:fldChar w:fldCharType="separate"/>
-      </w:r>
-      <w:r>
-        <w:rPr>
-          <w:noProof/>
-        </w:rPr>
-        <w:t>2</w:t>
-      </w:r>
-      <w:r>
-        <w:rPr>
-          <w:noProof/>
-        </w:rPr>
-        <w:fldChar w:fldCharType="end"/>
-      </w:r>
+      <w:fldSimple w:instr=" SEQ Table \* ARABIC ">
+        <w:r>
+          <w:rPr>
+            <w:noProof/>
+          </w:rPr>
+          <w:t>2</w:t>
+        </w:r>
+      </w:fldSimple>
     </w:p>
     <w:p>
       <w:pPr>
@@ -14127,6 +15065,9 @@
       </m:oMathPara>
     </w:p>
     <w:p>
+      <w:pPr>
+        <w:ind w:firstLine="720"/>
+      </w:pPr>
       <w:r>
         <w:t xml:space="preserve">Where </w:t>
       </w:r>
@@ -24363,19 +25304,7 @@
               <w:rPr>
                 <w:rFonts w:ascii="Cambria Math" w:hAnsi="Cambria Math"/>
               </w:rPr>
-              <m:t>(</m:t>
-            </m:r>
-            <m:r>
-              <w:rPr>
-                <w:rFonts w:ascii="Cambria Math" w:hAnsi="Cambria Math"/>
-              </w:rPr>
-              <m:t>Donations</m:t>
-            </m:r>
-            <m:r>
-              <w:rPr>
-                <w:rFonts w:ascii="Cambria Math" w:hAnsi="Cambria Math"/>
-              </w:rPr>
-              <m:t>)</m:t>
+              <m:t>(Donations)</m:t>
             </m:r>
           </m:e>
           <m:sub>
@@ -24383,13 +25312,7 @@
               <w:rPr>
                 <w:rFonts w:ascii="Cambria Math" w:hAnsi="Cambria Math"/>
               </w:rPr>
-              <m:t>year,</m:t>
-            </m:r>
-            <m:r>
-              <w:rPr>
-                <w:rFonts w:ascii="Cambria Math" w:hAnsi="Cambria Math"/>
-              </w:rPr>
-              <m:t>firm</m:t>
+              <m:t>year,firm</m:t>
             </m:r>
           </m:sub>
         </m:sSub>
@@ -24635,25 +25558,7 @@
             <w:kern w:val="0"/>
             <w14:ligatures w14:val="none"/>
           </w:rPr>
-          <m:t>+ε</m:t>
-        </m:r>
-        <m:r>
-          <w:rPr>
-            <w:rFonts w:ascii="Cambria Math" w:hAnsi="Cambria Math"/>
-            <w:color w:val="auto"/>
-            <w:kern w:val="0"/>
-            <w14:ligatures w14:val="none"/>
-          </w:rPr>
-          <m:t xml:space="preserve"> </m:t>
-        </m:r>
-        <m:r>
-          <w:rPr>
-            <w:rFonts w:ascii="Cambria Math" w:hAnsi="Cambria Math"/>
-            <w:color w:val="auto"/>
-            <w:kern w:val="0"/>
-            <w14:ligatures w14:val="none"/>
-          </w:rPr>
-          <w:tab/>
+          <m:t xml:space="preserve">+ε </m:t>
         </m:r>
       </m:oMath>
       <w:r>
@@ -24899,19 +25804,7 @@
               <w:rPr>
                 <w:rFonts w:ascii="Cambria Math" w:hAnsi="Cambria Math"/>
               </w:rPr>
-              <m:t>(</m:t>
-            </m:r>
-            <m:r>
-              <w:rPr>
-                <w:rFonts w:ascii="Cambria Math" w:hAnsi="Cambria Math"/>
-              </w:rPr>
-              <m:t>Fundraising Events</m:t>
-            </m:r>
-            <m:r>
-              <w:rPr>
-                <w:rFonts w:ascii="Cambria Math" w:hAnsi="Cambria Math"/>
-              </w:rPr>
-              <m:t>)</m:t>
+              <m:t>(Fundraising Events)</m:t>
             </m:r>
           </m:e>
           <m:sub>
@@ -25384,19 +26277,7 @@
               <w:rPr>
                 <w:rFonts w:ascii="Cambria Math" w:hAnsi="Cambria Math"/>
               </w:rPr>
-              <m:t>(</m:t>
-            </m:r>
-            <m:r>
-              <w:rPr>
-                <w:rFonts w:ascii="Cambria Math" w:hAnsi="Cambria Math"/>
-              </w:rPr>
-              <m:t>Government Grants</m:t>
-            </m:r>
-            <m:r>
-              <w:rPr>
-                <w:rFonts w:ascii="Cambria Math" w:hAnsi="Cambria Math"/>
-              </w:rPr>
-              <m:t>)</m:t>
+              <m:t>(Government Grants)</m:t>
             </m:r>
           </m:e>
           <m:sub>
@@ -25869,19 +26750,7 @@
               <w:rPr>
                 <w:rFonts w:ascii="Cambria Math" w:hAnsi="Cambria Math"/>
               </w:rPr>
-              <m:t>(</m:t>
-            </m:r>
-            <m:r>
-              <w:rPr>
-                <w:rFonts w:ascii="Cambria Math" w:hAnsi="Cambria Math"/>
-              </w:rPr>
-              <m:t>Membership Fees</m:t>
-            </m:r>
-            <m:r>
-              <w:rPr>
-                <w:rFonts w:ascii="Cambria Math" w:hAnsi="Cambria Math"/>
-              </w:rPr>
-              <m:t>)</m:t>
+              <m:t>(Membership Fees)</m:t>
             </m:r>
           </m:e>
           <m:sub>
@@ -26354,19 +27223,7 @@
               <w:rPr>
                 <w:rFonts w:ascii="Cambria Math" w:hAnsi="Cambria Math"/>
               </w:rPr>
-              <m:t>(</m:t>
-            </m:r>
-            <m:r>
-              <w:rPr>
-                <w:rFonts w:ascii="Cambria Math" w:hAnsi="Cambria Math"/>
-              </w:rPr>
-              <m:t>Investments</m:t>
-            </m:r>
-            <m:r>
-              <w:rPr>
-                <w:rFonts w:ascii="Cambria Math" w:hAnsi="Cambria Math"/>
-              </w:rPr>
-              <m:t>)</m:t>
+              <m:t>(Investments)</m:t>
             </m:r>
           </m:e>
           <m:sub>
@@ -26879,19 +27736,7 @@
               <w:rPr>
                 <w:rFonts w:ascii="Cambria Math" w:hAnsi="Cambria Math"/>
               </w:rPr>
-              <m:t>(</m:t>
-            </m:r>
-            <m:r>
-              <w:rPr>
-                <w:rFonts w:ascii="Cambria Math" w:hAnsi="Cambria Math"/>
-              </w:rPr>
-              <m:t>Miscellaneous</m:t>
-            </m:r>
-            <m:r>
-              <w:rPr>
-                <w:rFonts w:ascii="Cambria Math" w:hAnsi="Cambria Math"/>
-              </w:rPr>
-              <m:t>)</m:t>
+              <m:t>(Miscellaneous)</m:t>
             </m:r>
           </m:e>
           <m:sub>
@@ -27404,37 +28249,7 @@
         <w:t>.</w:t>
       </w:r>
       <w:r>
-        <w:t xml:space="preserve"> For example, the model might </w:t>
-      </w:r>
-      <w:r>
-        <w:t xml:space="preserve">show a strong countercyclical </w:t>
-      </w:r>
-      <w:r>
-        <w:t>correlation</w:t>
-      </w:r>
-      <w:r>
-        <w:t xml:space="preserve"> </w:t>
-      </w:r>
-      <w:r>
-        <w:t>with</w:t>
-      </w:r>
-      <w:r>
-        <w:t xml:space="preserve"> government grants because </w:t>
-      </w:r>
-      <w:r>
-        <w:t>of</w:t>
-      </w:r>
-      <w:r>
-        <w:t xml:space="preserve"> </w:t>
-      </w:r>
-      <w:r>
-        <w:t>legal</w:t>
-      </w:r>
-      <w:r>
-        <w:t xml:space="preserve"> mandate</w:t>
-      </w:r>
-      <w:r>
-        <w:t xml:space="preserve">s, instead of </w:t>
+        <w:t xml:space="preserve"> For example, the model might show a strong countercyclical correlation with government grants because of legal mandates, instead of </w:t>
       </w:r>
       <w:r>
         <w:t>non-profit altruism.</w:t>
@@ -28679,6 +29494,9 @@
       <w:r>
         <w:t xml:space="preserve"> Heterogeneity </w:t>
       </w:r>
+      <w:r>
+        <w:t>Test</w:t>
+      </w:r>
     </w:p>
     <w:p>
       <w:pPr>
@@ -31505,6 +32323,308 @@
     </w:p>
     <w:p>
       <w:pPr>
+        <w:ind w:firstLine="720"/>
+      </w:pPr>
+      <w:r>
+        <w:t>Model 1.1, the</w:t>
+      </w:r>
+      <w:r>
+        <w:t xml:space="preserve"> </w:t>
+      </w:r>
+      <w:r>
+        <w:t>baseline</w:t>
+      </w:r>
+      <w:r>
+        <w:t xml:space="preserve"> demand-side results, representing </w:t>
+      </w:r>
+      <w:r>
+        <w:t>a</w:t>
+      </w:r>
+      <w:r>
+        <w:t xml:space="preserve"> baseline Ordinary Least Squares (OLS) regression</w:t>
+      </w:r>
+      <w:r>
+        <w:t xml:space="preserve"> model, </w:t>
+      </w:r>
+      <w:r>
+        <w:t>suggest</w:t>
+      </w:r>
+      <w:r>
+        <w:t>s</w:t>
+      </w:r>
+      <w:r>
+        <w:t xml:space="preserve"> a strong countercyclical relationship.</w:t>
+      </w:r>
+      <w:r>
+        <w:t xml:space="preserve"> </w:t>
+      </w:r>
+      <w:r>
+        <w:t>F</w:t>
+      </w:r>
+      <w:r>
+        <w:t>or a one percentage point increase in real GDP, non-profit program expenses decrease by 7</w:t>
+      </w:r>
+      <w:r>
+        <w:t>.2</w:t>
+      </w:r>
+      <w:r>
+        <w:t>%. This result is significant at the 99% confidence level (p &lt; 0.01).</w:t>
+      </w:r>
+      <w:r>
+        <w:t xml:space="preserve"> </w:t>
+      </w:r>
+      <w:r>
+        <w:t xml:space="preserve">This might lend some support to </w:t>
+      </w:r>
+      <w:r>
+        <w:lastRenderedPageBreak/>
+        <w:t>altruistic theories</w:t>
+      </w:r>
+      <w:r>
+        <w:t xml:space="preserve"> about non-profit enterprise, that they expand their services during </w:t>
+      </w:r>
+      <w:r>
+        <w:t xml:space="preserve">bad </w:t>
+      </w:r>
+      <w:r>
+        <w:t xml:space="preserve">economic times to meet increased community need and scale back during </w:t>
+      </w:r>
+      <w:r>
+        <w:t>booms.</w:t>
+      </w:r>
+      <w:r>
+        <w:rPr>
+          <w:rStyle w:val="FootnoteReference"/>
+        </w:rPr>
+        <w:footnoteReference w:id="24"/>
+      </w:r>
+      <w:r>
+        <w:t xml:space="preserve"> </w:t>
+      </w:r>
+    </w:p>
+    <w:p>
+      <w:pPr>
+        <w:ind w:firstLine="720"/>
+      </w:pPr>
+      <w:r>
+        <w:t xml:space="preserve">However, as predicted, </w:t>
+      </w:r>
+      <w:r>
+        <w:t xml:space="preserve">this model suffers </w:t>
+      </w:r>
+      <w:r>
+        <w:t>from</w:t>
+      </w:r>
+      <w:r>
+        <w:t xml:space="preserve"> omitted variable bias</w:t>
+      </w:r>
+      <w:r>
+        <w:t>. T</w:t>
+      </w:r>
+      <w:r>
+        <w:t xml:space="preserve">he coefficient </w:t>
+      </w:r>
+      <w:r>
+        <w:t>(</w:t>
+      </w:r>
+      <m:oMath>
+        <m:sSub>
+          <m:sSubPr>
+            <m:ctrlPr>
+              <w:rPr>
+                <w:rFonts w:ascii="Cambria Math" w:hAnsi="Cambria Math"/>
+                <w:i/>
+              </w:rPr>
+            </m:ctrlPr>
+          </m:sSubPr>
+          <m:e>
+            <m:r>
+              <w:rPr>
+                <w:rFonts w:ascii="Cambria Math" w:hAnsi="Cambria Math"/>
+              </w:rPr>
+              <m:t>β</m:t>
+            </m:r>
+          </m:e>
+          <m:sub>
+            <m:r>
+              <w:rPr>
+                <w:rFonts w:ascii="Cambria Math" w:hAnsi="Cambria Math"/>
+              </w:rPr>
+              <m:t>1</m:t>
+            </m:r>
+          </m:sub>
+        </m:sSub>
+      </m:oMath>
+      <w:r>
+        <w:t xml:space="preserve">) </w:t>
+      </w:r>
+      <w:r>
+        <w:t>shrinks</w:t>
+      </w:r>
+      <w:r>
+        <w:t xml:space="preserve"> with each iterative model while the explanatory power</w:t>
+      </w:r>
+      <w:r>
+        <w:t xml:space="preserve"> (R</w:t>
+      </w:r>
+      <w:r>
+        <w:rPr>
+          <w:vertAlign w:val="superscript"/>
+        </w:rPr>
+        <w:t>2</w:t>
+      </w:r>
+      <w:r>
+        <w:t>) i</w:t>
+      </w:r>
+      <w:r>
+        <w:t>ncreases</w:t>
+      </w:r>
+      <w:r>
+        <w:t>,</w:t>
+      </w:r>
+      <w:r>
+        <w:t xml:space="preserve"> </w:t>
+      </w:r>
+      <w:r>
+        <w:t xml:space="preserve">and </w:t>
+      </w:r>
+      <w:r>
+        <w:t xml:space="preserve">yet the statistical significance </w:t>
+      </w:r>
+      <w:r>
+        <w:t xml:space="preserve">(p-value) </w:t>
+      </w:r>
+      <w:r>
+        <w:t xml:space="preserve">remains high. </w:t>
+      </w:r>
+      <w:r>
+        <w:t xml:space="preserve">Adding controls for year, state, and industry </w:t>
+      </w:r>
+      <w:r>
+        <w:t>fixed effects</w:t>
+      </w:r>
+      <w:r>
+        <w:t xml:space="preserve"> </w:t>
+      </w:r>
+      <w:r>
+        <w:t xml:space="preserve">reduces the </w:t>
+      </w:r>
+      <w:r>
+        <w:t xml:space="preserve">average </w:t>
+      </w:r>
+      <w:r>
+        <w:t>size</w:t>
+      </w:r>
+      <w:r>
+        <w:t xml:space="preserve"> of the coefficient </w:t>
+      </w:r>
+      <w:r>
+        <w:t xml:space="preserve">by magnitudes while the observations and other variables remain the same. </w:t>
+      </w:r>
+      <w:r>
+        <w:t>Model 4</w:t>
+      </w:r>
+      <w:r>
+        <w:t>.1</w:t>
+      </w:r>
+      <w:r>
+        <w:t xml:space="preserve"> shows for a one </w:t>
+      </w:r>
+      <w:r>
+        <w:t>percentage point increase in real GDP, non-profit program expenses decrease by</w:t>
+      </w:r>
+      <w:r>
+        <w:t xml:space="preserve"> .5%. </w:t>
+      </w:r>
+      <w:r>
+        <w:t xml:space="preserve">This model </w:t>
+      </w:r>
+      <w:r>
+        <w:t xml:space="preserve">is still significant at the 95% confidence level (p &lt; 0.05). </w:t>
+      </w:r>
+    </w:p>
+    <w:p>
+      <w:pPr>
+        <w:ind w:firstLine="720"/>
+      </w:pPr>
+      <w:r>
+        <w:t>A pivotal s</w:t>
+      </w:r>
+      <w:r>
+        <w:t xml:space="preserve">hift occurs in Model 5.1, when adding firm fixed effects as the final degree of control in the model. </w:t>
+      </w:r>
+      <w:r>
+        <w:t xml:space="preserve">The estimated effect becomes a positive sign, which indicates a </w:t>
+      </w:r>
+      <w:r>
+        <w:t xml:space="preserve">pro </w:t>
+      </w:r>
+      <w:r>
+        <w:t xml:space="preserve">cyclical trend. For </w:t>
+      </w:r>
+      <w:r>
+        <w:t>a one percentage point increase in real GDP, non-profit program expenses increase by .6%</w:t>
+      </w:r>
+      <w:r>
+        <w:t>, and this result is significant at the 99% confidence level (p &lt; 0.01).</w:t>
+      </w:r>
+      <w:r>
+        <w:t xml:space="preserve"> A long with a jump in </w:t>
+      </w:r>
+      <w:r>
+        <w:t>R</w:t>
+      </w:r>
+      <w:r>
+        <w:rPr>
+          <w:vertAlign w:val="superscript"/>
+        </w:rPr>
+        <w:t xml:space="preserve">2 </w:t>
+      </w:r>
+      <w:r>
+        <w:t xml:space="preserve">value, this indicates that individual firm traits and decision making explain </w:t>
+      </w:r>
+      <w:r>
+        <w:t>most</w:t>
+      </w:r>
+      <w:r>
+        <w:t xml:space="preserve"> changes in program expenses. </w:t>
+      </w:r>
+      <w:r>
+        <w:t>On average, w</w:t>
+      </w:r>
+      <w:r>
+        <w:t>hen the economy grows and wealth increases, non-profit organizations must receive some portion of it</w:t>
+      </w:r>
+      <w:r>
+        <w:t>, equal to .6% according to the model,</w:t>
+      </w:r>
+      <w:r>
+        <w:t xml:space="preserve"> and spend it on program expenses. </w:t>
+      </w:r>
+      <w:r>
+        <w:t>However,</w:t>
+      </w:r>
+      <w:r>
+        <w:t xml:space="preserve"> if </w:t>
+      </w:r>
+      <w:r>
+        <w:t>the country’s income falls, so do non-profits</w:t>
+      </w:r>
+      <w:r>
+        <w:t>’ incomes</w:t>
+      </w:r>
+      <w:r>
+        <w:t xml:space="preserve"> and they </w:t>
+      </w:r>
+      <w:r>
+        <w:t>must</w:t>
+      </w:r>
+      <w:r>
+        <w:t xml:space="preserve"> downsize. </w:t>
+      </w:r>
+    </w:p>
+    <w:p>
+      <w:pPr>
         <w:spacing w:line="240" w:lineRule="auto"/>
       </w:pPr>
       <w:r>
@@ -32849,7 +33969,6 @@
                 <w:sz w:val="22"/>
                 <w:szCs w:val="22"/>
               </w:rPr>
-              <w:lastRenderedPageBreak/>
               <w:t>Num.</w:t>
             </w:r>
             <w:r>
@@ -34336,114 +35455,275 @@
         </w:tc>
       </w:tr>
     </w:tbl>
+    <w:p/>
     <w:p>
-      <w:r>
-        <w:t>Then divided across revenues.</w:t>
-      </w:r>
-    </w:p>
-    <w:p>
-      <w:r>
-        <w:rPr>
-          <w:noProof/>
-        </w:rPr>
-        <w:drawing>
-          <wp:inline distT="0" distB="0" distL="0" distR="0" wp14:anchorId="01A3CFB2" wp14:editId="1B59B40C">
-            <wp:extent cx="5943600" cy="4457700"/>
-            <wp:effectExtent l="0" t="0" r="0" b="0"/>
-            <wp:docPr id="395222116" name="Picture 1" descr="A graph with lines and dots&#10;&#10;AI-generated content may be incorrect."/>
-            <wp:cNvGraphicFramePr>
-              <a:graphicFrameLocks xmlns:a="http://schemas.openxmlformats.org/drawingml/2006/main" noChangeAspect="1"/>
-            </wp:cNvGraphicFramePr>
-            <a:graphic xmlns:a="http://schemas.openxmlformats.org/drawingml/2006/main">
-              <a:graphicData uri="http://schemas.openxmlformats.org/drawingml/2006/picture">
-                <pic:pic xmlns:pic="http://schemas.openxmlformats.org/drawingml/2006/picture">
-                  <pic:nvPicPr>
-                    <pic:cNvPr id="395222116" name="Picture 1" descr="A graph with lines and dots&#10;&#10;AI-generated content may be incorrect."/>
-                    <pic:cNvPicPr/>
-                  </pic:nvPicPr>
-                  <pic:blipFill>
-                    <a:blip r:embed="rId15" cstate="print">
-                      <a:extLst>
-                        <a:ext uri="{28A0092B-C50C-407E-A947-70E740481C1C}">
-                          <a14:useLocalDpi xmlns:a14="http://schemas.microsoft.com/office/drawing/2010/main" val="0"/>
-                        </a:ext>
-                      </a:extLst>
-                    </a:blip>
-                    <a:stretch>
-                      <a:fillRect/>
-                    </a:stretch>
-                  </pic:blipFill>
-                  <pic:spPr>
-                    <a:xfrm>
-                      <a:off x="0" y="0"/>
-                      <a:ext cx="5943600" cy="4457700"/>
-                    </a:xfrm>
-                    <a:prstGeom prst="rect">
-                      <a:avLst/>
-                    </a:prstGeom>
-                  </pic:spPr>
-                </pic:pic>
-              </a:graphicData>
-            </a:graphic>
-          </wp:inline>
-        </w:drawing>
-      </w:r>
-    </w:p>
-    <w:p>
-      <w:r>
-        <w:t xml:space="preserve">Then divided across industries. </w:t>
+      <w:pPr>
+        <w:ind w:firstLine="720"/>
+      </w:pPr>
+      <w:r>
+        <w:t xml:space="preserve">Looking at the supply side of the </w:t>
+      </w:r>
+      <w:r>
+        <w:t xml:space="preserve">non-profit market and regression models shows a similar </w:t>
+      </w:r>
+      <w:r>
+        <w:t>progression</w:t>
+      </w:r>
+      <w:r>
+        <w:t xml:space="preserve"> through the iterative models. </w:t>
       </w:r>
     </w:p>
     <w:p>
       <w:pPr>
-        <w:spacing w:after="160" w:line="278" w:lineRule="auto"/>
+        <w:ind w:firstLine="720"/>
       </w:pPr>
       <w:r>
+        <w:t xml:space="preserve">Starting at the baseline model, Model 1.2, </w:t>
+      </w:r>
+      <w:r>
+        <w:t xml:space="preserve">again suggests a countercyclical relationship. For a one percentage point increase in real GDP, </w:t>
+      </w:r>
+      <w:r>
+        <w:t xml:space="preserve">a </w:t>
+      </w:r>
+      <w:r>
+        <w:t>non-profit</w:t>
+      </w:r>
+      <w:r>
+        <w:t>’s</w:t>
+      </w:r>
+      <w:r>
+        <w:t xml:space="preserve"> </w:t>
+      </w:r>
+      <w:r>
+        <w:t>total revenues</w:t>
+      </w:r>
+      <w:r>
+        <w:t xml:space="preserve"> decrease by 9.2% and this result is significant at the 99</w:t>
+      </w:r>
+      <w:r>
+        <w:t>%</w:t>
+      </w:r>
+      <w:r>
+        <w:t xml:space="preserve"> confidence level (p &lt; 0.01). </w:t>
+      </w:r>
+      <w:r>
+        <w:t xml:space="preserve">This model is without any controls and </w:t>
+      </w:r>
+      <w:r>
+        <w:t xml:space="preserve">leaves a large amount of variance unexplained by the chosen variable, real GDP change percentage. </w:t>
+      </w:r>
+    </w:p>
+    <w:p>
+      <w:pPr>
+        <w:ind w:firstLine="720"/>
+      </w:pPr>
+      <w:r>
+        <w:t xml:space="preserve">By adding controls for </w:t>
+      </w:r>
+      <w:r>
+        <w:t>year</w:t>
+      </w:r>
+      <w:r>
+        <w:t xml:space="preserve"> fixed effects in Model 2.2, state fixed effects in Model 3.2, and industry fixed effects in Model 4.2, </w:t>
+      </w:r>
+      <w:r>
+        <w:t>more</w:t>
+      </w:r>
+      <w:r>
+        <w:t xml:space="preserve"> of the variance becomes</w:t>
+      </w:r>
+      <w:r>
+        <w:t xml:space="preserve"> statistically</w:t>
+      </w:r>
+      <w:r>
+        <w:t xml:space="preserve"> explained. </w:t>
+      </w:r>
+      <w:r>
+        <w:t xml:space="preserve">At the same time, the size of the effect of the chosen explanatory variable decreases. </w:t>
+      </w:r>
+      <w:r>
+        <w:t>Model 4.2. controlling for year, region, and industry</w:t>
+      </w:r>
+      <w:r>
+        <w:t xml:space="preserve">, shows for a one percentage point increase in real GDP, </w:t>
+      </w:r>
+      <w:r>
+        <w:t xml:space="preserve">a </w:t>
+      </w:r>
+      <w:r>
+        <w:t>non-profit</w:t>
+      </w:r>
+      <w:r>
+        <w:t>’s</w:t>
+      </w:r>
+      <w:r>
+        <w:t xml:space="preserve"> </w:t>
+      </w:r>
+      <w:r>
+        <w:t>total</w:t>
+      </w:r>
+      <w:r>
+        <w:t xml:space="preserve"> </w:t>
+      </w:r>
+      <w:r>
+        <w:t>revenues</w:t>
+      </w:r>
+      <w:r>
+        <w:t xml:space="preserve"> decrease by .3% but this result is not statistically significant. </w:t>
+      </w:r>
+    </w:p>
+    <w:p>
+      <w:pPr>
+        <w:ind w:firstLine="720"/>
+      </w:pPr>
+      <w:r>
+        <w:lastRenderedPageBreak/>
+        <w:t xml:space="preserve">Holding firm specific traits as a constant in Model 5.2, the </w:t>
+      </w:r>
+      <w:r>
+        <w:t xml:space="preserve">effect flips. For a </w:t>
+      </w:r>
+      <w:r>
+        <w:t>one</w:t>
+      </w:r>
+      <w:r>
+        <w:t xml:space="preserve"> percentage point increase in real GDP, </w:t>
+      </w:r>
+      <w:r>
+        <w:t>a non-profit's total revenue increases by 0.6%</w:t>
+      </w:r>
+      <w:r>
+        <w:t>,</w:t>
+      </w:r>
+      <w:r>
+        <w:t xml:space="preserve"> and this result is statistically significant at the 99% confidence level (p &lt; 0.01).</w:t>
+      </w:r>
+      <w:r>
+        <w:t xml:space="preserve"> </w:t>
+      </w:r>
+      <w:r>
+        <w:t xml:space="preserve">The coefficient </w:t>
+      </w:r>
+      <w:r>
+        <w:t xml:space="preserve">is a positive value, which </w:t>
+      </w:r>
+      <w:r>
+        <w:t>tells us that non-profit revenue follows</w:t>
+      </w:r>
+      <w:r>
+        <w:t xml:space="preserve"> a pro cyclical trend.</w:t>
+      </w:r>
+      <w:r>
+        <w:t xml:space="preserve"> Revenues grow when the economy </w:t>
+      </w:r>
+      <w:r>
+        <w:t>grows but</w:t>
+      </w:r>
+      <w:r>
+        <w:t xml:space="preserve"> shrink when the economy does.</w:t>
+      </w:r>
+    </w:p>
+    <w:p>
+      <w:pPr>
+        <w:ind w:firstLine="720"/>
+      </w:pPr>
+      <w:r>
+        <w:t xml:space="preserve">The results of Model 5.1 and Model 5.2 are consistent with </w:t>
+      </w:r>
+      <w:r>
+        <w:t xml:space="preserve">similar macroeconomics research of </w:t>
+      </w:r>
+      <w:r>
+        <w:t>prior literatur</w:t>
+      </w:r>
+      <w:r>
+        <w:t xml:space="preserve">e. </w:t>
+      </w:r>
+      <w:r>
+        <w:t xml:space="preserve">Exley, </w:t>
+      </w:r>
+      <w:r>
+        <w:t xml:space="preserve">Lehr, and Terry find that </w:t>
+      </w:r>
+      <w:r>
+        <w:t>non-profit revenues across time, region, sectors, and organization types follow a pro cyclical trend. Specifically,</w:t>
+      </w:r>
+      <w:r>
+        <w:t xml:space="preserve"> during a downturn in the economy, revenues decline for non-profits.</w:t>
+      </w:r>
+      <w:r>
         <w:rPr>
-          <w:noProof/>
+          <w:rStyle w:val="FootnoteReference"/>
         </w:rPr>
-        <w:lastRenderedPageBreak/>
-        <w:drawing>
-          <wp:inline distT="0" distB="0" distL="0" distR="0" wp14:anchorId="5B8E5C46" wp14:editId="181A62A9">
-            <wp:extent cx="5943600" cy="4754880"/>
-            <wp:effectExtent l="0" t="0" r="0" b="0"/>
-            <wp:docPr id="453494835" name="Picture 3" descr="A graph with a chart of the effect of gdp change&#10;&#10;AI-generated content may be incorrect."/>
-            <wp:cNvGraphicFramePr>
-              <a:graphicFrameLocks xmlns:a="http://schemas.openxmlformats.org/drawingml/2006/main" noChangeAspect="1"/>
-            </wp:cNvGraphicFramePr>
-            <a:graphic xmlns:a="http://schemas.openxmlformats.org/drawingml/2006/main">
-              <a:graphicData uri="http://schemas.openxmlformats.org/drawingml/2006/picture">
-                <pic:pic xmlns:pic="http://schemas.openxmlformats.org/drawingml/2006/picture">
-                  <pic:nvPicPr>
-                    <pic:cNvPr id="453494835" name="Picture 3" descr="A graph with a chart of the effect of gdp change&#10;&#10;AI-generated content may be incorrect."/>
-                    <pic:cNvPicPr/>
-                  </pic:nvPicPr>
-                  <pic:blipFill>
-                    <a:blip r:embed="rId16" cstate="print">
-                      <a:extLst>
-                        <a:ext uri="{28A0092B-C50C-407E-A947-70E740481C1C}">
-                          <a14:useLocalDpi xmlns:a14="http://schemas.microsoft.com/office/drawing/2010/main" val="0"/>
-                        </a:ext>
-                      </a:extLst>
-                    </a:blip>
-                    <a:stretch>
-                      <a:fillRect/>
-                    </a:stretch>
-                  </pic:blipFill>
-                  <pic:spPr>
-                    <a:xfrm>
-                      <a:off x="0" y="0"/>
-                      <a:ext cx="5943600" cy="4754880"/>
-                    </a:xfrm>
-                    <a:prstGeom prst="rect">
-                      <a:avLst/>
-                    </a:prstGeom>
-                  </pic:spPr>
-                </pic:pic>
-              </a:graphicData>
-            </a:graphic>
-          </wp:inline>
-        </w:drawing>
+        <w:footnoteReference w:id="25"/>
+      </w:r>
+    </w:p>
+    <w:p>
+      <w:pPr>
+        <w:ind w:firstLine="720"/>
+      </w:pPr>
+      <w:r>
+        <w:t>These findings</w:t>
+      </w:r>
+      <w:r>
+        <w:t xml:space="preserve"> </w:t>
+      </w:r>
+      <w:r>
+        <w:t>support</w:t>
+      </w:r>
+      <w:r>
+        <w:t xml:space="preserve"> </w:t>
+      </w:r>
+      <w:r>
+        <w:t>Model 5,</w:t>
+      </w:r>
+      <w:r>
+        <w:t xml:space="preserve"> controlling for firm fixed effects</w:t>
+      </w:r>
+      <w:r>
+        <w:t>, as an</w:t>
+      </w:r>
+      <w:r>
+        <w:t xml:space="preserve"> ideal model. </w:t>
+      </w:r>
+      <w:r>
+        <w:t xml:space="preserve">The results from this model are most consistent with prior research, have high statistical significance, and </w:t>
+      </w:r>
+      <w:r>
+        <w:t>explains a large degree of variation in the data set.</w:t>
+      </w:r>
+      <w:r>
+        <w:t xml:space="preserve"> Further, </w:t>
+      </w:r>
+      <w:r>
+        <w:t xml:space="preserve">observing individual firm choices and isolating them is ideal for this research in finding the countercyclical choices a firm can make. </w:t>
+      </w:r>
+    </w:p>
+    <w:p>
+      <w:pPr>
+        <w:ind w:firstLine="720"/>
+      </w:pPr>
+      <w:r>
+        <w:t>Model 6</w:t>
+      </w:r>
+      <w:r>
+        <w:t xml:space="preserve"> </w:t>
+      </w:r>
+      <w:r>
+        <w:t xml:space="preserve">controls these individual firm choices by including revenue as another explanatory variable for the demand side model. </w:t>
+      </w:r>
+      <w:r>
+        <w:t xml:space="preserve">Below compares this </w:t>
+      </w:r>
+      <w:r>
+        <w:t>revenue-controlled</w:t>
+      </w:r>
+      <w:r>
+        <w:t xml:space="preserve"> model with </w:t>
+      </w:r>
+      <w:r>
+        <w:t xml:space="preserve">the firm-fixed effect models (5.1 and 5.2). </w:t>
       </w:r>
     </w:p>
     <w:p>
@@ -34451,7 +35731,13 @@
         <w:pStyle w:val="TableCaption"/>
       </w:pPr>
       <w:r>
-        <w:t>Non-Profit Economic Cycle: Demand-side vs. Supply-side</w:t>
+        <w:t xml:space="preserve">Non-profit </w:t>
+      </w:r>
+      <w:r>
+        <w:t>Demand-side vs. Supply-side</w:t>
+      </w:r>
+      <w:r>
+        <w:t xml:space="preserve"> Cyclicality</w:t>
       </w:r>
     </w:p>
     <w:tbl>
@@ -35996,7 +37282,6 @@
                 <w:sz w:val="22"/>
                 <w:szCs w:val="22"/>
               </w:rPr>
-              <w:lastRenderedPageBreak/>
               <w:t>FE: industry</w:t>
             </w:r>
           </w:p>
@@ -36167,7 +37452,14 @@
                 <w:sz w:val="22"/>
                 <w:szCs w:val="22"/>
               </w:rPr>
-              <w:t>FE: organization_ein</w:t>
+              <w:t xml:space="preserve">FE: </w:t>
+            </w:r>
+            <w:r>
+              <w:rPr>
+                <w:sz w:val="22"/>
+                <w:szCs w:val="22"/>
+              </w:rPr>
+              <w:t>firm</w:t>
             </w:r>
           </w:p>
         </w:tc>
@@ -36344,6 +37636,22 @@
         </w:tc>
       </w:tr>
     </w:tbl>
+    <w:p>
+      <w:r>
+        <w:tab/>
+      </w:r>
+    </w:p>
+    <w:p>
+      <w:r>
+        <w:t>Revenue Heterogeneity Test</w:t>
+      </w:r>
+    </w:p>
+    <w:p/>
+    <w:p>
+      <w:r>
+        <w:t>Industry Heterogeneity Test</w:t>
+      </w:r>
+    </w:p>
     <w:p/>
     <w:p>
       <w:pPr>
@@ -37411,7 +38719,21 @@
                 <w:sz w:val="22"/>
                 <w:szCs w:val="22"/>
               </w:rPr>
-              <w:t>Num.Obs.</w:t>
+              <w:t>Num</w:t>
+            </w:r>
+            <w:r>
+              <w:rPr>
+                <w:sz w:val="22"/>
+                <w:szCs w:val="22"/>
+              </w:rPr>
+              <w:t xml:space="preserve">. </w:t>
+            </w:r>
+            <w:r>
+              <w:rPr>
+                <w:sz w:val="22"/>
+                <w:szCs w:val="22"/>
+              </w:rPr>
+              <w:t>Obs.</w:t>
             </w:r>
           </w:p>
         </w:tc>
@@ -38906,7 +40228,14 @@
                 <w:sz w:val="22"/>
                 <w:szCs w:val="22"/>
               </w:rPr>
-              <w:t>FE: organization_ein</w:t>
+              <w:t xml:space="preserve">FE: </w:t>
+            </w:r>
+            <w:r>
+              <w:rPr>
+                <w:sz w:val="22"/>
+                <w:szCs w:val="22"/>
+              </w:rPr>
+              <w:t>firm</w:t>
             </w:r>
           </w:p>
         </w:tc>
@@ -39206,6 +40535,7 @@
                 <w:sz w:val="22"/>
                 <w:szCs w:val="22"/>
               </w:rPr>
+              <w:lastRenderedPageBreak/>
               <w:t>+ p &lt; 0.1, * p &lt; 0.05, ** p &lt; 0.01, *** p &lt; 0.001</w:t>
             </w:r>
           </w:p>
@@ -41780,6 +43110,7 @@
         <w:pStyle w:val="Heading1"/>
       </w:pPr>
       <w:r>
+        <w:lastRenderedPageBreak/>
         <w:t>Discussion</w:t>
       </w:r>
     </w:p>
@@ -42926,6 +44257,44 @@
       </w:r>
       <w:r>
         <w:t>Mauri, Alfredo J., and Max P. Michaels. "Firm and industry effects within strategic management: An empirical examination." Strategic management journal 19, no. 3 (1998): 211-219.</w:t>
+      </w:r>
+    </w:p>
+  </w:footnote>
+  <w:footnote w:id="24">
+    <w:p>
+      <w:pPr>
+        <w:pStyle w:val="FootnoteText"/>
+      </w:pPr>
+      <w:r>
+        <w:rPr>
+          <w:rStyle w:val="FootnoteReference"/>
+        </w:rPr>
+        <w:footnoteRef/>
+      </w:r>
+      <w:r>
+        <w:t xml:space="preserve"> </w:t>
+      </w:r>
+      <w:r>
+        <w:t>Pollifroni, Massimo, Gheorghe Militaru and Tiberiu Socaciu. “Economic crises and the counter-cyclical profile of the Non-Profit Organisations: some empirical evidences from the Italian context.” Economics, Management, and Financial Markets 9 (2014): 303-311.</w:t>
+      </w:r>
+    </w:p>
+  </w:footnote>
+  <w:footnote w:id="25">
+    <w:p>
+      <w:pPr>
+        <w:pStyle w:val="FootnoteText"/>
+      </w:pPr>
+      <w:r>
+        <w:rPr>
+          <w:rStyle w:val="FootnoteReference"/>
+        </w:rPr>
+        <w:footnoteRef/>
+      </w:r>
+      <w:r>
+        <w:t xml:space="preserve"> </w:t>
+      </w:r>
+      <w:r>
+        <w:t>Exley, Christine L., Nils H. Lehr, and Stephen J. Terry. "Nonprofits in good times and bad times." Journal of Political Economy Microeconomics 1, no. 1 (2023): 42-79.</w:t>
       </w:r>
     </w:p>
   </w:footnote>
@@ -44467,7 +45836,7 @@
     <w:link w:val="EditingChar"/>
     <w:autoRedefine/>
     <w:qFormat/>
-    <w:rsid w:val="00F0276F"/>
+    <w:rsid w:val="00895062"/>
     <w:pPr>
       <w:ind w:firstLine="720"/>
     </w:pPr>
@@ -44479,7 +45848,7 @@
     <w:name w:val="Editing Char"/>
     <w:basedOn w:val="DefaultParagraphFont"/>
     <w:link w:val="Editing"/>
-    <w:rsid w:val="00F0276F"/>
+    <w:rsid w:val="00895062"/>
     <w:rPr>
       <w:rFonts w:ascii="Times New Roman" w:eastAsia="Times New Roman" w:hAnsi="Times New Roman" w:cs="Times New Roman"/>
       <w:color w:val="EE0000"/>

--- a/Final Paper.docx
+++ b/Final Paper.docx
@@ -35543,7 +35543,13 @@
         <w:t xml:space="preserve">At the same time, the size of the effect of the chosen explanatory variable decreases. </w:t>
       </w:r>
       <w:r>
-        <w:t>Model 4.2. controlling for year, region, and industry</w:t>
+        <w:t>Model 4.2</w:t>
+      </w:r>
+      <w:r>
+        <w:t xml:space="preserve">, </w:t>
+      </w:r>
+      <w:r>
+        <w:t>controlling for year, region, and industry</w:t>
       </w:r>
       <w:r>
         <w:t xml:space="preserve">, shows for a one percentage point increase in real GDP, </w:t>
@@ -37639,6 +37645,27 @@
     <w:p>
       <w:r>
         <w:tab/>
+      </w:r>
+      <w:r>
+        <w:t xml:space="preserve">Model 6 shows a different explanation for changes in </w:t>
+      </w:r>
+      <w:r>
+        <w:t>a non-profit’s program expenses</w:t>
+      </w:r>
+      <w:r>
+        <w:t xml:space="preserve">, in which </w:t>
+      </w:r>
+      <w:r>
+        <w:t>total revenue explains the majority of changes in program expenses</w:t>
+      </w:r>
+      <w:r>
+        <w:t>.</w:t>
+      </w:r>
+      <w:r>
+        <w:t xml:space="preserve"> For a </w:t>
+      </w:r>
+      <w:r>
+        <w:t xml:space="preserve"> </w:t>
       </w:r>
     </w:p>
     <w:p>
@@ -40228,6 +40255,7 @@
                 <w:sz w:val="22"/>
                 <w:szCs w:val="22"/>
               </w:rPr>
+              <w:lastRenderedPageBreak/>
               <w:t xml:space="preserve">FE: </w:t>
             </w:r>
             <w:r>
@@ -40535,7 +40563,6 @@
                 <w:sz w:val="22"/>
                 <w:szCs w:val="22"/>
               </w:rPr>
-              <w:lastRenderedPageBreak/>
               <w:t>+ p &lt; 0.1, * p &lt; 0.05, ** p &lt; 0.01, *** p &lt; 0.001</w:t>
             </w:r>
           </w:p>
@@ -43110,7 +43137,6 @@
         <w:pStyle w:val="Heading1"/>
       </w:pPr>
       <w:r>
-        <w:lastRenderedPageBreak/>
         <w:t>Discussion</w:t>
       </w:r>
     </w:p>
